--- a/downloads/teacher/ai-1-week-25.docx
+++ b/downloads/teacher/ai-1-week-25.docx
@@ -2968,6 +2968,396 @@
         <w:t>Use the sorter’s approved catalogue for facts, explicit calculations for scores and checked prose for explanations.</w:t>
       </w:r>
     </w:p>
+    <w:p>
+      <w:pPr>
+        <w:pStyle w:val="Heading1"/>
+      </w:pPr>
+      <w:r>
+        <w:t>07. Prepare, teach and assess</w:t>
+      </w:r>
+    </w:p>
+    <w:p>
+      <w:r>
+        <w:t>Teaching target: Distinguish retrieving a record, calculating from inputs and generating wording</w:t>
+      </w:r>
+    </w:p>
+    <w:p>
+      <w:r>
+        <w:t>Prepare the labelled worked-case picture, the matching workbook, fictional input cards and a place for individual responses. No paid AI account is required for the paper reasoning activities.</w:t>
+      </w:r>
+    </w:p>
+    <w:tbl>
+      <w:tblPr>
+        <w:tblStyle w:val="LightShading-Accent1"/>
+        <w:tblW w:type="auto" w:w="0"/>
+        <w:tblLook w:firstColumn="1" w:firstRow="1" w:lastColumn="0" w:lastRow="0" w:noHBand="0" w:noVBand="1" w:val="04A0"/>
+      </w:tblPr>
+      <w:tblGrid>
+        <w:gridCol w:w="3408"/>
+        <w:gridCol w:w="3408"/>
+        <w:gridCol w:w="3408"/>
+      </w:tblGrid>
+      <w:tr>
+        <w:trPr>
+          <w:tblHeader/>
+        </w:trPr>
+        <w:tc>
+          <w:tcPr>
+            <w:tcW w:type="dxa" w:w="3408"/>
+          </w:tcPr>
+          <w:p>
+            <w:r>
+              <w:t>Session</w:t>
+            </w:r>
+          </w:p>
+        </w:tc>
+        <w:tc>
+          <w:tcPr>
+            <w:tcW w:type="dxa" w:w="3408"/>
+          </w:tcPr>
+          <w:p>
+            <w:r>
+              <w:t>Plan</w:t>
+            </w:r>
+          </w:p>
+        </w:tc>
+        <w:tc>
+          <w:tcPr>
+            <w:tcW w:type="dxa" w:w="3408"/>
+          </w:tcPr>
+          <w:p>
+            <w:r>
+              <w:t>Resources</w:t>
+            </w:r>
+          </w:p>
+        </w:tc>
+      </w:tr>
+      <w:tr>
+        <w:tc>
+          <w:tcPr>
+            <w:tcW w:type="dxa" w:w="3408"/>
+          </w:tcPr>
+          <w:p>
+            <w:r>
+              <w:t>Session 1 · Understand · 45 min</w:t>
+            </w:r>
+          </w:p>
+        </w:tc>
+        <w:tc>
+          <w:tcPr>
+            <w:tcW w:type="dxa" w:w="3408"/>
+          </w:tcPr>
+          <w:p>
+            <w:r>
+              <w:t>0–7: recall and prerequisite; 7–15: inspect the concrete case and predict; 15–30: teacher models the worked trace; 30–40: learners explain a step using the text and visual; 40–45: check the core idea.</w:t>
+            </w:r>
+          </w:p>
+        </w:tc>
+        <w:tc>
+          <w:tcPr>
+            <w:tcW w:type="dxa" w:w="3408"/>
+          </w:tcPr>
+          <w:p>
+            <w:r>
+              <w:t>Sections 1–6; record the brief recall in the workbook.</w:t>
+            </w:r>
+          </w:p>
+        </w:tc>
+      </w:tr>
+      <w:tr>
+        <w:tc>
+          <w:tcPr>
+            <w:tcW w:type="dxa" w:w="3408"/>
+          </w:tcPr>
+          <w:p>
+            <w:r>
+              <w:t>Session 2 · Practise · 45 min</w:t>
+            </w:r>
+          </w:p>
+        </w:tc>
+        <w:tc>
+          <w:tcPr>
+            <w:tcW w:type="dxa" w:w="3408"/>
+          </w:tcPr>
+          <w:p>
+            <w:r>
+              <w:t>0–5: retrieve the procedure; 5–15: W2 completion practice; 15–23: explain and check with a partner; 23–30: each learner answers the misconception check; 30–40: targeted reteaching or a harder variation; 40–45: prepare the investigation.</w:t>
+            </w:r>
+          </w:p>
+        </w:tc>
+        <w:tc>
+          <w:tcPr>
+            <w:tcW w:type="dxa" w:w="3408"/>
+          </w:tcPr>
+          <w:p>
+            <w:r>
+              <w:t>Sections 7–10; use the matching workbook W2 and misconception check.</w:t>
+            </w:r>
+          </w:p>
+        </w:tc>
+      </w:tr>
+      <w:tr>
+        <w:tc>
+          <w:tcPr>
+            <w:tcW w:type="dxa" w:w="3408"/>
+          </w:tcPr>
+          <w:p>
+            <w:r>
+              <w:t>Session 3 · Investigate and transfer · 45 min</w:t>
+            </w:r>
+          </w:p>
+        </w:tc>
+        <w:tc>
+          <w:tcPr>
+            <w:tcW w:type="dxa" w:w="3408"/>
+          </w:tcPr>
+          <w:p>
+            <w:r>
+              <w:t>0–5: retrieve the decision rule; 5–20: investigate or trace; 20–30: start the independent case; 30–38: connect the project; 38–43: act on feedback; 43–45: plan the return check.</w:t>
+            </w:r>
+          </w:p>
+        </w:tc>
+        <w:tc>
+          <w:tcPr>
+            <w:tcW w:type="dxa" w:w="3408"/>
+          </w:tcPr>
+          <w:p>
+            <w:r>
+              <w:t>Sections 9 and 11–14. Give extra time to finish the full task set; use Section 15 when the week includes a coding lab.</w:t>
+            </w:r>
+          </w:p>
+        </w:tc>
+      </w:tr>
+    </w:tbl>
+    <w:p>
+      <w:r>
+        <w:t>Before class, solve the supported practice: A calculator correctly returns 24 for 6 × 4. A pupil reports this as the number of non-helper places available. Explain the problem and write the correct expression, result and meaning.</w:t>
+      </w:r>
+    </w:p>
+    <w:p>
+      <w:r>
+        <w:t>Reasoned practice answer: 24 is total capacity before the three helper places are reserved. The requested remaining count is 6 × 4 − 3 = 21 non-helper places. The calculator can execute the supplied expression correctly while that expression omits a required step.</w:t>
+      </w:r>
+    </w:p>
+    <w:p>
+      <w:r>
+        <w:t>Check every learner before discussion: Use the worked case for Generation retrieval and calculation. Proposed explanation: “Retrieving a record proves it is current”. Decide whether this explanation is supported. Point to the step or supplied fact that decides; explain your repair if needed.</w:t>
+      </w:r>
+    </w:p>
+    <w:p>
+      <w:r>
+        <w:t>Misconception repair: Check event and version; N1 is superseded by N2 in this example.</w:t>
+      </w:r>
+    </w:p>
+    <w:p>
+      <w:r>
+        <w:t>Support: read the exact case aloud, enlarge the labelled picture, supply input cards and model only the first deciding step. Accept a spoken explanation or drawing; retain the reasoning goal.</w:t>
+      </w:r>
+    </w:p>
+    <w:p>
+      <w:r>
+        <w:t>Extension: Reserve four places instead of two, keeping the room and day unchanged. Require a prediction and a reason before comparing. Expected result: Eight learner places remain. Reason: 3×4−4=8; this changes capacity for learners, not the retrieved date or location.</w:t>
+      </w:r>
+    </w:p>
+    <w:p>
+      <w:r>
+        <w:t>Independent assessment: withhold the reserved answer until the learner has attempted the new case. Record support separately from correctness.</w:t>
+      </w:r>
+    </w:p>
+    <w:tbl>
+      <w:tblPr>
+        <w:tblStyle w:val="LightShading-Accent1"/>
+        <w:tblW w:type="auto" w:w="0"/>
+        <w:tblLook w:firstColumn="1" w:firstRow="1" w:lastColumn="0" w:lastRow="0" w:noHBand="0" w:noVBand="1" w:val="04A0"/>
+      </w:tblPr>
+      <w:tblGrid>
+        <w:gridCol w:w="2556"/>
+        <w:gridCol w:w="2556"/>
+        <w:gridCol w:w="2556"/>
+        <w:gridCol w:w="2556"/>
+      </w:tblGrid>
+      <w:tr>
+        <w:trPr>
+          <w:tblHeader/>
+        </w:trPr>
+        <w:tc>
+          <w:tcPr>
+            <w:tcW w:type="dxa" w:w="2556"/>
+          </w:tcPr>
+          <w:p>
+            <w:r>
+              <w:t>Criterion</w:t>
+            </w:r>
+          </w:p>
+        </w:tc>
+        <w:tc>
+          <w:tcPr>
+            <w:tcW w:type="dxa" w:w="2556"/>
+          </w:tcPr>
+          <w:p>
+            <w:r>
+              <w:t>Not yet</w:t>
+            </w:r>
+          </w:p>
+        </w:tc>
+        <w:tc>
+          <w:tcPr>
+            <w:tcW w:type="dxa" w:w="2556"/>
+          </w:tcPr>
+          <w:p>
+            <w:r>
+              <w:t>With support</w:t>
+            </w:r>
+          </w:p>
+        </w:tc>
+        <w:tc>
+          <w:tcPr>
+            <w:tcW w:type="dxa" w:w="2556"/>
+          </w:tcPr>
+          <w:p>
+            <w:r>
+              <w:t>Independent</w:t>
+            </w:r>
+          </w:p>
+        </w:tc>
+      </w:tr>
+      <w:tr>
+        <w:tc>
+          <w:tcPr>
+            <w:tcW w:type="dxa" w:w="2556"/>
+          </w:tcPr>
+          <w:p>
+            <w:r>
+              <w:t>Explanation</w:t>
+            </w:r>
+          </w:p>
+        </w:tc>
+        <w:tc>
+          <w:tcPr>
+            <w:tcW w:type="dxa" w:w="2556"/>
+          </w:tcPr>
+          <w:p>
+            <w:r>
+              <w:t>Names an answer without a deciding fact</w:t>
+            </w:r>
+          </w:p>
+        </w:tc>
+        <w:tc>
+          <w:tcPr>
+            <w:tcW w:type="dxa" w:w="2556"/>
+          </w:tcPr>
+          <w:p>
+            <w:r>
+              <w:t>Uses a hint to link fact and decision</w:t>
+            </w:r>
+          </w:p>
+        </w:tc>
+        <w:tc>
+          <w:tcPr>
+            <w:tcW w:type="dxa" w:w="2556"/>
+          </w:tcPr>
+          <w:p>
+            <w:r>
+              <w:t>Explains the deciding fact in own words</w:t>
+            </w:r>
+          </w:p>
+        </w:tc>
+      </w:tr>
+      <w:tr>
+        <w:tc>
+          <w:tcPr>
+            <w:tcW w:type="dxa" w:w="2556"/>
+          </w:tcPr>
+          <w:p>
+            <w:r>
+              <w:t>Trace or test</w:t>
+            </w:r>
+          </w:p>
+        </w:tc>
+        <w:tc>
+          <w:tcPr>
+            <w:tcW w:type="dxa" w:w="2556"/>
+          </w:tcPr>
+          <w:p>
+            <w:r>
+              <w:t>Cannot connect input and result</w:t>
+            </w:r>
+          </w:p>
+        </w:tc>
+        <w:tc>
+          <w:tcPr>
+            <w:tcW w:type="dxa" w:w="2556"/>
+          </w:tcPr>
+          <w:p>
+            <w:r>
+              <w:t>Completes steps with prompts</w:t>
+            </w:r>
+          </w:p>
+        </w:tc>
+        <w:tc>
+          <w:tcPr>
+            <w:tcW w:type="dxa" w:w="2556"/>
+          </w:tcPr>
+          <w:p>
+            <w:r>
+              <w:t>Traces or tests a changed case accurately</w:t>
+            </w:r>
+          </w:p>
+        </w:tc>
+      </w:tr>
+      <w:tr>
+        <w:tc>
+          <w:tcPr>
+            <w:tcW w:type="dxa" w:w="2556"/>
+          </w:tcPr>
+          <w:p>
+            <w:r>
+              <w:t>Limits and revision</w:t>
+            </w:r>
+          </w:p>
+        </w:tc>
+        <w:tc>
+          <w:tcPr>
+            <w:tcW w:type="dxa" w:w="2556"/>
+          </w:tcPr>
+          <w:p>
+            <w:r>
+              <w:t>Claims more than evidence supports</w:t>
+            </w:r>
+          </w:p>
+        </w:tc>
+        <w:tc>
+          <w:tcPr>
+            <w:tcW w:type="dxa" w:w="2556"/>
+          </w:tcPr>
+          <w:p>
+            <w:r>
+              <w:t>Names a limit after a prompt</w:t>
+            </w:r>
+          </w:p>
+        </w:tc>
+        <w:tc>
+          <w:tcPr>
+            <w:tcW w:type="dxa" w:w="2556"/>
+          </w:tcPr>
+          <w:p>
+            <w:r>
+              <w:t>States a defensible limit and useful next test</w:t>
+            </w:r>
+          </w:p>
+        </w:tc>
+      </w:tr>
+    </w:tbl>
+    <w:p>
+      <w:r>
+        <w:t>Project checkpoint: Prepare the demonstration. Gather reproducible instructions, evidence, access checks and remaining limitations.</w:t>
+      </w:r>
+    </w:p>
+    <w:p>
+      <w:r>
+        <w:t>Use the weekly teacher answer for topic-specific reasoning. A saved progress tick is an activity record; judge mastery from the learner’s explanation and evidence.</w:t>
+      </w:r>
+    </w:p>
     <w:sectPr>
       <w:pgSz w:w="12240" w:h="15840"/>
       <w:pgMar w:top="936" w:right="1008" w:bottom="936" w:left="1008" w:header="720" w:footer="720" w:gutter="0"/>

--- a/downloads/teacher/ai-1-week-25.docx
+++ b/downloads/teacher/ai-1-week-25.docx
@@ -3358,6 +3358,39 @@
         <w:t>Use the weekly teacher answer for topic-specific reasoning. A saved progress tick is an activity record; judge mastery from the learner’s explanation and evidence.</w:t>
       </w:r>
     </w:p>
+    <w:p>
+      <w:pPr>
+        <w:pStyle w:val="Heading1"/>
+      </w:pPr>
+      <w:r>
+        <w:t>08. Use feedback, labs and repair paths</w:t>
+      </w:r>
+    </w:p>
+    <w:p>
+      <w:r>
+        <w:t>Use the two formative questions as supported practice, not as independent mastery scores. Discuss the deciding evidence rather than accepting a guessed selection.</w:t>
+      </w:r>
+    </w:p>
+    <w:p>
+      <w:r>
+        <w:t>The feedback comes from the reviewed public worked case. Do not reveal the separately reserved independent teacher answer until the learner has attempted that case.</w:t>
+      </w:r>
+    </w:p>
+    <w:p>
+      <w:r>
+        <w:t>Ask students to predict before running code. Preserve errors and actual outputs; collect a changed test and an explanation. The branch-boundary and indexing lessons deliberately include failure cases.</w:t>
+      </w:r>
+    </w:p>
+    <w:p>
+      <w:r>
+        <w:t>Use the earlier worked-explanation links to address a specific missing building block, then return to the current question. Adapt this suggestion after observing the learner; it is not an automatic diagnosis.</w:t>
+      </w:r>
+    </w:p>
+    <w:p>
+      <w:r>
+        <w:t>Collect the completed-work portfolio as evidence. Record support separately from correctness, and assess explanation, trace/test and limitations. Progress ticks and quiz selections alone do not establish mastery.</w:t>
+      </w:r>
+    </w:p>
     <w:sectPr>
       <w:pgSz w:w="12240" w:h="15840"/>
       <w:pgMar w:top="936" w:right="1008" w:bottom="936" w:left="1008" w:header="720" w:footer="720" w:gutter="0"/>

--- a/downloads/teacher/ai-1-week-25.docx
+++ b/downloads/teacher/ai-1-week-25.docx
@@ -29,6 +29,11 @@
       </w:r>
     </w:p>
     <w:p>
+      <w:r>
+        <w:t>Prepare Generate, Retrieve, or Calculate?: check the target, prerequisites, resources and adaptable teaching schedule.</w:t>
+      </w:r>
+    </w:p>
+    <w:p>
       <w:pPr>
         <w:pStyle w:val="Heading3"/>
       </w:pPr>
@@ -37,8 +42,26 @@
       </w:r>
     </w:p>
     <w:p>
-      <w:r>
-        <w:t>Primary target: Distinguish retrieving a record, calculating from inputs and generating wording</w:t>
+      <w:pPr>
+        <w:spacing w:line="336" w:lineRule="auto" w:after="180"/>
+      </w:pPr>
+      <w:r>
+        <w:rPr>
+          <w:b w:val="0"/>
+        </w:rPr>
+        <w:t xml:space="preserve">Primary target: Distinguish retrieving a record, calculating from </w:t>
+      </w:r>
+      <w:r>
+        <w:rPr>
+          <w:b/>
+        </w:rPr>
+        <w:t>input</w:t>
+      </w:r>
+      <w:r>
+        <w:rPr>
+          <w:b w:val="0"/>
+        </w:rPr>
+        <w:t>s and generating wording</w:t>
       </w:r>
     </w:p>
     <w:tbl>
@@ -185,8 +208,37 @@
       </w:tr>
     </w:tbl>
     <w:p>
-      <w:r>
-        <w:t>This is a starting allocation of 135 minutes, not a validated duration. Preserve all named topics. Schedule extra time for connected examples, the full investigation, independent cases and project building. Repeated copies of a case share one recorded attempt; they are not new evidence.</w:t>
+      <w:pPr>
+        <w:spacing w:line="336" w:lineRule="auto" w:after="180"/>
+      </w:pPr>
+      <w:r>
+        <w:rPr>
+          <w:b w:val="0"/>
+        </w:rPr>
+        <w:t>This is a starting allocation of 135 minutes, not a validated duration. Preserve all named topics. Schedule extra time for connected examples, the full investigation, independent cases and project building.</w:t>
+      </w:r>
+    </w:p>
+    <w:p>
+      <w:pPr>
+        <w:spacing w:line="336" w:lineRule="auto" w:after="180"/>
+      </w:pPr>
+      <w:r>
+        <w:rPr>
+          <w:b w:val="0"/>
+        </w:rPr>
+        <w:t xml:space="preserve">Repeated copies of a case share one recorded attempt; they are not new </w:t>
+      </w:r>
+      <w:r>
+        <w:rPr>
+          <w:b/>
+        </w:rPr>
+        <w:t>evidence</w:t>
+      </w:r>
+      <w:r>
+        <w:rPr>
+          <w:b w:val="0"/>
+        </w:rPr>
+        <w:t>.</w:t>
       </w:r>
     </w:p>
     <w:p>
@@ -206,18 +258,47 @@
       </w:r>
     </w:p>
     <w:p>
-      <w:r>
+      <w:pPr>
+        <w:spacing w:line="336" w:lineRule="auto" w:after="180"/>
+      </w:pPr>
+      <w:r>
+        <w:rPr>
+          <w:b w:val="0"/>
+        </w:rPr>
         <w:t>Without opening the old lesson, explain one key idea from Privacy by Choosing Less. Give an example and a mistake that the idea helps you avoid.</w:t>
       </w:r>
     </w:p>
     <w:p>
-      <w:r>
+      <w:pPr>
+        <w:spacing w:line="336" w:lineRule="auto" w:after="180"/>
+      </w:pPr>
+      <w:r>
+        <w:rPr>
+          <w:b w:val="0"/>
+        </w:rPr>
         <w:t>Look for: Justify which information a stated task needs and remove unnecessary fields</w:t>
       </w:r>
     </w:p>
     <w:p>
-      <w:r>
-        <w:t>Reference example, not the only acceptable wording: Keep topic choice; remove name, full date of birth, address and photograph. The totals do not require identity or contact details. Collecting extra fields creates copies and exposure to manage even if those fields are later ignored or deleted.</w:t>
+      <w:pPr>
+        <w:spacing w:line="336" w:lineRule="auto" w:after="180"/>
+      </w:pPr>
+      <w:r>
+        <w:rPr>
+          <w:b w:val="0"/>
+        </w:rPr>
+        <w:t>Reference example, not the only acceptable wording: Keep topic choice; remove name, full date of birth, address and photograph. The totals do not require identity or contact details.</w:t>
+      </w:r>
+    </w:p>
+    <w:p>
+      <w:pPr>
+        <w:spacing w:line="336" w:lineRule="auto" w:after="180"/>
+      </w:pPr>
+      <w:r>
+        <w:rPr>
+          <w:b w:val="0"/>
+        </w:rPr>
+        <w:t>Collecting extra fields creates copies and exposure to manage even if those fields are later ignored or deleted.</w:t>
       </w:r>
     </w:p>
     <w:p>
@@ -229,18 +310,47 @@
       </w:r>
     </w:p>
     <w:p>
-      <w:r>
+      <w:pPr>
+        <w:spacing w:line="336" w:lineRule="auto" w:after="180"/>
+      </w:pPr>
+      <w:r>
+        <w:rPr>
+          <w:b w:val="0"/>
+        </w:rPr>
         <w:t>Without opening the old lesson, explain one key idea from Missing and Unbalanced Examples. Give an example and a mistake that the idea helps you avoid.</w:t>
       </w:r>
     </w:p>
     <w:p>
-      <w:r>
+      <w:pPr>
+        <w:spacing w:line="336" w:lineRule="auto" w:after="180"/>
+      </w:pPr>
+      <w:r>
+        <w:rPr>
+          <w:b w:val="0"/>
+        </w:rPr>
         <w:t>Look for: Name the target collection, selection list and cases actually assessed</w:t>
       </w:r>
     </w:p>
     <w:p>
-      <w:r>
-        <w:t>Reference example, not the only acceptable wording: The target is all 24 specified cards across four conditions. The sample is the 6 bright-circle cards. Dim circles, bright squares and dim squares are absent. A frame containing only bright-circle IDs excludes every other condition, regardless of how randomly IDs are drawn from it.</w:t>
+      <w:pPr>
+        <w:spacing w:line="336" w:lineRule="auto" w:after="180"/>
+      </w:pPr>
+      <w:r>
+        <w:rPr>
+          <w:b w:val="0"/>
+        </w:rPr>
+        <w:t>Reference example, not the only acceptable wording: The target is all 24 specified cards across four conditions. The sample is the 6 bright-circle cards. Dim circles, bright squares and dim squares are absent.</w:t>
+      </w:r>
+    </w:p>
+    <w:p>
+      <w:pPr>
+        <w:spacing w:line="336" w:lineRule="auto" w:after="180"/>
+      </w:pPr>
+      <w:r>
+        <w:rPr>
+          <w:b w:val="0"/>
+        </w:rPr>
+        <w:t>A frame containing only bright-circle IDs excludes every other condition, regardless of how randomly IDs are drawn from it.</w:t>
       </w:r>
     </w:p>
     <w:p>
@@ -252,22 +362,58 @@
       </w:r>
     </w:p>
     <w:p>
-      <w:r>
+      <w:pPr>
+        <w:spacing w:line="336" w:lineRule="auto" w:after="180"/>
+      </w:pPr>
+      <w:r>
+        <w:rPr>
+          <w:b w:val="0"/>
+        </w:rPr>
         <w:t>Without opening the old lesson, explain one key idea from Similarity. Give an example and a mistake that the idea helps you avoid.</w:t>
       </w:r>
     </w:p>
     <w:p>
-      <w:r>
-        <w:t>Look for: Calculate similarity using explicitly selected features and a stated scoring rule</w:t>
-      </w:r>
-    </w:p>
-    <w:p>
-      <w:r>
+      <w:pPr>
+        <w:spacing w:line="336" w:lineRule="auto" w:after="180"/>
+      </w:pPr>
+      <w:r>
+        <w:rPr>
+          <w:b w:val="0"/>
+        </w:rPr>
+        <w:t xml:space="preserve">Look for: </w:t>
+      </w:r>
+      <w:r>
+        <w:rPr>
+          <w:b/>
+        </w:rPr>
+        <w:t>Calculate</w:t>
+      </w:r>
+      <w:r>
+        <w:rPr>
+          <w:b w:val="0"/>
+        </w:rPr>
+        <w:t xml:space="preserve"> similarity using explicitly selected features and a stated scoring rule</w:t>
+      </w:r>
+    </w:p>
+    <w:p>
+      <w:pPr>
+        <w:spacing w:line="336" w:lineRule="auto" w:after="180"/>
+      </w:pPr>
+      <w:r>
+        <w:rPr>
+          <w:b w:val="0"/>
+        </w:rPr>
         <w:t>Reference example, not the only acceptable wording: A: 1, 1, 0 gives 2. B: 0, 0, 1 gives 1. C: 1, 0, 0 gives 1. A is the only highest scoring candidate among A, B and C under equal weights.</w:t>
       </w:r>
     </w:p>
     <w:p>
-      <w:r>
+      <w:pPr>
+        <w:spacing w:line="336" w:lineRule="auto" w:after="180"/>
+      </w:pPr>
+      <w:r>
+        <w:rPr>
+          <w:b w:val="0"/>
+        </w:rPr>
         <w:t>Use the student module and workbook section with this exact week title. The worked case, independent question and answers below form one aligned lesson sequence.</w:t>
       </w:r>
     </w:p>
@@ -280,8 +426,63 @@
       </w:r>
     </w:p>
     <w:p>
-      <w:r>
-        <w:t>Three tasks are: invent a school motto, find the exact fire-drill meeting point in a supplied handbook, and divide 84 stickers among 7 teams. Choose generation, retrieval or calculation for each. Which outputs need checking?</w:t>
+      <w:pPr>
+        <w:spacing w:line="336" w:lineRule="auto" w:after="180"/>
+        <w:shd w:fill="F5F1FB"/>
+      </w:pPr>
+      <w:r>
+        <w:rPr>
+          <w:b w:val="0"/>
+        </w:rPr>
+        <w:t xml:space="preserve">Three tasks are: invent a school motto, find the exact fire-drill meeting point in a supplied handbook, and divide 84 stickers among 7 teams. Choose </w:t>
+      </w:r>
+      <w:r>
+        <w:rPr>
+          <w:b/>
+        </w:rPr>
+        <w:t>generation</w:t>
+      </w:r>
+      <w:r>
+        <w:rPr>
+          <w:b w:val="0"/>
+        </w:rPr>
+        <w:t xml:space="preserve">, </w:t>
+      </w:r>
+      <w:r>
+        <w:rPr>
+          <w:b/>
+        </w:rPr>
+        <w:t>retrieval</w:t>
+      </w:r>
+      <w:r>
+        <w:rPr>
+          <w:b w:val="0"/>
+        </w:rPr>
+        <w:t xml:space="preserve"> or </w:t>
+      </w:r>
+      <w:r>
+        <w:rPr>
+          <w:b/>
+        </w:rPr>
+        <w:t>calculation</w:t>
+      </w:r>
+      <w:r>
+        <w:rPr>
+          <w:b w:val="0"/>
+        </w:rPr>
+        <w:t xml:space="preserve"> for each. Which </w:t>
+      </w:r>
+      <w:r>
+        <w:rPr>
+          <w:b/>
+        </w:rPr>
+        <w:t>output</w:t>
+      </w:r>
+      <w:r>
+        <w:rPr>
+          <w:b w:val="0"/>
+        </w:rPr>
+        <w:t>s need checking?</w:t>
       </w:r>
     </w:p>
     <w:p>
@@ -293,7 +494,13 @@
       </w:r>
     </w:p>
     <w:p>
-      <w:r>
+      <w:pPr>
+        <w:spacing w:line="336" w:lineRule="auto" w:after="180"/>
+      </w:pPr>
+      <w:r>
+        <w:rPr>
+          <w:b w:val="0"/>
+        </w:rPr>
         <w:t>Different systems create, look up, or compute answers in different ways.</w:t>
       </w:r>
     </w:p>
@@ -430,12 +637,38 @@
       </w:r>
     </w:p>
     <w:p>
-      <w:r>
+      <w:pPr>
+        <w:spacing w:line="336" w:lineRule="auto" w:after="180"/>
+      </w:pPr>
+      <w:r>
+        <w:rPr>
+          <w:b w:val="0"/>
+        </w:rPr>
         <w:t>Use the supplied scenario, student illustrations and blank paper. For numeric work, offer counters or a calculator after learners show the setup. Fictional records are supplied; personal data and paid accounts are unnecessary.</w:t>
       </w:r>
     </w:p>
     <w:p>
-      <w:r>
+      <w:pPr>
+        <w:pStyle w:val="Heading3"/>
+      </w:pPr>
+      <w:r>
+        <w:t>Alternative compact allocation</w:t>
+      </w:r>
+    </w:p>
+    <w:p>
+      <w:r>
+        <w:t>This compact option is not the full-week schedule. Use the main teaching cycle and allow extra sessions for the investigation, independent work and project.</w:t>
+      </w:r>
+    </w:p>
+    <w:p>
+      <w:pPr>
+        <w:spacing w:line="336" w:lineRule="auto" w:after="180"/>
+        <w:shd w:fill="F1F6F8"/>
+      </w:pPr>
+      <w:r>
+        <w:rPr>
+          <w:b w:val="0"/>
+        </w:rPr>
         <w:t>Allow 80 minutes: recall 8; explanation 12; worked demonstration 15; guided practice 20; independent assessment 15; project and reflection 10. Extend the lab into a second session when needed.</w:t>
       </w:r>
     </w:p>
@@ -448,8 +681,108 @@
       </w:r>
     </w:p>
     <w:p>
-      <w:r>
-        <w:t>Keep operations distinct without presenting three mutually exclusive product categories. A modern system can retrieve records, call a calculator and generate a final response. Lewis and colleagues provide a primary example combining retrieval and generation: Retrieval-Augmented Generation for Knowledge-Intensive NLP Tasks (2020), https://arxiv.org/abs/2005.11401. Use this as teacher background, not required pupil reading. The fictional notices and arithmetic here are independent classroom examples.</w:t>
+      <w:pPr>
+        <w:spacing w:line="336" w:lineRule="auto" w:after="180"/>
+      </w:pPr>
+      <w:r>
+        <w:rPr>
+          <w:b w:val="0"/>
+        </w:rPr>
+        <w:t xml:space="preserve">Keep operations distinct without presenting three mutually exclusive product categories. A modern system can </w:t>
+      </w:r>
+      <w:r>
+        <w:rPr>
+          <w:b/>
+        </w:rPr>
+        <w:t>retrieve</w:t>
+      </w:r>
+      <w:r>
+        <w:rPr>
+          <w:b w:val="0"/>
+        </w:rPr>
+        <w:t xml:space="preserve"> records, call a calculator and </w:t>
+      </w:r>
+      <w:r>
+        <w:rPr>
+          <w:b/>
+        </w:rPr>
+        <w:t>generate</w:t>
+      </w:r>
+      <w:r>
+        <w:rPr>
+          <w:b w:val="0"/>
+        </w:rPr>
+        <w:t xml:space="preserve"> a final response.</w:t>
+      </w:r>
+    </w:p>
+    <w:p>
+      <w:pPr>
+        <w:spacing w:line="336" w:lineRule="auto" w:after="180"/>
+      </w:pPr>
+      <w:r>
+        <w:rPr>
+          <w:b w:val="0"/>
+        </w:rPr>
+        <w:t xml:space="preserve">Lewis and colleagues provide a primary example combining </w:t>
+      </w:r>
+      <w:r>
+        <w:rPr>
+          <w:b/>
+        </w:rPr>
+        <w:t>retrieval</w:t>
+      </w:r>
+      <w:r>
+        <w:rPr>
+          <w:b w:val="0"/>
+        </w:rPr>
+        <w:t xml:space="preserve"> and </w:t>
+      </w:r>
+      <w:r>
+        <w:rPr>
+          <w:b/>
+        </w:rPr>
+        <w:t>generation</w:t>
+      </w:r>
+      <w:r>
+        <w:rPr>
+          <w:b w:val="0"/>
+        </w:rPr>
+        <w:t xml:space="preserve">: </w:t>
+      </w:r>
+      <w:r>
+        <w:rPr>
+          <w:b/>
+        </w:rPr>
+        <w:t>Retrieval</w:t>
+      </w:r>
+      <w:r>
+        <w:rPr>
+          <w:b w:val="0"/>
+        </w:rPr>
+        <w:t xml:space="preserve">-Augmented </w:t>
+      </w:r>
+      <w:r>
+        <w:rPr>
+          <w:b/>
+        </w:rPr>
+        <w:t>Generation</w:t>
+      </w:r>
+      <w:r>
+        <w:rPr>
+          <w:b w:val="0"/>
+        </w:rPr>
+        <w:t xml:space="preserve"> for Knowledge-Intensive NLP Tasks (2020), https://arxiv.org/abs/2005.11401.</w:t>
+      </w:r>
+    </w:p>
+    <w:p>
+      <w:pPr>
+        <w:spacing w:line="336" w:lineRule="auto" w:after="180"/>
+      </w:pPr>
+      <w:r>
+        <w:rPr>
+          <w:b w:val="0"/>
+        </w:rPr>
+        <w:t>Use this as teacher background, not required pupil reading. The fictional notices and arithmetic here are independent classroom examples.</w:t>
       </w:r>
     </w:p>
     <w:p>
@@ -461,22 +794,70 @@
       </w:r>
     </w:p>
     <w:p>
-      <w:r>
+      <w:pPr>
+        <w:spacing w:line="336" w:lineRule="auto" w:after="180"/>
+      </w:pPr>
+      <w:r>
+        <w:rPr>
+          <w:b w:val="0"/>
+        </w:rPr>
         <w:t>The task needs the three totals, not pupil identities. Use the least information needed and follow the teacher’s approved tool and data rules.</w:t>
       </w:r>
     </w:p>
     <w:p>
-      <w:r>
+      <w:pPr>
+        <w:spacing w:line="336" w:lineRule="auto" w:after="180"/>
+      </w:pPr>
+      <w:r>
+        <w:rPr>
+          <w:b w:val="0"/>
+        </w:rPr>
         <w:t>The fictional N1 and N2 notice details printed in the student lesson</w:t>
       </w:r>
     </w:p>
     <w:p>
-      <w:r>
-        <w:t>Paper for three-column traces labelled source facts, calculation and wording</w:t>
-      </w:r>
-    </w:p>
-    <w:p>
-      <w:r>
+      <w:pPr>
+        <w:spacing w:line="336" w:lineRule="auto" w:after="180"/>
+      </w:pPr>
+      <w:r>
+        <w:rPr>
+          <w:b w:val="0"/>
+        </w:rPr>
+        <w:t xml:space="preserve">Paper for three-column </w:t>
+      </w:r>
+      <w:r>
+        <w:rPr>
+          <w:b/>
+        </w:rPr>
+        <w:t>trace</w:t>
+      </w:r>
+      <w:r>
+        <w:rPr>
+          <w:b w:val="0"/>
+        </w:rPr>
+        <w:t xml:space="preserve">s labelled source facts, </w:t>
+      </w:r>
+      <w:r>
+        <w:rPr>
+          <w:b/>
+        </w:rPr>
+        <w:t>calculation</w:t>
+      </w:r>
+      <w:r>
+        <w:rPr>
+          <w:b w:val="0"/>
+        </w:rPr>
+        <w:t xml:space="preserve"> and wording</w:t>
+      </w:r>
+    </w:p>
+    <w:p>
+      <w:pPr>
+        <w:spacing w:line="336" w:lineRule="auto" w:after="180"/>
+      </w:pPr>
+      <w:r>
+        <w:rPr>
+          <w:b w:val="0"/>
+        </w:rPr>
         <w:t>The independent library record B in W4; no online account is needed</w:t>
       </w:r>
     </w:p>
@@ -489,12 +870,60 @@
       </w:r>
     </w:p>
     <w:p>
-      <w:r>
-        <w:t>By the end, I can separate retrieval, calculation and generated wording.</w:t>
-      </w:r>
-    </w:p>
-    <w:p>
-      <w:r>
+      <w:pPr>
+        <w:spacing w:line="336" w:lineRule="auto" w:after="180"/>
+      </w:pPr>
+      <w:r>
+        <w:rPr>
+          <w:b w:val="0"/>
+        </w:rPr>
+        <w:t xml:space="preserve">By the end, I can separate </w:t>
+      </w:r>
+      <w:r>
+        <w:rPr>
+          <w:b/>
+        </w:rPr>
+        <w:t>retrieval</w:t>
+      </w:r>
+      <w:r>
+        <w:rPr>
+          <w:b w:val="0"/>
+        </w:rPr>
+        <w:t xml:space="preserve">, </w:t>
+      </w:r>
+      <w:r>
+        <w:rPr>
+          <w:b/>
+        </w:rPr>
+        <w:t>calculation</w:t>
+      </w:r>
+      <w:r>
+        <w:rPr>
+          <w:b w:val="0"/>
+        </w:rPr>
+        <w:t xml:space="preserve"> and </w:t>
+      </w:r>
+      <w:r>
+        <w:rPr>
+          <w:b/>
+        </w:rPr>
+        <w:t>generate</w:t>
+      </w:r>
+      <w:r>
+        <w:rPr>
+          <w:b w:val="0"/>
+        </w:rPr>
+        <w:t>d wording.</w:t>
+      </w:r>
+    </w:p>
+    <w:p>
+      <w:pPr>
+        <w:spacing w:line="336" w:lineRule="auto" w:after="180"/>
+      </w:pPr>
+      <w:r>
+        <w:rPr>
+          <w:b w:val="0"/>
+        </w:rPr>
         <w:t>This added worked case illustrates the week’s main idea. Retain all original and connected topics; schedule its practice within the teaching cycle.</w:t>
       </w:r>
     </w:p>
@@ -507,103 +936,626 @@
       </w:r>
     </w:p>
     <w:p>
+      <w:r>
+        <w:t>Model Generate, Retrieve, or Calculate? using the supplied case, labelled mechanism and reasoning. Make the scope of each conclusion explicit.</w:t>
+      </w:r>
+    </w:p>
+    <w:p>
+      <w:pPr>
+        <w:spacing w:line="336" w:lineRule="auto" w:after="180"/>
+      </w:pPr>
+      <w:r>
+        <w:rPr>
+          <w:b w:val="0"/>
+        </w:rPr>
+        <w:t>Follow the information instead of imagining magic inside the machine.</w:t>
+      </w:r>
+    </w:p>
+    <w:p>
       <w:pPr>
         <w:pStyle w:val="Heading3"/>
       </w:pPr>
       <w:r>
-        <w:t>Explain the mechanism</w:t>
-      </w:r>
-    </w:p>
-    <w:p>
-      <w:r>
-        <w:t>Follow the information instead of imagining magic inside the machine.</w:t>
-      </w:r>
-    </w:p>
-    <w:p>
-      <w:r>
-        <w:t>INPUT question and available sources or rules</w:t>
-      </w:r>
-    </w:p>
-    <w:p>
-      <w:r>
-        <w:t>PROCESS generate patterns, retrieve records, or calculate</w:t>
-      </w:r>
-    </w:p>
-    <w:p>
-      <w:r>
-        <w:t>OUTPUT answer with mechanism-appropriate checking</w:t>
-      </w:r>
-    </w:p>
-    <w:p>
-      <w:r>
+        <w:t>1. Input — information entering</w:t>
+      </w:r>
+    </w:p>
+    <w:p>
+      <w:pPr>
+        <w:spacing w:line="336" w:lineRule="auto" w:after="180"/>
+        <w:shd w:fill="F4F9FC"/>
+      </w:pPr>
+      <w:r>
+        <w:rPr>
+          <w:b/>
+        </w:rPr>
+        <w:t>INPUT</w:t>
+      </w:r>
+      <w:r>
+        <w:rPr>
+          <w:b w:val="0"/>
+        </w:rPr>
+        <w:t xml:space="preserve"> question and available sources or rules</w:t>
+      </w:r>
+    </w:p>
+    <w:p>
+      <w:pPr>
+        <w:pStyle w:val="Heading3"/>
+      </w:pPr>
+      <w:r>
+        <w:t>2. Process — the deciding step</w:t>
+      </w:r>
+    </w:p>
+    <w:p>
+      <w:pPr>
+        <w:spacing w:line="336" w:lineRule="auto" w:after="180"/>
+        <w:shd w:fill="F4F9FC"/>
+      </w:pPr>
+      <w:r>
+        <w:rPr>
+          <w:b/>
+        </w:rPr>
+        <w:t>PROCESS</w:t>
+      </w:r>
+      <w:r>
+        <w:rPr>
+          <w:b w:val="0"/>
+        </w:rPr>
+        <w:t xml:space="preserve"> </w:t>
+      </w:r>
+      <w:r>
+        <w:rPr>
+          <w:b/>
+        </w:rPr>
+        <w:t>generate</w:t>
+      </w:r>
+      <w:r>
+        <w:rPr>
+          <w:b w:val="0"/>
+        </w:rPr>
+        <w:t xml:space="preserve"> patterns, </w:t>
+      </w:r>
+      <w:r>
+        <w:rPr>
+          <w:b/>
+        </w:rPr>
+        <w:t>retrieve</w:t>
+      </w:r>
+      <w:r>
+        <w:rPr>
+          <w:b w:val="0"/>
+        </w:rPr>
+        <w:t xml:space="preserve"> records, or </w:t>
+      </w:r>
+      <w:r>
+        <w:rPr>
+          <w:b/>
+        </w:rPr>
+        <w:t>calculate</w:t>
+      </w:r>
+    </w:p>
+    <w:p>
+      <w:pPr>
+        <w:pStyle w:val="Heading3"/>
+      </w:pPr>
+      <w:r>
+        <w:t>3. Output — the result</w:t>
+      </w:r>
+    </w:p>
+    <w:p>
+      <w:pPr>
+        <w:spacing w:line="336" w:lineRule="auto" w:after="180"/>
+        <w:shd w:fill="F4F9FC"/>
+      </w:pPr>
+      <w:r>
+        <w:rPr>
+          <w:b/>
+        </w:rPr>
+        <w:t>OUTPUT</w:t>
+      </w:r>
+      <w:r>
+        <w:rPr>
+          <w:b w:val="0"/>
+        </w:rPr>
+        <w:t xml:space="preserve"> answer with </w:t>
+      </w:r>
+      <w:r>
+        <w:rPr>
+          <w:b/>
+        </w:rPr>
+        <w:t>mechanism</w:t>
+      </w:r>
+      <w:r>
+        <w:rPr>
+          <w:b w:val="0"/>
+        </w:rPr>
+        <w:t>-appropriate checking</w:t>
+      </w:r>
+    </w:p>
+    <w:p>
+      <w:pPr>
+        <w:pStyle w:val="Heading3"/>
+      </w:pPr>
+      <w:r>
+        <w:t>Key idea</w:t>
+      </w:r>
+    </w:p>
+    <w:p>
+      <w:pPr>
+        <w:spacing w:line="336" w:lineRule="auto" w:after="180"/>
+        <w:shd w:fill="EDF7F3"/>
+      </w:pPr>
+      <w:r>
+        <w:rPr>
+          <w:b w:val="0"/>
+        </w:rPr>
         <w:t>CORE IDEA Different systems create, look up, or compute answers in different ways.</w:t>
       </w:r>
     </w:p>
     <w:p>
-      <w:r>
-        <w:t>UNDER THE HOOD Generation synthesizes outputs from learned distributions, retrieval selects stored records, and calculation applies formal operations. Products often combine all three; verification should match the component that produced each claim.</w:t>
-      </w:r>
-    </w:p>
-    <w:p>
-      <w:r>
+      <w:pPr>
+        <w:pStyle w:val="Heading3"/>
+      </w:pPr>
+      <w:r>
+        <w:t>How the mechanism works</w:t>
+      </w:r>
+    </w:p>
+    <w:p>
+      <w:pPr>
+        <w:spacing w:line="336" w:lineRule="auto" w:after="180"/>
+        <w:shd w:fill="F1F6F8"/>
+      </w:pPr>
+      <w:r>
+        <w:rPr>
+          <w:b w:val="0"/>
+        </w:rPr>
+        <w:t xml:space="preserve">UNDER THE HOOD </w:t>
+      </w:r>
+      <w:r>
+        <w:rPr>
+          <w:b/>
+        </w:rPr>
+        <w:t>Generation</w:t>
+      </w:r>
+      <w:r>
+        <w:rPr>
+          <w:b w:val="0"/>
+        </w:rPr>
+        <w:t xml:space="preserve"> synthesizes </w:t>
+      </w:r>
+      <w:r>
+        <w:rPr>
+          <w:b/>
+        </w:rPr>
+        <w:t>output</w:t>
+      </w:r>
+      <w:r>
+        <w:rPr>
+          <w:b w:val="0"/>
+        </w:rPr>
+        <w:t xml:space="preserve">s from learned distributions, </w:t>
+      </w:r>
+      <w:r>
+        <w:rPr>
+          <w:b/>
+        </w:rPr>
+        <w:t>retrieval</w:t>
+      </w:r>
+      <w:r>
+        <w:rPr>
+          <w:b w:val="0"/>
+        </w:rPr>
+        <w:t xml:space="preserve"> selects stored records, and </w:t>
+      </w:r>
+      <w:r>
+        <w:rPr>
+          <w:b/>
+        </w:rPr>
+        <w:t>calculation</w:t>
+      </w:r>
+      <w:r>
+        <w:rPr>
+          <w:b w:val="0"/>
+        </w:rPr>
+        <w:t xml:space="preserve"> applies formal operations.</w:t>
+      </w:r>
+    </w:p>
+    <w:p>
+      <w:pPr>
+        <w:spacing w:line="336" w:lineRule="auto" w:after="180"/>
+        <w:shd w:fill="F1F6F8"/>
+      </w:pPr>
+      <w:r>
+        <w:rPr>
+          <w:b w:val="0"/>
+        </w:rPr>
+        <w:t>Products often combine all three; verification should match the component that produced each claim.</w:t>
+      </w:r>
+    </w:p>
+    <w:p>
+      <w:pPr>
+        <w:spacing w:line="336" w:lineRule="auto" w:after="180"/>
+      </w:pPr>
+      <w:r>
+        <w:rPr>
+          <w:b w:val="0"/>
+        </w:rPr>
         <w:t>Draw a fresh example with all three stages:</w:t>
       </w:r>
     </w:p>
     <w:p>
-      <w:r>
-        <w:t>Every step connects a claim to observable evidence.</w:t>
-      </w:r>
-    </w:p>
-    <w:p>
-      <w:r>
-        <w:t>CASE A story generator creates new wording, a library search retrieves a stored title, and a calculator computes a result from stated operations.</w:t>
-      </w:r>
-    </w:p>
-    <w:p>
-      <w:r>
+      <w:pPr>
+        <w:spacing w:line="336" w:lineRule="auto" w:after="180"/>
+      </w:pPr>
+      <w:r>
+        <w:rPr>
+          <w:b w:val="0"/>
+        </w:rPr>
+        <w:t xml:space="preserve">Every step connects a claim to observable </w:t>
+      </w:r>
+      <w:r>
+        <w:rPr>
+          <w:b/>
+        </w:rPr>
+        <w:t>evidence</w:t>
+      </w:r>
+      <w:r>
+        <w:rPr>
+          <w:b w:val="0"/>
+        </w:rPr>
+        <w:t>.</w:t>
+      </w:r>
+    </w:p>
+    <w:p>
+      <w:pPr>
+        <w:pStyle w:val="Heading3"/>
+      </w:pPr>
+      <w:r>
+        <w:t>The case to investigate</w:t>
+      </w:r>
+    </w:p>
+    <w:p>
+      <w:pPr>
+        <w:spacing w:line="336" w:lineRule="auto" w:after="180"/>
+        <w:shd w:fill="F1F6FC"/>
+      </w:pPr>
+      <w:r>
+        <w:rPr>
+          <w:b w:val="0"/>
+        </w:rPr>
+        <w:t xml:space="preserve">CASE A story generator creates new wording, a library search </w:t>
+      </w:r>
+      <w:r>
+        <w:rPr>
+          <w:b/>
+        </w:rPr>
+        <w:t>retrieve</w:t>
+      </w:r>
+      <w:r>
+        <w:rPr>
+          <w:b w:val="0"/>
+        </w:rPr>
+        <w:t>s a stored title, and a calculator computes a result from stated operations.</w:t>
+      </w:r>
+    </w:p>
+    <w:p>
+      <w:pPr>
+        <w:pStyle w:val="Heading3"/>
+      </w:pPr>
+      <w:r>
+        <w:t>Step 1</w:t>
+      </w:r>
+    </w:p>
+    <w:p>
+      <w:pPr>
+        <w:spacing w:line="336" w:lineRule="auto" w:after="180"/>
+        <w:shd w:fill="F4F9FC"/>
+      </w:pPr>
+      <w:r>
+        <w:rPr>
+          <w:b w:val="0"/>
+        </w:rPr>
         <w:t>STEP 1 — OBSERVE question and available sources or rules</w:t>
       </w:r>
     </w:p>
     <w:p>
-      <w:r>
-        <w:t>STEP 2 — TRACE generate patterns, retrieve records, or calculate</w:t>
-      </w:r>
-    </w:p>
-    <w:p>
-      <w:r>
-        <w:t>STEP 3 — CONCLUDE answer with mechanism-appropriate checking</w:t>
-      </w:r>
-    </w:p>
-    <w:p>
-      <w:r>
-        <w:t>MODEL REASONING Check generated claims against independent evidence, check retrieved facts against the cited record and freshness, and recompute calculations or inspect the operation. Mixed outputs need more than one check.</w:t>
-      </w:r>
-    </w:p>
-    <w:p>
-      <w:r>
-        <w:t>DO NOT OVERCLAIM Fluent wording does not reveal whether a fact was retrieved, generated, or calculated.</w:t>
-      </w:r>
-    </w:p>
-    <w:p>
-      <w:r>
-        <w:t>What new evidence could change this answer?</w:t>
-      </w:r>
-    </w:p>
-    <w:p>
       <w:pPr>
         <w:pStyle w:val="Heading3"/>
       </w:pPr>
       <w:r>
+        <w:t>Step 2</w:t>
+      </w:r>
+    </w:p>
+    <w:p>
+      <w:pPr>
+        <w:spacing w:line="336" w:lineRule="auto" w:after="180"/>
+        <w:shd w:fill="F4F9FC"/>
+      </w:pPr>
+      <w:r>
+        <w:rPr>
+          <w:b w:val="0"/>
+        </w:rPr>
+        <w:t xml:space="preserve">STEP 2 — </w:t>
+      </w:r>
+      <w:r>
+        <w:rPr>
+          <w:b/>
+        </w:rPr>
+        <w:t>TRACE</w:t>
+      </w:r>
+      <w:r>
+        <w:rPr>
+          <w:b w:val="0"/>
+        </w:rPr>
+        <w:t xml:space="preserve"> </w:t>
+      </w:r>
+      <w:r>
+        <w:rPr>
+          <w:b/>
+        </w:rPr>
+        <w:t>generate</w:t>
+      </w:r>
+      <w:r>
+        <w:rPr>
+          <w:b w:val="0"/>
+        </w:rPr>
+        <w:t xml:space="preserve"> patterns, </w:t>
+      </w:r>
+      <w:r>
+        <w:rPr>
+          <w:b/>
+        </w:rPr>
+        <w:t>retrieve</w:t>
+      </w:r>
+      <w:r>
+        <w:rPr>
+          <w:b w:val="0"/>
+        </w:rPr>
+        <w:t xml:space="preserve"> records, or </w:t>
+      </w:r>
+      <w:r>
+        <w:rPr>
+          <w:b/>
+        </w:rPr>
+        <w:t>calculate</w:t>
+      </w:r>
+    </w:p>
+    <w:p>
+      <w:pPr>
+        <w:pStyle w:val="Heading3"/>
+      </w:pPr>
+      <w:r>
+        <w:t>Step 3</w:t>
+      </w:r>
+    </w:p>
+    <w:p>
+      <w:pPr>
+        <w:spacing w:line="336" w:lineRule="auto" w:after="180"/>
+        <w:shd w:fill="F4F9FC"/>
+      </w:pPr>
+      <w:r>
+        <w:rPr>
+          <w:b w:val="0"/>
+        </w:rPr>
+        <w:t xml:space="preserve">STEP 3 — CONCLUDE answer with </w:t>
+      </w:r>
+      <w:r>
+        <w:rPr>
+          <w:b/>
+        </w:rPr>
+        <w:t>mechanism</w:t>
+      </w:r>
+      <w:r>
+        <w:rPr>
+          <w:b w:val="0"/>
+        </w:rPr>
+        <w:t>-appropriate checking</w:t>
+      </w:r>
+    </w:p>
+    <w:p>
+      <w:pPr>
+        <w:pStyle w:val="Heading3"/>
+      </w:pPr>
+      <w:r>
+        <w:t>Model answer</w:t>
+      </w:r>
+    </w:p>
+    <w:p>
+      <w:pPr>
+        <w:spacing w:line="336" w:lineRule="auto" w:after="180"/>
+        <w:shd w:fill="F1F6FC"/>
+      </w:pPr>
+      <w:r>
+        <w:rPr>
+          <w:b w:val="0"/>
+        </w:rPr>
+        <w:t xml:space="preserve">MODEL REASONING Check </w:t>
+      </w:r>
+      <w:r>
+        <w:rPr>
+          <w:b/>
+        </w:rPr>
+        <w:t>generate</w:t>
+      </w:r>
+      <w:r>
+        <w:rPr>
+          <w:b w:val="0"/>
+        </w:rPr>
+        <w:t xml:space="preserve">d claims against independent </w:t>
+      </w:r>
+      <w:r>
+        <w:rPr>
+          <w:b/>
+        </w:rPr>
+        <w:t>evidence</w:t>
+      </w:r>
+      <w:r>
+        <w:rPr>
+          <w:b w:val="0"/>
+        </w:rPr>
+        <w:t xml:space="preserve">, check </w:t>
+      </w:r>
+      <w:r>
+        <w:rPr>
+          <w:b/>
+        </w:rPr>
+        <w:t>retrieve</w:t>
+      </w:r>
+      <w:r>
+        <w:rPr>
+          <w:b w:val="0"/>
+        </w:rPr>
+        <w:t xml:space="preserve">d facts against the cited record and freshness, and recompute </w:t>
+      </w:r>
+      <w:r>
+        <w:rPr>
+          <w:b/>
+        </w:rPr>
+        <w:t>calculation</w:t>
+      </w:r>
+      <w:r>
+        <w:rPr>
+          <w:b w:val="0"/>
+        </w:rPr>
+        <w:t xml:space="preserve">s or inspect the operation. Mixed </w:t>
+      </w:r>
+      <w:r>
+        <w:rPr>
+          <w:b/>
+        </w:rPr>
+        <w:t>output</w:t>
+      </w:r>
+      <w:r>
+        <w:rPr>
+          <w:b w:val="0"/>
+        </w:rPr>
+        <w:t>s need more than one check.</w:t>
+      </w:r>
+    </w:p>
+    <w:p>
+      <w:pPr>
+        <w:pStyle w:val="Heading3"/>
+      </w:pPr>
+      <w:r>
+        <w:t>A claim to avoid</w:t>
+      </w:r>
+    </w:p>
+    <w:p>
+      <w:pPr>
+        <w:spacing w:line="336" w:lineRule="auto" w:after="180"/>
+        <w:shd w:fill="FFF5E6"/>
+      </w:pPr>
+      <w:r>
+        <w:rPr>
+          <w:b w:val="0"/>
+        </w:rPr>
+        <w:t xml:space="preserve">DO NOT OVERCLAIM Fluent wording does not reveal whether a fact was </w:t>
+      </w:r>
+      <w:r>
+        <w:rPr>
+          <w:b/>
+        </w:rPr>
+        <w:t>retrieve</w:t>
+      </w:r>
+      <w:r>
+        <w:rPr>
+          <w:b w:val="0"/>
+        </w:rPr>
+        <w:t xml:space="preserve">d, </w:t>
+      </w:r>
+      <w:r>
+        <w:rPr>
+          <w:b/>
+        </w:rPr>
+        <w:t>generate</w:t>
+      </w:r>
+      <w:r>
+        <w:rPr>
+          <w:b w:val="0"/>
+        </w:rPr>
+        <w:t xml:space="preserve">d, or </w:t>
+      </w:r>
+      <w:r>
+        <w:rPr>
+          <w:b/>
+        </w:rPr>
+        <w:t>calculate</w:t>
+      </w:r>
+      <w:r>
+        <w:rPr>
+          <w:b w:val="0"/>
+        </w:rPr>
+        <w:t>d.</w:t>
+      </w:r>
+    </w:p>
+    <w:p>
+      <w:pPr>
+        <w:spacing w:line="336" w:lineRule="auto" w:after="180"/>
+        <w:shd w:fill="F5F1FB"/>
+      </w:pPr>
+      <w:r>
+        <w:rPr>
+          <w:b w:val="0"/>
+        </w:rPr>
+        <w:t xml:space="preserve">What new </w:t>
+      </w:r>
+      <w:r>
+        <w:rPr>
+          <w:b/>
+        </w:rPr>
+        <w:t>evidence</w:t>
+      </w:r>
+      <w:r>
+        <w:rPr>
+          <w:b w:val="0"/>
+        </w:rPr>
+        <w:t xml:space="preserve"> could change this answer?</w:t>
+      </w:r>
+    </w:p>
+    <w:p>
+      <w:pPr>
+        <w:pStyle w:val="Heading3"/>
+      </w:pPr>
+      <w:r>
         <w:t>Concrete teaching case</w:t>
       </w:r>
     </w:p>
     <w:p>
-      <w:r>
+      <w:pPr>
+        <w:pStyle w:val="Heading3"/>
+      </w:pPr>
+      <w:r>
+        <w:t>The teaching case</w:t>
+      </w:r>
+    </w:p>
+    <w:p>
+      <w:pPr>
+        <w:spacing w:line="336" w:lineRule="auto" w:after="180"/>
+        <w:shd w:fill="F1F6FC"/>
+      </w:pPr>
+      <w:r>
+        <w:rPr>
+          <w:b w:val="0"/>
+        </w:rPr>
         <w:t>A learner needs a new poem, 18+7, and a passage from the class handbook.</w:t>
       </w:r>
     </w:p>
     <w:p>
-      <w:r>
+      <w:pPr>
+        <w:pStyle w:val="Heading3"/>
+      </w:pPr>
+      <w:r>
+        <w:t>The teaching case</w:t>
+      </w:r>
+    </w:p>
+    <w:p>
+      <w:pPr>
+        <w:spacing w:line="336" w:lineRule="auto" w:after="180"/>
+        <w:shd w:fill="F1F6FC"/>
+      </w:pPr>
+      <w:r>
+        <w:rPr>
+          <w:b w:val="0"/>
+        </w:rPr>
         <w:t>Choose the operation for each.</w:t>
       </w:r>
     </w:p>
@@ -616,41 +1568,317 @@
       </w:r>
     </w:p>
     <w:p>
-      <w:r>
-        <w:t>Generate the poem, calculate 25, retrieve the actual passage. Inventing a fluent passage is not retrieval.</w:t>
-      </w:r>
-    </w:p>
-    <w:p>
       <w:pPr>
         <w:pStyle w:val="Heading3"/>
       </w:pPr>
       <w:r>
+        <w:t>Why the result follows</w:t>
+      </w:r>
+    </w:p>
+    <w:p>
+      <w:pPr>
+        <w:spacing w:line="336" w:lineRule="auto" w:after="180"/>
+        <w:shd w:fill="F1F6FC"/>
+      </w:pPr>
+      <w:r>
+        <w:rPr>
+          <w:b/>
+        </w:rPr>
+        <w:t>Generate</w:t>
+      </w:r>
+      <w:r>
+        <w:rPr>
+          <w:b w:val="0"/>
+        </w:rPr>
+        <w:t xml:space="preserve"> the poem, </w:t>
+      </w:r>
+      <w:r>
+        <w:rPr>
+          <w:b/>
+        </w:rPr>
+        <w:t>calculate</w:t>
+      </w:r>
+      <w:r>
+        <w:rPr>
+          <w:b w:val="0"/>
+        </w:rPr>
+        <w:t xml:space="preserve"> 25, </w:t>
+      </w:r>
+      <w:r>
+        <w:rPr>
+          <w:b/>
+        </w:rPr>
+        <w:t>retrieve</w:t>
+      </w:r>
+      <w:r>
+        <w:rPr>
+          <w:b w:val="0"/>
+        </w:rPr>
+        <w:t xml:space="preserve"> the actual passage. Inventing a fluent passage is not </w:t>
+      </w:r>
+      <w:r>
+        <w:rPr>
+          <w:b/>
+        </w:rPr>
+        <w:t>retrieval</w:t>
+      </w:r>
+      <w:r>
+        <w:rPr>
+          <w:b w:val="0"/>
+        </w:rPr>
+        <w:t>.</w:t>
+      </w:r>
+    </w:p>
+    <w:p>
+      <w:pPr>
+        <w:pStyle w:val="Heading3"/>
+      </w:pPr>
+      <w:r>
         <w:t>Explain the added worked example</w:t>
       </w:r>
     </w:p>
     <w:p>
-      <w:r>
-        <w:t>Three tasks can produce similar-looking text while doing different work. Retrieval finds existing information. Calculation applies mathematical operations to input values. Generation produces content using a model and the context it receives. A single application can combine all three, so the label AI does not tell you which step happened.</w:t>
-      </w:r>
-    </w:p>
-    <w:p>
-      <w:r>
-        <w:t>Our fictional makers club has a current notice N2: Wednesday, Room 4, six tables with four places at each table, and three places reserved for helpers. An older notice N1 says Room 2. N2 explicitly replaces N1 for this event. These records are invented for this lesson; no search, account or real booking is needed.</w:t>
-      </w:r>
-    </w:p>
-    <w:p>
-      <w:r>
-        <w:t>To answer “Which room does the current notice list?”, find N2 and return Room 4 with the record identifier. That is retrieval. To answer “How many places remain after the helper reservation?”, use 6 × 4 − 3 = 21. That is calculation. To suggest a friendly invitation, generate wording and check that its factual details agree with N2.</w:t>
-      </w:r>
-    </w:p>
-    <w:p>
-      <w:r>
-        <w:t>Retrieving N1 accurately would still give an outdated room for this task. Successful retrieval means finding a record, not proving that every record is correct or current. Check the event, source and version. Here the explicit replacement statement tells us which notice governs the classroom example.</w:t>
-      </w:r>
-    </w:p>
-    <w:p>
-      <w:r>
-        <w:t>A calculator given 6 × 4 correctly returns 24, but 24 is the total capacity, not the number remaining after three reserved places. Correct arithmetic on an incomplete expression answers the wrong question. Explain the input values, units and operations before accepting a number.</w:t>
+      <w:pPr>
+        <w:pStyle w:val="Heading3"/>
+      </w:pPr>
+      <w:r>
+        <w:t>Explain the added worked example · 1</w:t>
+      </w:r>
+    </w:p>
+    <w:p>
+      <w:pPr>
+        <w:spacing w:line="336" w:lineRule="auto" w:after="180"/>
+      </w:pPr>
+      <w:r>
+        <w:rPr>
+          <w:b w:val="0"/>
+        </w:rPr>
+        <w:t xml:space="preserve">Three tasks can produce similar-looking text while doing different work. </w:t>
+      </w:r>
+      <w:r>
+        <w:rPr>
+          <w:b/>
+        </w:rPr>
+        <w:t>Retrieval</w:t>
+      </w:r>
+      <w:r>
+        <w:rPr>
+          <w:b w:val="0"/>
+        </w:rPr>
+        <w:t xml:space="preserve"> finds existing information. </w:t>
+      </w:r>
+      <w:r>
+        <w:rPr>
+          <w:b/>
+        </w:rPr>
+        <w:t>Calculation</w:t>
+      </w:r>
+      <w:r>
+        <w:rPr>
+          <w:b w:val="0"/>
+        </w:rPr>
+        <w:t xml:space="preserve"> applies mathematical operations to </w:t>
+      </w:r>
+      <w:r>
+        <w:rPr>
+          <w:b/>
+        </w:rPr>
+        <w:t>input</w:t>
+      </w:r>
+      <w:r>
+        <w:rPr>
+          <w:b w:val="0"/>
+        </w:rPr>
+        <w:t xml:space="preserve"> values.</w:t>
+      </w:r>
+    </w:p>
+    <w:p>
+      <w:pPr>
+        <w:spacing w:line="336" w:lineRule="auto" w:after="180"/>
+      </w:pPr>
+      <w:r>
+        <w:rPr>
+          <w:b/>
+        </w:rPr>
+        <w:t>Generation</w:t>
+      </w:r>
+      <w:r>
+        <w:rPr>
+          <w:b w:val="0"/>
+        </w:rPr>
+        <w:t xml:space="preserve"> produces content using a model and the context it receives. A single application can combine all three, so the label AI does not tell you which step happened.</w:t>
+      </w:r>
+    </w:p>
+    <w:p>
+      <w:pPr>
+        <w:pStyle w:val="Heading3"/>
+      </w:pPr>
+      <w:r>
+        <w:t>Explain the added worked example · 2</w:t>
+      </w:r>
+    </w:p>
+    <w:p>
+      <w:pPr>
+        <w:spacing w:line="336" w:lineRule="auto" w:after="180"/>
+      </w:pPr>
+      <w:r>
+        <w:rPr>
+          <w:b w:val="0"/>
+        </w:rPr>
+        <w:t>Our fictional makers club has a current notice N2: Wednesday, Room 4, six tables with four places at each table, and three places reserved for helpers. An older notice N1 says Room 2. N2 explicitly replaces N1 for this event.</w:t>
+      </w:r>
+    </w:p>
+    <w:p>
+      <w:pPr>
+        <w:spacing w:line="336" w:lineRule="auto" w:after="180"/>
+      </w:pPr>
+      <w:r>
+        <w:rPr>
+          <w:b w:val="0"/>
+        </w:rPr>
+        <w:t>These records are invented for this lesson; no search, account or real booking is needed.</w:t>
+      </w:r>
+    </w:p>
+    <w:p>
+      <w:pPr>
+        <w:pStyle w:val="Heading3"/>
+      </w:pPr>
+      <w:r>
+        <w:t>Explain the added worked example · 3</w:t>
+      </w:r>
+    </w:p>
+    <w:p>
+      <w:pPr>
+        <w:spacing w:line="336" w:lineRule="auto" w:after="180"/>
+      </w:pPr>
+      <w:r>
+        <w:rPr>
+          <w:b w:val="0"/>
+        </w:rPr>
+        <w:t xml:space="preserve">To answer “Which room does the current notice list?”, find N2 and return Room 4 with the record identifier. That is </w:t>
+      </w:r>
+      <w:r>
+        <w:rPr>
+          <w:b/>
+        </w:rPr>
+        <w:t>retrieval</w:t>
+      </w:r>
+      <w:r>
+        <w:rPr>
+          <w:b w:val="0"/>
+        </w:rPr>
+        <w:t>. To answer “How many places remain after the helper reservation?”, use 6 × 4 − 3 = 21.</w:t>
+      </w:r>
+    </w:p>
+    <w:p>
+      <w:pPr>
+        <w:spacing w:line="336" w:lineRule="auto" w:after="180"/>
+      </w:pPr>
+      <w:r>
+        <w:rPr>
+          <w:b w:val="0"/>
+        </w:rPr>
+        <w:t xml:space="preserve">That is </w:t>
+      </w:r>
+      <w:r>
+        <w:rPr>
+          <w:b/>
+        </w:rPr>
+        <w:t>calculation</w:t>
+      </w:r>
+      <w:r>
+        <w:rPr>
+          <w:b w:val="0"/>
+        </w:rPr>
+        <w:t xml:space="preserve">. To suggest a friendly invitation, </w:t>
+      </w:r>
+      <w:r>
+        <w:rPr>
+          <w:b/>
+        </w:rPr>
+        <w:t>generate</w:t>
+      </w:r>
+      <w:r>
+        <w:rPr>
+          <w:b w:val="0"/>
+        </w:rPr>
+        <w:t xml:space="preserve"> wording and check that its factual details agree with N2.</w:t>
+      </w:r>
+    </w:p>
+    <w:p>
+      <w:pPr>
+        <w:pStyle w:val="Heading3"/>
+      </w:pPr>
+      <w:r>
+        <w:t>Explain the added worked example · 4</w:t>
+      </w:r>
+    </w:p>
+    <w:p>
+      <w:pPr>
+        <w:spacing w:line="336" w:lineRule="auto" w:after="180"/>
+      </w:pPr>
+      <w:r>
+        <w:rPr>
+          <w:b w:val="0"/>
+        </w:rPr>
+        <w:t xml:space="preserve">Retrieving N1 accurately would still give an outdated room for this task. Successful </w:t>
+      </w:r>
+      <w:r>
+        <w:rPr>
+          <w:b/>
+        </w:rPr>
+        <w:t>retrieval</w:t>
+      </w:r>
+      <w:r>
+        <w:rPr>
+          <w:b w:val="0"/>
+        </w:rPr>
+        <w:t xml:space="preserve"> means finding a record, not proving that every record is correct or current. Check the event, source and version.</w:t>
+      </w:r>
+    </w:p>
+    <w:p>
+      <w:pPr>
+        <w:spacing w:line="336" w:lineRule="auto" w:after="180"/>
+      </w:pPr>
+      <w:r>
+        <w:rPr>
+          <w:b w:val="0"/>
+        </w:rPr>
+        <w:t>Here the explicit replacement statement tells us which notice governs the classroom example.</w:t>
+      </w:r>
+    </w:p>
+    <w:p>
+      <w:pPr>
+        <w:spacing w:line="336" w:lineRule="auto" w:after="180"/>
+      </w:pPr>
+      <w:r>
+        <w:rPr>
+          <w:b w:val="0"/>
+        </w:rPr>
+        <w:t>A calculator given 6 × 4 correctly returns 24, but 24 is the total capacity, not the number remaining after three reserved places. Correct arithmetic on an incomplete expression answers the wrong question.</w:t>
+      </w:r>
+    </w:p>
+    <w:p>
+      <w:pPr>
+        <w:spacing w:line="336" w:lineRule="auto" w:after="180"/>
+      </w:pPr>
+      <w:r>
+        <w:rPr>
+          <w:b w:val="0"/>
+        </w:rPr>
+        <w:t xml:space="preserve">Explain the </w:t>
+      </w:r>
+      <w:r>
+        <w:rPr>
+          <w:b/>
+        </w:rPr>
+        <w:t>input</w:t>
+      </w:r>
+      <w:r>
+        <w:rPr>
+          <w:b w:val="0"/>
+        </w:rPr>
+        <w:t xml:space="preserve"> values, units and operations before accepting a number.</w:t>
       </w:r>
     </w:p>
     <w:p>
@@ -816,8 +2044,37 @@
       </w:r>
     </w:p>
     <w:p>
-      <w:r>
-        <w:t>Use the complete worked example below before asking learners to complete W2. Reveal a small part, invite a prediction, then explain the deciding step. These teacher notes contain solutions; do not reveal the independent case answer during modelling.</w:t>
+      <w:pPr>
+        <w:spacing w:line="336" w:lineRule="auto" w:after="180"/>
+      </w:pPr>
+      <w:r>
+        <w:rPr>
+          <w:b w:val="0"/>
+        </w:rPr>
+        <w:t xml:space="preserve">Use the complete worked example below before asking learners to complete W2. Reveal a small part, invite a </w:t>
+      </w:r>
+      <w:r>
+        <w:rPr>
+          <w:b/>
+        </w:rPr>
+        <w:t>prediction</w:t>
+      </w:r>
+      <w:r>
+        <w:rPr>
+          <w:b w:val="0"/>
+        </w:rPr>
+        <w:t>, then explain the deciding step.</w:t>
+      </w:r>
+    </w:p>
+    <w:p>
+      <w:pPr>
+        <w:spacing w:line="336" w:lineRule="auto" w:after="180"/>
+      </w:pPr>
+      <w:r>
+        <w:rPr>
+          <w:b w:val="0"/>
+        </w:rPr>
+        <w:t>These teacher notes contain solutions; do not reveal the independent case answer during modelling.</w:t>
       </w:r>
     </w:p>
     <w:tbl>
@@ -835,6 +2092,38 @@
         <w:trPr>
           <w:tblHeader/>
         </w:trPr>
+        <w:tc>
+          <w:tcPr>
+            <w:tcW w:type="dxa" w:w="3408"/>
+          </w:tcPr>
+          <w:p>
+            <w:r>
+              <w:t>Draft statement</w:t>
+            </w:r>
+          </w:p>
+        </w:tc>
+        <w:tc>
+          <w:tcPr>
+            <w:tcW w:type="dxa" w:w="3408"/>
+          </w:tcPr>
+          <w:p>
+            <w:r>
+              <w:t>Evidence in this example</w:t>
+            </w:r>
+          </w:p>
+        </w:tc>
+        <w:tc>
+          <w:tcPr>
+            <w:tcW w:type="dxa" w:w="3408"/>
+          </w:tcPr>
+          <w:p>
+            <w:r>
+              <w:t>Decision</w:t>
+            </w:r>
+          </w:p>
+        </w:tc>
+      </w:tr>
+      <w:tr>
         <w:tc>
           <w:tcPr>
             <w:tcW w:type="dxa" w:w="3408"/>
@@ -932,13 +2221,147 @@
       </w:tr>
     </w:tbl>
     <w:p>
-      <w:r>
-        <w:t>A generated invitation might add free snacks because that detail fits a familiar invitation pattern. Plausible wording is not evidence that snacks are provided. Remove that claim or obtain an appropriate confirming source before including it. Generated content can be useful and can contain correct facts; its fluent style alone does not verify those facts.</w:t>
-      </w:r>
-    </w:p>
-    <w:p>
-      <w:r>
-        <w:t>Generation also does not guarantee originality. A response may repeat wording already present in its context or elsewhere. Retrieval and calculation can feed a generator, and a generator can propose a calculation for another tool. Keep the evidence path visible instead of assuming that every sentence came from the same operation.</w:t>
+      <w:pPr>
+        <w:pStyle w:val="Heading3"/>
+      </w:pPr>
+      <w:r>
+        <w:t>Model the reasoning aloud · 5</w:t>
+      </w:r>
+    </w:p>
+    <w:p>
+      <w:pPr>
+        <w:spacing w:line="336" w:lineRule="auto" w:after="180"/>
+      </w:pPr>
+      <w:r>
+        <w:rPr>
+          <w:b w:val="0"/>
+        </w:rPr>
+        <w:t xml:space="preserve">A </w:t>
+      </w:r>
+      <w:r>
+        <w:rPr>
+          <w:b/>
+        </w:rPr>
+        <w:t>generate</w:t>
+      </w:r>
+      <w:r>
+        <w:rPr>
+          <w:b w:val="0"/>
+        </w:rPr>
+        <w:t xml:space="preserve">d invitation might add free snacks because that detail fits a familiar invitation pattern. Plausible wording is not </w:t>
+      </w:r>
+      <w:r>
+        <w:rPr>
+          <w:b/>
+        </w:rPr>
+        <w:t>evidence</w:t>
+      </w:r>
+      <w:r>
+        <w:rPr>
+          <w:b w:val="0"/>
+        </w:rPr>
+        <w:t xml:space="preserve"> that snacks are provided.</w:t>
+      </w:r>
+    </w:p>
+    <w:p>
+      <w:pPr>
+        <w:spacing w:line="336" w:lineRule="auto" w:after="180"/>
+      </w:pPr>
+      <w:r>
+        <w:rPr>
+          <w:b w:val="0"/>
+        </w:rPr>
+        <w:t xml:space="preserve">Remove that claim or obtain an appropriate confirming source before including it. </w:t>
+      </w:r>
+      <w:r>
+        <w:rPr>
+          <w:b/>
+        </w:rPr>
+        <w:t>Generate</w:t>
+      </w:r>
+      <w:r>
+        <w:rPr>
+          <w:b w:val="0"/>
+        </w:rPr>
+        <w:t>d content can be useful and can contain correct facts; its fluent style alone does not verify those facts.</w:t>
+      </w:r>
+    </w:p>
+    <w:p>
+      <w:pPr>
+        <w:pStyle w:val="Heading3"/>
+      </w:pPr>
+      <w:r>
+        <w:t>Model the reasoning aloud · 6</w:t>
+      </w:r>
+    </w:p>
+    <w:p>
+      <w:pPr>
+        <w:spacing w:line="336" w:lineRule="auto" w:after="180"/>
+      </w:pPr>
+      <w:r>
+        <w:rPr>
+          <w:b/>
+        </w:rPr>
+        <w:t>Generation</w:t>
+      </w:r>
+      <w:r>
+        <w:rPr>
+          <w:b w:val="0"/>
+        </w:rPr>
+        <w:t xml:space="preserve"> also does not guarantee originality. A response may repeat wording already present in its context or elsewhere.</w:t>
+      </w:r>
+    </w:p>
+    <w:p>
+      <w:pPr>
+        <w:spacing w:line="336" w:lineRule="auto" w:after="180"/>
+      </w:pPr>
+      <w:r>
+        <w:rPr>
+          <w:b/>
+        </w:rPr>
+        <w:t>Retrieval</w:t>
+      </w:r>
+      <w:r>
+        <w:rPr>
+          <w:b w:val="0"/>
+        </w:rPr>
+        <w:t xml:space="preserve"> and </w:t>
+      </w:r>
+      <w:r>
+        <w:rPr>
+          <w:b/>
+        </w:rPr>
+        <w:t>calculation</w:t>
+      </w:r>
+      <w:r>
+        <w:rPr>
+          <w:b w:val="0"/>
+        </w:rPr>
+        <w:t xml:space="preserve"> can feed a generator, and a generator can propose a </w:t>
+      </w:r>
+      <w:r>
+        <w:rPr>
+          <w:b/>
+        </w:rPr>
+        <w:t>calculation</w:t>
+      </w:r>
+      <w:r>
+        <w:rPr>
+          <w:b w:val="0"/>
+        </w:rPr>
+        <w:t xml:space="preserve"> for another tool. Keep the </w:t>
+      </w:r>
+      <w:r>
+        <w:rPr>
+          <w:b/>
+        </w:rPr>
+        <w:t>evidence</w:t>
+      </w:r>
+      <w:r>
+        <w:rPr>
+          <w:b w:val="0"/>
+        </w:rPr>
+        <w:t xml:space="preserve"> path visible instead of assuming that every sentence came from the same operation.</w:t>
       </w:r>
     </w:p>
     <w:tbl>
@@ -1044,7 +2467,13 @@
       </w:tr>
     </w:tbl>
     <w:p>
-      <w:r>
+      <w:pPr>
+        <w:spacing w:line="336" w:lineRule="auto" w:after="180"/>
+      </w:pPr>
+      <w:r>
+        <w:rPr>
+          <w:b w:val="0"/>
+        </w:rPr>
         <w:t>Use the diagram and verbal explanation together. Ask learners to match a sentence to a specific visual step; do not assign learners fixed visual or auditory learning styles.</w:t>
       </w:r>
     </w:p>
@@ -1057,7 +2486,13 @@
       </w:r>
     </w:p>
     <w:p>
-      <w:r>
+      <w:pPr>
+        <w:spacing w:line="336" w:lineRule="auto" w:after="180"/>
+      </w:pPr>
+      <w:r>
+        <w:rPr>
+          <w:b w:val="0"/>
+        </w:rPr>
         <w:t>A fictional craft invitation combines three different operations.</w:t>
       </w:r>
     </w:p>
@@ -1070,12 +2505,42 @@
       </w:r>
     </w:p>
     <w:p>
-      <w:r>
+      <w:pPr>
+        <w:pStyle w:val="Heading3"/>
+      </w:pPr>
+      <w:r>
+        <w:t>Supplied facts</w:t>
+      </w:r>
+    </w:p>
+    <w:p>
+      <w:pPr>
+        <w:spacing w:line="336" w:lineRule="auto" w:after="180"/>
+        <w:shd w:fill="F1F6FC"/>
+      </w:pPr>
+      <w:r>
+        <w:rPr>
+          <w:b w:val="0"/>
+        </w:rPr>
         <w:t>Approved record C: Tuesday, Hall 4, three tables with four learner places each.</w:t>
       </w:r>
     </w:p>
     <w:p>
-      <w:r>
+      <w:pPr>
+        <w:pStyle w:val="Heading3"/>
+      </w:pPr>
+      <w:r>
+        <w:t>Supplied facts</w:t>
+      </w:r>
+    </w:p>
+    <w:p>
+      <w:pPr>
+        <w:spacing w:line="336" w:lineRule="auto" w:after="180"/>
+        <w:shd w:fill="F1F6FC"/>
+      </w:pPr>
+      <w:r>
+        <w:rPr>
+          <w:b w:val="0"/>
+        </w:rPr>
         <w:t>Two places are reserved for helpers; no snack information is supplied.</w:t>
       </w:r>
     </w:p>
@@ -1261,57 +2726,265 @@
       </w:r>
     </w:p>
     <w:p>
-      <w:r>
-        <w:t>Retrieval copies relevant source information; calculation follows arithmetic; generation proposes wording. These jobs can cooperate, but one does not validate the others. A friendly generated sentence can still contain an invented detail. Keep the approved source beside the draft and check each factual claim separately.</w:t>
-      </w:r>
-    </w:p>
-    <w:p>
       <w:pPr>
         <w:pStyle w:val="Heading3"/>
       </w:pPr>
       <w:r>
+        <w:t>Why the result follows</w:t>
+      </w:r>
+    </w:p>
+    <w:p>
+      <w:pPr>
+        <w:spacing w:line="336" w:lineRule="auto" w:after="180"/>
+        <w:shd w:fill="F1F6FC"/>
+      </w:pPr>
+      <w:r>
+        <w:rPr>
+          <w:b/>
+        </w:rPr>
+        <w:t>Retrieval</w:t>
+      </w:r>
+      <w:r>
+        <w:rPr>
+          <w:b w:val="0"/>
+        </w:rPr>
+        <w:t xml:space="preserve"> copies relevant source information; </w:t>
+      </w:r>
+      <w:r>
+        <w:rPr>
+          <w:b/>
+        </w:rPr>
+        <w:t>calculation</w:t>
+      </w:r>
+      <w:r>
+        <w:rPr>
+          <w:b w:val="0"/>
+        </w:rPr>
+        <w:t xml:space="preserve"> follows arithmetic; </w:t>
+      </w:r>
+      <w:r>
+        <w:rPr>
+          <w:b/>
+        </w:rPr>
+        <w:t>generation</w:t>
+      </w:r>
+      <w:r>
+        <w:rPr>
+          <w:b w:val="0"/>
+        </w:rPr>
+        <w:t xml:space="preserve"> proposes wording. These jobs can cooperate, but one does not validate the others.</w:t>
+      </w:r>
+    </w:p>
+    <w:p>
+      <w:pPr>
+        <w:spacing w:line="336" w:lineRule="auto" w:after="180"/>
+        <w:shd w:fill="F1F6FC"/>
+      </w:pPr>
+      <w:r>
+        <w:rPr>
+          <w:b w:val="0"/>
+        </w:rPr>
+        <w:t xml:space="preserve">A friendly </w:t>
+      </w:r>
+      <w:r>
+        <w:rPr>
+          <w:b/>
+        </w:rPr>
+        <w:t>generate</w:t>
+      </w:r>
+      <w:r>
+        <w:rPr>
+          <w:b w:val="0"/>
+        </w:rPr>
+        <w:t>d sentence can still contain an invented detail. Keep the approved source beside the draft and check each factual claim separately.</w:t>
+      </w:r>
+    </w:p>
+    <w:p>
+      <w:pPr>
+        <w:pStyle w:val="Heading3"/>
+      </w:pPr>
+      <w:r>
         <w:t>What this example does not establish</w:t>
       </w:r>
     </w:p>
     <w:p>
-      <w:r>
-        <w:t>The fictional source must itself be current and authoritative; retrieval alone does not ensure a record is correct.</w:t>
-      </w:r>
-    </w:p>
-    <w:p>
       <w:pPr>
         <w:pStyle w:val="Heading3"/>
       </w:pPr>
       <w:r>
+        <w:t>Keep the stated limit</w:t>
+      </w:r>
+    </w:p>
+    <w:p>
+      <w:pPr>
+        <w:spacing w:line="336" w:lineRule="auto" w:after="180"/>
+        <w:shd w:fill="FFF5E6"/>
+      </w:pPr>
+      <w:r>
+        <w:rPr>
+          <w:b w:val="0"/>
+        </w:rPr>
+        <w:t xml:space="preserve">The fictional source must itself be current and authoritative; </w:t>
+      </w:r>
+      <w:r>
+        <w:rPr>
+          <w:b/>
+        </w:rPr>
+        <w:t>retrieval</w:t>
+      </w:r>
+      <w:r>
+        <w:rPr>
+          <w:b w:val="0"/>
+        </w:rPr>
+        <w:t xml:space="preserve"> alone does not ensure a record is correct.</w:t>
+      </w:r>
+    </w:p>
+    <w:p>
+      <w:pPr>
+        <w:pStyle w:val="Heading3"/>
+      </w:pPr>
+      <w:r>
         <w:t>Change one thing in the pictured case</w:t>
       </w:r>
     </w:p>
     <w:p>
-      <w:r>
+      <w:pPr>
+        <w:pStyle w:val="Heading3"/>
+      </w:pPr>
+      <w:r>
+        <w:t>Change one thing</w:t>
+      </w:r>
+    </w:p>
+    <w:p>
+      <w:pPr>
+        <w:spacing w:line="336" w:lineRule="auto" w:after="180"/>
+        <w:shd w:fill="F5F1FB"/>
+      </w:pPr>
+      <w:r>
+        <w:rPr>
+          <w:b w:val="0"/>
+        </w:rPr>
         <w:t>Change: Reserve four places instead of two, keeping the room and day unchanged.</w:t>
       </w:r>
     </w:p>
     <w:p>
-      <w:r>
-        <w:t>Prediction: Eight learner places remain.</w:t>
-      </w:r>
-    </w:p>
-    <w:p>
-      <w:r>
-        <w:t>Reason: 3×4−4=8; this changes capacity for learners, not the retrieved date or location.</w:t>
-      </w:r>
-    </w:p>
-    <w:p>
       <w:pPr>
         <w:pStyle w:val="Heading3"/>
       </w:pPr>
       <w:r>
+        <w:t>Predicted result</w:t>
+      </w:r>
+    </w:p>
+    <w:p>
+      <w:pPr>
+        <w:spacing w:line="336" w:lineRule="auto" w:after="180"/>
+        <w:shd w:fill="F1F6FC"/>
+      </w:pPr>
+      <w:r>
+        <w:rPr>
+          <w:b/>
+        </w:rPr>
+        <w:t>Prediction</w:t>
+      </w:r>
+      <w:r>
+        <w:rPr>
+          <w:b w:val="0"/>
+        </w:rPr>
+        <w:t>: Eight learner places remain.</w:t>
+      </w:r>
+    </w:p>
+    <w:p>
+      <w:pPr>
+        <w:pStyle w:val="Heading3"/>
+      </w:pPr>
+      <w:r>
+        <w:t>Why the result follows</w:t>
+      </w:r>
+    </w:p>
+    <w:p>
+      <w:pPr>
+        <w:spacing w:line="336" w:lineRule="auto" w:after="180"/>
+        <w:shd w:fill="F1F6FC"/>
+      </w:pPr>
+      <w:r>
+        <w:rPr>
+          <w:b w:val="0"/>
+        </w:rPr>
+        <w:t xml:space="preserve">Reason: 3×4−4=8; this changes capacity for learners, not the </w:t>
+      </w:r>
+      <w:r>
+        <w:rPr>
+          <w:b/>
+        </w:rPr>
+        <w:t>retrieve</w:t>
+      </w:r>
+      <w:r>
+        <w:rPr>
+          <w:b w:val="0"/>
+        </w:rPr>
+        <w:t>d date or location.</w:t>
+      </w:r>
+    </w:p>
+    <w:p>
+      <w:pPr>
+        <w:pStyle w:val="Heading3"/>
+      </w:pPr>
+      <w:r>
         <w:t>Ask while showing the picture</w:t>
       </w:r>
     </w:p>
     <w:p>
-      <w:r>
-        <w:t>Cover the result. Ask learners to name the inputs and predict the next step. Uncover one step, connect the icon to the actual procedure, and explain its evidence. Then change the supplied condition and compare. The picture is a representation; it does not document execution of a real AI model.</w:t>
+      <w:pPr>
+        <w:pStyle w:val="Heading3"/>
+      </w:pPr>
+      <w:r>
+        <w:t>Ask while showing the picture · 7</w:t>
+      </w:r>
+    </w:p>
+    <w:p>
+      <w:pPr>
+        <w:spacing w:line="336" w:lineRule="auto" w:after="180"/>
+      </w:pPr>
+      <w:r>
+        <w:rPr>
+          <w:b w:val="0"/>
+        </w:rPr>
+        <w:t xml:space="preserve">Cover the result. Ask learners to name the </w:t>
+      </w:r>
+      <w:r>
+        <w:rPr>
+          <w:b/>
+        </w:rPr>
+        <w:t>input</w:t>
+      </w:r>
+      <w:r>
+        <w:rPr>
+          <w:b w:val="0"/>
+        </w:rPr>
+        <w:t xml:space="preserve">s and predict the next step. Uncover one step, connect the icon to the actual procedure, and explain its </w:t>
+      </w:r>
+      <w:r>
+        <w:rPr>
+          <w:b/>
+        </w:rPr>
+        <w:t>evidence</w:t>
+      </w:r>
+      <w:r>
+        <w:rPr>
+          <w:b w:val="0"/>
+        </w:rPr>
+        <w:t>. Then change the supplied condition and compare.</w:t>
+      </w:r>
+    </w:p>
+    <w:p>
+      <w:pPr>
+        <w:spacing w:line="336" w:lineRule="auto" w:after="180"/>
+      </w:pPr>
+      <w:r>
+        <w:rPr>
+          <w:b w:val="0"/>
+        </w:rPr>
+        <w:t>The picture is a representation; it does not document execution of a real AI model.</w:t>
       </w:r>
     </w:p>
     <w:p>
@@ -1323,11 +2996,16 @@
       </w:r>
     </w:p>
     <w:p>
+      <w:r>
+        <w:t>Demonstrate Generate, Retrieve, or Calculate?, reduce support deliberately and check individual reasoning before discussing answers.</w:t>
+      </w:r>
+    </w:p>
+    <w:p>
       <w:pPr>
         <w:pStyle w:val="Heading3"/>
       </w:pPr>
       <w:r>
-        <w:t>Demonstrate and guide practice</w:t>
+        <w:t>Board sequence</w:t>
       </w:r>
     </w:p>
     <w:p>
@@ -1335,26 +3013,138 @@
         <w:pStyle w:val="Heading3"/>
       </w:pPr>
       <w:r>
-        <w:t>Board sequence</w:t>
-      </w:r>
-    </w:p>
-    <w:p>
-      <w:r>
+        <w:t>1. Put the facts on the board</w:t>
+      </w:r>
+    </w:p>
+    <w:p>
+      <w:pPr>
+        <w:spacing w:line="336" w:lineRule="auto" w:after="180"/>
+        <w:shd w:fill="F4F9FC"/>
+      </w:pPr>
+      <w:r>
+        <w:rPr>
+          <w:b w:val="0"/>
+        </w:rPr>
         <w:t>Write the given facts: A learner needs a new poem, 18+7, and a passage from the class handbook.</w:t>
       </w:r>
     </w:p>
     <w:p>
-      <w:r>
+      <w:pPr>
+        <w:pStyle w:val="Heading3"/>
+      </w:pPr>
+      <w:r>
+        <w:t>2. State the decision to explain</w:t>
+      </w:r>
+    </w:p>
+    <w:p>
+      <w:pPr>
+        <w:spacing w:line="336" w:lineRule="auto" w:after="180"/>
+        <w:shd w:fill="F4F9FC"/>
+      </w:pPr>
+      <w:r>
+        <w:rPr>
+          <w:b w:val="0"/>
+        </w:rPr>
         <w:t>Write the question to explain: Choose the operation for each.</w:t>
       </w:r>
     </w:p>
     <w:p>
-      <w:r>
-        <w:t>Reveal after predictions: Generate the poem, calculate 25, retrieve the actual passage. Inventing a fluent passage is not retrieval.</w:t>
-      </w:r>
-    </w:p>
-    <w:p>
-      <w:r>
+      <w:pPr>
+        <w:pStyle w:val="Heading3"/>
+      </w:pPr>
+      <w:r>
+        <w:t>3. Reveal the worked reasoning</w:t>
+      </w:r>
+    </w:p>
+    <w:p>
+      <w:pPr>
+        <w:spacing w:line="336" w:lineRule="auto" w:after="180"/>
+        <w:shd w:fill="F1F6FC"/>
+      </w:pPr>
+      <w:r>
+        <w:rPr>
+          <w:b w:val="0"/>
+        </w:rPr>
+        <w:t xml:space="preserve">Reveal after </w:t>
+      </w:r>
+      <w:r>
+        <w:rPr>
+          <w:b/>
+        </w:rPr>
+        <w:t>prediction</w:t>
+      </w:r>
+      <w:r>
+        <w:rPr>
+          <w:b w:val="0"/>
+        </w:rPr>
+        <w:t xml:space="preserve">s: </w:t>
+      </w:r>
+      <w:r>
+        <w:rPr>
+          <w:b/>
+        </w:rPr>
+        <w:t>Generate</w:t>
+      </w:r>
+      <w:r>
+        <w:rPr>
+          <w:b w:val="0"/>
+        </w:rPr>
+        <w:t xml:space="preserve"> the poem, </w:t>
+      </w:r>
+      <w:r>
+        <w:rPr>
+          <w:b/>
+        </w:rPr>
+        <w:t>calculate</w:t>
+      </w:r>
+      <w:r>
+        <w:rPr>
+          <w:b w:val="0"/>
+        </w:rPr>
+        <w:t xml:space="preserve"> 25, </w:t>
+      </w:r>
+      <w:r>
+        <w:rPr>
+          <w:b/>
+        </w:rPr>
+        <w:t>retrieve</w:t>
+      </w:r>
+      <w:r>
+        <w:rPr>
+          <w:b w:val="0"/>
+        </w:rPr>
+        <w:t xml:space="preserve"> the actual passage. Inventing a fluent passage is not </w:t>
+      </w:r>
+      <w:r>
+        <w:rPr>
+          <w:b/>
+        </w:rPr>
+        <w:t>retrieval</w:t>
+      </w:r>
+      <w:r>
+        <w:rPr>
+          <w:b w:val="0"/>
+        </w:rPr>
+        <w:t>.</w:t>
+      </w:r>
+    </w:p>
+    <w:p>
+      <w:pPr>
+        <w:pStyle w:val="Heading3"/>
+      </w:pPr>
+      <w:r>
+        <w:t>Hold back the independent task</w:t>
+      </w:r>
+    </w:p>
+    <w:p>
+      <w:pPr>
+        <w:spacing w:line="336" w:lineRule="auto" w:after="180"/>
+        <w:shd w:fill="FFF5E6"/>
+      </w:pPr>
+      <w:r>
+        <w:rPr>
+          <w:b w:val="0"/>
+        </w:rPr>
         <w:t>Keep for an independent attempt: Choose a method for each task: invent a dragon story; find the library's posted hours; compute 7 plus 5. Explain why the methods differ.</w:t>
       </w:r>
     </w:p>
@@ -1367,36 +3157,142 @@
       </w:r>
     </w:p>
     <w:p>
-      <w:r>
+      <w:pPr>
+        <w:pStyle w:val="Heading3"/>
+      </w:pPr>
+      <w:r>
+        <w:t>Ask the class</w:t>
+      </w:r>
+    </w:p>
+    <w:p>
+      <w:pPr>
+        <w:spacing w:line="336" w:lineRule="auto" w:after="180"/>
+        <w:shd w:fill="F5F1FB"/>
+      </w:pPr>
+      <w:r>
+        <w:rPr>
+          <w:b w:val="0"/>
+        </w:rPr>
         <w:t>Ask: Which facts are given, and which would we have to assume? Learners mark relevant details before discussing answers.</w:t>
       </w:r>
     </w:p>
     <w:p>
-      <w:r>
-        <w:t>Say: Predict first. Show the rule, information path or calculation that would produce the result. A correct guess is not yet an explanation.</w:t>
-      </w:r>
-    </w:p>
-    <w:p>
-      <w:r>
-        <w:t>Reveal reasoning one step at a time. Explain why a tempting alternative fails. Write units and denominators for arithmetic, trace conditions for decisions, and identify supporting sources for claims.</w:t>
-      </w:r>
-    </w:p>
-    <w:p>
-      <w:r>
-        <w:t>In pairs, one learner solves while the other checks evidence; exchange roles. Remove the worked answer before independent assessment.</w:t>
-      </w:r>
-    </w:p>
-    <w:p>
       <w:pPr>
         <w:pStyle w:val="Heading3"/>
       </w:pPr>
       <w:r>
+        <w:t>Language to model</w:t>
+      </w:r>
+    </w:p>
+    <w:p>
+      <w:pPr>
+        <w:spacing w:line="336" w:lineRule="auto" w:after="180"/>
+        <w:shd w:fill="F1F6F8"/>
+      </w:pPr>
+      <w:r>
+        <w:rPr>
+          <w:b w:val="0"/>
+        </w:rPr>
+        <w:t xml:space="preserve">Say: Predict first. Show the rule, information path or </w:t>
+      </w:r>
+      <w:r>
+        <w:rPr>
+          <w:b/>
+        </w:rPr>
+        <w:t>calculation</w:t>
+      </w:r>
+      <w:r>
+        <w:rPr>
+          <w:b w:val="0"/>
+        </w:rPr>
+        <w:t xml:space="preserve"> that would produce the result. A correct guess is not yet an explanation.</w:t>
+      </w:r>
+    </w:p>
+    <w:p>
+      <w:pPr>
+        <w:spacing w:line="336" w:lineRule="auto" w:after="180"/>
+      </w:pPr>
+      <w:r>
+        <w:rPr>
+          <w:b w:val="0"/>
+        </w:rPr>
+        <w:t xml:space="preserve">Reveal reasoning one step at a time. Explain why a tempting alternative fails. Write units and denominators for arithmetic, </w:t>
+      </w:r>
+      <w:r>
+        <w:rPr>
+          <w:b/>
+        </w:rPr>
+        <w:t>trace</w:t>
+      </w:r>
+      <w:r>
+        <w:rPr>
+          <w:b w:val="0"/>
+        </w:rPr>
+        <w:t xml:space="preserve"> conditions for decisions, and identify supporting sources for claims.</w:t>
+      </w:r>
+    </w:p>
+    <w:p>
+      <w:pPr>
+        <w:spacing w:line="336" w:lineRule="auto" w:after="180"/>
+      </w:pPr>
+      <w:r>
+        <w:rPr>
+          <w:b w:val="0"/>
+        </w:rPr>
+        <w:t xml:space="preserve">In pairs, one learner solves while the other checks </w:t>
+      </w:r>
+      <w:r>
+        <w:rPr>
+          <w:b/>
+        </w:rPr>
+        <w:t>evidence</w:t>
+      </w:r>
+      <w:r>
+        <w:rPr>
+          <w:b w:val="0"/>
+        </w:rPr>
+        <w:t>; exchange roles. Remove the worked answer before independent assessment.</w:t>
+      </w:r>
+    </w:p>
+    <w:p>
+      <w:pPr>
+        <w:pStyle w:val="Heading3"/>
+      </w:pPr>
+      <w:r>
         <w:t>Model these guided questions</w:t>
       </w:r>
     </w:p>
     <w:p>
-      <w:r>
-        <w:t>Correct Thursday to Wednesday using N2; Room 4 is supported. Remove free snacks unless independently verified. Replace 24 remaining with 21 from 6 × 4 − 3. One sentence: The makers club meets Wednesday in Room 4, with 21 places after the helper reservation. Exit: 6 × 4 − 5 = 19; day, room, table count and places per table stay the same. The changed reservation invalidates the old remaining count.</w:t>
+      <w:pPr>
+        <w:spacing w:line="336" w:lineRule="auto" w:after="180"/>
+      </w:pPr>
+      <w:r>
+        <w:rPr>
+          <w:b w:val="0"/>
+        </w:rPr>
+        <w:t>Correct Thursday to Wednesday using N2; Room 4 is supported. Remove free snacks unless independently verified. Replace 24 remaining with 21 from 6 × 4 − 3.</w:t>
+      </w:r>
+    </w:p>
+    <w:p>
+      <w:pPr>
+        <w:spacing w:line="336" w:lineRule="auto" w:after="180"/>
+      </w:pPr>
+      <w:r>
+        <w:rPr>
+          <w:b w:val="0"/>
+        </w:rPr>
+        <w:t>One sentence: The makers club meets Wednesday in Room 4, with 21 places after the helper reservation. Exit: 6 × 4 − 5 = 19; day, room, table count and places per table stay the same.</w:t>
+      </w:r>
+    </w:p>
+    <w:p>
+      <w:pPr>
+        <w:spacing w:line="336" w:lineRule="auto" w:after="180"/>
+      </w:pPr>
+      <w:r>
+        <w:rPr>
+          <w:b w:val="0"/>
+        </w:rPr>
+        <w:t>The changed reservation invalidates the old remaining count.</w:t>
       </w:r>
     </w:p>
     <w:p>
@@ -1628,41 +3524,221 @@
       </w:r>
     </w:p>
     <w:p>
-      <w:r>
+      <w:pPr>
+        <w:pStyle w:val="Heading3"/>
+      </w:pPr>
+      <w:r>
+        <w:t>Completion practice</w:t>
+      </w:r>
+    </w:p>
+    <w:p>
+      <w:pPr>
+        <w:spacing w:line="336" w:lineRule="auto" w:after="180"/>
+        <w:shd w:fill="F5F1FB"/>
+      </w:pPr>
+      <w:r>
+        <w:rPr>
+          <w:b w:val="0"/>
+        </w:rPr>
         <w:t>Completion task: A calculator correctly returns 24 for 6 × 4. A pupil reports this as the number of non-helper places available. Explain the problem and write the correct expression, result and meaning.</w:t>
       </w:r>
     </w:p>
     <w:p>
-      <w:r>
-        <w:t>Teacher check: 24 is total capacity before the three helper places are reserved. The requested remaining count is 6 × 4 − 3 = 21 non-helper places. The calculator can execute the supplied expression correctly while that expression omits a required step.</w:t>
-      </w:r>
-    </w:p>
-    <w:p>
-      <w:r>
-        <w:t>Start by identifying the given inputs together. Leave the intermediate steps blank. If needed, model one step, then withdraw that help on the next step. Move to a full trace only when the partial trace is understood. For partners, alternate explainer and checker; collect a response from every learner before discussion.</w:t>
-      </w:r>
-    </w:p>
-    <w:p>
       <w:pPr>
         <w:pStyle w:val="Heading3"/>
       </w:pPr>
       <w:r>
+        <w:t>Reasoning to listen for</w:t>
+      </w:r>
+    </w:p>
+    <w:p>
+      <w:pPr>
+        <w:spacing w:line="336" w:lineRule="auto" w:after="180"/>
+        <w:shd w:fill="F1F6FC"/>
+      </w:pPr>
+      <w:r>
+        <w:rPr>
+          <w:b w:val="0"/>
+        </w:rPr>
+        <w:t>Teacher check: 24 is total capacity before the three helper places are reserved. The requested remaining count is 6 × 4 − 3 = 21 non-helper places.</w:t>
+      </w:r>
+    </w:p>
+    <w:p>
+      <w:pPr>
+        <w:spacing w:line="336" w:lineRule="auto" w:after="180"/>
+        <w:shd w:fill="F1F6FC"/>
+      </w:pPr>
+      <w:r>
+        <w:rPr>
+          <w:b w:val="0"/>
+        </w:rPr>
+        <w:t>The calculator can execute the supplied expression correctly while that expression omits a required step.</w:t>
+      </w:r>
+    </w:p>
+    <w:p>
+      <w:pPr>
+        <w:spacing w:line="336" w:lineRule="auto" w:after="180"/>
+      </w:pPr>
+      <w:r>
+        <w:rPr>
+          <w:b w:val="0"/>
+        </w:rPr>
+        <w:t xml:space="preserve">Start by identifying the given </w:t>
+      </w:r>
+      <w:r>
+        <w:rPr>
+          <w:b/>
+        </w:rPr>
+        <w:t>input</w:t>
+      </w:r>
+      <w:r>
+        <w:rPr>
+          <w:b w:val="0"/>
+        </w:rPr>
+        <w:t xml:space="preserve">s together. Leave the intermediate steps blank. If needed, model one step, then withdraw that help on the next step. Move to a full </w:t>
+      </w:r>
+      <w:r>
+        <w:rPr>
+          <w:b/>
+        </w:rPr>
+        <w:t>trace</w:t>
+      </w:r>
+      <w:r>
+        <w:rPr>
+          <w:b w:val="0"/>
+        </w:rPr>
+        <w:t xml:space="preserve"> only when the partial </w:t>
+      </w:r>
+      <w:r>
+        <w:rPr>
+          <w:b/>
+        </w:rPr>
+        <w:t>trace</w:t>
+      </w:r>
+      <w:r>
+        <w:rPr>
+          <w:b w:val="0"/>
+        </w:rPr>
+        <w:t xml:space="preserve"> is understood.</w:t>
+      </w:r>
+    </w:p>
+    <w:p>
+      <w:pPr>
+        <w:spacing w:line="336" w:lineRule="auto" w:after="180"/>
+      </w:pPr>
+      <w:r>
+        <w:rPr>
+          <w:b w:val="0"/>
+        </w:rPr>
+        <w:t>For partners, alternate explainer and checker; collect a response from every learner before discussion.</w:t>
+      </w:r>
+    </w:p>
+    <w:p>
+      <w:pPr>
+        <w:pStyle w:val="Heading3"/>
+      </w:pPr>
+      <w:r>
         <w:t>Individual reasoning check</w:t>
       </w:r>
     </w:p>
     <w:p>
-      <w:r>
-        <w:t>Use the worked case for Generation retrieval and calculation. Proposed explanation: “Retrieving a record proves it is current”. Decide whether this explanation is supported. Point to the step or supplied fact that decides; explain your repair if needed.</w:t>
-      </w:r>
-    </w:p>
-    <w:p>
-      <w:r>
+      <w:pPr>
+        <w:spacing w:line="336" w:lineRule="auto" w:after="180"/>
+      </w:pPr>
+      <w:r>
+        <w:rPr>
+          <w:b w:val="0"/>
+        </w:rPr>
+        <w:t xml:space="preserve">Use the worked case for </w:t>
+      </w:r>
+      <w:r>
+        <w:rPr>
+          <w:b/>
+        </w:rPr>
+        <w:t>Generation</w:t>
+      </w:r>
+      <w:r>
+        <w:rPr>
+          <w:b w:val="0"/>
+        </w:rPr>
+        <w:t xml:space="preserve"> </w:t>
+      </w:r>
+      <w:r>
+        <w:rPr>
+          <w:b/>
+        </w:rPr>
+        <w:t>retrieval</w:t>
+      </w:r>
+      <w:r>
+        <w:rPr>
+          <w:b w:val="0"/>
+        </w:rPr>
+        <w:t xml:space="preserve"> and </w:t>
+      </w:r>
+      <w:r>
+        <w:rPr>
+          <w:b/>
+        </w:rPr>
+        <w:t>calculation</w:t>
+      </w:r>
+      <w:r>
+        <w:rPr>
+          <w:b w:val="0"/>
+        </w:rPr>
+        <w:t>. Proposed explanation: “Retrieving a record proves it is current”. Decide whether this explanation is supported.</w:t>
+      </w:r>
+    </w:p>
+    <w:p>
+      <w:pPr>
+        <w:spacing w:line="336" w:lineRule="auto" w:after="180"/>
+      </w:pPr>
+      <w:r>
+        <w:rPr>
+          <w:b w:val="0"/>
+        </w:rPr>
+        <w:t>Point to the step or supplied fact that decides; explain your repair if needed.</w:t>
+      </w:r>
+    </w:p>
+    <w:p>
+      <w:pPr>
+        <w:pStyle w:val="Heading3"/>
+      </w:pPr>
+      <w:r>
+        <w:t>Expected repair</w:t>
+      </w:r>
+    </w:p>
+    <w:p>
+      <w:pPr>
+        <w:spacing w:line="336" w:lineRule="auto" w:after="180"/>
+        <w:shd w:fill="F1F6FC"/>
+      </w:pPr>
+      <w:r>
+        <w:rPr>
+          <w:b w:val="0"/>
+        </w:rPr>
         <w:t>Expected correction: Check event and version; N1 is superseded by N2 in this example.</w:t>
       </w:r>
     </w:p>
     <w:p>
-      <w:r>
-        <w:t>Collect explanations, not only yes/no votes. If a misunderstanding is common, re-model the relevant step for the class. If it affects a few learners, give a short targeted group explanation while others solve a more demanding variation.</w:t>
+      <w:pPr>
+        <w:spacing w:line="336" w:lineRule="auto" w:after="180"/>
+      </w:pPr>
+      <w:r>
+        <w:rPr>
+          <w:b w:val="0"/>
+        </w:rPr>
+        <w:t>Collect explanations, not only yes/no votes. If a misunderstanding is common, re-model the relevant step for the class.</w:t>
+      </w:r>
+    </w:p>
+    <w:p>
+      <w:pPr>
+        <w:spacing w:line="336" w:lineRule="auto" w:after="180"/>
+      </w:pPr>
+      <w:r>
+        <w:rPr>
+          <w:b w:val="0"/>
+        </w:rPr>
+        <w:t>If it affects a few learners, give a short targeted group explanation while others solve a more demanding variation.</w:t>
       </w:r>
     </w:p>
     <w:p>
@@ -1674,7 +3750,14 @@
       </w:r>
     </w:p>
     <w:p>
-      <w:r>
+      <w:pPr>
+        <w:spacing w:line="336" w:lineRule="auto" w:after="180"/>
+        <w:shd w:fill="F5F1FB"/>
+      </w:pPr>
+      <w:r>
+        <w:rPr>
+          <w:b w:val="0"/>
+        </w:rPr>
         <w:t>Label each arrow with its operation. Can the system add snacks because invitations often mention them?</w:t>
       </w:r>
     </w:p>
@@ -1687,18 +3770,120 @@
       </w:r>
     </w:p>
     <w:p>
-      <w:r>
-        <w:t>The arrows are retrieval, calculation and generation. No: snacks need confirmation; familiar wording is not evidence.</w:t>
-      </w:r>
-    </w:p>
-    <w:p>
-      <w:r>
-        <w:t>Changed-case reasoning: Eight learner places remain. 3×4−4=8; this changes capacity for learners, not the retrieved date or location.</w:t>
-      </w:r>
-    </w:p>
-    <w:p>
-      <w:r>
-        <w:t>Collect each learner’s explanation before discussion. Use the first missing connection between input, deciding step and result to choose support. This question is worked-case practice, not fresh mastery evidence.</w:t>
+      <w:pPr>
+        <w:spacing w:line="336" w:lineRule="auto" w:after="180"/>
+      </w:pPr>
+      <w:r>
+        <w:rPr>
+          <w:b w:val="0"/>
+        </w:rPr>
+        <w:t xml:space="preserve">The arrows are </w:t>
+      </w:r>
+      <w:r>
+        <w:rPr>
+          <w:b/>
+        </w:rPr>
+        <w:t>retrieval</w:t>
+      </w:r>
+      <w:r>
+        <w:rPr>
+          <w:b w:val="0"/>
+        </w:rPr>
+        <w:t xml:space="preserve">, </w:t>
+      </w:r>
+      <w:r>
+        <w:rPr>
+          <w:b/>
+        </w:rPr>
+        <w:t>calculation</w:t>
+      </w:r>
+      <w:r>
+        <w:rPr>
+          <w:b w:val="0"/>
+        </w:rPr>
+        <w:t xml:space="preserve"> and </w:t>
+      </w:r>
+      <w:r>
+        <w:rPr>
+          <w:b/>
+        </w:rPr>
+        <w:t>generation</w:t>
+      </w:r>
+      <w:r>
+        <w:rPr>
+          <w:b w:val="0"/>
+        </w:rPr>
+        <w:t xml:space="preserve">. No: snacks need confirmation; familiar wording is not </w:t>
+      </w:r>
+      <w:r>
+        <w:rPr>
+          <w:b/>
+        </w:rPr>
+        <w:t>evidence</w:t>
+      </w:r>
+      <w:r>
+        <w:rPr>
+          <w:b w:val="0"/>
+        </w:rPr>
+        <w:t>.</w:t>
+      </w:r>
+    </w:p>
+    <w:p>
+      <w:pPr>
+        <w:spacing w:line="336" w:lineRule="auto" w:after="180"/>
+      </w:pPr>
+      <w:r>
+        <w:rPr>
+          <w:b w:val="0"/>
+        </w:rPr>
+        <w:t xml:space="preserve">Changed-case reasoning: Eight learner places remain. 3×4−4=8; this changes capacity for learners, not the </w:t>
+      </w:r>
+      <w:r>
+        <w:rPr>
+          <w:b/>
+        </w:rPr>
+        <w:t>retrieve</w:t>
+      </w:r>
+      <w:r>
+        <w:rPr>
+          <w:b w:val="0"/>
+        </w:rPr>
+        <w:t>d date or location.</w:t>
+      </w:r>
+    </w:p>
+    <w:p>
+      <w:pPr>
+        <w:spacing w:line="336" w:lineRule="auto" w:after="180"/>
+      </w:pPr>
+      <w:r>
+        <w:rPr>
+          <w:b w:val="0"/>
+        </w:rPr>
+        <w:t xml:space="preserve">Collect each learner’s explanation before discussion. Use the first missing connection between </w:t>
+      </w:r>
+      <w:r>
+        <w:rPr>
+          <w:b/>
+        </w:rPr>
+        <w:t>input</w:t>
+      </w:r>
+      <w:r>
+        <w:rPr>
+          <w:b w:val="0"/>
+        </w:rPr>
+        <w:t xml:space="preserve">, deciding step and result to choose support. This question is worked-case practice, not fresh mastery </w:t>
+      </w:r>
+      <w:r>
+        <w:rPr>
+          <w:b/>
+        </w:rPr>
+        <w:t>evidence</w:t>
+      </w:r>
+      <w:r>
+        <w:rPr>
+          <w:b w:val="0"/>
+        </w:rPr>
+        <w:t>.</w:t>
       </w:r>
     </w:p>
     <w:p>
@@ -1710,45 +3895,198 @@
       </w:r>
     </w:p>
     <w:p>
+      <w:r>
+        <w:t>Run the Generate, Retrieve, or Calculate? investigation and use the first unsupported step to choose a teaching response.</w:t>
+      </w:r>
+    </w:p>
+    <w:p>
+      <w:pPr>
+        <w:spacing w:line="336" w:lineRule="auto" w:after="180"/>
+      </w:pPr>
+      <w:r>
+        <w:rPr>
+          <w:b w:val="0"/>
+        </w:rPr>
+        <w:t xml:space="preserve">Predict first, test honestly, and explain what the </w:t>
+      </w:r>
+      <w:r>
+        <w:rPr>
+          <w:b/>
+        </w:rPr>
+        <w:t>evidence</w:t>
+      </w:r>
+      <w:r>
+        <w:rPr>
+          <w:b w:val="0"/>
+        </w:rPr>
+        <w:t xml:space="preserve"> means.</w:t>
+      </w:r>
+    </w:p>
+    <w:p>
       <w:pPr>
         <w:pStyle w:val="Heading3"/>
       </w:pPr>
       <w:r>
-        <w:t>Run the weekly evidence lab</w:t>
-      </w:r>
-    </w:p>
-    <w:p>
-      <w:r>
-        <w:t>Predict first, test honestly, and explain what the evidence means.</w:t>
-      </w:r>
-    </w:p>
-    <w:p>
-      <w:r>
-        <w:t>State your prediction before the result is known.</w:t>
-      </w:r>
-    </w:p>
-    <w:p>
-      <w:r>
-        <w:t>Complete the task: Classify nine outputs by mechanism and verification need.</w:t>
-      </w:r>
-    </w:p>
-    <w:p>
-      <w:r>
+        <w:t>1. Predict</w:t>
+      </w:r>
+    </w:p>
+    <w:p>
+      <w:pPr>
+        <w:spacing w:line="336" w:lineRule="auto" w:after="180"/>
+        <w:shd w:fill="F4F9FC"/>
+      </w:pPr>
+      <w:r>
+        <w:rPr>
+          <w:b w:val="0"/>
+        </w:rPr>
+        <w:t xml:space="preserve">State your </w:t>
+      </w:r>
+      <w:r>
+        <w:rPr>
+          <w:b/>
+        </w:rPr>
+        <w:t>prediction</w:t>
+      </w:r>
+      <w:r>
+        <w:rPr>
+          <w:b w:val="0"/>
+        </w:rPr>
+        <w:t xml:space="preserve"> before the result is known.</w:t>
+      </w:r>
+    </w:p>
+    <w:p>
+      <w:pPr>
+        <w:pStyle w:val="Heading3"/>
+      </w:pPr>
+      <w:r>
+        <w:t>2. Investigate</w:t>
+      </w:r>
+    </w:p>
+    <w:p>
+      <w:pPr>
+        <w:spacing w:line="336" w:lineRule="auto" w:after="180"/>
+        <w:shd w:fill="F4F9FC"/>
+      </w:pPr>
+      <w:r>
+        <w:rPr>
+          <w:b w:val="0"/>
+        </w:rPr>
+        <w:t xml:space="preserve">Complete the task: Classify nine </w:t>
+      </w:r>
+      <w:r>
+        <w:rPr>
+          <w:b/>
+        </w:rPr>
+        <w:t>output</w:t>
+      </w:r>
+      <w:r>
+        <w:rPr>
+          <w:b w:val="0"/>
+        </w:rPr>
+        <w:t xml:space="preserve">s by </w:t>
+      </w:r>
+      <w:r>
+        <w:rPr>
+          <w:b/>
+        </w:rPr>
+        <w:t>mechanism</w:t>
+      </w:r>
+      <w:r>
+        <w:rPr>
+          <w:b w:val="0"/>
+        </w:rPr>
+        <w:t xml:space="preserve"> and verification need.</w:t>
+      </w:r>
+    </w:p>
+    <w:p>
+      <w:pPr>
+        <w:pStyle w:val="Heading3"/>
+      </w:pPr>
+      <w:r>
+        <w:t>3. Compare cases</w:t>
+      </w:r>
+    </w:p>
+    <w:p>
+      <w:pPr>
+        <w:spacing w:line="336" w:lineRule="auto" w:after="180"/>
+        <w:shd w:fill="F4F9FC"/>
+      </w:pPr>
+      <w:r>
+        <w:rPr>
+          <w:b w:val="0"/>
+        </w:rPr>
         <w:t>Keep a normal case and an edge case clearly separated.</w:t>
       </w:r>
     </w:p>
     <w:p>
-      <w:r>
-        <w:t>Record what happened—even when it does not match your prediction.</w:t>
-      </w:r>
-    </w:p>
-    <w:p>
-      <w:r>
+      <w:pPr>
+        <w:pStyle w:val="Heading3"/>
+      </w:pPr>
+      <w:r>
+        <w:t>4. Record honestly</w:t>
+      </w:r>
+    </w:p>
+    <w:p>
+      <w:pPr>
+        <w:spacing w:line="336" w:lineRule="auto" w:after="180"/>
+        <w:shd w:fill="F4F9FC"/>
+      </w:pPr>
+      <w:r>
+        <w:rPr>
+          <w:b w:val="0"/>
+        </w:rPr>
+        <w:t xml:space="preserve">Record what happened—even when it does not match your </w:t>
+      </w:r>
+      <w:r>
+        <w:rPr>
+          <w:b/>
+        </w:rPr>
+        <w:t>prediction</w:t>
+      </w:r>
+      <w:r>
+        <w:rPr>
+          <w:b w:val="0"/>
+        </w:rPr>
+        <w:t>.</w:t>
+      </w:r>
+    </w:p>
+    <w:p>
+      <w:pPr>
+        <w:pStyle w:val="Heading3"/>
+      </w:pPr>
+      <w:r>
+        <w:t>5. Explain and plan the next test</w:t>
+      </w:r>
+    </w:p>
+    <w:p>
+      <w:pPr>
+        <w:spacing w:line="336" w:lineRule="auto" w:after="180"/>
+        <w:shd w:fill="F4F9FC"/>
+      </w:pPr>
+      <w:r>
+        <w:rPr>
+          <w:b w:val="0"/>
+        </w:rPr>
         <w:t>Explain the result, one limitation, and the next useful test.</w:t>
       </w:r>
     </w:p>
     <w:p>
-      <w:r>
+      <w:pPr>
+        <w:pStyle w:val="Heading3"/>
+      </w:pPr>
+      <w:r>
+        <w:t>Use a fresh case after support</w:t>
+      </w:r>
+    </w:p>
+    <w:p>
+      <w:pPr>
+        <w:spacing w:line="336" w:lineRule="auto" w:after="180"/>
+        <w:shd w:fill="FFF5E6"/>
+      </w:pPr>
+      <w:r>
+        <w:rPr>
+          <w:b w:val="0"/>
+        </w:rPr>
         <w:t>INDEPENDENCE After support is removed, repeat the proof with a fresh case.</w:t>
       </w:r>
     </w:p>
@@ -1761,8 +4099,25 @@
       </w:r>
     </w:p>
     <w:p>
-      <w:r>
-        <w:t>Use the concrete case as the shared normal case and the independent question as a second case. Each pair creates a boundary or missing-information case and predicts its result before testing. Keep the expected result separate from an observed mistake.</w:t>
+      <w:pPr>
+        <w:spacing w:line="336" w:lineRule="auto" w:after="180"/>
+      </w:pPr>
+      <w:r>
+        <w:rPr>
+          <w:b w:val="0"/>
+        </w:rPr>
+        <w:t>Use the concrete case as the shared normal case and the independent question as a second case. Each pair creates a boundary or missing-information case and predicts its result before testing.</w:t>
+      </w:r>
+    </w:p>
+    <w:p>
+      <w:pPr>
+        <w:spacing w:line="336" w:lineRule="auto" w:after="180"/>
+      </w:pPr>
+      <w:r>
+        <w:rPr>
+          <w:b w:val="0"/>
+        </w:rPr>
+        <w:t>Keep the expected result separate from an observed mistake.</w:t>
       </w:r>
     </w:p>
     <w:tbl>
@@ -1920,13 +4275,69 @@
       </w:r>
     </w:p>
     <w:p>
-      <w:r>
+      <w:pPr>
+        <w:pStyle w:val="Heading3"/>
+      </w:pPr>
+      <w:r>
+        <w:t>Find the unsupported claim</w:t>
+      </w:r>
+    </w:p>
+    <w:p>
+      <w:pPr>
+        <w:spacing w:line="336" w:lineRule="auto" w:after="180"/>
+        <w:shd w:fill="F5F1FB"/>
+      </w:pPr>
+      <w:r>
+        <w:rPr>
+          <w:b w:val="0"/>
+        </w:rPr>
         <w:t>CLAIM TO REPAIR Generating plausible text is the same as retrieving a fact.</w:t>
       </w:r>
     </w:p>
     <w:p>
-      <w:r>
-        <w:t>For guessing, return to given facts and request a trace. For vocabulary without application, use one example and one non-example. For arithmetic errors, check the setup before the calculation. Finish with a different uncoached case before recording mastery.</w:t>
+      <w:pPr>
+        <w:spacing w:line="336" w:lineRule="auto" w:after="180"/>
+      </w:pPr>
+      <w:r>
+        <w:rPr>
+          <w:b w:val="0"/>
+        </w:rPr>
+        <w:t xml:space="preserve">For guessing, return to given facts and request a </w:t>
+      </w:r>
+      <w:r>
+        <w:rPr>
+          <w:b/>
+        </w:rPr>
+        <w:t>trace</w:t>
+      </w:r>
+      <w:r>
+        <w:rPr>
+          <w:b w:val="0"/>
+        </w:rPr>
+        <w:t xml:space="preserve">. For vocabulary without application, use one example and one non-example. For arithmetic errors, check the setup before the </w:t>
+      </w:r>
+      <w:r>
+        <w:rPr>
+          <w:b/>
+        </w:rPr>
+        <w:t>calculation</w:t>
+      </w:r>
+      <w:r>
+        <w:rPr>
+          <w:b w:val="0"/>
+        </w:rPr>
+        <w:t>.</w:t>
+      </w:r>
+    </w:p>
+    <w:p>
+      <w:pPr>
+        <w:spacing w:line="336" w:lineRule="auto" w:after="180"/>
+      </w:pPr>
+      <w:r>
+        <w:rPr>
+          <w:b w:val="0"/>
+        </w:rPr>
+        <w:t>Finish with a different uncoached case before recording mastery.</w:t>
       </w:r>
     </w:p>
     <w:p>
@@ -1938,23 +4349,95 @@
       </w:r>
     </w:p>
     <w:p>
-      <w:r>
+      <w:pPr>
+        <w:spacing w:line="336" w:lineRule="auto" w:after="180"/>
+      </w:pPr>
+      <w:r>
+        <w:rPr>
+          <w:b w:val="0"/>
+        </w:rPr>
         <w:t>Retrieving a record proves it is current: Check event and version; N1 is superseded by N2 in this example.</w:t>
       </w:r>
     </w:p>
     <w:p>
-      <w:r>
+      <w:pPr>
+        <w:spacing w:line="336" w:lineRule="auto" w:after="180"/>
+      </w:pPr>
+      <w:r>
+        <w:rPr>
+          <w:b w:val="0"/>
+        </w:rPr>
         <w:t>A correct calculator result always answers the task: The expression must include the required reservation and correct units.</w:t>
       </w:r>
     </w:p>
     <w:p>
-      <w:r>
-        <w:t>Fluent generated details are verified facts: Free snacks and transport need evidence; wording alone is insufficient.</w:t>
-      </w:r>
-    </w:p>
-    <w:p>
-      <w:r>
-        <w:t>The final sentence reveals the method: Matching outputs do not establish matching operations; inspect records and traces.</w:t>
+      <w:pPr>
+        <w:spacing w:line="336" w:lineRule="auto" w:after="180"/>
+      </w:pPr>
+      <w:r>
+        <w:rPr>
+          <w:b w:val="0"/>
+        </w:rPr>
+        <w:t xml:space="preserve">Fluent </w:t>
+      </w:r>
+      <w:r>
+        <w:rPr>
+          <w:b/>
+        </w:rPr>
+        <w:t>generate</w:t>
+      </w:r>
+      <w:r>
+        <w:rPr>
+          <w:b w:val="0"/>
+        </w:rPr>
+        <w:t xml:space="preserve">d details are verified facts: Free snacks and transport need </w:t>
+      </w:r>
+      <w:r>
+        <w:rPr>
+          <w:b/>
+        </w:rPr>
+        <w:t>evidence</w:t>
+      </w:r>
+      <w:r>
+        <w:rPr>
+          <w:b w:val="0"/>
+        </w:rPr>
+        <w:t>; wording alone is insufficient.</w:t>
+      </w:r>
+    </w:p>
+    <w:p>
+      <w:pPr>
+        <w:spacing w:line="336" w:lineRule="auto" w:after="180"/>
+      </w:pPr>
+      <w:r>
+        <w:rPr>
+          <w:b w:val="0"/>
+        </w:rPr>
+        <w:t xml:space="preserve">The final sentence reveals the method: Matching </w:t>
+      </w:r>
+      <w:r>
+        <w:rPr>
+          <w:b/>
+        </w:rPr>
+        <w:t>output</w:t>
+      </w:r>
+      <w:r>
+        <w:rPr>
+          <w:b w:val="0"/>
+        </w:rPr>
+        <w:t xml:space="preserve">s do not establish matching operations; inspect records and </w:t>
+      </w:r>
+      <w:r>
+        <w:rPr>
+          <w:b/>
+        </w:rPr>
+        <w:t>trace</w:t>
+      </w:r>
+      <w:r>
+        <w:rPr>
+          <w:b w:val="0"/>
+        </w:rPr>
+        <w:t>s.</w:t>
       </w:r>
     </w:p>
     <w:p>
@@ -2112,8 +4595,25 @@
       </w:tr>
     </w:tbl>
     <w:p>
-      <w:r>
-        <w:t>Offer an oral explanation, drawing, enlarged visual or fewer examples when that removes a reading/writing barrier. Keep the same reasoning goal. Stretch secure learners by changing a boundary or assumption and asking them to defend the effect, not simply by assigning more of the same questions.</w:t>
+      <w:pPr>
+        <w:spacing w:line="336" w:lineRule="auto" w:after="180"/>
+      </w:pPr>
+      <w:r>
+        <w:rPr>
+          <w:b w:val="0"/>
+        </w:rPr>
+        <w:t>Offer an oral explanation, drawing, enlarged visual or fewer examples when that removes a reading/writing barrier. Keep the same reasoning goal.</w:t>
+      </w:r>
+    </w:p>
+    <w:p>
+      <w:pPr>
+        <w:spacing w:line="336" w:lineRule="auto" w:after="180"/>
+      </w:pPr>
+      <w:r>
+        <w:rPr>
+          <w:b w:val="0"/>
+        </w:rPr>
+        <w:t>Stretch secure learners by changing a boundary or assumption and asking them to defend the effect, not simply by assigning more of the same questions.</w:t>
       </w:r>
     </w:p>
     <w:p>
@@ -2125,11 +4625,16 @@
       </w:r>
     </w:p>
     <w:p>
+      <w:r>
+        <w:t>Use the Generate, Retrieve, or Calculate? questions, teacher keys and criteria after the relevant attempts. Previously discussed cases are practice; protect the separately selected independent task.</w:t>
+      </w:r>
+    </w:p>
+    <w:p>
       <w:pPr>
         <w:pStyle w:val="Heading3"/>
       </w:pPr>
       <w:r>
-        <w:t>Assess and explain the answers</w:t>
+        <w:t>Worked case answer</w:t>
       </w:r>
     </w:p>
     <w:p>
@@ -2137,12 +4642,61 @@
         <w:pStyle w:val="Heading3"/>
       </w:pPr>
       <w:r>
-        <w:t>Worked case answer</w:t>
-      </w:r>
-    </w:p>
-    <w:p>
-      <w:r>
-        <w:t>Generate the poem, calculate 25, retrieve the actual passage. Inventing a fluent passage is not retrieval.</w:t>
+        <w:t>Teacher key · Worked case answer</w:t>
+      </w:r>
+    </w:p>
+    <w:p>
+      <w:pPr>
+        <w:spacing w:line="336" w:lineRule="auto" w:after="180"/>
+        <w:shd w:fill="F1F6FC"/>
+      </w:pPr>
+      <w:r>
+        <w:rPr>
+          <w:b/>
+        </w:rPr>
+        <w:t>Generate</w:t>
+      </w:r>
+      <w:r>
+        <w:rPr>
+          <w:b w:val="0"/>
+        </w:rPr>
+        <w:t xml:space="preserve"> the poem, </w:t>
+      </w:r>
+      <w:r>
+        <w:rPr>
+          <w:b/>
+        </w:rPr>
+        <w:t>calculate</w:t>
+      </w:r>
+      <w:r>
+        <w:rPr>
+          <w:b w:val="0"/>
+        </w:rPr>
+        <w:t xml:space="preserve"> 25, </w:t>
+      </w:r>
+      <w:r>
+        <w:rPr>
+          <w:b/>
+        </w:rPr>
+        <w:t>retrieve</w:t>
+      </w:r>
+      <w:r>
+        <w:rPr>
+          <w:b w:val="0"/>
+        </w:rPr>
+        <w:t xml:space="preserve"> the actual passage. Inventing a fluent passage is not </w:t>
+      </w:r>
+      <w:r>
+        <w:rPr>
+          <w:b/>
+        </w:rPr>
+        <w:t>retrieval</w:t>
+      </w:r>
+      <w:r>
+        <w:rPr>
+          <w:b w:val="0"/>
+        </w:rPr>
+        <w:t>.</w:t>
       </w:r>
     </w:p>
     <w:p>
@@ -2154,7 +4708,22 @@
       </w:r>
     </w:p>
     <w:p>
-      <w:r>
+      <w:pPr>
+        <w:pStyle w:val="Heading3"/>
+      </w:pPr>
+      <w:r>
+        <w:t>Independent question · withhold the key</w:t>
+      </w:r>
+    </w:p>
+    <w:p>
+      <w:pPr>
+        <w:spacing w:line="336" w:lineRule="auto" w:after="180"/>
+        <w:shd w:fill="F5F1FB"/>
+      </w:pPr>
+      <w:r>
+        <w:rPr>
+          <w:b w:val="0"/>
+        </w:rPr>
         <w:t>Choose a method for each task: invent a dragon story; find the library's posted hours; compute 7 plus 5. Explain why the methods differ.</w:t>
       </w:r>
     </w:p>
@@ -2167,8 +4736,65 @@
       </w:r>
     </w:p>
     <w:p>
-      <w:r>
-        <w:t>Generate the story, retrieve the posted hours, and calculate 12. Creativity, source lookup and arithmetic require different evidence and checking.</w:t>
+      <w:pPr>
+        <w:pStyle w:val="Heading3"/>
+      </w:pPr>
+      <w:r>
+        <w:t>Teacher key · Expected independent answer</w:t>
+      </w:r>
+    </w:p>
+    <w:p>
+      <w:pPr>
+        <w:spacing w:line="336" w:lineRule="auto" w:after="180"/>
+        <w:shd w:fill="F1F6FC"/>
+      </w:pPr>
+      <w:r>
+        <w:rPr>
+          <w:b/>
+        </w:rPr>
+        <w:t>Generate</w:t>
+      </w:r>
+      <w:r>
+        <w:rPr>
+          <w:b w:val="0"/>
+        </w:rPr>
+        <w:t xml:space="preserve"> the story, </w:t>
+      </w:r>
+      <w:r>
+        <w:rPr>
+          <w:b/>
+        </w:rPr>
+        <w:t>retrieve</w:t>
+      </w:r>
+      <w:r>
+        <w:rPr>
+          <w:b w:val="0"/>
+        </w:rPr>
+        <w:t xml:space="preserve"> the posted hours, and </w:t>
+      </w:r>
+      <w:r>
+        <w:rPr>
+          <w:b/>
+        </w:rPr>
+        <w:t>calculate</w:t>
+      </w:r>
+      <w:r>
+        <w:rPr>
+          <w:b w:val="0"/>
+        </w:rPr>
+        <w:t xml:space="preserve"> 12. Creativity, source lookup and arithmetic require different </w:t>
+      </w:r>
+      <w:r>
+        <w:rPr>
+          <w:b/>
+        </w:rPr>
+        <w:t>evidence</w:t>
+      </w:r>
+      <w:r>
+        <w:rPr>
+          <w:b w:val="0"/>
+        </w:rPr>
+        <w:t xml:space="preserve"> and checking.</w:t>
       </w:r>
     </w:p>
     <w:p>
@@ -2406,8 +5032,25 @@
       </w:tr>
     </w:tbl>
     <w:p>
-      <w:r>
-        <w:t>Use 6/8 as a classroom checkpoint, with 2 required for both Result and Reasoning. This is a proposed teaching rule, not a validated certification threshold. Do not count a coached answer as independent mastery; correct unsafe or unsupported claims regardless of total.</w:t>
+      <w:pPr>
+        <w:spacing w:line="336" w:lineRule="auto" w:after="180"/>
+      </w:pPr>
+      <w:r>
+        <w:rPr>
+          <w:b w:val="0"/>
+        </w:rPr>
+        <w:t>Use 6/8 as a classroom checkpoint, with 2 required for both Result and Reasoning. This is a proposed teaching rule, not a validated certification threshold.</w:t>
+      </w:r>
+    </w:p>
+    <w:p>
+      <w:pPr>
+        <w:spacing w:line="336" w:lineRule="auto" w:after="180"/>
+      </w:pPr>
+      <w:r>
+        <w:rPr>
+          <w:b w:val="0"/>
+        </w:rPr>
+        <w:t>Do not count a coached answer as independent mastery; correct unsafe or unsupported claims regardless of total.</w:t>
       </w:r>
     </w:p>
     <w:p>
@@ -2419,8 +5062,26 @@
       </w:r>
     </w:p>
     <w:p>
-      <w:r>
-        <w:t>Ask the learner to find the evidence that challenges this claim: “Generating plausible text is the same as retrieving a fact.” Keep the first attempt and an uncoached retry separate.</w:t>
+      <w:pPr>
+        <w:spacing w:line="336" w:lineRule="auto" w:after="180"/>
+      </w:pPr>
+      <w:r>
+        <w:rPr>
+          <w:b w:val="0"/>
+        </w:rPr>
+        <w:t xml:space="preserve">Ask the learner to find the </w:t>
+      </w:r>
+      <w:r>
+        <w:rPr>
+          <w:b/>
+        </w:rPr>
+        <w:t>evidence</w:t>
+      </w:r>
+      <w:r>
+        <w:rPr>
+          <w:b w:val="0"/>
+        </w:rPr>
+        <w:t xml:space="preserve"> that challenges this claim: “Generating plausible text is the same as retrieving a fact.” Keep the first attempt and an uncoached retry separate.</w:t>
       </w:r>
     </w:p>
     <w:p>
@@ -2432,15 +5093,72 @@
       </w:r>
     </w:p>
     <w:p>
-      <w:r>
-        <w:t>Generate a motto and inspect suitability; retrieve and cite the actual handbook passage for the meeting point; calculate 84/7=12 stickers each and check 12×7=84. All need task-appropriate checks. A fluent invented location cannot substitute for the handbook.</w:t>
-      </w:r>
-    </w:p>
-    <w:p>
       <w:pPr>
         <w:pStyle w:val="Heading3"/>
       </w:pPr>
       <w:r>
+        <w:t>Teacher key · Original transfer answer</w:t>
+      </w:r>
+    </w:p>
+    <w:p>
+      <w:pPr>
+        <w:spacing w:line="336" w:lineRule="auto" w:after="180"/>
+        <w:shd w:fill="F1F6FC"/>
+      </w:pPr>
+      <w:r>
+        <w:rPr>
+          <w:b/>
+        </w:rPr>
+        <w:t>Generate</w:t>
+      </w:r>
+      <w:r>
+        <w:rPr>
+          <w:b w:val="0"/>
+        </w:rPr>
+        <w:t xml:space="preserve"> a motto and inspect suitability; </w:t>
+      </w:r>
+      <w:r>
+        <w:rPr>
+          <w:b/>
+        </w:rPr>
+        <w:t>retrieve</w:t>
+      </w:r>
+      <w:r>
+        <w:rPr>
+          <w:b w:val="0"/>
+        </w:rPr>
+        <w:t xml:space="preserve"> and cite the actual handbook passage for the meeting point; </w:t>
+      </w:r>
+      <w:r>
+        <w:rPr>
+          <w:b/>
+        </w:rPr>
+        <w:t>calculate</w:t>
+      </w:r>
+      <w:r>
+        <w:rPr>
+          <w:b w:val="0"/>
+        </w:rPr>
+        <w:t xml:space="preserve"> 84/7=12 stickers each and check 12×7=84. All need task-appropriate checks.</w:t>
+      </w:r>
+    </w:p>
+    <w:p>
+      <w:pPr>
+        <w:spacing w:line="336" w:lineRule="auto" w:after="180"/>
+        <w:shd w:fill="F1F6FC"/>
+      </w:pPr>
+      <w:r>
+        <w:rPr>
+          <w:b w:val="0"/>
+        </w:rPr>
+        <w:t>A fluent invented location cannot substitute for the handbook.</w:t>
+      </w:r>
+    </w:p>
+    <w:p>
+      <w:pPr>
+        <w:pStyle w:val="Heading3"/>
+      </w:pPr>
+      <w:r>
         <w:t>Explanations for the additional workbook examples</w:t>
       </w:r>
     </w:p>
@@ -2453,111 +5171,651 @@
       </w:r>
     </w:p>
     <w:p>
-      <w:r>
-        <w:t>For each task name the main operation and a suitable check: find the room listed in N2; work out six tables of four places minus three reserved places; suggest an inviting title for the event. Can an application combine these operations?</w:t>
-      </w:r>
-    </w:p>
-    <w:p>
-      <w:r>
-        <w:t>Room: retrieval, checked against the right source N2 and event. Remaining places: calculation, checked as 6 × 4 − 3 = 21 with correct inputs. Title: generation, checked for the requested style and unsupported factual details. An application can combine them; the labels describe operations rather than exclusive types of application.</w:t>
-      </w:r>
-    </w:p>
-    <w:p>
       <w:pPr>
         <w:pStyle w:val="Heading3"/>
       </w:pPr>
       <w:r>
+        <w:t>Workbook question · W1</w:t>
+      </w:r>
+    </w:p>
+    <w:p>
+      <w:pPr>
+        <w:spacing w:line="336" w:lineRule="auto" w:after="180"/>
+        <w:shd w:fill="F5F1FB"/>
+      </w:pPr>
+      <w:r>
+        <w:rPr>
+          <w:b w:val="0"/>
+        </w:rPr>
+        <w:t>For each task name the main operation and a suitable check: find the room listed in N2; work out six tables of four places minus three reserved places; suggest an inviting title for the event.</w:t>
+      </w:r>
+    </w:p>
+    <w:p>
+      <w:pPr>
+        <w:spacing w:line="336" w:lineRule="auto" w:after="180"/>
+        <w:shd w:fill="F5F1FB"/>
+      </w:pPr>
+      <w:r>
+        <w:rPr>
+          <w:b w:val="0"/>
+        </w:rPr>
+        <w:t>Can an application combine these operations?</w:t>
+      </w:r>
+    </w:p>
+    <w:p>
+      <w:pPr>
+        <w:pStyle w:val="Heading3"/>
+      </w:pPr>
+      <w:r>
+        <w:t>Teacher reasoning · W1</w:t>
+      </w:r>
+    </w:p>
+    <w:p>
+      <w:pPr>
+        <w:spacing w:line="336" w:lineRule="auto" w:after="180"/>
+        <w:shd w:fill="F1F6FC"/>
+      </w:pPr>
+      <w:r>
+        <w:rPr>
+          <w:b w:val="0"/>
+        </w:rPr>
+        <w:t xml:space="preserve">Room: </w:t>
+      </w:r>
+      <w:r>
+        <w:rPr>
+          <w:b/>
+        </w:rPr>
+        <w:t>retrieval</w:t>
+      </w:r>
+      <w:r>
+        <w:rPr>
+          <w:b w:val="0"/>
+        </w:rPr>
+        <w:t xml:space="preserve">, checked against the right source N2 and event. Remaining places: </w:t>
+      </w:r>
+      <w:r>
+        <w:rPr>
+          <w:b/>
+        </w:rPr>
+        <w:t>calculation</w:t>
+      </w:r>
+      <w:r>
+        <w:rPr>
+          <w:b w:val="0"/>
+        </w:rPr>
+        <w:t xml:space="preserve">, checked as 6 × 4 − 3 = 21 with correct </w:t>
+      </w:r>
+      <w:r>
+        <w:rPr>
+          <w:b/>
+        </w:rPr>
+        <w:t>input</w:t>
+      </w:r>
+      <w:r>
+        <w:rPr>
+          <w:b w:val="0"/>
+        </w:rPr>
+        <w:t xml:space="preserve">s. Title: </w:t>
+      </w:r>
+      <w:r>
+        <w:rPr>
+          <w:b/>
+        </w:rPr>
+        <w:t>generation</w:t>
+      </w:r>
+      <w:r>
+        <w:rPr>
+          <w:b w:val="0"/>
+        </w:rPr>
+        <w:t>, checked for the requested style and unsupported factual details.</w:t>
+      </w:r>
+    </w:p>
+    <w:p>
+      <w:pPr>
+        <w:spacing w:line="336" w:lineRule="auto" w:after="180"/>
+        <w:shd w:fill="F1F6FC"/>
+      </w:pPr>
+      <w:r>
+        <w:rPr>
+          <w:b w:val="0"/>
+        </w:rPr>
+        <w:t>An application can combine them; the labels describe operations rather than exclusive types of application.</w:t>
+      </w:r>
+    </w:p>
+    <w:p>
+      <w:pPr>
+        <w:pStyle w:val="Heading3"/>
+      </w:pPr>
+      <w:r>
         <w:t>W2 Separate a correct sum from a correct answer</w:t>
       </w:r>
     </w:p>
     <w:p>
-      <w:r>
+      <w:pPr>
+        <w:pStyle w:val="Heading3"/>
+      </w:pPr>
+      <w:r>
+        <w:t>Workbook question · W2</w:t>
+      </w:r>
+    </w:p>
+    <w:p>
+      <w:pPr>
+        <w:spacing w:line="336" w:lineRule="auto" w:after="180"/>
+        <w:shd w:fill="F5F1FB"/>
+      </w:pPr>
+      <w:r>
+        <w:rPr>
+          <w:b w:val="0"/>
+        </w:rPr>
         <w:t>A calculator correctly returns 24 for 6 × 4. A pupil reports this as the number of non-helper places available. Explain the problem and write the correct expression, result and meaning.</w:t>
       </w:r>
     </w:p>
     <w:p>
-      <w:r>
-        <w:t>24 is total capacity before the three helper places are reserved. The requested remaining count is 6 × 4 − 3 = 21 non-helper places. The calculator can execute the supplied expression correctly while that expression omits a required step.</w:t>
-      </w:r>
-    </w:p>
-    <w:p>
       <w:pPr>
         <w:pStyle w:val="Heading3"/>
       </w:pPr>
       <w:r>
+        <w:t>Teacher reasoning · W2</w:t>
+      </w:r>
+    </w:p>
+    <w:p>
+      <w:pPr>
+        <w:spacing w:line="336" w:lineRule="auto" w:after="180"/>
+        <w:shd w:fill="F1F6FC"/>
+      </w:pPr>
+      <w:r>
+        <w:rPr>
+          <w:b w:val="0"/>
+        </w:rPr>
+        <w:t>24 is total capacity before the three helper places are reserved. The requested remaining count is 6 × 4 − 3 = 21 non-helper places.</w:t>
+      </w:r>
+    </w:p>
+    <w:p>
+      <w:pPr>
+        <w:spacing w:line="336" w:lineRule="auto" w:after="180"/>
+        <w:shd w:fill="F1F6FC"/>
+      </w:pPr>
+      <w:r>
+        <w:rPr>
+          <w:b w:val="0"/>
+        </w:rPr>
+        <w:t>The calculator can execute the supplied expression correctly while that expression omits a required step.</w:t>
+      </w:r>
+    </w:p>
+    <w:p>
+      <w:pPr>
+        <w:pStyle w:val="Heading3"/>
+      </w:pPr>
+      <w:r>
         <w:t>W3 Inspect a record and a draft</w:t>
       </w:r>
     </w:p>
     <w:p>
-      <w:r>
-        <w:t>N1 lists Room 2. N2 explicitly replaces N1 for this event and lists Wednesday in Room 4. A draft says Thursday in Room 2 with free snacks. Identify the supported corrections and the unsupported detail. Explain why finding N1 successfully would not settle the current-room question.</w:t>
-      </w:r>
-    </w:p>
-    <w:p>
-      <w:r>
-        <w:t>Use Wednesday and Room 4 from N2. Free snacks are unsupported and should be removed or verified with a suitable source. N1 is an existing record but is superseded for this event, so retrieving it does not establish the current room.</w:t>
-      </w:r>
-    </w:p>
-    <w:p>
       <w:pPr>
         <w:pStyle w:val="Heading3"/>
       </w:pPr>
       <w:r>
+        <w:t>Workbook question · W3</w:t>
+      </w:r>
+    </w:p>
+    <w:p>
+      <w:pPr>
+        <w:spacing w:line="336" w:lineRule="auto" w:after="180"/>
+        <w:shd w:fill="F5F1FB"/>
+      </w:pPr>
+      <w:r>
+        <w:rPr>
+          <w:b w:val="0"/>
+        </w:rPr>
+        <w:t>N1 lists Room 2. N2 explicitly replaces N1 for this event and lists Wednesday in Room 4. A draft says Thursday in Room 2 with free snacks. Identify the supported corrections and the unsupported detail.</w:t>
+      </w:r>
+    </w:p>
+    <w:p>
+      <w:pPr>
+        <w:spacing w:line="336" w:lineRule="auto" w:after="180"/>
+        <w:shd w:fill="F5F1FB"/>
+      </w:pPr>
+      <w:r>
+        <w:rPr>
+          <w:b w:val="0"/>
+        </w:rPr>
+        <w:t>Explain why finding N1 successfully would not settle the current-room question.</w:t>
+      </w:r>
+    </w:p>
+    <w:p>
+      <w:pPr>
+        <w:pStyle w:val="Heading3"/>
+      </w:pPr>
+      <w:r>
+        <w:t>Teacher reasoning · W3</w:t>
+      </w:r>
+    </w:p>
+    <w:p>
+      <w:pPr>
+        <w:spacing w:line="336" w:lineRule="auto" w:after="180"/>
+        <w:shd w:fill="F1F6FC"/>
+      </w:pPr>
+      <w:r>
+        <w:rPr>
+          <w:b w:val="0"/>
+        </w:rPr>
+        <w:t>Use Wednesday and Room 4 from N2. Free snacks are unsupported and should be removed or verified with a suitable source.</w:t>
+      </w:r>
+    </w:p>
+    <w:p>
+      <w:pPr>
+        <w:spacing w:line="336" w:lineRule="auto" w:after="180"/>
+        <w:shd w:fill="F1F6FC"/>
+      </w:pPr>
+      <w:r>
+        <w:rPr>
+          <w:b w:val="0"/>
+        </w:rPr>
+        <w:t>N1 is an existing record but is superseded for this event, so retrieving it does not establish the current room.</w:t>
+      </w:r>
+    </w:p>
+    <w:p>
+      <w:pPr>
+        <w:pStyle w:val="Heading3"/>
+      </w:pPr>
+      <w:r>
         <w:t>W4 Trace a new library workshop</w:t>
       </w:r>
     </w:p>
     <w:p>
-      <w:r>
-        <w:t>Current fictional record B lists a library workshop on Friday in Room 5: five tables with six places each, with four places reserved for helpers. B replaces old record A, which lists Room 3. A draft says “Thursday in Room 3, with 30 places remaining and a free bus home.” Retrieve the current day and room, calculate the non-helper places, write a corrected factual sentence and identify the detail that cannot be supported by B.</w:t>
-      </w:r>
-    </w:p>
-    <w:p>
-      <w:r>
-        <w:t>Retrieve Friday and Room 5 from B. Calculate 5 × 6 − 4 = 26 non-helper places. A suitable sentence is: The workshop is Friday in Room 5 with 26 places after the helper reservation, according to B and the capacity calculation. The free bus is unsupported and must be removed or verified separately. The draft’s 30 is total capacity before reservation.</w:t>
-      </w:r>
-    </w:p>
-    <w:p>
       <w:pPr>
         <w:pStyle w:val="Heading3"/>
       </w:pPr>
       <w:r>
+        <w:t>Workbook question · W4</w:t>
+      </w:r>
+    </w:p>
+    <w:p>
+      <w:pPr>
+        <w:spacing w:line="336" w:lineRule="auto" w:after="180"/>
+        <w:shd w:fill="F5F1FB"/>
+      </w:pPr>
+      <w:r>
+        <w:rPr>
+          <w:b w:val="0"/>
+        </w:rPr>
+        <w:t>Current fictional record B lists a library workshop on Friday in Room 5: five tables with six places each, with four places reserved for helpers. B replaces old record A, which lists Room 3.</w:t>
+      </w:r>
+    </w:p>
+    <w:p>
+      <w:pPr>
+        <w:spacing w:line="336" w:lineRule="auto" w:after="180"/>
+        <w:shd w:fill="F5F1FB"/>
+      </w:pPr>
+      <w:r>
+        <w:rPr>
+          <w:b w:val="0"/>
+        </w:rPr>
+        <w:t xml:space="preserve">A draft says “Thursday in Room 3, with 30 places remaining and a free bus home.” </w:t>
+      </w:r>
+      <w:r>
+        <w:rPr>
+          <w:b/>
+        </w:rPr>
+        <w:t>Retrieve</w:t>
+      </w:r>
+      <w:r>
+        <w:rPr>
+          <w:b w:val="0"/>
+        </w:rPr>
+        <w:t xml:space="preserve"> the current day and room, </w:t>
+      </w:r>
+      <w:r>
+        <w:rPr>
+          <w:b/>
+        </w:rPr>
+        <w:t>calculate</w:t>
+      </w:r>
+      <w:r>
+        <w:rPr>
+          <w:b w:val="0"/>
+        </w:rPr>
+        <w:t xml:space="preserve"> the non-helper places, write a corrected factual sentence and identify the detail that cannot be supported by B.</w:t>
+      </w:r>
+    </w:p>
+    <w:p>
+      <w:pPr>
+        <w:pStyle w:val="Heading3"/>
+      </w:pPr>
+      <w:r>
+        <w:t>Teacher reasoning · W4</w:t>
+      </w:r>
+    </w:p>
+    <w:p>
+      <w:pPr>
+        <w:spacing w:line="336" w:lineRule="auto" w:after="180"/>
+        <w:shd w:fill="F1F6FC"/>
+      </w:pPr>
+      <w:r>
+        <w:rPr>
+          <w:b/>
+        </w:rPr>
+        <w:t>Retrieve</w:t>
+      </w:r>
+      <w:r>
+        <w:rPr>
+          <w:b w:val="0"/>
+        </w:rPr>
+        <w:t xml:space="preserve"> Friday and Room 5 from B. </w:t>
+      </w:r>
+      <w:r>
+        <w:rPr>
+          <w:b/>
+        </w:rPr>
+        <w:t>Calculate</w:t>
+      </w:r>
+      <w:r>
+        <w:rPr>
+          <w:b w:val="0"/>
+        </w:rPr>
+        <w:t xml:space="preserve"> 5 × 6 − 4 = 26 non-helper places. A suitable sentence is: The workshop is Friday in Room 5 with 26 places after the helper reservation, according to B and the capacity </w:t>
+      </w:r>
+      <w:r>
+        <w:rPr>
+          <w:b/>
+        </w:rPr>
+        <w:t>calculation</w:t>
+      </w:r>
+      <w:r>
+        <w:rPr>
+          <w:b w:val="0"/>
+        </w:rPr>
+        <w:t>.</w:t>
+      </w:r>
+    </w:p>
+    <w:p>
+      <w:pPr>
+        <w:spacing w:line="336" w:lineRule="auto" w:after="180"/>
+        <w:shd w:fill="F1F6FC"/>
+      </w:pPr>
+      <w:r>
+        <w:rPr>
+          <w:b w:val="0"/>
+        </w:rPr>
+        <w:t>The free bus is unsupported and must be removed or verified separately. The draft’s 30 is total capacity before reservation.</w:t>
+      </w:r>
+    </w:p>
+    <w:p>
+      <w:pPr>
+        <w:pStyle w:val="Heading3"/>
+      </w:pPr>
+      <w:r>
         <w:t>W5 Do not infer a method from its output</w:t>
       </w:r>
     </w:p>
     <w:p>
-      <w:r>
-        <w:t>Two applications both display “26 places remain.” Only one provides record B and a trace showing 5 × 6 − 4. What can and cannot be concluded from their matching sentences? Describe how you would check the numerical claim without relying on either application’s assurance.</w:t>
-      </w:r>
-    </w:p>
-    <w:p>
-      <w:r>
-        <w:t>The visible numerical outputs match, but that alone does not reveal the second application’s method or prove that either checked the right task. Inspect current B, confirm the inputs and independently calculate 5 × 6 − 4 = 26. The first trace supports inspection; a verbal assurance of checking is not equivalent to inspectable evidence.</w:t>
-      </w:r>
-    </w:p>
-    <w:p>
       <w:pPr>
         <w:pStyle w:val="Heading3"/>
       </w:pPr>
       <w:r>
+        <w:t>Workbook question · W5</w:t>
+      </w:r>
+    </w:p>
+    <w:p>
+      <w:pPr>
+        <w:spacing w:line="336" w:lineRule="auto" w:after="180"/>
+        <w:shd w:fill="F5F1FB"/>
+      </w:pPr>
+      <w:r>
+        <w:rPr>
+          <w:b w:val="0"/>
+        </w:rPr>
+        <w:t xml:space="preserve">Two applications both display “26 places remain.” Only one provides record B and a </w:t>
+      </w:r>
+      <w:r>
+        <w:rPr>
+          <w:b/>
+        </w:rPr>
+        <w:t>trace</w:t>
+      </w:r>
+      <w:r>
+        <w:rPr>
+          <w:b w:val="0"/>
+        </w:rPr>
+        <w:t xml:space="preserve"> showing 5 × 6 − 4. What can and cannot be concluded from their matching sentences?</w:t>
+      </w:r>
+    </w:p>
+    <w:p>
+      <w:pPr>
+        <w:spacing w:line="336" w:lineRule="auto" w:after="180"/>
+        <w:shd w:fill="F5F1FB"/>
+      </w:pPr>
+      <w:r>
+        <w:rPr>
+          <w:b w:val="0"/>
+        </w:rPr>
+        <w:t>Describe how you would check the numerical claim without relying on either application’s assurance.</w:t>
+      </w:r>
+    </w:p>
+    <w:p>
+      <w:pPr>
+        <w:pStyle w:val="Heading3"/>
+      </w:pPr>
+      <w:r>
+        <w:t>Teacher reasoning · W5</w:t>
+      </w:r>
+    </w:p>
+    <w:p>
+      <w:pPr>
+        <w:spacing w:line="336" w:lineRule="auto" w:after="180"/>
+        <w:shd w:fill="F1F6FC"/>
+      </w:pPr>
+      <w:r>
+        <w:rPr>
+          <w:b w:val="0"/>
+        </w:rPr>
+        <w:t xml:space="preserve">The visible numerical </w:t>
+      </w:r>
+      <w:r>
+        <w:rPr>
+          <w:b/>
+        </w:rPr>
+        <w:t>output</w:t>
+      </w:r>
+      <w:r>
+        <w:rPr>
+          <w:b w:val="0"/>
+        </w:rPr>
+        <w:t xml:space="preserve">s match, but that alone does not reveal the second application’s method or prove that either checked the right task. Inspect current B, confirm the </w:t>
+      </w:r>
+      <w:r>
+        <w:rPr>
+          <w:b/>
+        </w:rPr>
+        <w:t>input</w:t>
+      </w:r>
+      <w:r>
+        <w:rPr>
+          <w:b w:val="0"/>
+        </w:rPr>
+        <w:t xml:space="preserve">s and independently </w:t>
+      </w:r>
+      <w:r>
+        <w:rPr>
+          <w:b/>
+        </w:rPr>
+        <w:t>calculate</w:t>
+      </w:r>
+      <w:r>
+        <w:rPr>
+          <w:b w:val="0"/>
+        </w:rPr>
+        <w:t xml:space="preserve"> 5 × 6 − 4 = 26.</w:t>
+      </w:r>
+    </w:p>
+    <w:p>
+      <w:pPr>
+        <w:spacing w:line="336" w:lineRule="auto" w:after="180"/>
+        <w:shd w:fill="F1F6FC"/>
+      </w:pPr>
+      <w:r>
+        <w:rPr>
+          <w:b w:val="0"/>
+        </w:rPr>
+        <w:t xml:space="preserve">The first </w:t>
+      </w:r>
+      <w:r>
+        <w:rPr>
+          <w:b/>
+        </w:rPr>
+        <w:t>trace</w:t>
+      </w:r>
+      <w:r>
+        <w:rPr>
+          <w:b w:val="0"/>
+        </w:rPr>
+        <w:t xml:space="preserve"> supports inspection; a verbal assurance of checking is not equivalent to inspectable </w:t>
+      </w:r>
+      <w:r>
+        <w:rPr>
+          <w:b/>
+        </w:rPr>
+        <w:t>evidence</w:t>
+      </w:r>
+      <w:r>
+        <w:rPr>
+          <w:b w:val="0"/>
+        </w:rPr>
+        <w:t>.</w:t>
+      </w:r>
+    </w:p>
+    <w:p>
+      <w:pPr>
+        <w:pStyle w:val="Heading3"/>
+      </w:pPr>
+      <w:r>
         <w:t>Assess independent transfer</w:t>
       </w:r>
     </w:p>
     <w:p>
-      <w:r>
-        <w:t>Selected case: Current fictional record B lists a library workshop on Friday in Room 5: five tables with six places each, with four places reserved for helpers. B replaces old record A, which lists Room 3. A draft says “Thursday in Room 3, with 30 places remaining and a free bus home.” Retrieve the current day and room, calculate the non-helper places, write a corrected factual sentence and identify the detail that cannot be supported by B.</w:t>
-      </w:r>
-    </w:p>
-    <w:p>
       <w:pPr>
         <w:pStyle w:val="Heading3"/>
       </w:pPr>
       <w:r>
+        <w:t>Independent question · withhold the key</w:t>
+      </w:r>
+    </w:p>
+    <w:p>
+      <w:pPr>
+        <w:spacing w:line="336" w:lineRule="auto" w:after="180"/>
+        <w:shd w:fill="F5F1FB"/>
+      </w:pPr>
+      <w:r>
+        <w:rPr>
+          <w:b w:val="0"/>
+        </w:rPr>
+        <w:t>Selected case: Current fictional record B lists a library workshop on Friday in Room 5: five tables with six places each, with four places reserved for helpers. B replaces old record A, which lists Room 3.</w:t>
+      </w:r>
+    </w:p>
+    <w:p>
+      <w:pPr>
+        <w:spacing w:line="336" w:lineRule="auto" w:after="180"/>
+        <w:shd w:fill="F5F1FB"/>
+      </w:pPr>
+      <w:r>
+        <w:rPr>
+          <w:b w:val="0"/>
+        </w:rPr>
+        <w:t xml:space="preserve">A draft says “Thursday in Room 3, with 30 places remaining and a free bus home.” </w:t>
+      </w:r>
+      <w:r>
+        <w:rPr>
+          <w:b/>
+        </w:rPr>
+        <w:t>Retrieve</w:t>
+      </w:r>
+      <w:r>
+        <w:rPr>
+          <w:b w:val="0"/>
+        </w:rPr>
+        <w:t xml:space="preserve"> the current day and room, </w:t>
+      </w:r>
+      <w:r>
+        <w:rPr>
+          <w:b/>
+        </w:rPr>
+        <w:t>calculate</w:t>
+      </w:r>
+      <w:r>
+        <w:rPr>
+          <w:b w:val="0"/>
+        </w:rPr>
+        <w:t xml:space="preserve"> the non-helper places, write a corrected factual sentence and identify the detail that cannot be supported by B.</w:t>
+      </w:r>
+    </w:p>
+    <w:p>
+      <w:pPr>
+        <w:pStyle w:val="Heading3"/>
+      </w:pPr>
+      <w:r>
         <w:t>Selected case answer</w:t>
       </w:r>
     </w:p>
     <w:p>
-      <w:r>
-        <w:t>Retrieve Friday and Room 5 from B. Calculate 5 × 6 − 4 = 26 non-helper places. A suitable sentence is: The workshop is Friday in Room 5 with 26 places after the helper reservation, according to B and the capacity calculation. The free bus is unsupported and must be removed or verified separately. The draft’s 30 is total capacity before reservation.</w:t>
+      <w:pPr>
+        <w:pStyle w:val="Heading3"/>
+      </w:pPr>
+      <w:r>
+        <w:t>Teacher key · Selected case answer</w:t>
+      </w:r>
+    </w:p>
+    <w:p>
+      <w:pPr>
+        <w:spacing w:line="336" w:lineRule="auto" w:after="180"/>
+        <w:shd w:fill="F1F6FC"/>
+      </w:pPr>
+      <w:r>
+        <w:rPr>
+          <w:b/>
+        </w:rPr>
+        <w:t>Retrieve</w:t>
+      </w:r>
+      <w:r>
+        <w:rPr>
+          <w:b w:val="0"/>
+        </w:rPr>
+        <w:t xml:space="preserve"> Friday and Room 5 from B. </w:t>
+      </w:r>
+      <w:r>
+        <w:rPr>
+          <w:b/>
+        </w:rPr>
+        <w:t>Calculate</w:t>
+      </w:r>
+      <w:r>
+        <w:rPr>
+          <w:b w:val="0"/>
+        </w:rPr>
+        <w:t xml:space="preserve"> 5 × 6 − 4 = 26 non-helper places. A suitable sentence is: The workshop is Friday in Room 5 with 26 places after the helper reservation, according to B and the capacity </w:t>
+      </w:r>
+      <w:r>
+        <w:rPr>
+          <w:b/>
+        </w:rPr>
+        <w:t>calculation</w:t>
+      </w:r>
+      <w:r>
+        <w:rPr>
+          <w:b w:val="0"/>
+        </w:rPr>
+        <w:t>.</w:t>
+      </w:r>
+    </w:p>
+    <w:p>
+      <w:pPr>
+        <w:spacing w:line="336" w:lineRule="auto" w:after="180"/>
+        <w:shd w:fill="F1F6FC"/>
+      </w:pPr>
+      <w:r>
+        <w:rPr>
+          <w:b w:val="0"/>
+        </w:rPr>
+        <w:t>The free bus is unsupported and must be removed or verified separately. The draft’s 30 is total capacity before reservation.</w:t>
       </w:r>
     </w:p>
     <w:tbl>
@@ -2663,21 +5921,89 @@
       </w:tr>
     </w:tbl>
     <w:p>
-      <w:r>
-        <w:t>Record each dimension as not yet, with support, or independent. Accept a valid alternative procedure with a defensible trace. Do not penalise an honestly recorded model failure if the learner correctly explains its evidence and limits.</w:t>
-      </w:r>
-    </w:p>
-    <w:p>
       <w:pPr>
         <w:pStyle w:val="Heading3"/>
       </w:pPr>
       <w:r>
+        <w:t>Teacher key · Selected case answer</w:t>
+      </w:r>
+    </w:p>
+    <w:p>
+      <w:pPr>
+        <w:spacing w:line="336" w:lineRule="auto" w:after="180"/>
+        <w:shd w:fill="F1F6FC"/>
+      </w:pPr>
+      <w:r>
+        <w:rPr>
+          <w:b w:val="0"/>
+        </w:rPr>
+        <w:t xml:space="preserve">Record each dimension as not yet, with support, or independent. Accept a valid alternative procedure with a defensible </w:t>
+      </w:r>
+      <w:r>
+        <w:rPr>
+          <w:b/>
+        </w:rPr>
+        <w:t>trace</w:t>
+      </w:r>
+      <w:r>
+        <w:rPr>
+          <w:b w:val="0"/>
+        </w:rPr>
+        <w:t>.</w:t>
+      </w:r>
+    </w:p>
+    <w:p>
+      <w:pPr>
+        <w:spacing w:line="336" w:lineRule="auto" w:after="180"/>
+        <w:shd w:fill="F1F6FC"/>
+      </w:pPr>
+      <w:r>
+        <w:rPr>
+          <w:b w:val="0"/>
+        </w:rPr>
+        <w:t xml:space="preserve">Do not penalise an honestly recorded model failure if the learner correctly explains its </w:t>
+      </w:r>
+      <w:r>
+        <w:rPr>
+          <w:b/>
+        </w:rPr>
+        <w:t>evidence</w:t>
+      </w:r>
+      <w:r>
+        <w:rPr>
+          <w:b w:val="0"/>
+        </w:rPr>
+        <w:t xml:space="preserve"> and limits.</w:t>
+      </w:r>
+    </w:p>
+    <w:p>
+      <w:pPr>
+        <w:pStyle w:val="Heading3"/>
+      </w:pPr>
+      <w:r>
         <w:t>Feedback that the learner uses</w:t>
       </w:r>
     </w:p>
     <w:p>
-      <w:r>
-        <w:t>Name the earliest unsupported step and give one action to repair it. Have the learner make that repair now and explain why. Then assess the relevant skill on a fresh, fully specified case. Confirm it was not previously practised with feedback; solve and check the new case before assigning it. A follow-up design prompt is a starting brief, not automatically an equivalent test.</w:t>
+      <w:pPr>
+        <w:spacing w:line="336" w:lineRule="auto" w:after="180"/>
+      </w:pPr>
+      <w:r>
+        <w:rPr>
+          <w:b w:val="0"/>
+        </w:rPr>
+        <w:t>Name the earliest unsupported step and give one action to repair it. Have the learner make that repair now and explain why. Then assess the relevant skill on a fresh, fully specified case.</w:t>
+      </w:r>
+    </w:p>
+    <w:p>
+      <w:pPr>
+        <w:spacing w:line="336" w:lineRule="auto" w:after="180"/>
+      </w:pPr>
+      <w:r>
+        <w:rPr>
+          <w:b w:val="0"/>
+        </w:rPr>
+        <w:t>Confirm it was not previously practised with feedback; solve and check the new case before assigning it. A follow-up design prompt is a starting brief, not automatically an equivalent test.</w:t>
       </w:r>
     </w:p>
     <w:p>
@@ -2689,11 +6015,134 @@
       </w:r>
     </w:p>
     <w:p>
+      <w:r>
+        <w:t>Connect Generate, Retrieve, or Calculate? to Helpful Classroom Sorter, adapt support and plan a later changed-case check.</w:t>
+      </w:r>
+    </w:p>
+    <w:p>
       <w:pPr>
         <w:pStyle w:val="Heading3"/>
       </w:pPr>
       <w:r>
-        <w:t>Connect and extend learning</w:t>
+        <w:t>Helpful Classroom Sorter</w:t>
+      </w:r>
+    </w:p>
+    <w:p>
+      <w:pPr>
+        <w:spacing w:line="336" w:lineRule="auto" w:after="180"/>
+      </w:pPr>
+      <w:r>
+        <w:rPr>
+          <w:b w:val="0"/>
+        </w:rPr>
+        <w:t xml:space="preserve">Label every sorter component as </w:t>
+      </w:r>
+      <w:r>
+        <w:rPr>
+          <w:b/>
+        </w:rPr>
+        <w:t>generate</w:t>
+      </w:r>
+      <w:r>
+        <w:rPr>
+          <w:b w:val="0"/>
+        </w:rPr>
+        <w:t xml:space="preserve">, </w:t>
+      </w:r>
+      <w:r>
+        <w:rPr>
+          <w:b/>
+        </w:rPr>
+        <w:t>retrieve</w:t>
+      </w:r>
+      <w:r>
+        <w:rPr>
+          <w:b w:val="0"/>
+        </w:rPr>
+        <w:t xml:space="preserve">, </w:t>
+      </w:r>
+      <w:r>
+        <w:rPr>
+          <w:b/>
+        </w:rPr>
+        <w:t>calculate</w:t>
+      </w:r>
+      <w:r>
+        <w:rPr>
+          <w:b w:val="0"/>
+        </w:rPr>
+        <w:t xml:space="preserve">, fixed rule, learned </w:t>
+      </w:r>
+      <w:r>
+        <w:rPr>
+          <w:b/>
+        </w:rPr>
+        <w:t>prediction</w:t>
+      </w:r>
+      <w:r>
+        <w:rPr>
+          <w:b w:val="0"/>
+        </w:rPr>
+        <w:t xml:space="preserve">, or </w:t>
+      </w:r>
+      <w:r>
+        <w:rPr>
+          <w:b/>
+        </w:rPr>
+        <w:t>human decision</w:t>
+      </w:r>
+      <w:r>
+        <w:rPr>
+          <w:b w:val="0"/>
+        </w:rPr>
+        <w:t>.</w:t>
+      </w:r>
+    </w:p>
+    <w:p>
+      <w:pPr>
+        <w:spacing w:line="336" w:lineRule="auto" w:after="180"/>
+      </w:pPr>
+      <w:r>
+        <w:rPr>
+          <w:b w:val="0"/>
+        </w:rPr>
+        <w:t xml:space="preserve">Keep the decision, </w:t>
+      </w:r>
+      <w:r>
+        <w:rPr>
+          <w:b/>
+        </w:rPr>
+        <w:t>input</w:t>
+      </w:r>
+      <w:r>
+        <w:rPr>
+          <w:b w:val="0"/>
+        </w:rPr>
+        <w:t xml:space="preserve">, result, explanation and remaining limitation in the project </w:t>
+      </w:r>
+      <w:r>
+        <w:rPr>
+          <w:b/>
+        </w:rPr>
+        <w:t>evidence</w:t>
+      </w:r>
+      <w:r>
+        <w:rPr>
+          <w:b w:val="0"/>
+        </w:rPr>
+        <w:t xml:space="preserve"> record. </w:t>
+      </w:r>
+      <w:r>
+        <w:rPr>
+          <w:b/>
+        </w:rPr>
+        <w:t>Retrieve</w:t>
+      </w:r>
+      <w:r>
+        <w:rPr>
+          <w:b w:val="0"/>
+        </w:rPr>
+        <w:t xml:space="preserve"> this record next week rather than restarting the project.</w:t>
       </w:r>
     </w:p>
     <w:p>
@@ -2701,17 +6150,54 @@
         <w:pStyle w:val="Heading3"/>
       </w:pPr>
       <w:r>
-        <w:t>Helpful Classroom Sorter</w:t>
-      </w:r>
-    </w:p>
-    <w:p>
-      <w:r>
-        <w:t>Label every sorter component as generate, retrieve, calculate, fixed rule, learned prediction, or human decision.</w:t>
-      </w:r>
-    </w:p>
-    <w:p>
-      <w:r>
-        <w:t>Keep the decision, input, result, explanation and remaining limitation in the project evidence record. Retrieve this record next week rather than restarting the project.</w:t>
+        <w:t>Support and stretch</w:t>
+      </w:r>
+    </w:p>
+    <w:p>
+      <w:pPr>
+        <w:spacing w:line="336" w:lineRule="auto" w:after="180"/>
+      </w:pPr>
+      <w:r>
+        <w:rPr>
+          <w:b w:val="0"/>
+        </w:rPr>
+        <w:t xml:space="preserve">Use physical cards, spoken explanations and a three-stage drawing. Read aloud without giving the answer. Stretch: compare two </w:t>
+      </w:r>
+      <w:r>
+        <w:rPr>
+          <w:b/>
+        </w:rPr>
+        <w:t>mechanism</w:t>
+      </w:r>
+      <w:r>
+        <w:rPr>
+          <w:b w:val="0"/>
+        </w:rPr>
+        <w:t xml:space="preserve">s with the same visible </w:t>
+      </w:r>
+      <w:r>
+        <w:rPr>
+          <w:b/>
+        </w:rPr>
+        <w:t>output</w:t>
+      </w:r>
+      <w:r>
+        <w:rPr>
+          <w:b w:val="0"/>
+        </w:rPr>
+        <w:t xml:space="preserve"> and explain what </w:t>
+      </w:r>
+      <w:r>
+        <w:rPr>
+          <w:b/>
+        </w:rPr>
+        <w:t>evidence</w:t>
+      </w:r>
+      <w:r>
+        <w:rPr>
+          <w:b w:val="0"/>
+        </w:rPr>
+        <w:t xml:space="preserve"> distinguishes them.</w:t>
       </w:r>
     </w:p>
     <w:p>
@@ -2719,12 +6205,30 @@
         <w:pStyle w:val="Heading3"/>
       </w:pPr>
       <w:r>
-        <w:t>Support and stretch</w:t>
-      </w:r>
-    </w:p>
-    <w:p>
-      <w:r>
-        <w:t>Use physical cards, spoken explanations and a three-stage drawing. Read aloud without giving the answer. Stretch: compare two mechanisms with the same visible output and explain what evidence distinguishes them.</w:t>
+        <w:t>Exit reflection</w:t>
+      </w:r>
+    </w:p>
+    <w:p>
+      <w:pPr>
+        <w:spacing w:line="336" w:lineRule="auto" w:after="180"/>
+      </w:pPr>
+      <w:r>
+        <w:rPr>
+          <w:b w:val="0"/>
+        </w:rPr>
+        <w:t xml:space="preserve">Ask for one decision the learner can now justify and one situation requiring more </w:t>
+      </w:r>
+      <w:r>
+        <w:rPr>
+          <w:b/>
+        </w:rPr>
+        <w:t>evidence</w:t>
+      </w:r>
+      <w:r>
+        <w:rPr>
+          <w:b w:val="0"/>
+        </w:rPr>
+        <w:t xml:space="preserve"> or human review. Confidence ratings are separate from correct independent performance.</w:t>
       </w:r>
     </w:p>
     <w:p>
@@ -2732,12 +6236,42 @@
         <w:pStyle w:val="Heading3"/>
       </w:pPr>
       <w:r>
-        <w:t>Exit reflection</w:t>
-      </w:r>
-    </w:p>
-    <w:p>
-      <w:r>
-        <w:t>Ask for one decision the learner can now justify and one situation requiring more evidence or human review. Confidence ratings are separate from correct independent performance.</w:t>
+        <w:t>Bridge to the next week</w:t>
+      </w:r>
+    </w:p>
+    <w:p>
+      <w:pPr>
+        <w:spacing w:line="336" w:lineRule="auto" w:after="180"/>
+      </w:pPr>
+      <w:r>
+        <w:rPr>
+          <w:b w:val="0"/>
+        </w:rPr>
+        <w:t xml:space="preserve">Next: Week 26: Prompts Are Design Instructions. </w:t>
+      </w:r>
+      <w:r>
+        <w:rPr>
+          <w:b/>
+        </w:rPr>
+        <w:t>Retrieve</w:t>
+      </w:r>
+      <w:r>
+        <w:rPr>
+          <w:b w:val="0"/>
+        </w:rPr>
+        <w:t xml:space="preserve"> today’s </w:t>
+      </w:r>
+      <w:r>
+        <w:rPr>
+          <w:b/>
+        </w:rPr>
+        <w:t>evidence</w:t>
+      </w:r>
+      <w:r>
+        <w:rPr>
+          <w:b w:val="0"/>
+        </w:rPr>
+        <w:t xml:space="preserve"> and identify what carries forward and what is new.</w:t>
       </w:r>
     </w:p>
     <w:p>
@@ -2745,12 +6279,109 @@
         <w:pStyle w:val="Heading3"/>
       </w:pPr>
       <w:r>
-        <w:t>Bridge to the next week</w:t>
-      </w:r>
-    </w:p>
-    <w:p>
-      <w:r>
-        <w:t>Next: Week 26: Prompts Are Design Instructions. Retrieve today’s evidence and identify what carries forward and what is new.</w:t>
+        <w:t>Support and fresh reassessment</w:t>
+      </w:r>
+    </w:p>
+    <w:p>
+      <w:pPr>
+        <w:spacing w:line="336" w:lineRule="auto" w:after="180"/>
+      </w:pPr>
+      <w:r>
+        <w:rPr>
+          <w:b w:val="0"/>
+        </w:rPr>
+        <w:t>Use three coloured cards for recorded fact, derived quantity and suggested wording. Work with counters for total and reserved places.</w:t>
+      </w:r>
+    </w:p>
+    <w:p>
+      <w:pPr>
+        <w:spacing w:line="336" w:lineRule="auto" w:after="180"/>
+      </w:pPr>
+      <w:r>
+        <w:rPr>
+          <w:b w:val="0"/>
+        </w:rPr>
+        <w:t>Extension: explain which steps should be repeated if only the room changes versus if the number of tables changes.</w:t>
+      </w:r>
+    </w:p>
+    <w:p>
+      <w:pPr>
+        <w:spacing w:line="336" w:lineRule="auto" w:after="180"/>
+      </w:pPr>
+      <w:r>
+        <w:rPr>
+          <w:b w:val="0"/>
+        </w:rPr>
+        <w:t>W4 requires Friday, Room 5, record B, 5 × 6 − 4 = 26, a consistent corrected sentence and rejection of the unsupported free bus.</w:t>
+      </w:r>
+    </w:p>
+    <w:p>
+      <w:pPr>
+        <w:spacing w:line="336" w:lineRule="auto" w:after="180"/>
+      </w:pPr>
+      <w:r>
+        <w:rPr>
+          <w:b w:val="0"/>
+        </w:rPr>
+        <w:t>After support change B to reserve seven helper places: require 23 remaining with the same day and room, and continued rejection of the transport claim.</w:t>
+      </w:r>
+    </w:p>
+    <w:p>
+      <w:pPr>
+        <w:spacing w:line="336" w:lineRule="auto" w:after="180"/>
+      </w:pPr>
+      <w:r>
+        <w:rPr>
+          <w:b w:val="0"/>
+        </w:rPr>
+        <w:t xml:space="preserve">A numerical result without its source and expression is incomplete </w:t>
+      </w:r>
+      <w:r>
+        <w:rPr>
+          <w:b/>
+        </w:rPr>
+        <w:t>evidence</w:t>
+      </w:r>
+      <w:r>
+        <w:rPr>
+          <w:b w:val="0"/>
+        </w:rPr>
+        <w:t>.</w:t>
+      </w:r>
+    </w:p>
+    <w:p>
+      <w:pPr>
+        <w:spacing w:line="336" w:lineRule="auto" w:after="180"/>
+      </w:pPr>
+      <w:r>
+        <w:rPr>
+          <w:b w:val="0"/>
+        </w:rPr>
+        <w:t xml:space="preserve">Week 26 turns a vague request into a clear prompt with supplied </w:t>
+      </w:r>
+      <w:r>
+        <w:rPr>
+          <w:b/>
+        </w:rPr>
+        <w:t>evidence</w:t>
+      </w:r>
+      <w:r>
+        <w:rPr>
+          <w:b w:val="0"/>
+        </w:rPr>
+        <w:t xml:space="preserve">, </w:t>
+      </w:r>
+      <w:r>
+        <w:rPr>
+          <w:b/>
+        </w:rPr>
+        <w:t>output</w:t>
+      </w:r>
+      <w:r>
+        <w:rPr>
+          <w:b w:val="0"/>
+        </w:rPr>
+        <w:t xml:space="preserve"> requirements and tests.</w:t>
       </w:r>
     </w:p>
     <w:p>
@@ -2758,40 +6389,40 @@
         <w:pStyle w:val="Heading3"/>
       </w:pPr>
       <w:r>
-        <w:t>Support and fresh reassessment</w:t>
-      </w:r>
-    </w:p>
-    <w:p>
-      <w:r>
-        <w:t>Use three coloured cards for recorded fact, derived quantity and suggested wording. Work with counters for total and reserved places. Extension: explain which steps should be repeated if only the room changes versus if the number of tables changes.</w:t>
-      </w:r>
-    </w:p>
-    <w:p>
-      <w:r>
-        <w:t>W4 requires Friday, Room 5, record B, 5 × 6 − 4 = 26, a consistent corrected sentence and rejection of the unsupported free bus. After support change B to reserve seven helper places: require 23 remaining with the same day and room, and continued rejection of the transport claim. A numerical result without its source and expression is incomplete evidence.</w:t>
-      </w:r>
-    </w:p>
-    <w:p>
-      <w:r>
-        <w:t>Week 26 turns a vague request into a clear prompt with supplied evidence, output requirements and tests.</w:t>
-      </w:r>
-    </w:p>
-    <w:p>
-      <w:pPr>
-        <w:pStyle w:val="Heading3"/>
-      </w:pPr>
-      <w:r>
         <w:t>Plan the delayed return</w:t>
       </w:r>
     </w:p>
     <w:p>
-      <w:r>
+      <w:pPr>
+        <w:spacing w:line="336" w:lineRule="auto" w:after="180"/>
+      </w:pPr>
+      <w:r>
+        <w:rPr>
+          <w:b w:val="0"/>
+        </w:rPr>
         <w:t>Suggested return points in this level: ai-1/26, ai-1/28, ai-1/31. Use actual classroom dates, adjusting for holidays and gaps. One, three and six teaching weeks are scheduling choices, not a claimed optimal spacing.</w:t>
       </w:r>
     </w:p>
     <w:p>
-      <w:r>
-        <w:t>At a delayed check, ask for the idea from memory and a changed application. Compare with the earlier independent response and record support used. For a new level, revisit the previous capstone before checking the new prerequisites.</w:t>
+      <w:pPr>
+        <w:spacing w:line="336" w:lineRule="auto" w:after="180"/>
+      </w:pPr>
+      <w:r>
+        <w:rPr>
+          <w:b w:val="0"/>
+        </w:rPr>
+        <w:t>At a delayed check, ask for the idea from memory and a changed application. Compare with the earlier independent response and record support used.</w:t>
+      </w:r>
+    </w:p>
+    <w:p>
+      <w:pPr>
+        <w:spacing w:line="336" w:lineRule="auto" w:after="180"/>
+      </w:pPr>
+      <w:r>
+        <w:rPr>
+          <w:b w:val="0"/>
+        </w:rPr>
+        <w:t>For a new level, revisit the previous capstone before checking the new prerequisites.</w:t>
       </w:r>
     </w:p>
     <w:tbl>
@@ -2951,8 +6582,26 @@
       </w:tr>
     </w:tbl>
     <w:p>
-      <w:r>
-        <w:t>Use the evidence to choose reteaching or the next step. A completed page, confidence rating or attractive project does not by itself demonstrate understanding.</w:t>
+      <w:pPr>
+        <w:spacing w:line="336" w:lineRule="auto" w:after="180"/>
+      </w:pPr>
+      <w:r>
+        <w:rPr>
+          <w:b w:val="0"/>
+        </w:rPr>
+        <w:t xml:space="preserve">Use the </w:t>
+      </w:r>
+      <w:r>
+        <w:rPr>
+          <w:b/>
+        </w:rPr>
+        <w:t>evidence</w:t>
+      </w:r>
+      <w:r>
+        <w:rPr>
+          <w:b w:val="0"/>
+        </w:rPr>
+        <w:t xml:space="preserve"> to choose reteaching or the next step. A completed page, confidence rating or attractive project does not by itself demonstrate understanding.</w:t>
       </w:r>
     </w:p>
     <w:p>
@@ -2964,8 +6613,26 @@
       </w:r>
     </w:p>
     <w:p>
-      <w:r>
-        <w:t>Use the sorter’s approved catalogue for facts, explicit calculations for scores and checked prose for explanations.</w:t>
+      <w:pPr>
+        <w:spacing w:line="336" w:lineRule="auto" w:after="180"/>
+      </w:pPr>
+      <w:r>
+        <w:rPr>
+          <w:b w:val="0"/>
+        </w:rPr>
+        <w:t xml:space="preserve">Use the sorter’s approved catalogue for facts, explicit </w:t>
+      </w:r>
+      <w:r>
+        <w:rPr>
+          <w:b/>
+        </w:rPr>
+        <w:t>calculation</w:t>
+      </w:r>
+      <w:r>
+        <w:rPr>
+          <w:b w:val="0"/>
+        </w:rPr>
+        <w:t>s for scores and checked prose for explanations.</w:t>
       </w:r>
     </w:p>
     <w:p>
@@ -2978,12 +6645,62 @@
     </w:p>
     <w:p>
       <w:r>
-        <w:t>Teaching target: Distinguish retrieving a record, calculating from inputs and generating wording</w:t>
-      </w:r>
-    </w:p>
-    <w:p>
-      <w:r>
-        <w:t>Prepare the labelled worked-case picture, the matching workbook, fictional input cards and a place for individual responses. No paid AI account is required for the paper reasoning activities.</w:t>
+        <w:t>Use this preparation summary alongside the detailed Generate, Retrieve, or Calculate? lesson; it is a checklist rather than a replacement for the full sequence.</w:t>
+      </w:r>
+    </w:p>
+    <w:p>
+      <w:pPr>
+        <w:pStyle w:val="Heading3"/>
+      </w:pPr>
+      <w:r>
+        <w:t>Teaching target</w:t>
+      </w:r>
+    </w:p>
+    <w:p>
+      <w:pPr>
+        <w:spacing w:line="336" w:lineRule="auto" w:after="180"/>
+        <w:shd w:fill="EDF7F3"/>
+      </w:pPr>
+      <w:r>
+        <w:rPr>
+          <w:b w:val="0"/>
+        </w:rPr>
+        <w:t xml:space="preserve">Teaching target: Distinguish retrieving a record, calculating from </w:t>
+      </w:r>
+      <w:r>
+        <w:rPr>
+          <w:b/>
+        </w:rPr>
+        <w:t>input</w:t>
+      </w:r>
+      <w:r>
+        <w:rPr>
+          <w:b w:val="0"/>
+        </w:rPr>
+        <w:t>s and generating wording</w:t>
+      </w:r>
+    </w:p>
+    <w:p>
+      <w:pPr>
+        <w:spacing w:line="336" w:lineRule="auto" w:after="180"/>
+      </w:pPr>
+      <w:r>
+        <w:rPr>
+          <w:b w:val="0"/>
+        </w:rPr>
+        <w:t xml:space="preserve">Prepare the labelled worked-case picture, the matching workbook, fictional </w:t>
+      </w:r>
+      <w:r>
+        <w:rPr>
+          <w:b/>
+        </w:rPr>
+        <w:t>input</w:t>
+      </w:r>
+      <w:r>
+        <w:rPr>
+          <w:b w:val="0"/>
+        </w:rPr>
+        <w:t xml:space="preserve"> cards and a place for individual responses. No paid AI account is required for the paper reasoning activities.</w:t>
       </w:r>
     </w:p>
     <w:tbl>
@@ -3130,37 +6847,242 @@
       </w:tr>
     </w:tbl>
     <w:p>
-      <w:r>
-        <w:t>Before class, solve the supported practice: A calculator correctly returns 24 for 6 × 4. A pupil reports this as the number of non-helper places available. Explain the problem and write the correct expression, result and meaning.</w:t>
-      </w:r>
-    </w:p>
-    <w:p>
-      <w:r>
-        <w:t>Reasoned practice answer: 24 is total capacity before the three helper places are reserved. The requested remaining count is 6 × 4 − 3 = 21 non-helper places. The calculator can execute the supplied expression correctly while that expression omits a required step.</w:t>
-      </w:r>
-    </w:p>
-    <w:p>
-      <w:r>
-        <w:t>Check every learner before discussion: Use the worked case for Generation retrieval and calculation. Proposed explanation: “Retrieving a record proves it is current”. Decide whether this explanation is supported. Point to the step or supplied fact that decides; explain your repair if needed.</w:t>
-      </w:r>
-    </w:p>
-    <w:p>
-      <w:r>
+      <w:pPr>
+        <w:spacing w:line="336" w:lineRule="auto" w:after="180"/>
+      </w:pPr>
+      <w:r>
+        <w:rPr>
+          <w:b w:val="0"/>
+        </w:rPr>
+        <w:t>Before class, solve the supported practice: A calculator correctly returns 24 for 6 × 4. A pupil reports this as the number of non-helper places available.</w:t>
+      </w:r>
+    </w:p>
+    <w:p>
+      <w:pPr>
+        <w:spacing w:line="336" w:lineRule="auto" w:after="180"/>
+      </w:pPr>
+      <w:r>
+        <w:rPr>
+          <w:b w:val="0"/>
+        </w:rPr>
+        <w:t>Explain the problem and write the correct expression, result and meaning.</w:t>
+      </w:r>
+    </w:p>
+    <w:p>
+      <w:pPr>
+        <w:pStyle w:val="Heading3"/>
+      </w:pPr>
+      <w:r>
+        <w:t>Supported practice answer</w:t>
+      </w:r>
+    </w:p>
+    <w:p>
+      <w:pPr>
+        <w:spacing w:line="336" w:lineRule="auto" w:after="180"/>
+        <w:shd w:fill="F1F6FC"/>
+      </w:pPr>
+      <w:r>
+        <w:rPr>
+          <w:b w:val="0"/>
+        </w:rPr>
+        <w:t>Reasoned practice answer: 24 is total capacity before the three helper places are reserved. The requested remaining count is 6 × 4 − 3 = 21 non-helper places.</w:t>
+      </w:r>
+    </w:p>
+    <w:p>
+      <w:pPr>
+        <w:spacing w:line="336" w:lineRule="auto" w:after="180"/>
+        <w:shd w:fill="F1F6FC"/>
+      </w:pPr>
+      <w:r>
+        <w:rPr>
+          <w:b w:val="0"/>
+        </w:rPr>
+        <w:t>The calculator can execute the supplied expression correctly while that expression omits a required step.</w:t>
+      </w:r>
+    </w:p>
+    <w:p>
+      <w:pPr>
+        <w:spacing w:line="336" w:lineRule="auto" w:after="180"/>
+      </w:pPr>
+      <w:r>
+        <w:rPr>
+          <w:b w:val="0"/>
+        </w:rPr>
+        <w:t xml:space="preserve">Check every learner before discussion: Use the worked case for </w:t>
+      </w:r>
+      <w:r>
+        <w:rPr>
+          <w:b/>
+        </w:rPr>
+        <w:t>Generation</w:t>
+      </w:r>
+      <w:r>
+        <w:rPr>
+          <w:b w:val="0"/>
+        </w:rPr>
+        <w:t xml:space="preserve"> </w:t>
+      </w:r>
+      <w:r>
+        <w:rPr>
+          <w:b/>
+        </w:rPr>
+        <w:t>retrieval</w:t>
+      </w:r>
+      <w:r>
+        <w:rPr>
+          <w:b w:val="0"/>
+        </w:rPr>
+        <w:t xml:space="preserve"> and </w:t>
+      </w:r>
+      <w:r>
+        <w:rPr>
+          <w:b/>
+        </w:rPr>
+        <w:t>calculation</w:t>
+      </w:r>
+      <w:r>
+        <w:rPr>
+          <w:b w:val="0"/>
+        </w:rPr>
+        <w:t>. Proposed explanation: “Retrieving a record proves it is current”. Decide whether this explanation is supported.</w:t>
+      </w:r>
+    </w:p>
+    <w:p>
+      <w:pPr>
+        <w:spacing w:line="336" w:lineRule="auto" w:after="180"/>
+      </w:pPr>
+      <w:r>
+        <w:rPr>
+          <w:b w:val="0"/>
+        </w:rPr>
+        <w:t>Point to the step or supplied fact that decides; explain your repair if needed.</w:t>
+      </w:r>
+    </w:p>
+    <w:p>
+      <w:pPr>
+        <w:pStyle w:val="Heading3"/>
+      </w:pPr>
+      <w:r>
+        <w:t>Repair the misconception</w:t>
+      </w:r>
+    </w:p>
+    <w:p>
+      <w:pPr>
+        <w:spacing w:line="336" w:lineRule="auto" w:after="180"/>
+        <w:shd w:fill="FFF5E6"/>
+      </w:pPr>
+      <w:r>
+        <w:rPr>
+          <w:b w:val="0"/>
+        </w:rPr>
         <w:t>Misconception repair: Check event and version; N1 is superseded by N2 in this example.</w:t>
       </w:r>
     </w:p>
     <w:p>
-      <w:r>
-        <w:t>Support: read the exact case aloud, enlarge the labelled picture, supply input cards and model only the first deciding step. Accept a spoken explanation or drawing; retain the reasoning goal.</w:t>
-      </w:r>
-    </w:p>
-    <w:p>
-      <w:r>
-        <w:t>Extension: Reserve four places instead of two, keeping the room and day unchanged. Require a prediction and a reason before comparing. Expected result: Eight learner places remain. Reason: 3×4−4=8; this changes capacity for learners, not the retrieved date or location.</w:t>
-      </w:r>
-    </w:p>
-    <w:p>
-      <w:r>
+      <w:pPr>
+        <w:pStyle w:val="Heading3"/>
+      </w:pPr>
+      <w:r>
+        <w:t>Support without giving away the answer</w:t>
+      </w:r>
+    </w:p>
+    <w:p>
+      <w:pPr>
+        <w:spacing w:line="336" w:lineRule="auto" w:after="180"/>
+        <w:shd w:fill="F1F6F8"/>
+      </w:pPr>
+      <w:r>
+        <w:rPr>
+          <w:b w:val="0"/>
+        </w:rPr>
+        <w:t xml:space="preserve">Support: read the exact case aloud, enlarge the labelled picture, supply </w:t>
+      </w:r>
+      <w:r>
+        <w:rPr>
+          <w:b/>
+        </w:rPr>
+        <w:t>input</w:t>
+      </w:r>
+      <w:r>
+        <w:rPr>
+          <w:b w:val="0"/>
+        </w:rPr>
+        <w:t xml:space="preserve"> cards and model only the first deciding step. Accept a spoken explanation or drawing; retain the reasoning goal.</w:t>
+      </w:r>
+    </w:p>
+    <w:p>
+      <w:pPr>
+        <w:pStyle w:val="Heading3"/>
+      </w:pPr>
+      <w:r>
+        <w:t>Extend the reasoning</w:t>
+      </w:r>
+    </w:p>
+    <w:p>
+      <w:pPr>
+        <w:spacing w:line="336" w:lineRule="auto" w:after="180"/>
+        <w:shd w:fill="F5F1FB"/>
+      </w:pPr>
+      <w:r>
+        <w:rPr>
+          <w:b w:val="0"/>
+        </w:rPr>
+        <w:t xml:space="preserve">Extension: Reserve four places instead of two, keeping the room and day unchanged. Require a </w:t>
+      </w:r>
+      <w:r>
+        <w:rPr>
+          <w:b/>
+        </w:rPr>
+        <w:t>prediction</w:t>
+      </w:r>
+      <w:r>
+        <w:rPr>
+          <w:b w:val="0"/>
+        </w:rPr>
+        <w:t xml:space="preserve"> and a reason before comparing. Expected result: Eight learner places remain.</w:t>
+      </w:r>
+    </w:p>
+    <w:p>
+      <w:pPr>
+        <w:spacing w:line="336" w:lineRule="auto" w:after="180"/>
+        <w:shd w:fill="F5F1FB"/>
+      </w:pPr>
+      <w:r>
+        <w:rPr>
+          <w:b w:val="0"/>
+        </w:rPr>
+        <w:t xml:space="preserve">Reason: 3×4−4=8; this changes capacity for learners, not the </w:t>
+      </w:r>
+      <w:r>
+        <w:rPr>
+          <w:b/>
+        </w:rPr>
+        <w:t>retrieve</w:t>
+      </w:r>
+      <w:r>
+        <w:rPr>
+          <w:b w:val="0"/>
+        </w:rPr>
+        <w:t>d date or location.</w:t>
+      </w:r>
+    </w:p>
+    <w:p>
+      <w:pPr>
+        <w:pStyle w:val="Heading3"/>
+      </w:pPr>
+      <w:r>
+        <w:t>Protect the independent attempt</w:t>
+      </w:r>
+    </w:p>
+    <w:p>
+      <w:pPr>
+        <w:spacing w:line="336" w:lineRule="auto" w:after="180"/>
+        <w:shd w:fill="FFF5E6"/>
+      </w:pPr>
+      <w:r>
+        <w:rPr>
+          <w:b w:val="0"/>
+        </w:rPr>
         <w:t>Independent assessment: withhold the reserved answer until the learner has attempted the new case. Record support separately from correctness.</w:t>
       </w:r>
     </w:p>
@@ -3349,13 +7271,58 @@
       </w:tr>
     </w:tbl>
     <w:p>
-      <w:r>
-        <w:t>Project checkpoint: Prepare the demonstration. Gather reproducible instructions, evidence, access checks and remaining limitations.</w:t>
-      </w:r>
-    </w:p>
-    <w:p>
-      <w:r>
-        <w:t>Use the weekly teacher answer for topic-specific reasoning. A saved progress tick is an activity record; judge mastery from the learner’s explanation and evidence.</w:t>
+      <w:pPr>
+        <w:pStyle w:val="Heading3"/>
+      </w:pPr>
+      <w:r>
+        <w:t>Project checkpoint</w:t>
+      </w:r>
+    </w:p>
+    <w:p>
+      <w:pPr>
+        <w:spacing w:line="336" w:lineRule="auto" w:after="180"/>
+        <w:shd w:fill="EDF7F3"/>
+      </w:pPr>
+      <w:r>
+        <w:rPr>
+          <w:b w:val="0"/>
+        </w:rPr>
+        <w:t xml:space="preserve">Project checkpoint: Prepare the demonstration. Gather reproducible instructions, </w:t>
+      </w:r>
+      <w:r>
+        <w:rPr>
+          <w:b/>
+        </w:rPr>
+        <w:t>evidence</w:t>
+      </w:r>
+      <w:r>
+        <w:rPr>
+          <w:b w:val="0"/>
+        </w:rPr>
+        <w:t>, access checks and remaining limitations.</w:t>
+      </w:r>
+    </w:p>
+    <w:p>
+      <w:pPr>
+        <w:spacing w:line="336" w:lineRule="auto" w:after="180"/>
+      </w:pPr>
+      <w:r>
+        <w:rPr>
+          <w:b w:val="0"/>
+        </w:rPr>
+        <w:t xml:space="preserve">Use the weekly teacher answer for topic-specific reasoning. A saved progress tick is an activity record; judge mastery from the learner’s explanation and </w:t>
+      </w:r>
+      <w:r>
+        <w:rPr>
+          <w:b/>
+        </w:rPr>
+        <w:t>evidence</w:t>
+      </w:r>
+      <w:r>
+        <w:rPr>
+          <w:b w:val="0"/>
+        </w:rPr>
+        <w:t>.</w:t>
       </w:r>
     </w:p>
     <w:p>
@@ -3368,27 +7335,1085 @@
     </w:p>
     <w:p>
       <w:r>
-        <w:t>Use the two formative questions as supported practice, not as independent mastery scores. Discuss the deciding evidence rather than accepting a guessed selection.</w:t>
-      </w:r>
-    </w:p>
-    <w:p>
-      <w:r>
+        <w:t>Use feedback, earlier review and portfolios purposefully. Apply the coding routine only when this lesson has an executable lab.</w:t>
+      </w:r>
+    </w:p>
+    <w:p>
+      <w:pPr>
+        <w:spacing w:line="336" w:lineRule="auto" w:after="180"/>
+      </w:pPr>
+      <w:r>
+        <w:rPr>
+          <w:b w:val="0"/>
+        </w:rPr>
+        <w:t xml:space="preserve">Use the two formative questions as supported practice, not as independent mastery scores. Discuss the deciding </w:t>
+      </w:r>
+      <w:r>
+        <w:rPr>
+          <w:b/>
+        </w:rPr>
+        <w:t>evidence</w:t>
+      </w:r>
+      <w:r>
+        <w:rPr>
+          <w:b w:val="0"/>
+        </w:rPr>
+        <w:t xml:space="preserve"> rather than accepting a guessed selection.</w:t>
+      </w:r>
+    </w:p>
+    <w:p>
+      <w:pPr>
+        <w:spacing w:line="336" w:lineRule="auto" w:after="180"/>
+      </w:pPr>
+      <w:r>
+        <w:rPr>
+          <w:b w:val="0"/>
+        </w:rPr>
         <w:t>The feedback comes from the reviewed public worked case. Do not reveal the separately reserved independent teacher answer until the learner has attempted that case.</w:t>
       </w:r>
     </w:p>
     <w:p>
-      <w:r>
-        <w:t>Ask students to predict before running code. Preserve errors and actual outputs; collect a changed test and an explanation. The branch-boundary and indexing lessons deliberately include failure cases.</w:t>
-      </w:r>
-    </w:p>
-    <w:p>
-      <w:r>
+      <w:pPr>
+        <w:pStyle w:val="Heading3"/>
+      </w:pPr>
+      <w:r>
+        <w:t>For later coding lessons</w:t>
+      </w:r>
+    </w:p>
+    <w:p>
+      <w:r>
+        <w:t>This week has no code block. Use this routine when a later lesson includes an executable lab.</w:t>
+      </w:r>
+    </w:p>
+    <w:p>
+      <w:pPr>
+        <w:spacing w:line="336" w:lineRule="auto" w:after="180"/>
+        <w:shd w:fill="F1F6F8"/>
+      </w:pPr>
+      <w:r>
+        <w:rPr>
+          <w:b w:val="0"/>
+        </w:rPr>
+        <w:t xml:space="preserve">Ask students to predict before running code. Preserve errors and actual </w:t>
+      </w:r>
+      <w:r>
+        <w:rPr>
+          <w:b/>
+        </w:rPr>
+        <w:t>output</w:t>
+      </w:r>
+      <w:r>
+        <w:rPr>
+          <w:b w:val="0"/>
+        </w:rPr>
+        <w:t>s; collect a changed test and an explanation. The branch-boundary and indexing lessons deliberately include failure cases.</w:t>
+      </w:r>
+    </w:p>
+    <w:p>
+      <w:pPr>
+        <w:spacing w:line="336" w:lineRule="auto" w:after="180"/>
+      </w:pPr>
+      <w:r>
+        <w:rPr>
+          <w:b w:val="0"/>
+        </w:rPr>
         <w:t>Use the earlier worked-explanation links to address a specific missing building block, then return to the current question. Adapt this suggestion after observing the learner; it is not an automatic diagnosis.</w:t>
       </w:r>
     </w:p>
     <w:p>
-      <w:r>
-        <w:t>Collect the completed-work portfolio as evidence. Record support separately from correctness, and assess explanation, trace/test and limitations. Progress ticks and quiz selections alone do not establish mastery.</w:t>
+      <w:pPr>
+        <w:spacing w:line="336" w:lineRule="auto" w:after="180"/>
+      </w:pPr>
+      <w:r>
+        <w:rPr>
+          <w:b w:val="0"/>
+        </w:rPr>
+        <w:t xml:space="preserve">Collect the completed-work portfolio as </w:t>
+      </w:r>
+      <w:r>
+        <w:rPr>
+          <w:b/>
+        </w:rPr>
+        <w:t>evidence</w:t>
+      </w:r>
+      <w:r>
+        <w:rPr>
+          <w:b w:val="0"/>
+        </w:rPr>
+        <w:t xml:space="preserve">. Record support separately from correctness, and assess explanation, </w:t>
+      </w:r>
+      <w:r>
+        <w:rPr>
+          <w:b/>
+        </w:rPr>
+        <w:t>trace</w:t>
+      </w:r>
+      <w:r>
+        <w:rPr>
+          <w:b w:val="0"/>
+        </w:rPr>
+        <w:t>/test and limitations. Progress ticks and quiz selections alone do not establish mastery.</w:t>
+      </w:r>
+    </w:p>
+    <w:p>
+      <w:pPr>
+        <w:pStyle w:val="Heading1"/>
+      </w:pPr>
+      <w:r>
+        <w:t>09. Visual concept journey</w:t>
+      </w:r>
+    </w:p>
+    <w:p>
+      <w:r>
+        <w:t>Show one Generate, Retrieve, or Calculate? graphic at a time, request a prediction and discuss its trace before the independent assessment.</w:t>
+      </w:r>
+    </w:p>
+    <w:p>
+      <w:pPr>
+        <w:spacing w:line="336" w:lineRule="auto" w:after="180"/>
+      </w:pPr>
+      <w:r>
+        <w:rPr>
+          <w:b w:val="0"/>
+        </w:rPr>
+        <w:t xml:space="preserve">Use one picture at a time. Hide a worked result before asking for a </w:t>
+      </w:r>
+      <w:r>
+        <w:rPr>
+          <w:b/>
+        </w:rPr>
+        <w:t>prediction</w:t>
+      </w:r>
+      <w:r>
+        <w:rPr>
+          <w:b w:val="0"/>
+        </w:rPr>
+        <w:t>, then reveal it for feedback. These are supported teaching cases; retain the separate independent assessment for a fresh first attempt.</w:t>
+      </w:r>
+    </w:p>
+    <w:p>
+      <w:pPr>
+        <w:pStyle w:val="Heading3"/>
+      </w:pPr>
+      <w:r>
+        <w:t>01. Generate, Retrieve, or Calculate?: the case</w:t>
+      </w:r>
+    </w:p>
+    <w:p>
+      <w:r>
+        <w:drawing>
+          <wp:inline xmlns:a="http://schemas.openxmlformats.org/drawingml/2006/main" xmlns:pic="http://schemas.openxmlformats.org/drawingml/2006/picture">
+            <wp:extent cx="5486400" cy="2834640"/>
+            <wp:docPr id="2" name="Picture 2" descr="A fictional craft invitation combines three different operations. Supplied facts: Approved record C: Tuesday, Hall 4, three tables with four learner places each. Two places are reserved for helpers; no snack information is supplied."/>
+            <wp:cNvGraphicFramePr>
+              <a:graphicFrameLocks noChangeAspect="1"/>
+            </wp:cNvGraphicFramePr>
+            <a:graphic>
+              <a:graphicData uri="http://schemas.openxmlformats.org/drawingml/2006/picture">
+                <pic:pic>
+                  <pic:nvPicPr>
+                    <pic:cNvPr id="0" name="academy-story-ai-1-25-01.png"/>
+                    <pic:cNvPicPr/>
+                  </pic:nvPicPr>
+                  <pic:blipFill>
+                    <a:blip r:embed="rId10"/>
+                    <a:stretch>
+                      <a:fillRect/>
+                    </a:stretch>
+                  </pic:blipFill>
+                  <pic:spPr>
+                    <a:xfrm>
+                      <a:off x="0" y="0"/>
+                      <a:ext cx="5486400" cy="2834640"/>
+                    </a:xfrm>
+                    <a:prstGeom prst="rect"/>
+                  </pic:spPr>
+                </pic:pic>
+              </a:graphicData>
+            </a:graphic>
+          </wp:inline>
+        </w:drawing>
+      </w:r>
+    </w:p>
+    <w:p>
+      <w:pPr>
+        <w:spacing w:line="336" w:lineRule="auto" w:after="180"/>
+      </w:pPr>
+      <w:r>
+        <w:rPr>
+          <w:b w:val="0"/>
+        </w:rPr>
+        <w:t>A fictional craft invitation combines three different operations. Supplied facts: Approved record C: Tuesday, Hall 4, three tables with four learner places each.</w:t>
+      </w:r>
+    </w:p>
+    <w:p>
+      <w:pPr>
+        <w:spacing w:line="336" w:lineRule="auto" w:after="180"/>
+      </w:pPr>
+      <w:r>
+        <w:rPr>
+          <w:b w:val="0"/>
+        </w:rPr>
+        <w:t>Two places are reserved for helpers; no snack information is supplied.</w:t>
+      </w:r>
+    </w:p>
+    <w:p>
+      <w:pPr>
+        <w:spacing w:line="336" w:lineRule="auto" w:after="180"/>
+        <w:shd w:fill="F5F1FB"/>
+      </w:pPr>
+      <w:r>
+        <w:rPr>
+          <w:b w:val="0"/>
+        </w:rPr>
+        <w:t>Point to the given fact that matters most. Explain why it matters.</w:t>
+      </w:r>
+    </w:p>
+    <w:p>
+      <w:pPr>
+        <w:pStyle w:val="Heading3"/>
+      </w:pPr>
+      <w:r>
+        <w:t>Discuss while showing the picture</w:t>
+      </w:r>
+    </w:p>
+    <w:p>
+      <w:pPr>
+        <w:spacing w:line="336" w:lineRule="auto" w:after="180"/>
+        <w:shd w:fill="F1F6F8"/>
+      </w:pPr>
+      <w:r>
+        <w:rPr>
+          <w:b w:val="0"/>
+        </w:rPr>
+        <w:t>Teacher prompt: Point to the given fact that matters most. Explain why it matters. Ask learners to describe one label or arrow in ordinary words. Use the adjacent transcript if the image is difficult to see.</w:t>
+      </w:r>
+    </w:p>
+    <w:p>
+      <w:pPr>
+        <w:pStyle w:val="Heading3"/>
+      </w:pPr>
+      <w:r>
+        <w:t>02. Follow the deciding steps</w:t>
+      </w:r>
+    </w:p>
+    <w:p>
+      <w:r>
+        <w:drawing>
+          <wp:inline xmlns:a="http://schemas.openxmlformats.org/drawingml/2006/main" xmlns:pic="http://schemas.openxmlformats.org/drawingml/2006/picture">
+            <wp:extent cx="5486400" cy="4005072"/>
+            <wp:docPr id="3" name="Picture 3" descr="Retrieve facts: Read Tuesday, Hall 4 and 3×4 places from approved C. → Calculate: 12 total places minus 2 reserved =10 learner places. → Generate wording: Draft a friendly invitation using only those supported details. → Check claims: A sentence promising snacks has no supporting record."/>
+            <wp:cNvGraphicFramePr>
+              <a:graphicFrameLocks noChangeAspect="1"/>
+            </wp:cNvGraphicFramePr>
+            <a:graphic>
+              <a:graphicData uri="http://schemas.openxmlformats.org/drawingml/2006/picture">
+                <pic:pic>
+                  <pic:nvPicPr>
+                    <pic:cNvPr id="0" name="academy-story-ai-1-25-02.png"/>
+                    <pic:cNvPicPr/>
+                  </pic:nvPicPr>
+                  <pic:blipFill>
+                    <a:blip r:embed="rId11"/>
+                    <a:stretch>
+                      <a:fillRect/>
+                    </a:stretch>
+                  </pic:blipFill>
+                  <pic:spPr>
+                    <a:xfrm>
+                      <a:off x="0" y="0"/>
+                      <a:ext cx="5486400" cy="4005072"/>
+                    </a:xfrm>
+                    <a:prstGeom prst="rect"/>
+                  </pic:spPr>
+                </pic:pic>
+              </a:graphicData>
+            </a:graphic>
+          </wp:inline>
+        </w:drawing>
+      </w:r>
+    </w:p>
+    <w:p>
+      <w:pPr>
+        <w:spacing w:line="336" w:lineRule="auto" w:after="180"/>
+      </w:pPr>
+      <w:r>
+        <w:rPr>
+          <w:b/>
+        </w:rPr>
+        <w:t>Retrieve</w:t>
+      </w:r>
+      <w:r>
+        <w:rPr>
+          <w:b w:val="0"/>
+        </w:rPr>
+        <w:t xml:space="preserve"> facts: Read Tuesday, Hall 4 and 3×4 places from approved C. → </w:t>
+      </w:r>
+      <w:r>
+        <w:rPr>
+          <w:b/>
+        </w:rPr>
+        <w:t>Calculate</w:t>
+      </w:r>
+      <w:r>
+        <w:rPr>
+          <w:b w:val="0"/>
+        </w:rPr>
+        <w:t xml:space="preserve">: 12 total places minus 2 reserved =10 learner places. → </w:t>
+      </w:r>
+      <w:r>
+        <w:rPr>
+          <w:b/>
+        </w:rPr>
+        <w:t>Generate</w:t>
+      </w:r>
+      <w:r>
+        <w:rPr>
+          <w:b w:val="0"/>
+        </w:rPr>
+        <w:t xml:space="preserve"> wording: Draft a friendly invitation using only those supported details. → Check claims: A sentence promising snacks has no supporting record.</w:t>
+      </w:r>
+    </w:p>
+    <w:p>
+      <w:pPr>
+        <w:spacing w:line="336" w:lineRule="auto" w:after="180"/>
+        <w:shd w:fill="F5F1FB"/>
+      </w:pPr>
+      <w:r>
+        <w:rPr>
+          <w:b w:val="0"/>
+        </w:rPr>
+        <w:t xml:space="preserve">Point to each numbered stage and explain which recorded </w:t>
+      </w:r>
+      <w:r>
+        <w:rPr>
+          <w:b/>
+        </w:rPr>
+        <w:t>input</w:t>
+      </w:r>
+      <w:r>
+        <w:rPr>
+          <w:b w:val="0"/>
+        </w:rPr>
+        <w:t xml:space="preserve"> it uses.</w:t>
+      </w:r>
+    </w:p>
+    <w:p>
+      <w:pPr>
+        <w:pStyle w:val="Heading3"/>
+      </w:pPr>
+      <w:r>
+        <w:t>Discuss while showing the picture</w:t>
+      </w:r>
+    </w:p>
+    <w:p>
+      <w:pPr>
+        <w:spacing w:line="336" w:lineRule="auto" w:after="180"/>
+        <w:shd w:fill="F1F6F8"/>
+      </w:pPr>
+      <w:r>
+        <w:rPr>
+          <w:b w:val="0"/>
+        </w:rPr>
+        <w:t xml:space="preserve">Teacher prompt: Point to each numbered stage and explain which recorded </w:t>
+      </w:r>
+      <w:r>
+        <w:rPr>
+          <w:b/>
+        </w:rPr>
+        <w:t>input</w:t>
+      </w:r>
+      <w:r>
+        <w:rPr>
+          <w:b w:val="0"/>
+        </w:rPr>
+        <w:t xml:space="preserve"> it uses. Ask learners to describe one label or arrow in ordinary words. Use the adjacent transcript if the image is difficult to see.</w:t>
+      </w:r>
+    </w:p>
+    <w:p>
+      <w:pPr>
+        <w:pStyle w:val="Heading3"/>
+      </w:pPr>
+      <w:r>
+        <w:t>03. One club task with three kinds of work</w:t>
+      </w:r>
+    </w:p>
+    <w:p>
+      <w:r>
+        <w:drawing>
+          <wp:inline xmlns:a="http://schemas.openxmlformats.org/drawingml/2006/main" xmlns:pic="http://schemas.openxmlformats.org/drawingml/2006/picture">
+            <wp:extent cx="5486400" cy="2834640"/>
+            <wp:docPr id="4" name="Picture 4" descr="One club task with three kinds of work. Retrieve N2 | Room 4 on Wednesday | Right event and version. Calculate | 6 × 4 − 3 = 21 | Inputs and operations. Generate wording | Try a making activity | Facts and constraints"/>
+            <wp:cNvGraphicFramePr>
+              <a:graphicFrameLocks noChangeAspect="1"/>
+            </wp:cNvGraphicFramePr>
+            <a:graphic>
+              <a:graphicData uri="http://schemas.openxmlformats.org/drawingml/2006/picture">
+                <pic:pic>
+                  <pic:nvPicPr>
+                    <pic:cNvPr id="0" name="academy-story-ai-1-25-03.png"/>
+                    <pic:cNvPicPr/>
+                  </pic:nvPicPr>
+                  <pic:blipFill>
+                    <a:blip r:embed="rId12"/>
+                    <a:stretch>
+                      <a:fillRect/>
+                    </a:stretch>
+                  </pic:blipFill>
+                  <pic:spPr>
+                    <a:xfrm>
+                      <a:off x="0" y="0"/>
+                      <a:ext cx="5486400" cy="2834640"/>
+                    </a:xfrm>
+                    <a:prstGeom prst="rect"/>
+                  </pic:spPr>
+                </pic:pic>
+              </a:graphicData>
+            </a:graphic>
+          </wp:inline>
+        </w:drawing>
+      </w:r>
+    </w:p>
+    <w:p>
+      <w:pPr>
+        <w:spacing w:line="336" w:lineRule="auto" w:after="180"/>
+      </w:pPr>
+      <w:r>
+        <w:rPr>
+          <w:b w:val="0"/>
+        </w:rPr>
+        <w:t xml:space="preserve">One club task with three kinds of work. </w:t>
+      </w:r>
+      <w:r>
+        <w:rPr>
+          <w:b/>
+        </w:rPr>
+        <w:t>Retrieve</w:t>
+      </w:r>
+      <w:r>
+        <w:rPr>
+          <w:b w:val="0"/>
+        </w:rPr>
+        <w:t xml:space="preserve"> N2 | Room 4 on Wednesday | Right event and version. </w:t>
+      </w:r>
+      <w:r>
+        <w:rPr>
+          <w:b/>
+        </w:rPr>
+        <w:t>Calculate</w:t>
+      </w:r>
+      <w:r>
+        <w:rPr>
+          <w:b w:val="0"/>
+        </w:rPr>
+        <w:t xml:space="preserve"> | 6 × 4 − 3 = 21 | </w:t>
+      </w:r>
+      <w:r>
+        <w:rPr>
+          <w:b/>
+        </w:rPr>
+        <w:t>Input</w:t>
+      </w:r>
+      <w:r>
+        <w:rPr>
+          <w:b w:val="0"/>
+        </w:rPr>
+        <w:t xml:space="preserve">s and operations. </w:t>
+      </w:r>
+      <w:r>
+        <w:rPr>
+          <w:b/>
+        </w:rPr>
+        <w:t>Generate</w:t>
+      </w:r>
+      <w:r>
+        <w:rPr>
+          <w:b w:val="0"/>
+        </w:rPr>
+        <w:t xml:space="preserve"> wording | Try a making activity | Facts and constraints</w:t>
+      </w:r>
+    </w:p>
+    <w:p>
+      <w:pPr>
+        <w:spacing w:line="336" w:lineRule="auto" w:after="180"/>
+        <w:shd w:fill="F5F1FB"/>
+      </w:pPr>
+      <w:r>
+        <w:rPr>
+          <w:b w:val="0"/>
+        </w:rPr>
+        <w:t>Read the labels and values. Explain the relationship the model shows.</w:t>
+      </w:r>
+    </w:p>
+    <w:p>
+      <w:pPr>
+        <w:pStyle w:val="Heading3"/>
+      </w:pPr>
+      <w:r>
+        <w:t>Discuss while showing the picture</w:t>
+      </w:r>
+    </w:p>
+    <w:p>
+      <w:pPr>
+        <w:spacing w:line="336" w:lineRule="auto" w:after="180"/>
+        <w:shd w:fill="F1F6F8"/>
+      </w:pPr>
+      <w:r>
+        <w:rPr>
+          <w:b w:val="0"/>
+        </w:rPr>
+        <w:t>Teacher prompt: Read the labels and values. Explain the relationship the model shows. Ask learners to describe one label or arrow in ordinary words. Use the adjacent transcript if the image is difficult to see.</w:t>
+      </w:r>
+    </w:p>
+    <w:p>
+      <w:pPr>
+        <w:pStyle w:val="Heading3"/>
+      </w:pPr>
+      <w:r>
+        <w:t>04. Change one thing. Trace what follows.</w:t>
+      </w:r>
+    </w:p>
+    <w:p>
+      <w:r>
+        <w:drawing>
+          <wp:inline xmlns:a="http://schemas.openxmlformats.org/drawingml/2006/main" xmlns:pic="http://schemas.openxmlformats.org/drawingml/2006/picture">
+            <wp:extent cx="5486400" cy="3026664"/>
+            <wp:docPr id="5" name="Picture 5" descr="Original case: A sentence promising snacks has no supporting record. Changed condition: Reserve four places instead of two, keeping the room and day unchanged. Expected result: Eight learner places remain. Reason: 3×4−4=8; this changes capacity for learners, not the retrieved date or location."/>
+            <wp:cNvGraphicFramePr>
+              <a:graphicFrameLocks noChangeAspect="1"/>
+            </wp:cNvGraphicFramePr>
+            <a:graphic>
+              <a:graphicData uri="http://schemas.openxmlformats.org/drawingml/2006/picture">
+                <pic:pic>
+                  <pic:nvPicPr>
+                    <pic:cNvPr id="0" name="academy-story-ai-1-25-04.png"/>
+                    <pic:cNvPicPr/>
+                  </pic:nvPicPr>
+                  <pic:blipFill>
+                    <a:blip r:embed="rId13"/>
+                    <a:stretch>
+                      <a:fillRect/>
+                    </a:stretch>
+                  </pic:blipFill>
+                  <pic:spPr>
+                    <a:xfrm>
+                      <a:off x="0" y="0"/>
+                      <a:ext cx="5486400" cy="3026664"/>
+                    </a:xfrm>
+                    <a:prstGeom prst="rect"/>
+                  </pic:spPr>
+                </pic:pic>
+              </a:graphicData>
+            </a:graphic>
+          </wp:inline>
+        </w:drawing>
+      </w:r>
+    </w:p>
+    <w:p>
+      <w:pPr>
+        <w:spacing w:line="336" w:lineRule="auto" w:after="180"/>
+      </w:pPr>
+      <w:r>
+        <w:rPr>
+          <w:b w:val="0"/>
+        </w:rPr>
+        <w:t>Original case: A sentence promising snacks has no supporting record. Changed condition: Reserve four places instead of two, keeping the room and day unchanged. Expected result: Eight learner places remain.</w:t>
+      </w:r>
+    </w:p>
+    <w:p>
+      <w:pPr>
+        <w:spacing w:line="336" w:lineRule="auto" w:after="180"/>
+      </w:pPr>
+      <w:r>
+        <w:rPr>
+          <w:b w:val="0"/>
+        </w:rPr>
+        <w:t xml:space="preserve">Reason: 3×4−4=8; this changes capacity for learners, not the </w:t>
+      </w:r>
+      <w:r>
+        <w:rPr>
+          <w:b/>
+        </w:rPr>
+        <w:t>retrieve</w:t>
+      </w:r>
+      <w:r>
+        <w:rPr>
+          <w:b w:val="0"/>
+        </w:rPr>
+        <w:t>d date or location.</w:t>
+      </w:r>
+    </w:p>
+    <w:p>
+      <w:pPr>
+        <w:spacing w:line="336" w:lineRule="auto" w:after="180"/>
+        <w:shd w:fill="F5F1FB"/>
+      </w:pPr>
+      <w:r>
+        <w:rPr>
+          <w:b w:val="0"/>
+        </w:rPr>
+        <w:t>Predict before checking the worked changed-case result. Name what changed and what the supplied facts allow you to conclude.</w:t>
+      </w:r>
+    </w:p>
+    <w:p>
+      <w:pPr>
+        <w:pStyle w:val="Heading3"/>
+      </w:pPr>
+      <w:r>
+        <w:t>Discuss while showing the picture</w:t>
+      </w:r>
+    </w:p>
+    <w:p>
+      <w:pPr>
+        <w:spacing w:line="336" w:lineRule="auto" w:after="180"/>
+        <w:shd w:fill="F1F6F8"/>
+      </w:pPr>
+      <w:r>
+        <w:rPr>
+          <w:b w:val="0"/>
+        </w:rPr>
+        <w:t>Teacher prompt: Predict before checking the worked changed-case result. Name what changed and what the supplied facts allow you to conclude. Ask learners to describe one label or arrow in ordinary words.</w:t>
+      </w:r>
+    </w:p>
+    <w:p>
+      <w:pPr>
+        <w:spacing w:line="336" w:lineRule="auto" w:after="180"/>
+        <w:shd w:fill="F1F6F8"/>
+      </w:pPr>
+      <w:r>
+        <w:rPr>
+          <w:b w:val="0"/>
+        </w:rPr>
+        <w:t xml:space="preserve">Use the adjacent transcript if the image is difficult to see. Changed-case reasoning: 3×4−4=8; this changes capacity for learners, not the </w:t>
+      </w:r>
+      <w:r>
+        <w:rPr>
+          <w:b/>
+        </w:rPr>
+        <w:t>retrieve</w:t>
+      </w:r>
+      <w:r>
+        <w:rPr>
+          <w:b w:val="0"/>
+        </w:rPr>
+        <w:t>d date or location.</w:t>
+      </w:r>
+    </w:p>
+    <w:p>
+      <w:pPr>
+        <w:pStyle w:val="Heading3"/>
+      </w:pPr>
+      <w:r>
+        <w:t>05. Connect the explanation to its limit</w:t>
+      </w:r>
+    </w:p>
+    <w:p>
+      <w:r>
+        <w:drawing>
+          <wp:inline xmlns:a="http://schemas.openxmlformats.org/drawingml/2006/main" xmlns:pic="http://schemas.openxmlformats.org/drawingml/2006/picture">
+            <wp:extent cx="5486400" cy="2834640"/>
+            <wp:docPr id="6" name="Picture 6" descr="Retrieval copies relevant source information; calculation follows arithmetic; generation proposes wording. These jobs can cooperate, but one does not validate the others. A friendly generated sentence can still contain an invented detail. Keep the approved source beside the draft and check each factual claim separately. Limit: The fictional source must itself be current and authoritative; retrieval alone does not ensure a record is correct."/>
+            <wp:cNvGraphicFramePr>
+              <a:graphicFrameLocks noChangeAspect="1"/>
+            </wp:cNvGraphicFramePr>
+            <a:graphic>
+              <a:graphicData uri="http://schemas.openxmlformats.org/drawingml/2006/picture">
+                <pic:pic>
+                  <pic:nvPicPr>
+                    <pic:cNvPr id="0" name="academy-story-ai-1-25-05.png"/>
+                    <pic:cNvPicPr/>
+                  </pic:nvPicPr>
+                  <pic:blipFill>
+                    <a:blip r:embed="rId14"/>
+                    <a:stretch>
+                      <a:fillRect/>
+                    </a:stretch>
+                  </pic:blipFill>
+                  <pic:spPr>
+                    <a:xfrm>
+                      <a:off x="0" y="0"/>
+                      <a:ext cx="5486400" cy="2834640"/>
+                    </a:xfrm>
+                    <a:prstGeom prst="rect"/>
+                  </pic:spPr>
+                </pic:pic>
+              </a:graphicData>
+            </a:graphic>
+          </wp:inline>
+        </w:drawing>
+      </w:r>
+    </w:p>
+    <w:p>
+      <w:pPr>
+        <w:spacing w:line="336" w:lineRule="auto" w:after="180"/>
+      </w:pPr>
+      <w:r>
+        <w:rPr>
+          <w:b/>
+        </w:rPr>
+        <w:t>Retrieval</w:t>
+      </w:r>
+      <w:r>
+        <w:rPr>
+          <w:b w:val="0"/>
+        </w:rPr>
+        <w:t xml:space="preserve"> copies relevant source information; </w:t>
+      </w:r>
+      <w:r>
+        <w:rPr>
+          <w:b/>
+        </w:rPr>
+        <w:t>calculation</w:t>
+      </w:r>
+      <w:r>
+        <w:rPr>
+          <w:b w:val="0"/>
+        </w:rPr>
+        <w:t xml:space="preserve"> follows arithmetic; </w:t>
+      </w:r>
+      <w:r>
+        <w:rPr>
+          <w:b/>
+        </w:rPr>
+        <w:t>generation</w:t>
+      </w:r>
+      <w:r>
+        <w:rPr>
+          <w:b w:val="0"/>
+        </w:rPr>
+        <w:t xml:space="preserve"> proposes wording. These jobs can cooperate, but one does not validate the others.</w:t>
+      </w:r>
+    </w:p>
+    <w:p>
+      <w:pPr>
+        <w:spacing w:line="336" w:lineRule="auto" w:after="180"/>
+      </w:pPr>
+      <w:r>
+        <w:rPr>
+          <w:b w:val="0"/>
+        </w:rPr>
+        <w:t xml:space="preserve">A friendly </w:t>
+      </w:r>
+      <w:r>
+        <w:rPr>
+          <w:b/>
+        </w:rPr>
+        <w:t>generate</w:t>
+      </w:r>
+      <w:r>
+        <w:rPr>
+          <w:b w:val="0"/>
+        </w:rPr>
+        <w:t>d sentence can still contain an invented detail. Keep the approved source beside the draft and check each factual claim separately.</w:t>
+      </w:r>
+    </w:p>
+    <w:p>
+      <w:pPr>
+        <w:spacing w:line="336" w:lineRule="auto" w:after="180"/>
+      </w:pPr>
+      <w:r>
+        <w:rPr>
+          <w:b w:val="0"/>
+        </w:rPr>
+        <w:t xml:space="preserve">Limit: The fictional source must itself be current and authoritative; </w:t>
+      </w:r>
+      <w:r>
+        <w:rPr>
+          <w:b/>
+        </w:rPr>
+        <w:t>retrieval</w:t>
+      </w:r>
+      <w:r>
+        <w:rPr>
+          <w:b w:val="0"/>
+        </w:rPr>
+        <w:t xml:space="preserve"> alone does not ensure a record is correct.</w:t>
+      </w:r>
+    </w:p>
+    <w:p>
+      <w:pPr>
+        <w:spacing w:line="336" w:lineRule="auto" w:after="180"/>
+        <w:shd w:fill="F5F1FB"/>
+      </w:pPr>
+      <w:r>
+        <w:rPr>
+          <w:b w:val="0"/>
+        </w:rPr>
+        <w:t>Explain the case, then point to a limit on the claim.</w:t>
+      </w:r>
+    </w:p>
+    <w:p>
+      <w:pPr>
+        <w:pStyle w:val="Heading3"/>
+      </w:pPr>
+      <w:r>
+        <w:t>Discuss while showing the picture</w:t>
+      </w:r>
+    </w:p>
+    <w:p>
+      <w:pPr>
+        <w:spacing w:line="336" w:lineRule="auto" w:after="180"/>
+        <w:shd w:fill="F1F6F8"/>
+      </w:pPr>
+      <w:r>
+        <w:rPr>
+          <w:b w:val="0"/>
+        </w:rPr>
+        <w:t>Teacher prompt: Explain the case, then point to a limit on the claim. Ask learners to describe one label or arrow in ordinary words. Use the adjacent transcript if the image is difficult to see.</w:t>
+      </w:r>
+    </w:p>
+    <w:p>
+      <w:pPr>
+        <w:spacing w:line="336" w:lineRule="auto" w:after="180"/>
+        <w:shd w:fill="F1F6F8"/>
+      </w:pPr>
+      <w:r>
+        <w:rPr>
+          <w:b w:val="0"/>
+        </w:rPr>
+        <w:t xml:space="preserve">Keep the stated scope: The fictional source must itself be current and authoritative; </w:t>
+      </w:r>
+      <w:r>
+        <w:rPr>
+          <w:b/>
+        </w:rPr>
+        <w:t>retrieval</w:t>
+      </w:r>
+      <w:r>
+        <w:rPr>
+          <w:b w:val="0"/>
+        </w:rPr>
+        <w:t xml:space="preserve"> alone does not ensure a record is correct.</w:t>
+      </w:r>
+    </w:p>
+    <w:p>
+      <w:pPr>
+        <w:pStyle w:val="Heading3"/>
+      </w:pPr>
+      <w:r>
+        <w:t>06. Make the idea visible in your project</w:t>
+      </w:r>
+    </w:p>
+    <w:p>
+      <w:r>
+        <w:drawing>
+          <wp:inline xmlns:a="http://schemas.openxmlformats.org/drawingml/2006/main" xmlns:pic="http://schemas.openxmlformats.org/drawingml/2006/picture">
+            <wp:extent cx="5486400" cy="3529584"/>
+            <wp:docPr id="7" name="Picture 7" descr="Use the sorter’s approved catalogue for facts, explicit calculations for scores and checked prose for explanations. Draw your input, deciding step, result and limit. Supported question: Label each arrow with its operation. Can the system add snacks because invitations often mention them?"/>
+            <wp:cNvGraphicFramePr>
+              <a:graphicFrameLocks noChangeAspect="1"/>
+            </wp:cNvGraphicFramePr>
+            <a:graphic>
+              <a:graphicData uri="http://schemas.openxmlformats.org/drawingml/2006/picture">
+                <pic:pic>
+                  <pic:nvPicPr>
+                    <pic:cNvPr id="0" name="academy-story-ai-1-25-06.png"/>
+                    <pic:cNvPicPr/>
+                  </pic:nvPicPr>
+                  <pic:blipFill>
+                    <a:blip r:embed="rId15"/>
+                    <a:stretch>
+                      <a:fillRect/>
+                    </a:stretch>
+                  </pic:blipFill>
+                  <pic:spPr>
+                    <a:xfrm>
+                      <a:off x="0" y="0"/>
+                      <a:ext cx="5486400" cy="3529584"/>
+                    </a:xfrm>
+                    <a:prstGeom prst="rect"/>
+                  </pic:spPr>
+                </pic:pic>
+              </a:graphicData>
+            </a:graphic>
+          </wp:inline>
+        </w:drawing>
+      </w:r>
+    </w:p>
+    <w:p>
+      <w:pPr>
+        <w:spacing w:line="336" w:lineRule="auto" w:after="180"/>
+      </w:pPr>
+      <w:r>
+        <w:rPr>
+          <w:b w:val="0"/>
+        </w:rPr>
+        <w:t xml:space="preserve">Use the sorter’s approved catalogue for facts, explicit </w:t>
+      </w:r>
+      <w:r>
+        <w:rPr>
+          <w:b/>
+        </w:rPr>
+        <w:t>calculation</w:t>
+      </w:r>
+      <w:r>
+        <w:rPr>
+          <w:b w:val="0"/>
+        </w:rPr>
+        <w:t xml:space="preserve">s for scores and checked prose for explanations. Draw your </w:t>
+      </w:r>
+      <w:r>
+        <w:rPr>
+          <w:b/>
+        </w:rPr>
+        <w:t>input</w:t>
+      </w:r>
+      <w:r>
+        <w:rPr>
+          <w:b w:val="0"/>
+        </w:rPr>
+        <w:t>, deciding step, result and limit. Supported question: Label each arrow with its operation.</w:t>
+      </w:r>
+    </w:p>
+    <w:p>
+      <w:pPr>
+        <w:spacing w:line="336" w:lineRule="auto" w:after="180"/>
+      </w:pPr>
+      <w:r>
+        <w:rPr>
+          <w:b w:val="0"/>
+        </w:rPr>
+        <w:t>Can the system add snacks because invitations often mention them?</w:t>
+      </w:r>
+    </w:p>
+    <w:p>
+      <w:pPr>
+        <w:spacing w:line="336" w:lineRule="auto" w:after="180"/>
+        <w:shd w:fill="F5F1FB"/>
+      </w:pPr>
+      <w:r>
+        <w:rPr>
+          <w:b w:val="0"/>
+        </w:rPr>
+        <w:t xml:space="preserve">Draw your project </w:t>
+      </w:r>
+      <w:r>
+        <w:rPr>
+          <w:b/>
+        </w:rPr>
+        <w:t>trace</w:t>
+      </w:r>
+      <w:r>
+        <w:rPr>
+          <w:b w:val="0"/>
+        </w:rPr>
+        <w:t xml:space="preserve"> and justify the deciding step using </w:t>
+      </w:r>
+      <w:r>
+        <w:rPr>
+          <w:b/>
+        </w:rPr>
+        <w:t>evidence</w:t>
+      </w:r>
+      <w:r>
+        <w:rPr>
+          <w:b w:val="0"/>
+        </w:rPr>
+        <w:t>.</w:t>
+      </w:r>
+    </w:p>
+    <w:p>
+      <w:pPr>
+        <w:pStyle w:val="Heading3"/>
+      </w:pPr>
+      <w:r>
+        <w:t>Discuss while showing the picture</w:t>
+      </w:r>
+    </w:p>
+    <w:p>
+      <w:pPr>
+        <w:spacing w:line="336" w:lineRule="auto" w:after="180"/>
+        <w:shd w:fill="F1F6F8"/>
+      </w:pPr>
+      <w:r>
+        <w:rPr>
+          <w:b w:val="0"/>
+        </w:rPr>
+        <w:t xml:space="preserve">Teacher prompt: Draw your project </w:t>
+      </w:r>
+      <w:r>
+        <w:rPr>
+          <w:b/>
+        </w:rPr>
+        <w:t>trace</w:t>
+      </w:r>
+      <w:r>
+        <w:rPr>
+          <w:b w:val="0"/>
+        </w:rPr>
+        <w:t xml:space="preserve"> and justify the deciding step using </w:t>
+      </w:r>
+      <w:r>
+        <w:rPr>
+          <w:b/>
+        </w:rPr>
+        <w:t>evidence</w:t>
+      </w:r>
+      <w:r>
+        <w:rPr>
+          <w:b w:val="0"/>
+        </w:rPr>
+        <w:t>. Ask learners to describe one label or arrow in ordinary words. Use the adjacent transcript if the image is difficult to see.</w:t>
+      </w:r>
+    </w:p>
+    <w:p>
+      <w:pPr>
+        <w:spacing w:line="336" w:lineRule="auto" w:after="180"/>
+        <w:shd w:fill="F1F6F8"/>
+      </w:pPr>
+      <w:r>
+        <w:rPr>
+          <w:b w:val="0"/>
+        </w:rPr>
+        <w:t xml:space="preserve">Supported practice key: The arrows are </w:t>
+      </w:r>
+      <w:r>
+        <w:rPr>
+          <w:b/>
+        </w:rPr>
+        <w:t>retrieval</w:t>
+      </w:r>
+      <w:r>
+        <w:rPr>
+          <w:b w:val="0"/>
+        </w:rPr>
+        <w:t xml:space="preserve">, </w:t>
+      </w:r>
+      <w:r>
+        <w:rPr>
+          <w:b/>
+        </w:rPr>
+        <w:t>calculation</w:t>
+      </w:r>
+      <w:r>
+        <w:rPr>
+          <w:b w:val="0"/>
+        </w:rPr>
+        <w:t xml:space="preserve"> and </w:t>
+      </w:r>
+      <w:r>
+        <w:rPr>
+          <w:b/>
+        </w:rPr>
+        <w:t>generation</w:t>
+      </w:r>
+      <w:r>
+        <w:rPr>
+          <w:b w:val="0"/>
+        </w:rPr>
+        <w:t xml:space="preserve">. No: snacks need confirmation; familiar wording is not </w:t>
+      </w:r>
+      <w:r>
+        <w:rPr>
+          <w:b/>
+        </w:rPr>
+        <w:t>evidence</w:t>
+      </w:r>
+      <w:r>
+        <w:rPr>
+          <w:b w:val="0"/>
+        </w:rPr>
+        <w:t>.</w:t>
       </w:r>
     </w:p>
     <w:sectPr>

--- a/downloads/teacher/ai-1-week-25.docx
+++ b/downloads/teacher/ai-1-week-25.docx
@@ -137,7 +137,7 @@
           </w:tcPr>
           <w:p>
             <w:r>
-              <w:t>Sections 1–6; record the brief recall in the workbook.</w:t>
+              <w:t>Use Your mission, Notice the evidence, See how it works, Compare the cases, Words that unlock the idea and Follow a worked example; record the brief recall in the workbook.</w:t>
             </w:r>
           </w:p>
         </w:tc>
@@ -169,7 +169,7 @@
           </w:tcPr>
           <w:p>
             <w:r>
-              <w:t>Sections 7–10; use the matching workbook W2 and misconception check.</w:t>
+              <w:t>Use Find and repair a mistake, Practise together, Run the investigation and Build your understanding; use the matching workbook W2 and misconception check.</w:t>
             </w:r>
           </w:p>
         </w:tc>
@@ -201,7 +201,7 @@
           </w:tcPr>
           <w:p>
             <w:r>
-              <w:t>Sections 9 and 11–14. Give extra time to finish the full task set; use Section 15 when the week includes a coding lab.</w:t>
+              <w:t>Use Run the investigation, Connect your project, Show what you know, Study a complete case and Try a new case independently. Allow extra time for the full task set. Use a coding lab only when this week actually provides one; Your lesson route is the planning section.</w:t>
             </w:r>
           </w:p>
         </w:tc>
@@ -6776,7 +6776,7 @@
           </w:tcPr>
           <w:p>
             <w:r>
-              <w:t>Sections 1–6; record the brief recall in the workbook.</w:t>
+              <w:t>Use Your mission, Notice the evidence, See how it works, Compare the cases, Words that unlock the idea and Follow a worked example; record the brief recall in the workbook.</w:t>
             </w:r>
           </w:p>
         </w:tc>
@@ -6808,7 +6808,7 @@
           </w:tcPr>
           <w:p>
             <w:r>
-              <w:t>Sections 7–10; use the matching workbook W2 and misconception check.</w:t>
+              <w:t>Use Find and repair a mistake, Practise together, Run the investigation and Build your understanding; use the matching workbook W2 and misconception check.</w:t>
             </w:r>
           </w:p>
         </w:tc>
@@ -6840,7 +6840,7 @@
           </w:tcPr>
           <w:p>
             <w:r>
-              <w:t>Sections 9 and 11–14. Give extra time to finish the full task set; use Section 15 when the week includes a coding lab.</w:t>
+              <w:t>Use Run the investigation, Connect your project, Show what you know, Study a complete case and Try a new case independently. Allow extra time for the full task set. Use a coding lab only when this week actually provides one; Your lesson route is the planning section.</w:t>
             </w:r>
           </w:p>
         </w:tc>

--- a/downloads/teacher/ai-1-week-25.docx
+++ b/downloads/teacher/ai-1-week-25.docx
@@ -25,20 +25,38 @@
         <w:pStyle w:val="Heading1"/>
       </w:pPr>
       <w:r>
-        <w:t>01. Generate, Retrieve, or Calculate?</w:t>
-      </w:r>
-    </w:p>
-    <w:p>
-      <w:r>
-        <w:t>Prepare Generate, Retrieve, or Calculate?: check the target, prerequisites, resources and adaptable teaching schedule.</w:t>
-      </w:r>
-    </w:p>
-    <w:p>
-      <w:pPr>
-        <w:pStyle w:val="Heading3"/>
-      </w:pPr>
-      <w:r>
-        <w:t>Teach the learning cycle</w:t>
+        <w:t>Teach the operation and the check together.</w:t>
+      </w:r>
+    </w:p>
+    <w:p>
+      <w:r>
+        <w:t>Model the current notice, complete expressions and claim-by-claim review, then reserve record B for independent evidence.</w:t>
+      </w:r>
+    </w:p>
+    <w:p>
+      <w:r>
+        <w:t>Look for inspectable sources, correct operations and honest unknowns.</w:t>
+      </w:r>
+    </w:p>
+    <w:p>
+      <w:pPr>
+        <w:pStyle w:val="Heading1"/>
+      </w:pPr>
+      <w:r>
+        <w:t>01. Prepare this connected week</w:t>
+      </w:r>
+    </w:p>
+    <w:p>
+      <w:r>
+        <w:t>Use one main plan and keep practice separate from the independent first attempt.</w:t>
+      </w:r>
+    </w:p>
+    <w:p>
+      <w:pPr>
+        <w:pStyle w:val="Heading2"/>
+      </w:pPr>
+      <w:r>
+        <w:t>Learning goal and precision</w:t>
       </w:r>
     </w:p>
     <w:p>
@@ -62,6 +80,206 @@
           <w:b w:val="0"/>
         </w:rPr>
         <w:t>s and generating wording</w:t>
+      </w:r>
+    </w:p>
+    <w:p>
+      <w:pPr>
+        <w:spacing w:line="336" w:lineRule="auto" w:after="180"/>
+      </w:pPr>
+      <w:r>
+        <w:rPr>
+          <w:b w:val="0"/>
+        </w:rPr>
+        <w:t xml:space="preserve">Keep operations distinct without presenting three mutually exclusive product categories. A modern system can </w:t>
+      </w:r>
+      <w:r>
+        <w:rPr>
+          <w:b/>
+        </w:rPr>
+        <w:t>retrieve</w:t>
+      </w:r>
+      <w:r>
+        <w:rPr>
+          <w:b w:val="0"/>
+        </w:rPr>
+        <w:t xml:space="preserve"> records, call a calculator and </w:t>
+      </w:r>
+      <w:r>
+        <w:rPr>
+          <w:b/>
+        </w:rPr>
+        <w:t>generate</w:t>
+      </w:r>
+      <w:r>
+        <w:rPr>
+          <w:b w:val="0"/>
+        </w:rPr>
+        <w:t xml:space="preserve"> a final response.</w:t>
+      </w:r>
+    </w:p>
+    <w:p>
+      <w:pPr>
+        <w:spacing w:line="336" w:lineRule="auto" w:after="180"/>
+      </w:pPr>
+      <w:r>
+        <w:rPr>
+          <w:b w:val="0"/>
+        </w:rPr>
+        <w:t xml:space="preserve">Lewis and colleagues provide a primary example combining </w:t>
+      </w:r>
+      <w:r>
+        <w:rPr>
+          <w:b/>
+        </w:rPr>
+        <w:t>retrieval</w:t>
+      </w:r>
+      <w:r>
+        <w:rPr>
+          <w:b w:val="0"/>
+        </w:rPr>
+        <w:t xml:space="preserve"> and </w:t>
+      </w:r>
+      <w:r>
+        <w:rPr>
+          <w:b/>
+        </w:rPr>
+        <w:t>generation</w:t>
+      </w:r>
+      <w:r>
+        <w:rPr>
+          <w:b w:val="0"/>
+        </w:rPr>
+        <w:t xml:space="preserve">: </w:t>
+      </w:r>
+      <w:r>
+        <w:rPr>
+          <w:b/>
+        </w:rPr>
+        <w:t>Retrieval</w:t>
+      </w:r>
+      <w:r>
+        <w:rPr>
+          <w:b w:val="0"/>
+        </w:rPr>
+        <w:t xml:space="preserve">-Augmented </w:t>
+      </w:r>
+      <w:r>
+        <w:rPr>
+          <w:b/>
+        </w:rPr>
+        <w:t>Generation</w:t>
+      </w:r>
+      <w:r>
+        <w:rPr>
+          <w:b w:val="0"/>
+        </w:rPr>
+        <w:t xml:space="preserve"> for Knowledge-Intensive NLP Tasks (2020), https://arxiv.org/abs/2005.11401.</w:t>
+      </w:r>
+    </w:p>
+    <w:p>
+      <w:pPr>
+        <w:spacing w:line="336" w:lineRule="auto" w:after="180"/>
+      </w:pPr>
+      <w:r>
+        <w:rPr>
+          <w:b w:val="0"/>
+        </w:rPr>
+        <w:t>Use this as teacher background, not required pupil reading. The fictional notices and arithmetic here are independent classroom examples.</w:t>
+      </w:r>
+    </w:p>
+    <w:p>
+      <w:pPr>
+        <w:spacing w:line="336" w:lineRule="auto" w:after="180"/>
+      </w:pPr>
+      <w:r>
+        <w:rPr>
+          <w:b w:val="0"/>
+        </w:rPr>
+        <w:t xml:space="preserve">By the end, I can separate </w:t>
+      </w:r>
+      <w:r>
+        <w:rPr>
+          <w:b/>
+        </w:rPr>
+        <w:t>retrieval</w:t>
+      </w:r>
+      <w:r>
+        <w:rPr>
+          <w:b w:val="0"/>
+        </w:rPr>
+        <w:t xml:space="preserve">, </w:t>
+      </w:r>
+      <w:r>
+        <w:rPr>
+          <w:b/>
+        </w:rPr>
+        <w:t>calculation</w:t>
+      </w:r>
+      <w:r>
+        <w:rPr>
+          <w:b w:val="0"/>
+        </w:rPr>
+        <w:t xml:space="preserve"> and </w:t>
+      </w:r>
+      <w:r>
+        <w:rPr>
+          <w:b/>
+        </w:rPr>
+        <w:t>generate</w:t>
+      </w:r>
+      <w:r>
+        <w:rPr>
+          <w:b w:val="0"/>
+        </w:rPr>
+        <w:t>d wording.</w:t>
+      </w:r>
+    </w:p>
+    <w:p>
+      <w:pPr>
+        <w:pStyle w:val="Heading2"/>
+      </w:pPr>
+      <w:r>
+        <w:t>What to prepare</w:t>
+      </w:r>
+    </w:p>
+    <w:p>
+      <w:pPr>
+        <w:pStyle w:val="ListBullet"/>
+      </w:pPr>
+      <w:r>
+        <w:t>Use the supplied scenario, student illustrations and blank paper. For numeric work, offer counters or a calculator after learners show the setup. Fictional records are supplied; personal data and paid accounts are unnecessary.</w:t>
+      </w:r>
+    </w:p>
+    <w:p>
+      <w:pPr>
+        <w:pStyle w:val="ListBullet"/>
+      </w:pPr>
+      <w:r>
+        <w:t>The fictional N1 and N2 notice details printed in the student lesson</w:t>
+      </w:r>
+    </w:p>
+    <w:p>
+      <w:pPr>
+        <w:pStyle w:val="ListBullet"/>
+      </w:pPr>
+      <w:r>
+        <w:t>Paper for three-column traces labelled source facts, calculation and wording</w:t>
+      </w:r>
+    </w:p>
+    <w:p>
+      <w:pPr>
+        <w:pStyle w:val="ListBullet"/>
+      </w:pPr>
+      <w:r>
+        <w:t>The independent library record B in W4; no online account is needed</w:t>
+      </w:r>
+    </w:p>
+    <w:p>
+      <w:pPr>
+        <w:pStyle w:val="Heading2"/>
+      </w:pPr>
+      <w:r>
+        <w:t>Main teaching plan</w:t>
       </w:r>
     </w:p>
     <w:tbl>
@@ -243,9 +461,177 @@
     </w:p>
     <w:p>
       <w:pPr>
+        <w:pStyle w:val="Heading2"/>
+      </w:pPr>
+      <w:r>
+        <w:t>Opening retrieval and readiness</w:t>
+      </w:r>
+    </w:p>
+    <w:p>
+      <w:pPr>
+        <w:spacing w:line="336" w:lineRule="auto" w:after="180"/>
+      </w:pPr>
+      <w:r>
+        <w:rPr>
+          <w:b w:val="0"/>
+        </w:rPr>
+        <w:t>Without opening the old lesson, explain one key idea from Privacy by Choosing Less. Give an example and a mistake that the idea helps you avoid.</w:t>
+      </w:r>
+    </w:p>
+    <w:p>
+      <w:pPr>
+        <w:spacing w:line="336" w:lineRule="auto" w:after="180"/>
+      </w:pPr>
+      <w:r>
+        <w:rPr>
+          <w:b w:val="0"/>
+        </w:rPr>
+        <w:t>Look for: Justify which information a stated task needs and remove unnecessary fields</w:t>
+      </w:r>
+    </w:p>
+    <w:p>
+      <w:pPr>
+        <w:spacing w:line="336" w:lineRule="auto" w:after="180"/>
+      </w:pPr>
+      <w:r>
+        <w:rPr>
+          <w:b w:val="0"/>
+        </w:rPr>
+        <w:t>Reference example, not the only acceptable wording: Keep topic choice; remove name, full date of birth, address and photograph. The totals do not require identity or contact details.</w:t>
+      </w:r>
+    </w:p>
+    <w:p>
+      <w:pPr>
+        <w:spacing w:line="336" w:lineRule="auto" w:after="180"/>
+      </w:pPr>
+      <w:r>
+        <w:rPr>
+          <w:b w:val="0"/>
+        </w:rPr>
+        <w:t>Collecting extra fields creates copies and exposure to manage even if those fields are later ignored or deleted.</w:t>
+      </w:r>
+    </w:p>
+    <w:p>
+      <w:pPr>
+        <w:spacing w:line="336" w:lineRule="auto" w:after="180"/>
+      </w:pPr>
+      <w:r>
+        <w:rPr>
+          <w:b w:val="0"/>
+        </w:rPr>
+        <w:t>Without opening the old lesson, explain one key idea from Missing and Unbalanced Examples. Give an example and a mistake that the idea helps you avoid.</w:t>
+      </w:r>
+    </w:p>
+    <w:p>
+      <w:pPr>
+        <w:spacing w:line="336" w:lineRule="auto" w:after="180"/>
+      </w:pPr>
+      <w:r>
+        <w:rPr>
+          <w:b w:val="0"/>
+        </w:rPr>
+        <w:t>Look for: Name the target collection, selection list and cases actually assessed</w:t>
+      </w:r>
+    </w:p>
+    <w:p>
+      <w:pPr>
+        <w:spacing w:line="336" w:lineRule="auto" w:after="180"/>
+      </w:pPr>
+      <w:r>
+        <w:rPr>
+          <w:b w:val="0"/>
+        </w:rPr>
+        <w:t>Reference example, not the only acceptable wording: The target is all 24 specified cards across four conditions. The sample is the 6 bright-circle cards. Dim circles, bright squares and dim squares are absent.</w:t>
+      </w:r>
+    </w:p>
+    <w:p>
+      <w:pPr>
+        <w:spacing w:line="336" w:lineRule="auto" w:after="180"/>
+      </w:pPr>
+      <w:r>
+        <w:rPr>
+          <w:b w:val="0"/>
+        </w:rPr>
+        <w:t>A frame containing only bright-circle IDs excludes every other condition, regardless of how randomly IDs are drawn from it.</w:t>
+      </w:r>
+    </w:p>
+    <w:p>
+      <w:pPr>
+        <w:spacing w:line="336" w:lineRule="auto" w:after="180"/>
+      </w:pPr>
+      <w:r>
+        <w:rPr>
+          <w:b w:val="0"/>
+        </w:rPr>
+        <w:t>Without opening the old lesson, explain one key idea from Similarity. Give an example and a mistake that the idea helps you avoid.</w:t>
+      </w:r>
+    </w:p>
+    <w:p>
+      <w:pPr>
+        <w:spacing w:line="336" w:lineRule="auto" w:after="180"/>
+      </w:pPr>
+      <w:r>
+        <w:rPr>
+          <w:b w:val="0"/>
+        </w:rPr>
+        <w:t xml:space="preserve">Look for: </w:t>
+      </w:r>
+      <w:r>
+        <w:rPr>
+          <w:b/>
+        </w:rPr>
+        <w:t>Calculate</w:t>
+      </w:r>
+      <w:r>
+        <w:rPr>
+          <w:b w:val="0"/>
+        </w:rPr>
+        <w:t xml:space="preserve"> similarity using explicitly selected features and a stated scoring rule</w:t>
+      </w:r>
+    </w:p>
+    <w:p>
+      <w:pPr>
+        <w:spacing w:line="336" w:lineRule="auto" w:after="180"/>
+      </w:pPr>
+      <w:r>
+        <w:rPr>
+          <w:b w:val="0"/>
+        </w:rPr>
+        <w:t>Reference example, not the only acceptable wording: A: 1, 1, 0 gives 2. B: 0, 0, 1 gives 1. C: 1, 0, 0 gives 1. A is the only highest scoring candidate among A, B and C under equal weights.</w:t>
+      </w:r>
+    </w:p>
+    <w:p>
+      <w:pPr>
+        <w:spacing w:line="336" w:lineRule="auto" w:after="180"/>
+      </w:pPr>
+      <w:r>
+        <w:rPr>
+          <w:b w:val="0"/>
+        </w:rPr>
+        <w:t>The task needs the three totals, not pupil identities. Use the least information needed and follow the teacher’s approved tool and data rules.</w:t>
+      </w:r>
+    </w:p>
+    <w:p>
+      <w:pPr>
+        <w:pStyle w:val="Heading2"/>
+      </w:pPr>
+      <w:r>
+        <w:t>Earlier wording, alternatives and picture transcripts · reference / check after trying</w:t>
+      </w:r>
+    </w:p>
+    <w:p>
+      <w:pPr>
         <w:pStyle w:val="Heading3"/>
       </w:pPr>
       <w:r>
+        <w:t>Teach the learning cycle</w:t>
+      </w:r>
+    </w:p>
+    <w:p>
+      <w:pPr>
+        <w:pStyle w:val="Heading3"/>
+      </w:pPr>
+      <w:r>
         <w:t>Retrieval answer guidance</w:t>
       </w:r>
     </w:p>
@@ -259,176 +645,42 @@
     </w:p>
     <w:p>
       <w:pPr>
+        <w:pStyle w:val="Heading3"/>
+      </w:pPr>
+      <w:r>
+        <w:t>Missing and Unbalanced Examples</w:t>
+      </w:r>
+    </w:p>
+    <w:p>
+      <w:pPr>
+        <w:pStyle w:val="Heading3"/>
+      </w:pPr>
+      <w:r>
+        <w:t>Similarity</w:t>
+      </w:r>
+    </w:p>
+    <w:p>
+      <w:pPr>
         <w:spacing w:line="336" w:lineRule="auto" w:after="180"/>
       </w:pPr>
       <w:r>
         <w:rPr>
           <w:b w:val="0"/>
         </w:rPr>
-        <w:t>Without opening the old lesson, explain one key idea from Privacy by Choosing Less. Give an example and a mistake that the idea helps you avoid.</w:t>
+        <w:t>Use the student module and workbook section with this exact week title. The worked case, independent question and answers below form one aligned lesson sequence.</w:t>
+      </w:r>
+    </w:p>
+    <w:p>
+      <w:pPr>
+        <w:pStyle w:val="Heading3"/>
+      </w:pPr>
+      <w:r>
+        <w:t>What the learner must demonstrate</w:t>
       </w:r>
     </w:p>
     <w:p>
       <w:pPr>
         <w:spacing w:line="336" w:lineRule="auto" w:after="180"/>
-      </w:pPr>
-      <w:r>
-        <w:rPr>
-          <w:b w:val="0"/>
-        </w:rPr>
-        <w:t>Look for: Justify which information a stated task needs and remove unnecessary fields</w:t>
-      </w:r>
-    </w:p>
-    <w:p>
-      <w:pPr>
-        <w:spacing w:line="336" w:lineRule="auto" w:after="180"/>
-      </w:pPr>
-      <w:r>
-        <w:rPr>
-          <w:b w:val="0"/>
-        </w:rPr>
-        <w:t>Reference example, not the only acceptable wording: Keep topic choice; remove name, full date of birth, address and photograph. The totals do not require identity or contact details.</w:t>
-      </w:r>
-    </w:p>
-    <w:p>
-      <w:pPr>
-        <w:spacing w:line="336" w:lineRule="auto" w:after="180"/>
-      </w:pPr>
-      <w:r>
-        <w:rPr>
-          <w:b w:val="0"/>
-        </w:rPr>
-        <w:t>Collecting extra fields creates copies and exposure to manage even if those fields are later ignored or deleted.</w:t>
-      </w:r>
-    </w:p>
-    <w:p>
-      <w:pPr>
-        <w:pStyle w:val="Heading3"/>
-      </w:pPr>
-      <w:r>
-        <w:t>Missing and Unbalanced Examples</w:t>
-      </w:r>
-    </w:p>
-    <w:p>
-      <w:pPr>
-        <w:spacing w:line="336" w:lineRule="auto" w:after="180"/>
-      </w:pPr>
-      <w:r>
-        <w:rPr>
-          <w:b w:val="0"/>
-        </w:rPr>
-        <w:t>Without opening the old lesson, explain one key idea from Missing and Unbalanced Examples. Give an example and a mistake that the idea helps you avoid.</w:t>
-      </w:r>
-    </w:p>
-    <w:p>
-      <w:pPr>
-        <w:spacing w:line="336" w:lineRule="auto" w:after="180"/>
-      </w:pPr>
-      <w:r>
-        <w:rPr>
-          <w:b w:val="0"/>
-        </w:rPr>
-        <w:t>Look for: Name the target collection, selection list and cases actually assessed</w:t>
-      </w:r>
-    </w:p>
-    <w:p>
-      <w:pPr>
-        <w:spacing w:line="336" w:lineRule="auto" w:after="180"/>
-      </w:pPr>
-      <w:r>
-        <w:rPr>
-          <w:b w:val="0"/>
-        </w:rPr>
-        <w:t>Reference example, not the only acceptable wording: The target is all 24 specified cards across four conditions. The sample is the 6 bright-circle cards. Dim circles, bright squares and dim squares are absent.</w:t>
-      </w:r>
-    </w:p>
-    <w:p>
-      <w:pPr>
-        <w:spacing w:line="336" w:lineRule="auto" w:after="180"/>
-      </w:pPr>
-      <w:r>
-        <w:rPr>
-          <w:b w:val="0"/>
-        </w:rPr>
-        <w:t>A frame containing only bright-circle IDs excludes every other condition, regardless of how randomly IDs are drawn from it.</w:t>
-      </w:r>
-    </w:p>
-    <w:p>
-      <w:pPr>
-        <w:pStyle w:val="Heading3"/>
-      </w:pPr>
-      <w:r>
-        <w:t>Similarity</w:t>
-      </w:r>
-    </w:p>
-    <w:p>
-      <w:pPr>
-        <w:spacing w:line="336" w:lineRule="auto" w:after="180"/>
-      </w:pPr>
-      <w:r>
-        <w:rPr>
-          <w:b w:val="0"/>
-        </w:rPr>
-        <w:t>Without opening the old lesson, explain one key idea from Similarity. Give an example and a mistake that the idea helps you avoid.</w:t>
-      </w:r>
-    </w:p>
-    <w:p>
-      <w:pPr>
-        <w:spacing w:line="336" w:lineRule="auto" w:after="180"/>
-      </w:pPr>
-      <w:r>
-        <w:rPr>
-          <w:b w:val="0"/>
-        </w:rPr>
-        <w:t xml:space="preserve">Look for: </w:t>
-      </w:r>
-      <w:r>
-        <w:rPr>
-          <w:b/>
-        </w:rPr>
-        <w:t>Calculate</w:t>
-      </w:r>
-      <w:r>
-        <w:rPr>
-          <w:b w:val="0"/>
-        </w:rPr>
-        <w:t xml:space="preserve"> similarity using explicitly selected features and a stated scoring rule</w:t>
-      </w:r>
-    </w:p>
-    <w:p>
-      <w:pPr>
-        <w:spacing w:line="336" w:lineRule="auto" w:after="180"/>
-      </w:pPr>
-      <w:r>
-        <w:rPr>
-          <w:b w:val="0"/>
-        </w:rPr>
-        <w:t>Reference example, not the only acceptable wording: A: 1, 1, 0 gives 2. B: 0, 0, 1 gives 1. C: 1, 0, 0 gives 1. A is the only highest scoring candidate among A, B and C under equal weights.</w:t>
-      </w:r>
-    </w:p>
-    <w:p>
-      <w:pPr>
-        <w:spacing w:line="336" w:lineRule="auto" w:after="180"/>
-      </w:pPr>
-      <w:r>
-        <w:rPr>
-          <w:b w:val="0"/>
-        </w:rPr>
-        <w:t>Use the student module and workbook section with this exact week title. The worked case, independent question and answers below form one aligned lesson sequence.</w:t>
-      </w:r>
-    </w:p>
-    <w:p>
-      <w:pPr>
-        <w:pStyle w:val="Heading3"/>
-      </w:pPr>
-      <w:r>
-        <w:t>What the learner must demonstrate</w:t>
-      </w:r>
-    </w:p>
-    <w:p>
-      <w:pPr>
-        <w:spacing w:line="336" w:lineRule="auto" w:after="180"/>
-        <w:shd w:fill="F5F1FB"/>
       </w:pPr>
       <w:r>
         <w:rPr>
@@ -637,6 +889,11 @@
       </w:r>
     </w:p>
     <w:p>
+      <w:r>
+        <w:t>This compact option is not the full-week schedule. Use the main teaching cycle and allow extra sessions for the investigation, independent work and project.</w:t>
+      </w:r>
+    </w:p>
+    <w:p>
       <w:pPr>
         <w:spacing w:line="336" w:lineRule="auto" w:after="180"/>
       </w:pPr>
@@ -644,7 +901,7 @@
         <w:rPr>
           <w:b w:val="0"/>
         </w:rPr>
-        <w:t>Use the supplied scenario, student illustrations and blank paper. For numeric work, offer counters or a calculator after learners show the setup. Fictional records are supplied; personal data and paid accounts are unnecessary.</w:t>
+        <w:t>Allow 80 minutes: recall 8; explanation 12; worked demonstration 15; guided practice 20; independent assessment 15; project and reflection 10. Extend the lab into a second session when needed.</w:t>
       </w:r>
     </w:p>
     <w:p>
@@ -652,24 +909,675 @@
         <w:pStyle w:val="Heading3"/>
       </w:pPr>
       <w:r>
-        <w:t>Alternative compact allocation</w:t>
-      </w:r>
-    </w:p>
-    <w:p>
-      <w:r>
-        <w:t>This compact option is not the full-week schedule. Use the main teaching cycle and allow extra sessions for the investigation, independent work and project.</w:t>
+        <w:t>Preparation for the connected explanation</w:t>
+      </w:r>
+    </w:p>
+    <w:p>
+      <w:pPr>
+        <w:pStyle w:val="Heading3"/>
+      </w:pPr>
+      <w:r>
+        <w:t>Readiness answer</w:t>
+      </w:r>
+    </w:p>
+    <w:p>
+      <w:pPr>
+        <w:pStyle w:val="Heading3"/>
+      </w:pPr>
+      <w:r>
+        <w:t>End goal for the pictorial case</w:t>
       </w:r>
     </w:p>
     <w:p>
       <w:pPr>
         <w:spacing w:line="336" w:lineRule="auto" w:after="180"/>
-        <w:shd w:fill="F1F6F8"/>
-      </w:pPr>
-      <w:r>
-        <w:rPr>
-          <w:b w:val="0"/>
-        </w:rPr>
-        <w:t>Allow 80 minutes: recall 8; explanation 12; worked demonstration 15; guided practice 20; independent assessment 15; project and reflection 10. Extend the lab into a second session when needed.</w:t>
+      </w:pPr>
+      <w:r>
+        <w:rPr>
+          <w:b w:val="0"/>
+        </w:rPr>
+        <w:t>This added worked case illustrates the week’s main idea. Retain all original and connected topics; schedule its practice within the teaching cycle.</w:t>
+      </w:r>
+    </w:p>
+    <w:p>
+      <w:pPr>
+        <w:pStyle w:val="Heading1"/>
+      </w:pPr>
+      <w:r>
+        <w:t>02. Teach mixed systems one inspectable operation at a time</w:t>
+      </w:r>
+    </w:p>
+    <w:p>
+      <w:r>
+        <w:t>Model source selection, complete expressions and factual review of generated wording.</w:t>
+      </w:r>
+    </w:p>
+    <w:p>
+      <w:pPr>
+        <w:pStyle w:val="Heading2"/>
+      </w:pPr>
+      <w:r>
+        <w:t>Define the operations and current notice</w:t>
+      </w:r>
+    </w:p>
+    <w:p>
+      <w:pPr>
+        <w:spacing w:line="336" w:lineRule="auto" w:after="180"/>
+      </w:pPr>
+      <w:r>
+        <w:rPr>
+          <w:b w:val="0"/>
+        </w:rPr>
+        <w:t xml:space="preserve">Three tasks can produce similar-looking text while doing different work. </w:t>
+      </w:r>
+      <w:r>
+        <w:rPr>
+          <w:b/>
+        </w:rPr>
+        <w:t>Retrieval</w:t>
+      </w:r>
+      <w:r>
+        <w:rPr>
+          <w:b w:val="0"/>
+        </w:rPr>
+        <w:t xml:space="preserve"> finds existing information. </w:t>
+      </w:r>
+      <w:r>
+        <w:rPr>
+          <w:b/>
+        </w:rPr>
+        <w:t>Calculation</w:t>
+      </w:r>
+      <w:r>
+        <w:rPr>
+          <w:b w:val="0"/>
+        </w:rPr>
+        <w:t xml:space="preserve"> applies mathematical operations to </w:t>
+      </w:r>
+      <w:r>
+        <w:rPr>
+          <w:b/>
+        </w:rPr>
+        <w:t>input</w:t>
+      </w:r>
+      <w:r>
+        <w:rPr>
+          <w:b w:val="0"/>
+        </w:rPr>
+        <w:t xml:space="preserve"> values.</w:t>
+      </w:r>
+    </w:p>
+    <w:p>
+      <w:pPr>
+        <w:spacing w:line="336" w:lineRule="auto" w:after="180"/>
+      </w:pPr>
+      <w:r>
+        <w:rPr>
+          <w:b/>
+        </w:rPr>
+        <w:t>Generation</w:t>
+      </w:r>
+      <w:r>
+        <w:rPr>
+          <w:b w:val="0"/>
+        </w:rPr>
+        <w:t xml:space="preserve"> produces content using a model and the context it receives. A single application can combine all three, so the label AI does not tell you which step happened.</w:t>
+      </w:r>
+    </w:p>
+    <w:p>
+      <w:pPr>
+        <w:spacing w:line="336" w:lineRule="auto" w:after="180"/>
+      </w:pPr>
+      <w:r>
+        <w:rPr>
+          <w:b w:val="0"/>
+        </w:rPr>
+        <w:t>Our fictional makers club has a current notice N2: Wednesday, Room 4, six tables with four places at each table, and three places reserved for helpers. An older notice N1 says Room 2. N2 explicitly replaces N1 for this event.</w:t>
+      </w:r>
+    </w:p>
+    <w:p>
+      <w:pPr>
+        <w:spacing w:line="336" w:lineRule="auto" w:after="180"/>
+      </w:pPr>
+      <w:r>
+        <w:rPr>
+          <w:b w:val="0"/>
+        </w:rPr>
+        <w:t>These records are invented for this lesson; no search, account or real booking is needed.</w:t>
+      </w:r>
+    </w:p>
+    <w:p>
+      <w:pPr>
+        <w:spacing w:line="336" w:lineRule="auto" w:after="180"/>
+      </w:pPr>
+      <w:r>
+        <w:rPr>
+          <w:b w:val="0"/>
+        </w:rPr>
+        <w:t xml:space="preserve">To answer “Which room does the current notice list?”, find N2 and return Room 4 with the record identifier. That is </w:t>
+      </w:r>
+      <w:r>
+        <w:rPr>
+          <w:b/>
+        </w:rPr>
+        <w:t>retrieval</w:t>
+      </w:r>
+      <w:r>
+        <w:rPr>
+          <w:b w:val="0"/>
+        </w:rPr>
+        <w:t>. To answer “How many places remain after the helper reservation?”, use 6 × 4 − 3 = 21.</w:t>
+      </w:r>
+    </w:p>
+    <w:p>
+      <w:pPr>
+        <w:spacing w:line="336" w:lineRule="auto" w:after="180"/>
+      </w:pPr>
+      <w:r>
+        <w:rPr>
+          <w:b w:val="0"/>
+        </w:rPr>
+        <w:t xml:space="preserve">That is </w:t>
+      </w:r>
+      <w:r>
+        <w:rPr>
+          <w:b/>
+        </w:rPr>
+        <w:t>calculation</w:t>
+      </w:r>
+      <w:r>
+        <w:rPr>
+          <w:b w:val="0"/>
+        </w:rPr>
+        <w:t xml:space="preserve">. To suggest a friendly invitation, </w:t>
+      </w:r>
+      <w:r>
+        <w:rPr>
+          <w:b/>
+        </w:rPr>
+        <w:t>generate</w:t>
+      </w:r>
+      <w:r>
+        <w:rPr>
+          <w:b w:val="0"/>
+        </w:rPr>
+        <w:t xml:space="preserve"> wording and check that its factual details agree with N2.</w:t>
+      </w:r>
+    </w:p>
+    <w:p>
+      <w:pPr>
+        <w:pStyle w:val="Heading2"/>
+      </w:pPr>
+      <w:r>
+        <w:t>Inspect source version and arithmetic meaning</w:t>
+      </w:r>
+    </w:p>
+    <w:p>
+      <w:pPr>
+        <w:spacing w:line="336" w:lineRule="auto" w:after="180"/>
+      </w:pPr>
+      <w:r>
+        <w:rPr>
+          <w:b w:val="0"/>
+        </w:rPr>
+        <w:t xml:space="preserve">Retrieving N1 accurately would still give an outdated room for this task. Successful </w:t>
+      </w:r>
+      <w:r>
+        <w:rPr>
+          <w:b/>
+        </w:rPr>
+        <w:t>retrieval</w:t>
+      </w:r>
+      <w:r>
+        <w:rPr>
+          <w:b w:val="0"/>
+        </w:rPr>
+        <w:t xml:space="preserve"> means finding a record, not proving that every record is correct or current. Check the event, source and version.</w:t>
+      </w:r>
+    </w:p>
+    <w:p>
+      <w:pPr>
+        <w:spacing w:line="336" w:lineRule="auto" w:after="180"/>
+      </w:pPr>
+      <w:r>
+        <w:rPr>
+          <w:b w:val="0"/>
+        </w:rPr>
+        <w:t>Here the explicit replacement statement tells us which notice governs the classroom example.</w:t>
+      </w:r>
+    </w:p>
+    <w:p>
+      <w:pPr>
+        <w:spacing w:line="336" w:lineRule="auto" w:after="180"/>
+      </w:pPr>
+      <w:r>
+        <w:rPr>
+          <w:b w:val="0"/>
+        </w:rPr>
+        <w:t>A calculator given 6 × 4 correctly returns 24, but 24 is the total capacity, not the number remaining after three reserved places. Correct arithmetic on an incomplete expression answers the wrong question.</w:t>
+      </w:r>
+    </w:p>
+    <w:p>
+      <w:pPr>
+        <w:spacing w:line="336" w:lineRule="auto" w:after="180"/>
+      </w:pPr>
+      <w:r>
+        <w:rPr>
+          <w:b w:val="0"/>
+        </w:rPr>
+        <w:t xml:space="preserve">Explain the </w:t>
+      </w:r>
+      <w:r>
+        <w:rPr>
+          <w:b/>
+        </w:rPr>
+        <w:t>input</w:t>
+      </w:r>
+      <w:r>
+        <w:rPr>
+          <w:b w:val="0"/>
+        </w:rPr>
+        <w:t xml:space="preserve"> values, units and operations before accepting a number.</w:t>
+      </w:r>
+    </w:p>
+    <w:p>
+      <w:pPr>
+        <w:pStyle w:val="Heading2"/>
+      </w:pPr>
+      <w:r>
+        <w:t>Audit individual draft statements</w:t>
+      </w:r>
+    </w:p>
+    <w:tbl>
+      <w:tblPr>
+        <w:tblStyle w:val="LightShading-Accent1"/>
+        <w:tblW w:type="auto" w:w="0"/>
+        <w:tblLook w:firstColumn="1" w:firstRow="1" w:lastColumn="0" w:lastRow="0" w:noHBand="0" w:noVBand="1" w:val="04A0"/>
+      </w:tblPr>
+      <w:tblGrid>
+        <w:gridCol w:w="3408"/>
+        <w:gridCol w:w="3408"/>
+        <w:gridCol w:w="3408"/>
+      </w:tblGrid>
+      <w:tr>
+        <w:trPr>
+          <w:tblHeader/>
+        </w:trPr>
+        <w:tc>
+          <w:tcPr>
+            <w:tcW w:type="dxa" w:w="3408"/>
+          </w:tcPr>
+          <w:p>
+            <w:r>
+              <w:t>Draft statement</w:t>
+            </w:r>
+          </w:p>
+        </w:tc>
+        <w:tc>
+          <w:tcPr>
+            <w:tcW w:type="dxa" w:w="3408"/>
+          </w:tcPr>
+          <w:p>
+            <w:r>
+              <w:t>Evidence in this example</w:t>
+            </w:r>
+          </w:p>
+        </w:tc>
+        <w:tc>
+          <w:tcPr>
+            <w:tcW w:type="dxa" w:w="3408"/>
+          </w:tcPr>
+          <w:p>
+            <w:r>
+              <w:t>Decision</w:t>
+            </w:r>
+          </w:p>
+        </w:tc>
+      </w:tr>
+      <w:tr>
+        <w:tc>
+          <w:tcPr>
+            <w:tcW w:type="dxa" w:w="3408"/>
+          </w:tcPr>
+          <w:p>
+            <w:r>
+              <w:t>Meet Wednesday in Room 4</w:t>
+            </w:r>
+          </w:p>
+        </w:tc>
+        <w:tc>
+          <w:tcPr>
+            <w:tcW w:type="dxa" w:w="3408"/>
+          </w:tcPr>
+          <w:p>
+            <w:r>
+              <w:t>Current notice N2</w:t>
+            </w:r>
+          </w:p>
+        </w:tc>
+        <w:tc>
+          <w:tcPr>
+            <w:tcW w:type="dxa" w:w="3408"/>
+          </w:tcPr>
+          <w:p>
+            <w:r>
+              <w:t>Supported by the record</w:t>
+            </w:r>
+          </w:p>
+        </w:tc>
+      </w:tr>
+      <w:tr>
+        <w:tc>
+          <w:tcPr>
+            <w:tcW w:type="dxa" w:w="3408"/>
+          </w:tcPr>
+          <w:p>
+            <w:r>
+              <w:t>There are 21 non-helper places</w:t>
+            </w:r>
+          </w:p>
+        </w:tc>
+        <w:tc>
+          <w:tcPr>
+            <w:tcW w:type="dxa" w:w="3408"/>
+          </w:tcPr>
+          <w:p>
+            <w:r>
+              <w:t>6 × 4 − 3 from N2</w:t>
+            </w:r>
+          </w:p>
+        </w:tc>
+        <w:tc>
+          <w:tcPr>
+            <w:tcW w:type="dxa" w:w="3408"/>
+          </w:tcPr>
+          <w:p>
+            <w:r>
+              <w:t>Supported by calculation</w:t>
+            </w:r>
+          </w:p>
+        </w:tc>
+      </w:tr>
+      <w:tr>
+        <w:tc>
+          <w:tcPr>
+            <w:tcW w:type="dxa" w:w="3408"/>
+          </w:tcPr>
+          <w:p>
+            <w:r>
+              <w:t>Free snacks will be provided</w:t>
+            </w:r>
+          </w:p>
+        </w:tc>
+        <w:tc>
+          <w:tcPr>
+            <w:tcW w:type="dxa" w:w="3408"/>
+          </w:tcPr>
+          <w:p>
+            <w:r>
+              <w:t>Not stated in N2</w:t>
+            </w:r>
+          </w:p>
+        </w:tc>
+        <w:tc>
+          <w:tcPr>
+            <w:tcW w:type="dxa" w:w="3408"/>
+          </w:tcPr>
+          <w:p>
+            <w:r>
+              <w:t>Remove or verify separately</w:t>
+            </w:r>
+          </w:p>
+        </w:tc>
+      </w:tr>
+    </w:tbl>
+    <w:p>
+      <w:pPr>
+        <w:spacing w:line="336" w:lineRule="auto" w:after="180"/>
+      </w:pPr>
+      <w:r>
+        <w:rPr>
+          <w:b w:val="0"/>
+        </w:rPr>
+        <w:t xml:space="preserve">A </w:t>
+      </w:r>
+      <w:r>
+        <w:rPr>
+          <w:b/>
+        </w:rPr>
+        <w:t>generate</w:t>
+      </w:r>
+      <w:r>
+        <w:rPr>
+          <w:b w:val="0"/>
+        </w:rPr>
+        <w:t xml:space="preserve">d invitation might add free snacks because that detail fits a familiar invitation pattern. Plausible wording is not </w:t>
+      </w:r>
+      <w:r>
+        <w:rPr>
+          <w:b/>
+        </w:rPr>
+        <w:t>evidence</w:t>
+      </w:r>
+      <w:r>
+        <w:rPr>
+          <w:b w:val="0"/>
+        </w:rPr>
+        <w:t xml:space="preserve"> that snacks are provided.</w:t>
+      </w:r>
+    </w:p>
+    <w:p>
+      <w:pPr>
+        <w:spacing w:line="336" w:lineRule="auto" w:after="180"/>
+      </w:pPr>
+      <w:r>
+        <w:rPr>
+          <w:b w:val="0"/>
+        </w:rPr>
+        <w:t xml:space="preserve">Remove that claim or obtain an appropriate confirming source before including it. </w:t>
+      </w:r>
+      <w:r>
+        <w:rPr>
+          <w:b/>
+        </w:rPr>
+        <w:t>Generate</w:t>
+      </w:r>
+      <w:r>
+        <w:rPr>
+          <w:b w:val="0"/>
+        </w:rPr>
+        <w:t>d content can be useful and can contain correct facts; its fluent style alone does not verify those facts.</w:t>
+      </w:r>
+    </w:p>
+    <w:p>
+      <w:pPr>
+        <w:spacing w:line="336" w:lineRule="auto" w:after="180"/>
+      </w:pPr>
+      <w:r>
+        <w:rPr>
+          <w:b/>
+        </w:rPr>
+        <w:t>Generation</w:t>
+      </w:r>
+      <w:r>
+        <w:rPr>
+          <w:b w:val="0"/>
+        </w:rPr>
+        <w:t xml:space="preserve"> also does not guarantee originality. A response may repeat wording already present in its context or elsewhere.</w:t>
+      </w:r>
+    </w:p>
+    <w:p>
+      <w:pPr>
+        <w:spacing w:line="336" w:lineRule="auto" w:after="180"/>
+      </w:pPr>
+      <w:r>
+        <w:rPr>
+          <w:b/>
+        </w:rPr>
+        <w:t>Retrieval</w:t>
+      </w:r>
+      <w:r>
+        <w:rPr>
+          <w:b w:val="0"/>
+        </w:rPr>
+        <w:t xml:space="preserve"> and </w:t>
+      </w:r>
+      <w:r>
+        <w:rPr>
+          <w:b/>
+        </w:rPr>
+        <w:t>calculation</w:t>
+      </w:r>
+      <w:r>
+        <w:rPr>
+          <w:b w:val="0"/>
+        </w:rPr>
+        <w:t xml:space="preserve"> can feed a generator, and a generator can propose a </w:t>
+      </w:r>
+      <w:r>
+        <w:rPr>
+          <w:b/>
+        </w:rPr>
+        <w:t>calculation</w:t>
+      </w:r>
+      <w:r>
+        <w:rPr>
+          <w:b w:val="0"/>
+        </w:rPr>
+        <w:t xml:space="preserve"> for another tool. Keep the </w:t>
+      </w:r>
+      <w:r>
+        <w:rPr>
+          <w:b/>
+        </w:rPr>
+        <w:t>evidence</w:t>
+      </w:r>
+      <w:r>
+        <w:rPr>
+          <w:b w:val="0"/>
+        </w:rPr>
+        <w:t xml:space="preserve"> path visible instead of assuming that every sentence came from the same operation.</w:t>
+      </w:r>
+    </w:p>
+    <w:p>
+      <w:pPr>
+        <w:pStyle w:val="Heading2"/>
+      </w:pPr>
+      <w:r>
+        <w:t>Return to the makers-club notice N2</w:t>
+      </w:r>
+    </w:p>
+    <w:p>
+      <w:r>
+        <w:drawing>
+          <wp:inline xmlns:a="http://schemas.openxmlformats.org/drawingml/2006/main" xmlns:pic="http://schemas.openxmlformats.org/drawingml/2006/picture">
+            <wp:extent cx="5486400" cy="2834640"/>
+            <wp:docPr id="1" name="Picture 1" descr="One club task with three kinds of work. Retrieve N2 | Room 4 on Wednesday | Right event and version. Calculate | 6 × 4 − 3 = 21 | Inputs and operations. Generate wording | Try a making activity | Facts and constraints"/>
+            <wp:cNvGraphicFramePr>
+              <a:graphicFrameLocks noChangeAspect="1"/>
+            </wp:cNvGraphicFramePr>
+            <a:graphic>
+              <a:graphicData uri="http://schemas.openxmlformats.org/drawingml/2006/picture">
+                <pic:pic>
+                  <pic:nvPicPr>
+                    <pic:cNvPr id="0" name="academy-story-ai-1-25-03.png"/>
+                    <pic:cNvPicPr/>
+                  </pic:nvPicPr>
+                  <pic:blipFill>
+                    <a:blip r:embed="rId9"/>
+                    <a:stretch>
+                      <a:fillRect/>
+                    </a:stretch>
+                  </pic:blipFill>
+                  <pic:spPr>
+                    <a:xfrm>
+                      <a:off x="0" y="0"/>
+                      <a:ext cx="5486400" cy="2834640"/>
+                    </a:xfrm>
+                    <a:prstGeom prst="rect"/>
+                  </pic:spPr>
+                </pic:pic>
+              </a:graphicData>
+            </a:graphic>
+          </wp:inline>
+        </w:drawing>
+      </w:r>
+    </w:p>
+    <w:p>
+      <w:pPr>
+        <w:pStyle w:val="Heading2"/>
+      </w:pPr>
+      <w:r>
+        <w:t>Trace the separate craft invitation</w:t>
+      </w:r>
+    </w:p>
+    <w:p>
+      <w:pPr>
+        <w:spacing w:line="336" w:lineRule="auto" w:after="180"/>
+      </w:pPr>
+      <w:r>
+        <w:rPr>
+          <w:b w:val="0"/>
+        </w:rPr>
+        <w:t>A fictional craft invitation combines three different operations.</w:t>
+      </w:r>
+    </w:p>
+    <w:p>
+      <w:pPr>
+        <w:spacing w:line="336" w:lineRule="auto" w:after="180"/>
+      </w:pPr>
+      <w:r>
+        <w:rPr>
+          <w:b w:val="0"/>
+        </w:rPr>
+        <w:t>Approved record C: Tuesday, Hall 4, three tables with four total places each.</w:t>
+      </w:r>
+    </w:p>
+    <w:p>
+      <w:pPr>
+        <w:spacing w:line="336" w:lineRule="auto" w:after="180"/>
+      </w:pPr>
+      <w:r>
+        <w:rPr>
+          <w:b w:val="0"/>
+        </w:rPr>
+        <w:t>Two places are reserved for helpers; no snack information is supplied.</w:t>
+      </w:r>
+    </w:p>
+    <w:p>
+      <w:r>
+        <w:drawing>
+          <wp:inline xmlns:a="http://schemas.openxmlformats.org/drawingml/2006/main" xmlns:pic="http://schemas.openxmlformats.org/drawingml/2006/picture">
+            <wp:extent cx="5486400" cy="4005072"/>
+            <wp:docPr id="2" name="Picture 2" descr="Retrieve facts: Read Tuesday, Hall 4 and 3×4 places from approved C. → Calculate: 12 total places minus 2 reserved =10 learner places. → Generate wording: Draft a friendly invitation using only those supported details. → Check claims: A sentence promising snacks has no supporting record."/>
+            <wp:cNvGraphicFramePr>
+              <a:graphicFrameLocks noChangeAspect="1"/>
+            </wp:cNvGraphicFramePr>
+            <a:graphic>
+              <a:graphicData uri="http://schemas.openxmlformats.org/drawingml/2006/picture">
+                <pic:pic>
+                  <pic:nvPicPr>
+                    <pic:cNvPr id="0" name="academy-story-ai-1-25-02.png"/>
+                    <pic:cNvPicPr/>
+                  </pic:nvPicPr>
+                  <pic:blipFill>
+                    <a:blip r:embed="rId10"/>
+                    <a:stretch>
+                      <a:fillRect/>
+                    </a:stretch>
+                  </pic:blipFill>
+                  <pic:spPr>
+                    <a:xfrm>
+                      <a:off x="0" y="0"/>
+                      <a:ext cx="5486400" cy="4005072"/>
+                    </a:xfrm>
+                    <a:prstGeom prst="rect"/>
+                  </pic:spPr>
+                </pic:pic>
+              </a:graphicData>
+            </a:graphic>
+          </wp:inline>
+        </w:drawing>
       </w:r>
     </w:p>
     <w:p>
@@ -677,7 +1585,136 @@
         <w:pStyle w:val="Heading3"/>
       </w:pPr>
       <w:r>
-        <w:t>Preparation for the connected explanation</w:t>
+        <w:t>Read the picture one step at a time</w:t>
+      </w:r>
+    </w:p>
+    <w:tbl>
+      <w:tblPr>
+        <w:tblStyle w:val="LightShading-Accent1"/>
+        <w:tblW w:type="auto" w:w="0"/>
+        <w:tblLook w:firstColumn="1" w:firstRow="1" w:lastColumn="0" w:lastRow="0" w:noHBand="0" w:noVBand="1" w:val="04A0"/>
+      </w:tblPr>
+      <w:tblGrid>
+        <w:gridCol w:w="5112"/>
+        <w:gridCol w:w="5112"/>
+      </w:tblGrid>
+      <w:tr>
+        <w:trPr>
+          <w:tblHeader/>
+        </w:trPr>
+        <w:tc>
+          <w:tcPr>
+            <w:tcW w:type="dxa" w:w="5112"/>
+          </w:tcPr>
+          <w:p>
+            <w:r>
+              <w:t>Step</w:t>
+            </w:r>
+          </w:p>
+        </w:tc>
+        <w:tc>
+          <w:tcPr>
+            <w:tcW w:type="dxa" w:w="5112"/>
+          </w:tcPr>
+          <w:p>
+            <w:r>
+              <w:t>What happens and why</w:t>
+            </w:r>
+          </w:p>
+        </w:tc>
+      </w:tr>
+      <w:tr>
+        <w:tc>
+          <w:tcPr>
+            <w:tcW w:type="dxa" w:w="5112"/>
+          </w:tcPr>
+          <w:p>
+            <w:r>
+              <w:t>1. Retrieve facts</w:t>
+            </w:r>
+          </w:p>
+        </w:tc>
+        <w:tc>
+          <w:tcPr>
+            <w:tcW w:type="dxa" w:w="5112"/>
+          </w:tcPr>
+          <w:p>
+            <w:r>
+              <w:t>Read Tuesday, Hall 4 and 3×4 places from approved C.</w:t>
+            </w:r>
+          </w:p>
+        </w:tc>
+      </w:tr>
+      <w:tr>
+        <w:tc>
+          <w:tcPr>
+            <w:tcW w:type="dxa" w:w="5112"/>
+          </w:tcPr>
+          <w:p>
+            <w:r>
+              <w:t>2. Calculate</w:t>
+            </w:r>
+          </w:p>
+        </w:tc>
+        <w:tc>
+          <w:tcPr>
+            <w:tcW w:type="dxa" w:w="5112"/>
+          </w:tcPr>
+          <w:p>
+            <w:r>
+              <w:t>12 total places minus 2 reserved =10 learner places.</w:t>
+            </w:r>
+          </w:p>
+        </w:tc>
+      </w:tr>
+      <w:tr>
+        <w:tc>
+          <w:tcPr>
+            <w:tcW w:type="dxa" w:w="5112"/>
+          </w:tcPr>
+          <w:p>
+            <w:r>
+              <w:t>3. Generate wording</w:t>
+            </w:r>
+          </w:p>
+        </w:tc>
+        <w:tc>
+          <w:tcPr>
+            <w:tcW w:type="dxa" w:w="5112"/>
+          </w:tcPr>
+          <w:p>
+            <w:r>
+              <w:t>Draft a friendly invitation using only those supported details.</w:t>
+            </w:r>
+          </w:p>
+        </w:tc>
+      </w:tr>
+      <w:tr>
+        <w:tc>
+          <w:tcPr>
+            <w:tcW w:type="dxa" w:w="5112"/>
+          </w:tcPr>
+          <w:p>
+            <w:r>
+              <w:t>4. Check claims</w:t>
+            </w:r>
+          </w:p>
+        </w:tc>
+        <w:tc>
+          <w:tcPr>
+            <w:tcW w:type="dxa" w:w="5112"/>
+          </w:tcPr>
+          <w:p>
+            <w:r>
+              <w:t>A sentence promising snacks has no supporting record.</w:t>
+            </w:r>
+          </w:p>
+        </w:tc>
+      </w:tr>
+    </w:tbl>
+    <w:p>
+      <w:r>
+        <w:t>Match each pictured step to the supplied facts. This is a worked teaching case, not an independent assessment.</w:t>
       </w:r>
     </w:p>
     <w:p>
@@ -686,33 +1723,206 @@
       </w:pPr>
       <w:r>
         <w:rPr>
-          <w:b w:val="0"/>
-        </w:rPr>
-        <w:t xml:space="preserve">Keep operations distinct without presenting three mutually exclusive product categories. A modern system can </w:t>
-      </w:r>
-      <w:r>
-        <w:rPr>
           <w:b/>
         </w:rPr>
+        <w:t>Retrieval</w:t>
+      </w:r>
+      <w:r>
+        <w:rPr>
+          <w:b w:val="0"/>
+        </w:rPr>
+        <w:t xml:space="preserve"> copies relevant source information; </w:t>
+      </w:r>
+      <w:r>
+        <w:rPr>
+          <w:b/>
+        </w:rPr>
+        <w:t>calculation</w:t>
+      </w:r>
+      <w:r>
+        <w:rPr>
+          <w:b w:val="0"/>
+        </w:rPr>
+        <w:t xml:space="preserve"> follows arithmetic; </w:t>
+      </w:r>
+      <w:r>
+        <w:rPr>
+          <w:b/>
+        </w:rPr>
+        <w:t>generation</w:t>
+      </w:r>
+      <w:r>
+        <w:rPr>
+          <w:b w:val="0"/>
+        </w:rPr>
+        <w:t xml:space="preserve"> proposes wording. These jobs can cooperate, but one does not validate the others.</w:t>
+      </w:r>
+    </w:p>
+    <w:p>
+      <w:pPr>
+        <w:spacing w:line="336" w:lineRule="auto" w:after="180"/>
+      </w:pPr>
+      <w:r>
+        <w:rPr>
+          <w:b w:val="0"/>
+        </w:rPr>
+        <w:t xml:space="preserve">A friendly </w:t>
+      </w:r>
+      <w:r>
+        <w:rPr>
+          <w:b/>
+        </w:rPr>
+        <w:t>generate</w:t>
+      </w:r>
+      <w:r>
+        <w:rPr>
+          <w:b w:val="0"/>
+        </w:rPr>
+        <w:t>d sentence can still contain an invented detail. Keep the approved source beside the draft and check each factual claim separately.</w:t>
+      </w:r>
+    </w:p>
+    <w:p>
+      <w:pPr>
+        <w:pStyle w:val="Heading2"/>
+      </w:pPr>
+      <w:r>
+        <w:t>Limit retrieval claims</w:t>
+      </w:r>
+    </w:p>
+    <w:p>
+      <w:pPr>
+        <w:spacing w:line="336" w:lineRule="auto" w:after="180"/>
+      </w:pPr>
+      <w:r>
+        <w:rPr>
+          <w:b w:val="0"/>
+        </w:rPr>
+        <w:t xml:space="preserve">The fictional source must itself be current and authoritative; </w:t>
+      </w:r>
+      <w:r>
+        <w:rPr>
+          <w:b/>
+        </w:rPr>
+        <w:t>retrieval</w:t>
+      </w:r>
+      <w:r>
+        <w:rPr>
+          <w:b w:val="0"/>
+        </w:rPr>
+        <w:t xml:space="preserve"> alone does not ensure a record is correct.</w:t>
+      </w:r>
+    </w:p>
+    <w:p>
+      <w:pPr>
+        <w:pStyle w:val="Heading2"/>
+      </w:pPr>
+      <w:r>
+        <w:t>Change only the reservation</w:t>
+      </w:r>
+    </w:p>
+    <w:p>
+      <w:pPr>
+        <w:spacing w:line="336" w:lineRule="auto" w:after="180"/>
+      </w:pPr>
+      <w:r>
+        <w:rPr>
+          <w:b w:val="0"/>
+        </w:rPr>
+        <w:t>Change: Reserve four places instead of two, keeping the room and day unchanged.</w:t>
+      </w:r>
+    </w:p>
+    <w:p>
+      <w:pPr>
+        <w:spacing w:line="336" w:lineRule="auto" w:after="180"/>
+      </w:pPr>
+      <w:r>
+        <w:rPr>
+          <w:b/>
+        </w:rPr>
+        <w:t>Prediction</w:t>
+      </w:r>
+      <w:r>
+        <w:rPr>
+          <w:b w:val="0"/>
+        </w:rPr>
+        <w:t>: Eight learner places remain.</w:t>
+      </w:r>
+    </w:p>
+    <w:p>
+      <w:pPr>
+        <w:spacing w:line="336" w:lineRule="auto" w:after="180"/>
+      </w:pPr>
+      <w:r>
+        <w:rPr>
+          <w:b w:val="0"/>
+        </w:rPr>
+        <w:t xml:space="preserve">Reason: 3×4−4=8; this changes capacity for learners, not the </w:t>
+      </w:r>
+      <w:r>
+        <w:rPr>
+          <w:b/>
+        </w:rPr>
         <w:t>retrieve</w:t>
       </w:r>
       <w:r>
         <w:rPr>
           <w:b w:val="0"/>
         </w:rPr>
-        <w:t xml:space="preserve"> records, call a calculator and </w:t>
+        <w:t>d date or location.</w:t>
+      </w:r>
+    </w:p>
+    <w:p>
+      <w:pPr>
+        <w:pStyle w:val="Heading2"/>
+      </w:pPr>
+      <w:r>
+        <w:t>Use the picture to elicit a trace</w:t>
+      </w:r>
+    </w:p>
+    <w:p>
+      <w:pPr>
+        <w:spacing w:line="336" w:lineRule="auto" w:after="180"/>
+      </w:pPr>
+      <w:r>
+        <w:rPr>
+          <w:b w:val="0"/>
+        </w:rPr>
+        <w:t>Use the diagram and verbal explanation together. Ask learners to match a sentence to a specific visual step; do not assign learners fixed visual or auditory learning styles.</w:t>
+      </w:r>
+    </w:p>
+    <w:p>
+      <w:pPr>
+        <w:spacing w:line="336" w:lineRule="auto" w:after="180"/>
+      </w:pPr>
+      <w:r>
+        <w:rPr>
+          <w:b w:val="0"/>
+        </w:rPr>
+        <w:t xml:space="preserve">Cover the result. Ask learners to name the </w:t>
       </w:r>
       <w:r>
         <w:rPr>
           <w:b/>
         </w:rPr>
-        <w:t>generate</w:t>
-      </w:r>
-      <w:r>
-        <w:rPr>
-          <w:b w:val="0"/>
-        </w:rPr>
-        <w:t xml:space="preserve"> a final response.</w:t>
+        <w:t>input</w:t>
+      </w:r>
+      <w:r>
+        <w:rPr>
+          <w:b w:val="0"/>
+        </w:rPr>
+        <w:t xml:space="preserve">s and predict the next step. Uncover one step, connect the icon to the actual procedure, and explain its </w:t>
+      </w:r>
+      <w:r>
+        <w:rPr>
+          <w:b/>
+        </w:rPr>
+        <w:t>evidence</w:t>
+      </w:r>
+      <w:r>
+        <w:rPr>
+          <w:b w:val="0"/>
+        </w:rPr>
+        <w:t>. Then change the supplied condition and compare.</w:t>
       </w:r>
     </w:p>
     <w:p>
@@ -723,55 +1933,15 @@
         <w:rPr>
           <w:b w:val="0"/>
         </w:rPr>
-        <w:t xml:space="preserve">Lewis and colleagues provide a primary example combining </w:t>
-      </w:r>
-      <w:r>
-        <w:rPr>
-          <w:b/>
-        </w:rPr>
-        <w:t>retrieval</w:t>
-      </w:r>
-      <w:r>
-        <w:rPr>
-          <w:b w:val="0"/>
-        </w:rPr>
-        <w:t xml:space="preserve"> and </w:t>
-      </w:r>
-      <w:r>
-        <w:rPr>
-          <w:b/>
-        </w:rPr>
-        <w:t>generation</w:t>
-      </w:r>
-      <w:r>
-        <w:rPr>
-          <w:b w:val="0"/>
-        </w:rPr>
-        <w:t xml:space="preserve">: </w:t>
-      </w:r>
-      <w:r>
-        <w:rPr>
-          <w:b/>
-        </w:rPr>
-        <w:t>Retrieval</w:t>
-      </w:r>
-      <w:r>
-        <w:rPr>
-          <w:b w:val="0"/>
-        </w:rPr>
-        <w:t xml:space="preserve">-Augmented </w:t>
-      </w:r>
-      <w:r>
-        <w:rPr>
-          <w:b/>
-        </w:rPr>
-        <w:t>Generation</w:t>
-      </w:r>
-      <w:r>
-        <w:rPr>
-          <w:b w:val="0"/>
-        </w:rPr>
-        <w:t xml:space="preserve"> for Knowledge-Intensive NLP Tasks (2020), https://arxiv.org/abs/2005.11401.</w:t>
+        <w:t>The picture is a representation; it does not document execution of a real AI model.</w:t>
+      </w:r>
+    </w:p>
+    <w:p>
+      <w:pPr>
+        <w:pStyle w:val="Heading2"/>
+      </w:pPr>
+      <w:r>
+        <w:t>Earlier wording, alternatives and picture transcripts · reference / check after trying</w:t>
       </w:r>
     </w:p>
     <w:p>
@@ -782,162 +1952,7 @@
         <w:rPr>
           <w:b w:val="0"/>
         </w:rPr>
-        <w:t>Use this as teacher background, not required pupil reading. The fictional notices and arithmetic here are independent classroom examples.</w:t>
-      </w:r>
-    </w:p>
-    <w:p>
-      <w:pPr>
-        <w:pStyle w:val="Heading3"/>
-      </w:pPr>
-      <w:r>
-        <w:t>Readiness answer</w:t>
-      </w:r>
-    </w:p>
-    <w:p>
-      <w:pPr>
-        <w:spacing w:line="336" w:lineRule="auto" w:after="180"/>
-      </w:pPr>
-      <w:r>
-        <w:rPr>
-          <w:b w:val="0"/>
-        </w:rPr>
-        <w:t>The task needs the three totals, not pupil identities. Use the least information needed and follow the teacher’s approved tool and data rules.</w:t>
-      </w:r>
-    </w:p>
-    <w:p>
-      <w:pPr>
-        <w:spacing w:line="336" w:lineRule="auto" w:after="180"/>
-      </w:pPr>
-      <w:r>
-        <w:rPr>
-          <w:b w:val="0"/>
-        </w:rPr>
-        <w:t>The fictional N1 and N2 notice details printed in the student lesson</w:t>
-      </w:r>
-    </w:p>
-    <w:p>
-      <w:pPr>
-        <w:spacing w:line="336" w:lineRule="auto" w:after="180"/>
-      </w:pPr>
-      <w:r>
-        <w:rPr>
-          <w:b w:val="0"/>
-        </w:rPr>
-        <w:t xml:space="preserve">Paper for three-column </w:t>
-      </w:r>
-      <w:r>
-        <w:rPr>
-          <w:b/>
-        </w:rPr>
-        <w:t>trace</w:t>
-      </w:r>
-      <w:r>
-        <w:rPr>
-          <w:b w:val="0"/>
-        </w:rPr>
-        <w:t xml:space="preserve">s labelled source facts, </w:t>
-      </w:r>
-      <w:r>
-        <w:rPr>
-          <w:b/>
-        </w:rPr>
-        <w:t>calculation</w:t>
-      </w:r>
-      <w:r>
-        <w:rPr>
-          <w:b w:val="0"/>
-        </w:rPr>
-        <w:t xml:space="preserve"> and wording</w:t>
-      </w:r>
-    </w:p>
-    <w:p>
-      <w:pPr>
-        <w:spacing w:line="336" w:lineRule="auto" w:after="180"/>
-      </w:pPr>
-      <w:r>
-        <w:rPr>
-          <w:b w:val="0"/>
-        </w:rPr>
-        <w:t>The independent library record B in W4; no online account is needed</w:t>
-      </w:r>
-    </w:p>
-    <w:p>
-      <w:pPr>
-        <w:pStyle w:val="Heading3"/>
-      </w:pPr>
-      <w:r>
-        <w:t>End goal for the pictorial case</w:t>
-      </w:r>
-    </w:p>
-    <w:p>
-      <w:pPr>
-        <w:spacing w:line="336" w:lineRule="auto" w:after="180"/>
-      </w:pPr>
-      <w:r>
-        <w:rPr>
-          <w:b w:val="0"/>
-        </w:rPr>
-        <w:t xml:space="preserve">By the end, I can separate </w:t>
-      </w:r>
-      <w:r>
-        <w:rPr>
-          <w:b/>
-        </w:rPr>
-        <w:t>retrieval</w:t>
-      </w:r>
-      <w:r>
-        <w:rPr>
-          <w:b w:val="0"/>
-        </w:rPr>
-        <w:t xml:space="preserve">, </w:t>
-      </w:r>
-      <w:r>
-        <w:rPr>
-          <w:b/>
-        </w:rPr>
-        <w:t>calculation</w:t>
-      </w:r>
-      <w:r>
-        <w:rPr>
-          <w:b w:val="0"/>
-        </w:rPr>
-        <w:t xml:space="preserve"> and </w:t>
-      </w:r>
-      <w:r>
-        <w:rPr>
-          <w:b/>
-        </w:rPr>
-        <w:t>generate</w:t>
-      </w:r>
-      <w:r>
-        <w:rPr>
-          <w:b w:val="0"/>
-        </w:rPr>
-        <w:t>d wording.</w:t>
-      </w:r>
-    </w:p>
-    <w:p>
-      <w:pPr>
-        <w:spacing w:line="336" w:lineRule="auto" w:after="180"/>
-      </w:pPr>
-      <w:r>
-        <w:rPr>
-          <w:b w:val="0"/>
-        </w:rPr>
-        <w:t>This added worked case illustrates the week’s main idea. Retain all original and connected topics; schedule its practice within the teaching cycle.</w:t>
-      </w:r>
-    </w:p>
-    <w:p>
-      <w:pPr>
-        <w:pStyle w:val="Heading1"/>
-      </w:pPr>
-      <w:r>
-        <w:t>02. Explain the mechanism</w:t>
-      </w:r>
-    </w:p>
-    <w:p>
-      <w:r>
-        <w:t>Model Generate, Retrieve, or Calculate? using the supplied case, labelled mechanism and reasoning. Make the scope of each conclusion explicit.</w:t>
+        <w:t>Explain the mechanism</w:t>
       </w:r>
     </w:p>
     <w:p>
@@ -1073,22 +2088,398 @@
     </w:p>
     <w:p>
       <w:pPr>
+        <w:spacing w:line="336" w:lineRule="auto" w:after="180"/>
+      </w:pPr>
+      <w:r>
+        <w:rPr>
+          <w:b w:val="0"/>
+        </w:rPr>
+        <w:t>CORE IDEA Different systems create, look up, or compute answers in different ways.</w:t>
+      </w:r>
+    </w:p>
+    <w:p>
+      <w:pPr>
+        <w:spacing w:line="336" w:lineRule="auto" w:after="180"/>
+      </w:pPr>
+      <w:r>
+        <w:rPr>
+          <w:b w:val="0"/>
+        </w:rPr>
+        <w:t xml:space="preserve">UNDER THE HOOD </w:t>
+      </w:r>
+      <w:r>
+        <w:rPr>
+          <w:b/>
+        </w:rPr>
+        <w:t>Generation</w:t>
+      </w:r>
+      <w:r>
+        <w:rPr>
+          <w:b w:val="0"/>
+        </w:rPr>
+        <w:t xml:space="preserve"> synthesizes </w:t>
+      </w:r>
+      <w:r>
+        <w:rPr>
+          <w:b/>
+        </w:rPr>
+        <w:t>output</w:t>
+      </w:r>
+      <w:r>
+        <w:rPr>
+          <w:b w:val="0"/>
+        </w:rPr>
+        <w:t xml:space="preserve">s from learned distributions, </w:t>
+      </w:r>
+      <w:r>
+        <w:rPr>
+          <w:b/>
+        </w:rPr>
+        <w:t>retrieval</w:t>
+      </w:r>
+      <w:r>
+        <w:rPr>
+          <w:b w:val="0"/>
+        </w:rPr>
+        <w:t xml:space="preserve"> selects stored records, and </w:t>
+      </w:r>
+      <w:r>
+        <w:rPr>
+          <w:b/>
+        </w:rPr>
+        <w:t>calculation</w:t>
+      </w:r>
+      <w:r>
+        <w:rPr>
+          <w:b w:val="0"/>
+        </w:rPr>
+        <w:t xml:space="preserve"> applies formal operations.</w:t>
+      </w:r>
+    </w:p>
+    <w:p>
+      <w:pPr>
+        <w:spacing w:line="336" w:lineRule="auto" w:after="180"/>
+      </w:pPr>
+      <w:r>
+        <w:rPr>
+          <w:b w:val="0"/>
+        </w:rPr>
+        <w:t>Products often combine all three; verification should match the component that produced each claim.</w:t>
+      </w:r>
+    </w:p>
+    <w:p>
+      <w:pPr>
+        <w:spacing w:line="336" w:lineRule="auto" w:after="180"/>
+      </w:pPr>
+      <w:r>
+        <w:rPr>
+          <w:b w:val="0"/>
+        </w:rPr>
+        <w:t>Draw a fresh example with all three stages:</w:t>
+      </w:r>
+    </w:p>
+    <w:p>
+      <w:pPr>
+        <w:spacing w:line="336" w:lineRule="auto" w:after="180"/>
+      </w:pPr>
+      <w:r>
+        <w:rPr>
+          <w:b w:val="0"/>
+        </w:rPr>
+        <w:t xml:space="preserve">Every step connects a claim to observable </w:t>
+      </w:r>
+      <w:r>
+        <w:rPr>
+          <w:b/>
+        </w:rPr>
+        <w:t>evidence</w:t>
+      </w:r>
+      <w:r>
+        <w:rPr>
+          <w:b w:val="0"/>
+        </w:rPr>
+        <w:t>.</w:t>
+      </w:r>
+    </w:p>
+    <w:p>
+      <w:pPr>
+        <w:spacing w:line="336" w:lineRule="auto" w:after="180"/>
+      </w:pPr>
+      <w:r>
+        <w:rPr>
+          <w:b w:val="0"/>
+        </w:rPr>
+        <w:t xml:space="preserve">CASE A story generator creates new wording, a library search </w:t>
+      </w:r>
+      <w:r>
+        <w:rPr>
+          <w:b/>
+        </w:rPr>
+        <w:t>retrieve</w:t>
+      </w:r>
+      <w:r>
+        <w:rPr>
+          <w:b w:val="0"/>
+        </w:rPr>
+        <w:t>s a stored title, and a calculator computes a result from stated operations.</w:t>
+      </w:r>
+    </w:p>
+    <w:p>
+      <w:pPr>
+        <w:spacing w:line="336" w:lineRule="auto" w:after="180"/>
+      </w:pPr>
+      <w:r>
+        <w:rPr>
+          <w:b w:val="0"/>
+        </w:rPr>
+        <w:t>STEP 1 — OBSERVE question and available sources or rules</w:t>
+      </w:r>
+    </w:p>
+    <w:p>
+      <w:pPr>
+        <w:spacing w:line="336" w:lineRule="auto" w:after="180"/>
+      </w:pPr>
+      <w:r>
+        <w:rPr>
+          <w:b w:val="0"/>
+        </w:rPr>
+        <w:t xml:space="preserve">STEP 2 — </w:t>
+      </w:r>
+      <w:r>
+        <w:rPr>
+          <w:b/>
+        </w:rPr>
+        <w:t>TRACE</w:t>
+      </w:r>
+      <w:r>
+        <w:rPr>
+          <w:b w:val="0"/>
+        </w:rPr>
+        <w:t xml:space="preserve"> </w:t>
+      </w:r>
+      <w:r>
+        <w:rPr>
+          <w:b/>
+        </w:rPr>
+        <w:t>generate</w:t>
+      </w:r>
+      <w:r>
+        <w:rPr>
+          <w:b w:val="0"/>
+        </w:rPr>
+        <w:t xml:space="preserve"> patterns, </w:t>
+      </w:r>
+      <w:r>
+        <w:rPr>
+          <w:b/>
+        </w:rPr>
+        <w:t>retrieve</w:t>
+      </w:r>
+      <w:r>
+        <w:rPr>
+          <w:b w:val="0"/>
+        </w:rPr>
+        <w:t xml:space="preserve"> records, or </w:t>
+      </w:r>
+      <w:r>
+        <w:rPr>
+          <w:b/>
+        </w:rPr>
+        <w:t>calculate</w:t>
+      </w:r>
+    </w:p>
+    <w:p>
+      <w:pPr>
+        <w:spacing w:line="336" w:lineRule="auto" w:after="180"/>
+      </w:pPr>
+      <w:r>
+        <w:rPr>
+          <w:b w:val="0"/>
+        </w:rPr>
+        <w:t xml:space="preserve">STEP 3 — CONCLUDE answer with </w:t>
+      </w:r>
+      <w:r>
+        <w:rPr>
+          <w:b/>
+        </w:rPr>
+        <w:t>mechanism</w:t>
+      </w:r>
+      <w:r>
+        <w:rPr>
+          <w:b w:val="0"/>
+        </w:rPr>
+        <w:t>-appropriate checking</w:t>
+      </w:r>
+    </w:p>
+    <w:p>
+      <w:pPr>
+        <w:spacing w:line="336" w:lineRule="auto" w:after="180"/>
+      </w:pPr>
+      <w:r>
+        <w:rPr>
+          <w:b w:val="0"/>
+        </w:rPr>
+        <w:t xml:space="preserve">MODEL REASONING Check </w:t>
+      </w:r>
+      <w:r>
+        <w:rPr>
+          <w:b/>
+        </w:rPr>
+        <w:t>generate</w:t>
+      </w:r>
+      <w:r>
+        <w:rPr>
+          <w:b w:val="0"/>
+        </w:rPr>
+        <w:t xml:space="preserve">d claims against independent </w:t>
+      </w:r>
+      <w:r>
+        <w:rPr>
+          <w:b/>
+        </w:rPr>
+        <w:t>evidence</w:t>
+      </w:r>
+      <w:r>
+        <w:rPr>
+          <w:b w:val="0"/>
+        </w:rPr>
+        <w:t xml:space="preserve">, check </w:t>
+      </w:r>
+      <w:r>
+        <w:rPr>
+          <w:b/>
+        </w:rPr>
+        <w:t>retrieve</w:t>
+      </w:r>
+      <w:r>
+        <w:rPr>
+          <w:b w:val="0"/>
+        </w:rPr>
+        <w:t xml:space="preserve">d facts against the cited record and freshness, and recompute </w:t>
+      </w:r>
+      <w:r>
+        <w:rPr>
+          <w:b/>
+        </w:rPr>
+        <w:t>calculation</w:t>
+      </w:r>
+      <w:r>
+        <w:rPr>
+          <w:b w:val="0"/>
+        </w:rPr>
+        <w:t xml:space="preserve">s or inspect the operation. Mixed </w:t>
+      </w:r>
+      <w:r>
+        <w:rPr>
+          <w:b/>
+        </w:rPr>
+        <w:t>output</w:t>
+      </w:r>
+      <w:r>
+        <w:rPr>
+          <w:b w:val="0"/>
+        </w:rPr>
+        <w:t>s need more than one check.</w:t>
+      </w:r>
+    </w:p>
+    <w:p>
+      <w:pPr>
+        <w:spacing w:line="336" w:lineRule="auto" w:after="180"/>
+      </w:pPr>
+      <w:r>
+        <w:rPr>
+          <w:b w:val="0"/>
+        </w:rPr>
+        <w:t xml:space="preserve">DO NOT OVERCLAIM Fluent wording does not reveal whether a fact was </w:t>
+      </w:r>
+      <w:r>
+        <w:rPr>
+          <w:b/>
+        </w:rPr>
+        <w:t>retrieve</w:t>
+      </w:r>
+      <w:r>
+        <w:rPr>
+          <w:b w:val="0"/>
+        </w:rPr>
+        <w:t xml:space="preserve">d, </w:t>
+      </w:r>
+      <w:r>
+        <w:rPr>
+          <w:b/>
+        </w:rPr>
+        <w:t>generate</w:t>
+      </w:r>
+      <w:r>
+        <w:rPr>
+          <w:b w:val="0"/>
+        </w:rPr>
+        <w:t xml:space="preserve">d, or </w:t>
+      </w:r>
+      <w:r>
+        <w:rPr>
+          <w:b/>
+        </w:rPr>
+        <w:t>calculate</w:t>
+      </w:r>
+      <w:r>
+        <w:rPr>
+          <w:b w:val="0"/>
+        </w:rPr>
+        <w:t>d.</w:t>
+      </w:r>
+    </w:p>
+    <w:p>
+      <w:pPr>
+        <w:spacing w:line="336" w:lineRule="auto" w:after="180"/>
+      </w:pPr>
+      <w:r>
+        <w:rPr>
+          <w:b w:val="0"/>
+        </w:rPr>
+        <w:t xml:space="preserve">What new </w:t>
+      </w:r>
+      <w:r>
+        <w:rPr>
+          <w:b/>
+        </w:rPr>
+        <w:t>evidence</w:t>
+      </w:r>
+      <w:r>
+        <w:rPr>
+          <w:b w:val="0"/>
+        </w:rPr>
+        <w:t xml:space="preserve"> could change this answer?</w:t>
+      </w:r>
+    </w:p>
+    <w:p>
+      <w:pPr>
         <w:pStyle w:val="Heading3"/>
       </w:pPr>
       <w:r>
-        <w:t>Key idea</w:t>
+        <w:t>Concrete teaching case</w:t>
       </w:r>
     </w:p>
     <w:p>
       <w:pPr>
         <w:spacing w:line="336" w:lineRule="auto" w:after="180"/>
-        <w:shd w:fill="EDF7F3"/>
-      </w:pPr>
-      <w:r>
-        <w:rPr>
-          <w:b w:val="0"/>
-        </w:rPr>
-        <w:t>CORE IDEA Different systems create, look up, or compute answers in different ways.</w:t>
+      </w:pPr>
+      <w:r>
+        <w:rPr>
+          <w:b w:val="0"/>
+        </w:rPr>
+        <w:t>A learner needs a new poem, 18+7, and a passage from the class handbook.</w:t>
+      </w:r>
+    </w:p>
+    <w:p>
+      <w:pPr>
+        <w:spacing w:line="336" w:lineRule="auto" w:after="180"/>
+      </w:pPr>
+      <w:r>
+        <w:rPr>
+          <w:b w:val="0"/>
+        </w:rPr>
+        <w:t>Choose the operation for each.</w:t>
       </w:r>
     </w:p>
     <w:p>
@@ -1096,112 +2487,59 @@
         <w:pStyle w:val="Heading3"/>
       </w:pPr>
       <w:r>
-        <w:t>How the mechanism works</w:t>
+        <w:t>Exact explanation to model</w:t>
       </w:r>
     </w:p>
     <w:p>
       <w:pPr>
         <w:spacing w:line="336" w:lineRule="auto" w:after="180"/>
-        <w:shd w:fill="F1F6F8"/>
-      </w:pPr>
-      <w:r>
-        <w:rPr>
-          <w:b w:val="0"/>
-        </w:rPr>
-        <w:t xml:space="preserve">UNDER THE HOOD </w:t>
-      </w:r>
+      </w:pPr>
       <w:r>
         <w:rPr>
           <w:b/>
         </w:rPr>
-        <w:t>Generation</w:t>
-      </w:r>
-      <w:r>
-        <w:rPr>
-          <w:b w:val="0"/>
-        </w:rPr>
-        <w:t xml:space="preserve"> synthesizes </w:t>
+        <w:t>Generate</w:t>
+      </w:r>
+      <w:r>
+        <w:rPr>
+          <w:b w:val="0"/>
+        </w:rPr>
+        <w:t xml:space="preserve"> the poem, </w:t>
       </w:r>
       <w:r>
         <w:rPr>
           <w:b/>
         </w:rPr>
-        <w:t>output</w:t>
-      </w:r>
-      <w:r>
-        <w:rPr>
-          <w:b w:val="0"/>
-        </w:rPr>
-        <w:t xml:space="preserve">s from learned distributions, </w:t>
+        <w:t>calculate</w:t>
+      </w:r>
+      <w:r>
+        <w:rPr>
+          <w:b w:val="0"/>
+        </w:rPr>
+        <w:t xml:space="preserve"> 25, </w:t>
       </w:r>
       <w:r>
         <w:rPr>
           <w:b/>
         </w:rPr>
+        <w:t>retrieve</w:t>
+      </w:r>
+      <w:r>
+        <w:rPr>
+          <w:b w:val="0"/>
+        </w:rPr>
+        <w:t xml:space="preserve"> the actual passage. Inventing a fluent passage is not </w:t>
+      </w:r>
+      <w:r>
+        <w:rPr>
+          <w:b/>
+        </w:rPr>
         <w:t>retrieval</w:t>
       </w:r>
       <w:r>
         <w:rPr>
           <w:b w:val="0"/>
         </w:rPr>
-        <w:t xml:space="preserve"> selects stored records, and </w:t>
-      </w:r>
-      <w:r>
-        <w:rPr>
-          <w:b/>
-        </w:rPr>
-        <w:t>calculation</w:t>
-      </w:r>
-      <w:r>
-        <w:rPr>
-          <w:b w:val="0"/>
-        </w:rPr>
-        <w:t xml:space="preserve"> applies formal operations.</w:t>
-      </w:r>
-    </w:p>
-    <w:p>
-      <w:pPr>
-        <w:spacing w:line="336" w:lineRule="auto" w:after="180"/>
-        <w:shd w:fill="F1F6F8"/>
-      </w:pPr>
-      <w:r>
-        <w:rPr>
-          <w:b w:val="0"/>
-        </w:rPr>
-        <w:t>Products often combine all three; verification should match the component that produced each claim.</w:t>
-      </w:r>
-    </w:p>
-    <w:p>
-      <w:pPr>
-        <w:spacing w:line="336" w:lineRule="auto" w:after="180"/>
-      </w:pPr>
-      <w:r>
-        <w:rPr>
-          <w:b w:val="0"/>
-        </w:rPr>
-        <w:t>Draw a fresh example with all three stages:</w:t>
-      </w:r>
-    </w:p>
-    <w:p>
-      <w:pPr>
-        <w:spacing w:line="336" w:lineRule="auto" w:after="180"/>
-      </w:pPr>
-      <w:r>
-        <w:rPr>
-          <w:b w:val="0"/>
-        </w:rPr>
-        <w:t xml:space="preserve">Every step connects a claim to observable </w:t>
-      </w:r>
-      <w:r>
-        <w:rPr>
-          <w:b/>
-        </w:rPr>
-        <w:t>evidence</w:t>
-      </w:r>
-      <w:r>
-        <w:rPr>
-          <w:b w:val="0"/>
-        </w:rPr>
         <w:t>.</w:t>
       </w:r>
     </w:p>
@@ -1210,675 +2548,7 @@
         <w:pStyle w:val="Heading3"/>
       </w:pPr>
       <w:r>
-        <w:t>The case to investigate</w:t>
-      </w:r>
-    </w:p>
-    <w:p>
-      <w:pPr>
-        <w:spacing w:line="336" w:lineRule="auto" w:after="180"/>
-        <w:shd w:fill="F1F6FC"/>
-      </w:pPr>
-      <w:r>
-        <w:rPr>
-          <w:b w:val="0"/>
-        </w:rPr>
-        <w:t xml:space="preserve">CASE A story generator creates new wording, a library search </w:t>
-      </w:r>
-      <w:r>
-        <w:rPr>
-          <w:b/>
-        </w:rPr>
-        <w:t>retrieve</w:t>
-      </w:r>
-      <w:r>
-        <w:rPr>
-          <w:b w:val="0"/>
-        </w:rPr>
-        <w:t>s a stored title, and a calculator computes a result from stated operations.</w:t>
-      </w:r>
-    </w:p>
-    <w:p>
-      <w:pPr>
-        <w:pStyle w:val="Heading3"/>
-      </w:pPr>
-      <w:r>
-        <w:t>Step 1</w:t>
-      </w:r>
-    </w:p>
-    <w:p>
-      <w:pPr>
-        <w:spacing w:line="336" w:lineRule="auto" w:after="180"/>
-        <w:shd w:fill="F4F9FC"/>
-      </w:pPr>
-      <w:r>
-        <w:rPr>
-          <w:b w:val="0"/>
-        </w:rPr>
-        <w:t>STEP 1 — OBSERVE question and available sources or rules</w:t>
-      </w:r>
-    </w:p>
-    <w:p>
-      <w:pPr>
-        <w:pStyle w:val="Heading3"/>
-      </w:pPr>
-      <w:r>
-        <w:t>Step 2</w:t>
-      </w:r>
-    </w:p>
-    <w:p>
-      <w:pPr>
-        <w:spacing w:line="336" w:lineRule="auto" w:after="180"/>
-        <w:shd w:fill="F4F9FC"/>
-      </w:pPr>
-      <w:r>
-        <w:rPr>
-          <w:b w:val="0"/>
-        </w:rPr>
-        <w:t xml:space="preserve">STEP 2 — </w:t>
-      </w:r>
-      <w:r>
-        <w:rPr>
-          <w:b/>
-        </w:rPr>
-        <w:t>TRACE</w:t>
-      </w:r>
-      <w:r>
-        <w:rPr>
-          <w:b w:val="0"/>
-        </w:rPr>
-        <w:t xml:space="preserve"> </w:t>
-      </w:r>
-      <w:r>
-        <w:rPr>
-          <w:b/>
-        </w:rPr>
-        <w:t>generate</w:t>
-      </w:r>
-      <w:r>
-        <w:rPr>
-          <w:b w:val="0"/>
-        </w:rPr>
-        <w:t xml:space="preserve"> patterns, </w:t>
-      </w:r>
-      <w:r>
-        <w:rPr>
-          <w:b/>
-        </w:rPr>
-        <w:t>retrieve</w:t>
-      </w:r>
-      <w:r>
-        <w:rPr>
-          <w:b w:val="0"/>
-        </w:rPr>
-        <w:t xml:space="preserve"> records, or </w:t>
-      </w:r>
-      <w:r>
-        <w:rPr>
-          <w:b/>
-        </w:rPr>
-        <w:t>calculate</w:t>
-      </w:r>
-    </w:p>
-    <w:p>
-      <w:pPr>
-        <w:pStyle w:val="Heading3"/>
-      </w:pPr>
-      <w:r>
-        <w:t>Step 3</w:t>
-      </w:r>
-    </w:p>
-    <w:p>
-      <w:pPr>
-        <w:spacing w:line="336" w:lineRule="auto" w:after="180"/>
-        <w:shd w:fill="F4F9FC"/>
-      </w:pPr>
-      <w:r>
-        <w:rPr>
-          <w:b w:val="0"/>
-        </w:rPr>
-        <w:t xml:space="preserve">STEP 3 — CONCLUDE answer with </w:t>
-      </w:r>
-      <w:r>
-        <w:rPr>
-          <w:b/>
-        </w:rPr>
-        <w:t>mechanism</w:t>
-      </w:r>
-      <w:r>
-        <w:rPr>
-          <w:b w:val="0"/>
-        </w:rPr>
-        <w:t>-appropriate checking</w:t>
-      </w:r>
-    </w:p>
-    <w:p>
-      <w:pPr>
-        <w:pStyle w:val="Heading3"/>
-      </w:pPr>
-      <w:r>
-        <w:t>Model answer</w:t>
-      </w:r>
-    </w:p>
-    <w:p>
-      <w:pPr>
-        <w:spacing w:line="336" w:lineRule="auto" w:after="180"/>
-        <w:shd w:fill="F1F6FC"/>
-      </w:pPr>
-      <w:r>
-        <w:rPr>
-          <w:b w:val="0"/>
-        </w:rPr>
-        <w:t xml:space="preserve">MODEL REASONING Check </w:t>
-      </w:r>
-      <w:r>
-        <w:rPr>
-          <w:b/>
-        </w:rPr>
-        <w:t>generate</w:t>
-      </w:r>
-      <w:r>
-        <w:rPr>
-          <w:b w:val="0"/>
-        </w:rPr>
-        <w:t xml:space="preserve">d claims against independent </w:t>
-      </w:r>
-      <w:r>
-        <w:rPr>
-          <w:b/>
-        </w:rPr>
-        <w:t>evidence</w:t>
-      </w:r>
-      <w:r>
-        <w:rPr>
-          <w:b w:val="0"/>
-        </w:rPr>
-        <w:t xml:space="preserve">, check </w:t>
-      </w:r>
-      <w:r>
-        <w:rPr>
-          <w:b/>
-        </w:rPr>
-        <w:t>retrieve</w:t>
-      </w:r>
-      <w:r>
-        <w:rPr>
-          <w:b w:val="0"/>
-        </w:rPr>
-        <w:t xml:space="preserve">d facts against the cited record and freshness, and recompute </w:t>
-      </w:r>
-      <w:r>
-        <w:rPr>
-          <w:b/>
-        </w:rPr>
-        <w:t>calculation</w:t>
-      </w:r>
-      <w:r>
-        <w:rPr>
-          <w:b w:val="0"/>
-        </w:rPr>
-        <w:t xml:space="preserve">s or inspect the operation. Mixed </w:t>
-      </w:r>
-      <w:r>
-        <w:rPr>
-          <w:b/>
-        </w:rPr>
-        <w:t>output</w:t>
-      </w:r>
-      <w:r>
-        <w:rPr>
-          <w:b w:val="0"/>
-        </w:rPr>
-        <w:t>s need more than one check.</w:t>
-      </w:r>
-    </w:p>
-    <w:p>
-      <w:pPr>
-        <w:pStyle w:val="Heading3"/>
-      </w:pPr>
-      <w:r>
-        <w:t>A claim to avoid</w:t>
-      </w:r>
-    </w:p>
-    <w:p>
-      <w:pPr>
-        <w:spacing w:line="336" w:lineRule="auto" w:after="180"/>
-        <w:shd w:fill="FFF5E6"/>
-      </w:pPr>
-      <w:r>
-        <w:rPr>
-          <w:b w:val="0"/>
-        </w:rPr>
-        <w:t xml:space="preserve">DO NOT OVERCLAIM Fluent wording does not reveal whether a fact was </w:t>
-      </w:r>
-      <w:r>
-        <w:rPr>
-          <w:b/>
-        </w:rPr>
-        <w:t>retrieve</w:t>
-      </w:r>
-      <w:r>
-        <w:rPr>
-          <w:b w:val="0"/>
-        </w:rPr>
-        <w:t xml:space="preserve">d, </w:t>
-      </w:r>
-      <w:r>
-        <w:rPr>
-          <w:b/>
-        </w:rPr>
-        <w:t>generate</w:t>
-      </w:r>
-      <w:r>
-        <w:rPr>
-          <w:b w:val="0"/>
-        </w:rPr>
-        <w:t xml:space="preserve">d, or </w:t>
-      </w:r>
-      <w:r>
-        <w:rPr>
-          <w:b/>
-        </w:rPr>
-        <w:t>calculate</w:t>
-      </w:r>
-      <w:r>
-        <w:rPr>
-          <w:b w:val="0"/>
-        </w:rPr>
-        <w:t>d.</w:t>
-      </w:r>
-    </w:p>
-    <w:p>
-      <w:pPr>
-        <w:spacing w:line="336" w:lineRule="auto" w:after="180"/>
-        <w:shd w:fill="F5F1FB"/>
-      </w:pPr>
-      <w:r>
-        <w:rPr>
-          <w:b w:val="0"/>
-        </w:rPr>
-        <w:t xml:space="preserve">What new </w:t>
-      </w:r>
-      <w:r>
-        <w:rPr>
-          <w:b/>
-        </w:rPr>
-        <w:t>evidence</w:t>
-      </w:r>
-      <w:r>
-        <w:rPr>
-          <w:b w:val="0"/>
-        </w:rPr>
-        <w:t xml:space="preserve"> could change this answer?</w:t>
-      </w:r>
-    </w:p>
-    <w:p>
-      <w:pPr>
-        <w:pStyle w:val="Heading3"/>
-      </w:pPr>
-      <w:r>
-        <w:t>Concrete teaching case</w:t>
-      </w:r>
-    </w:p>
-    <w:p>
-      <w:pPr>
-        <w:pStyle w:val="Heading3"/>
-      </w:pPr>
-      <w:r>
-        <w:t>The teaching case</w:t>
-      </w:r>
-    </w:p>
-    <w:p>
-      <w:pPr>
-        <w:spacing w:line="336" w:lineRule="auto" w:after="180"/>
-        <w:shd w:fill="F1F6FC"/>
-      </w:pPr>
-      <w:r>
-        <w:rPr>
-          <w:b w:val="0"/>
-        </w:rPr>
-        <w:t>A learner needs a new poem, 18+7, and a passage from the class handbook.</w:t>
-      </w:r>
-    </w:p>
-    <w:p>
-      <w:pPr>
-        <w:pStyle w:val="Heading3"/>
-      </w:pPr>
-      <w:r>
-        <w:t>The teaching case</w:t>
-      </w:r>
-    </w:p>
-    <w:p>
-      <w:pPr>
-        <w:spacing w:line="336" w:lineRule="auto" w:after="180"/>
-        <w:shd w:fill="F1F6FC"/>
-      </w:pPr>
-      <w:r>
-        <w:rPr>
-          <w:b w:val="0"/>
-        </w:rPr>
-        <w:t>Choose the operation for each.</w:t>
-      </w:r>
-    </w:p>
-    <w:p>
-      <w:pPr>
-        <w:pStyle w:val="Heading3"/>
-      </w:pPr>
-      <w:r>
-        <w:t>Exact explanation to model</w:t>
-      </w:r>
-    </w:p>
-    <w:p>
-      <w:pPr>
-        <w:pStyle w:val="Heading3"/>
-      </w:pPr>
-      <w:r>
-        <w:t>Why the result follows</w:t>
-      </w:r>
-    </w:p>
-    <w:p>
-      <w:pPr>
-        <w:spacing w:line="336" w:lineRule="auto" w:after="180"/>
-        <w:shd w:fill="F1F6FC"/>
-      </w:pPr>
-      <w:r>
-        <w:rPr>
-          <w:b/>
-        </w:rPr>
-        <w:t>Generate</w:t>
-      </w:r>
-      <w:r>
-        <w:rPr>
-          <w:b w:val="0"/>
-        </w:rPr>
-        <w:t xml:space="preserve"> the poem, </w:t>
-      </w:r>
-      <w:r>
-        <w:rPr>
-          <w:b/>
-        </w:rPr>
-        <w:t>calculate</w:t>
-      </w:r>
-      <w:r>
-        <w:rPr>
-          <w:b w:val="0"/>
-        </w:rPr>
-        <w:t xml:space="preserve"> 25, </w:t>
-      </w:r>
-      <w:r>
-        <w:rPr>
-          <w:b/>
-        </w:rPr>
-        <w:t>retrieve</w:t>
-      </w:r>
-      <w:r>
-        <w:rPr>
-          <w:b w:val="0"/>
-        </w:rPr>
-        <w:t xml:space="preserve"> the actual passage. Inventing a fluent passage is not </w:t>
-      </w:r>
-      <w:r>
-        <w:rPr>
-          <w:b/>
-        </w:rPr>
-        <w:t>retrieval</w:t>
-      </w:r>
-      <w:r>
-        <w:rPr>
-          <w:b w:val="0"/>
-        </w:rPr>
-        <w:t>.</w:t>
-      </w:r>
-    </w:p>
-    <w:p>
-      <w:pPr>
-        <w:pStyle w:val="Heading3"/>
-      </w:pPr>
-      <w:r>
         <w:t>Explain the added worked example</w:t>
-      </w:r>
-    </w:p>
-    <w:p>
-      <w:pPr>
-        <w:pStyle w:val="Heading3"/>
-      </w:pPr>
-      <w:r>
-        <w:t>Explain the added worked example · 1</w:t>
-      </w:r>
-    </w:p>
-    <w:p>
-      <w:pPr>
-        <w:spacing w:line="336" w:lineRule="auto" w:after="180"/>
-      </w:pPr>
-      <w:r>
-        <w:rPr>
-          <w:b w:val="0"/>
-        </w:rPr>
-        <w:t xml:space="preserve">Three tasks can produce similar-looking text while doing different work. </w:t>
-      </w:r>
-      <w:r>
-        <w:rPr>
-          <w:b/>
-        </w:rPr>
-        <w:t>Retrieval</w:t>
-      </w:r>
-      <w:r>
-        <w:rPr>
-          <w:b w:val="0"/>
-        </w:rPr>
-        <w:t xml:space="preserve"> finds existing information. </w:t>
-      </w:r>
-      <w:r>
-        <w:rPr>
-          <w:b/>
-        </w:rPr>
-        <w:t>Calculation</w:t>
-      </w:r>
-      <w:r>
-        <w:rPr>
-          <w:b w:val="0"/>
-        </w:rPr>
-        <w:t xml:space="preserve"> applies mathematical operations to </w:t>
-      </w:r>
-      <w:r>
-        <w:rPr>
-          <w:b/>
-        </w:rPr>
-        <w:t>input</w:t>
-      </w:r>
-      <w:r>
-        <w:rPr>
-          <w:b w:val="0"/>
-        </w:rPr>
-        <w:t xml:space="preserve"> values.</w:t>
-      </w:r>
-    </w:p>
-    <w:p>
-      <w:pPr>
-        <w:spacing w:line="336" w:lineRule="auto" w:after="180"/>
-      </w:pPr>
-      <w:r>
-        <w:rPr>
-          <w:b/>
-        </w:rPr>
-        <w:t>Generation</w:t>
-      </w:r>
-      <w:r>
-        <w:rPr>
-          <w:b w:val="0"/>
-        </w:rPr>
-        <w:t xml:space="preserve"> produces content using a model and the context it receives. A single application can combine all three, so the label AI does not tell you which step happened.</w:t>
-      </w:r>
-    </w:p>
-    <w:p>
-      <w:pPr>
-        <w:pStyle w:val="Heading3"/>
-      </w:pPr>
-      <w:r>
-        <w:t>Explain the added worked example · 2</w:t>
-      </w:r>
-    </w:p>
-    <w:p>
-      <w:pPr>
-        <w:spacing w:line="336" w:lineRule="auto" w:after="180"/>
-      </w:pPr>
-      <w:r>
-        <w:rPr>
-          <w:b w:val="0"/>
-        </w:rPr>
-        <w:t>Our fictional makers club has a current notice N2: Wednesday, Room 4, six tables with four places at each table, and three places reserved for helpers. An older notice N1 says Room 2. N2 explicitly replaces N1 for this event.</w:t>
-      </w:r>
-    </w:p>
-    <w:p>
-      <w:pPr>
-        <w:spacing w:line="336" w:lineRule="auto" w:after="180"/>
-      </w:pPr>
-      <w:r>
-        <w:rPr>
-          <w:b w:val="0"/>
-        </w:rPr>
-        <w:t>These records are invented for this lesson; no search, account or real booking is needed.</w:t>
-      </w:r>
-    </w:p>
-    <w:p>
-      <w:pPr>
-        <w:pStyle w:val="Heading3"/>
-      </w:pPr>
-      <w:r>
-        <w:t>Explain the added worked example · 3</w:t>
-      </w:r>
-    </w:p>
-    <w:p>
-      <w:pPr>
-        <w:spacing w:line="336" w:lineRule="auto" w:after="180"/>
-      </w:pPr>
-      <w:r>
-        <w:rPr>
-          <w:b w:val="0"/>
-        </w:rPr>
-        <w:t xml:space="preserve">To answer “Which room does the current notice list?”, find N2 and return Room 4 with the record identifier. That is </w:t>
-      </w:r>
-      <w:r>
-        <w:rPr>
-          <w:b/>
-        </w:rPr>
-        <w:t>retrieval</w:t>
-      </w:r>
-      <w:r>
-        <w:rPr>
-          <w:b w:val="0"/>
-        </w:rPr>
-        <w:t>. To answer “How many places remain after the helper reservation?”, use 6 × 4 − 3 = 21.</w:t>
-      </w:r>
-    </w:p>
-    <w:p>
-      <w:pPr>
-        <w:spacing w:line="336" w:lineRule="auto" w:after="180"/>
-      </w:pPr>
-      <w:r>
-        <w:rPr>
-          <w:b w:val="0"/>
-        </w:rPr>
-        <w:t xml:space="preserve">That is </w:t>
-      </w:r>
-      <w:r>
-        <w:rPr>
-          <w:b/>
-        </w:rPr>
-        <w:t>calculation</w:t>
-      </w:r>
-      <w:r>
-        <w:rPr>
-          <w:b w:val="0"/>
-        </w:rPr>
-        <w:t xml:space="preserve">. To suggest a friendly invitation, </w:t>
-      </w:r>
-      <w:r>
-        <w:rPr>
-          <w:b/>
-        </w:rPr>
-        <w:t>generate</w:t>
-      </w:r>
-      <w:r>
-        <w:rPr>
-          <w:b w:val="0"/>
-        </w:rPr>
-        <w:t xml:space="preserve"> wording and check that its factual details agree with N2.</w:t>
-      </w:r>
-    </w:p>
-    <w:p>
-      <w:pPr>
-        <w:pStyle w:val="Heading3"/>
-      </w:pPr>
-      <w:r>
-        <w:t>Explain the added worked example · 4</w:t>
-      </w:r>
-    </w:p>
-    <w:p>
-      <w:pPr>
-        <w:spacing w:line="336" w:lineRule="auto" w:after="180"/>
-      </w:pPr>
-      <w:r>
-        <w:rPr>
-          <w:b w:val="0"/>
-        </w:rPr>
-        <w:t xml:space="preserve">Retrieving N1 accurately would still give an outdated room for this task. Successful </w:t>
-      </w:r>
-      <w:r>
-        <w:rPr>
-          <w:b/>
-        </w:rPr>
-        <w:t>retrieval</w:t>
-      </w:r>
-      <w:r>
-        <w:rPr>
-          <w:b w:val="0"/>
-        </w:rPr>
-        <w:t xml:space="preserve"> means finding a record, not proving that every record is correct or current. Check the event, source and version.</w:t>
-      </w:r>
-    </w:p>
-    <w:p>
-      <w:pPr>
-        <w:spacing w:line="336" w:lineRule="auto" w:after="180"/>
-      </w:pPr>
-      <w:r>
-        <w:rPr>
-          <w:b w:val="0"/>
-        </w:rPr>
-        <w:t>Here the explicit replacement statement tells us which notice governs the classroom example.</w:t>
-      </w:r>
-    </w:p>
-    <w:p>
-      <w:pPr>
-        <w:spacing w:line="336" w:lineRule="auto" w:after="180"/>
-      </w:pPr>
-      <w:r>
-        <w:rPr>
-          <w:b w:val="0"/>
-        </w:rPr>
-        <w:t>A calculator given 6 × 4 correctly returns 24, but 24 is the total capacity, not the number remaining after three reserved places. Correct arithmetic on an incomplete expression answers the wrong question.</w:t>
-      </w:r>
-    </w:p>
-    <w:p>
-      <w:pPr>
-        <w:spacing w:line="336" w:lineRule="auto" w:after="180"/>
-      </w:pPr>
-      <w:r>
-        <w:rPr>
-          <w:b w:val="0"/>
-        </w:rPr>
-        <w:t xml:space="preserve">Explain the </w:t>
-      </w:r>
-      <w:r>
-        <w:rPr>
-          <w:b/>
-        </w:rPr>
-        <w:t>input</w:t>
-      </w:r>
-      <w:r>
-        <w:rPr>
-          <w:b w:val="0"/>
-        </w:rPr>
-        <w:t xml:space="preserve"> values, units and operations before accepting a number.</w:t>
       </w:r>
     </w:p>
     <w:p>
@@ -2084,293 +2754,6 @@
         <w:tblLook w:firstColumn="1" w:firstRow="1" w:lastColumn="0" w:lastRow="0" w:noHBand="0" w:noVBand="1" w:val="04A0"/>
       </w:tblPr>
       <w:tblGrid>
-        <w:gridCol w:w="3408"/>
-        <w:gridCol w:w="3408"/>
-        <w:gridCol w:w="3408"/>
-      </w:tblGrid>
-      <w:tr>
-        <w:trPr>
-          <w:tblHeader/>
-        </w:trPr>
-        <w:tc>
-          <w:tcPr>
-            <w:tcW w:type="dxa" w:w="3408"/>
-          </w:tcPr>
-          <w:p>
-            <w:r>
-              <w:t>Draft statement</w:t>
-            </w:r>
-          </w:p>
-        </w:tc>
-        <w:tc>
-          <w:tcPr>
-            <w:tcW w:type="dxa" w:w="3408"/>
-          </w:tcPr>
-          <w:p>
-            <w:r>
-              <w:t>Evidence in this example</w:t>
-            </w:r>
-          </w:p>
-        </w:tc>
-        <w:tc>
-          <w:tcPr>
-            <w:tcW w:type="dxa" w:w="3408"/>
-          </w:tcPr>
-          <w:p>
-            <w:r>
-              <w:t>Decision</w:t>
-            </w:r>
-          </w:p>
-        </w:tc>
-      </w:tr>
-      <w:tr>
-        <w:tc>
-          <w:tcPr>
-            <w:tcW w:type="dxa" w:w="3408"/>
-          </w:tcPr>
-          <w:p>
-            <w:r>
-              <w:t>Meet Wednesday in Room 4</w:t>
-            </w:r>
-          </w:p>
-        </w:tc>
-        <w:tc>
-          <w:tcPr>
-            <w:tcW w:type="dxa" w:w="3408"/>
-          </w:tcPr>
-          <w:p>
-            <w:r>
-              <w:t>Current notice N2</w:t>
-            </w:r>
-          </w:p>
-        </w:tc>
-        <w:tc>
-          <w:tcPr>
-            <w:tcW w:type="dxa" w:w="3408"/>
-          </w:tcPr>
-          <w:p>
-            <w:r>
-              <w:t>Supported by the record</w:t>
-            </w:r>
-          </w:p>
-        </w:tc>
-      </w:tr>
-      <w:tr>
-        <w:tc>
-          <w:tcPr>
-            <w:tcW w:type="dxa" w:w="3408"/>
-          </w:tcPr>
-          <w:p>
-            <w:r>
-              <w:t>There are 21 non-helper places</w:t>
-            </w:r>
-          </w:p>
-        </w:tc>
-        <w:tc>
-          <w:tcPr>
-            <w:tcW w:type="dxa" w:w="3408"/>
-          </w:tcPr>
-          <w:p>
-            <w:r>
-              <w:t>6 × 4 − 3 from N2</w:t>
-            </w:r>
-          </w:p>
-        </w:tc>
-        <w:tc>
-          <w:tcPr>
-            <w:tcW w:type="dxa" w:w="3408"/>
-          </w:tcPr>
-          <w:p>
-            <w:r>
-              <w:t>Supported by calculation</w:t>
-            </w:r>
-          </w:p>
-        </w:tc>
-      </w:tr>
-      <w:tr>
-        <w:tc>
-          <w:tcPr>
-            <w:tcW w:type="dxa" w:w="3408"/>
-          </w:tcPr>
-          <w:p>
-            <w:r>
-              <w:t>Free snacks will be provided</w:t>
-            </w:r>
-          </w:p>
-        </w:tc>
-        <w:tc>
-          <w:tcPr>
-            <w:tcW w:type="dxa" w:w="3408"/>
-          </w:tcPr>
-          <w:p>
-            <w:r>
-              <w:t>Not stated in N2</w:t>
-            </w:r>
-          </w:p>
-        </w:tc>
-        <w:tc>
-          <w:tcPr>
-            <w:tcW w:type="dxa" w:w="3408"/>
-          </w:tcPr>
-          <w:p>
-            <w:r>
-              <w:t>Remove or verify separately</w:t>
-            </w:r>
-          </w:p>
-        </w:tc>
-      </w:tr>
-    </w:tbl>
-    <w:p>
-      <w:pPr>
-        <w:pStyle w:val="Heading3"/>
-      </w:pPr>
-      <w:r>
-        <w:t>Model the reasoning aloud · 5</w:t>
-      </w:r>
-    </w:p>
-    <w:p>
-      <w:pPr>
-        <w:spacing w:line="336" w:lineRule="auto" w:after="180"/>
-      </w:pPr>
-      <w:r>
-        <w:rPr>
-          <w:b w:val="0"/>
-        </w:rPr>
-        <w:t xml:space="preserve">A </w:t>
-      </w:r>
-      <w:r>
-        <w:rPr>
-          <w:b/>
-        </w:rPr>
-        <w:t>generate</w:t>
-      </w:r>
-      <w:r>
-        <w:rPr>
-          <w:b w:val="0"/>
-        </w:rPr>
-        <w:t xml:space="preserve">d invitation might add free snacks because that detail fits a familiar invitation pattern. Plausible wording is not </w:t>
-      </w:r>
-      <w:r>
-        <w:rPr>
-          <w:b/>
-        </w:rPr>
-        <w:t>evidence</w:t>
-      </w:r>
-      <w:r>
-        <w:rPr>
-          <w:b w:val="0"/>
-        </w:rPr>
-        <w:t xml:space="preserve"> that snacks are provided.</w:t>
-      </w:r>
-    </w:p>
-    <w:p>
-      <w:pPr>
-        <w:spacing w:line="336" w:lineRule="auto" w:after="180"/>
-      </w:pPr>
-      <w:r>
-        <w:rPr>
-          <w:b w:val="0"/>
-        </w:rPr>
-        <w:t xml:space="preserve">Remove that claim or obtain an appropriate confirming source before including it. </w:t>
-      </w:r>
-      <w:r>
-        <w:rPr>
-          <w:b/>
-        </w:rPr>
-        <w:t>Generate</w:t>
-      </w:r>
-      <w:r>
-        <w:rPr>
-          <w:b w:val="0"/>
-        </w:rPr>
-        <w:t>d content can be useful and can contain correct facts; its fluent style alone does not verify those facts.</w:t>
-      </w:r>
-    </w:p>
-    <w:p>
-      <w:pPr>
-        <w:pStyle w:val="Heading3"/>
-      </w:pPr>
-      <w:r>
-        <w:t>Model the reasoning aloud · 6</w:t>
-      </w:r>
-    </w:p>
-    <w:p>
-      <w:pPr>
-        <w:spacing w:line="336" w:lineRule="auto" w:after="180"/>
-      </w:pPr>
-      <w:r>
-        <w:rPr>
-          <w:b/>
-        </w:rPr>
-        <w:t>Generation</w:t>
-      </w:r>
-      <w:r>
-        <w:rPr>
-          <w:b w:val="0"/>
-        </w:rPr>
-        <w:t xml:space="preserve"> also does not guarantee originality. A response may repeat wording already present in its context or elsewhere.</w:t>
-      </w:r>
-    </w:p>
-    <w:p>
-      <w:pPr>
-        <w:spacing w:line="336" w:lineRule="auto" w:after="180"/>
-      </w:pPr>
-      <w:r>
-        <w:rPr>
-          <w:b/>
-        </w:rPr>
-        <w:t>Retrieval</w:t>
-      </w:r>
-      <w:r>
-        <w:rPr>
-          <w:b w:val="0"/>
-        </w:rPr>
-        <w:t xml:space="preserve"> and </w:t>
-      </w:r>
-      <w:r>
-        <w:rPr>
-          <w:b/>
-        </w:rPr>
-        <w:t>calculation</w:t>
-      </w:r>
-      <w:r>
-        <w:rPr>
-          <w:b w:val="0"/>
-        </w:rPr>
-        <w:t xml:space="preserve"> can feed a generator, and a generator can propose a </w:t>
-      </w:r>
-      <w:r>
-        <w:rPr>
-          <w:b/>
-        </w:rPr>
-        <w:t>calculation</w:t>
-      </w:r>
-      <w:r>
-        <w:rPr>
-          <w:b w:val="0"/>
-        </w:rPr>
-        <w:t xml:space="preserve"> for another tool. Keep the </w:t>
-      </w:r>
-      <w:r>
-        <w:rPr>
-          <w:b/>
-        </w:rPr>
-        <w:t>evidence</w:t>
-      </w:r>
-      <w:r>
-        <w:rPr>
-          <w:b w:val="0"/>
-        </w:rPr>
-        <w:t xml:space="preserve"> path visible instead of assuming that every sentence came from the same operation.</w:t>
-      </w:r>
-    </w:p>
-    <w:tbl>
-      <w:tblPr>
-        <w:tblStyle w:val="LightShading-Accent1"/>
-        <w:tblW w:type="auto" w:w="0"/>
-        <w:tblLook w:firstColumn="1" w:firstRow="1" w:lastColumn="0" w:lastRow="0" w:noHBand="0" w:noVBand="1" w:val="04A0"/>
-      </w:tblPr>
-      <w:tblGrid>
         <w:gridCol w:w="5112"/>
         <w:gridCol w:w="5112"/>
       </w:tblGrid>
@@ -2468,17 +2851,6 @@
     </w:tbl>
     <w:p>
       <w:pPr>
-        <w:spacing w:line="336" w:lineRule="auto" w:after="180"/>
-      </w:pPr>
-      <w:r>
-        <w:rPr>
-          <w:b w:val="0"/>
-        </w:rPr>
-        <w:t>Use the diagram and verbal explanation together. Ask learners to match a sentence to a specific visual step; do not assign learners fixed visual or auditory learning styles.</w:t>
-      </w:r>
-    </w:p>
-    <w:p>
-      <w:pPr>
         <w:pStyle w:val="Heading3"/>
       </w:pPr>
       <w:r>
@@ -2487,61 +2859,10 @@
     </w:p>
     <w:p>
       <w:pPr>
-        <w:spacing w:line="336" w:lineRule="auto" w:after="180"/>
-      </w:pPr>
-      <w:r>
-        <w:rPr>
-          <w:b w:val="0"/>
-        </w:rPr>
-        <w:t>A fictional craft invitation combines three different operations.</w:t>
-      </w:r>
-    </w:p>
-    <w:p>
-      <w:pPr>
         <w:pStyle w:val="Heading3"/>
       </w:pPr>
       <w:r>
         <w:t>The facts we will use</w:t>
-      </w:r>
-    </w:p>
-    <w:p>
-      <w:pPr>
-        <w:pStyle w:val="Heading3"/>
-      </w:pPr>
-      <w:r>
-        <w:t>Supplied facts</w:t>
-      </w:r>
-    </w:p>
-    <w:p>
-      <w:pPr>
-        <w:spacing w:line="336" w:lineRule="auto" w:after="180"/>
-        <w:shd w:fill="F1F6FC"/>
-      </w:pPr>
-      <w:r>
-        <w:rPr>
-          <w:b w:val="0"/>
-        </w:rPr>
-        <w:t>Approved record C: Tuesday, Hall 4, three tables with four learner places each.</w:t>
-      </w:r>
-    </w:p>
-    <w:p>
-      <w:pPr>
-        <w:pStyle w:val="Heading3"/>
-      </w:pPr>
-      <w:r>
-        <w:t>Supplied facts</w:t>
-      </w:r>
-    </w:p>
-    <w:p>
-      <w:pPr>
-        <w:spacing w:line="336" w:lineRule="auto" w:after="180"/>
-        <w:shd w:fill="F1F6FC"/>
-      </w:pPr>
-      <w:r>
-        <w:rPr>
-          <w:b w:val="0"/>
-        </w:rPr>
-        <w:t>Two places are reserved for helpers; no snack information is supplied.</w:t>
       </w:r>
     </w:p>
     <w:p>
@@ -2549,7 +2870,7 @@
         <w:drawing>
           <wp:inline xmlns:a="http://schemas.openxmlformats.org/drawingml/2006/main" xmlns:pic="http://schemas.openxmlformats.org/drawingml/2006/picture">
             <wp:extent cx="5346057" cy="5943599"/>
-            <wp:docPr id="1" name="Picture 1" descr="Generate, Retrieve, or Calculate?. Retrieve facts: Read Tuesday, Hall 4 and 3×4 places from approved C.. Calculate: 12 total places minus 2 reserved =10 learner places.. Generate wording: Draft a friendly invitation using only those supported details.. Check claims: A sentence promising snacks has no supporting record."/>
+            <wp:docPr id="3" name="Picture 3" descr="Generate, Retrieve, or Calculate?. Retrieve facts: Read Tuesday, Hall 4 and 3×4 places from approved C.. Calculate: 12 total places minus 2 reserved =10 learner places.. Generate wording: Draft a friendly invitation using only those supported details.. Check claims: A sentence promising snacks has no supporting record."/>
             <wp:cNvGraphicFramePr>
               <a:graphicFrameLocks noChangeAspect="1"/>
             </wp:cNvGraphicFramePr>
@@ -2561,7 +2882,7 @@
                     <pic:cNvPicPr/>
                   </pic:nvPicPr>
                   <pic:blipFill>
-                    <a:blip r:embed="rId9"/>
+                    <a:blip r:embed="rId11"/>
                     <a:stretch>
                       <a:fillRect/>
                     </a:stretch>
@@ -2585,136 +2906,7 @@
         <w:pStyle w:val="Heading3"/>
       </w:pPr>
       <w:r>
-        <w:t>Read the picture one step at a time</w:t>
-      </w:r>
-    </w:p>
-    <w:tbl>
-      <w:tblPr>
-        <w:tblStyle w:val="LightShading-Accent1"/>
-        <w:tblW w:type="auto" w:w="0"/>
-        <w:tblLook w:firstColumn="1" w:firstRow="1" w:lastColumn="0" w:lastRow="0" w:noHBand="0" w:noVBand="1" w:val="04A0"/>
-      </w:tblPr>
-      <w:tblGrid>
-        <w:gridCol w:w="5112"/>
-        <w:gridCol w:w="5112"/>
-      </w:tblGrid>
-      <w:tr>
-        <w:trPr>
-          <w:tblHeader/>
-        </w:trPr>
-        <w:tc>
-          <w:tcPr>
-            <w:tcW w:type="dxa" w:w="5112"/>
-          </w:tcPr>
-          <w:p>
-            <w:r>
-              <w:t>Step</w:t>
-            </w:r>
-          </w:p>
-        </w:tc>
-        <w:tc>
-          <w:tcPr>
-            <w:tcW w:type="dxa" w:w="5112"/>
-          </w:tcPr>
-          <w:p>
-            <w:r>
-              <w:t>What happens and why</w:t>
-            </w:r>
-          </w:p>
-        </w:tc>
-      </w:tr>
-      <w:tr>
-        <w:tc>
-          <w:tcPr>
-            <w:tcW w:type="dxa" w:w="5112"/>
-          </w:tcPr>
-          <w:p>
-            <w:r>
-              <w:t>1. Retrieve facts</w:t>
-            </w:r>
-          </w:p>
-        </w:tc>
-        <w:tc>
-          <w:tcPr>
-            <w:tcW w:type="dxa" w:w="5112"/>
-          </w:tcPr>
-          <w:p>
-            <w:r>
-              <w:t>Read Tuesday, Hall 4 and 3×4 places from approved C.</w:t>
-            </w:r>
-          </w:p>
-        </w:tc>
-      </w:tr>
-      <w:tr>
-        <w:tc>
-          <w:tcPr>
-            <w:tcW w:type="dxa" w:w="5112"/>
-          </w:tcPr>
-          <w:p>
-            <w:r>
-              <w:t>2. Calculate</w:t>
-            </w:r>
-          </w:p>
-        </w:tc>
-        <w:tc>
-          <w:tcPr>
-            <w:tcW w:type="dxa" w:w="5112"/>
-          </w:tcPr>
-          <w:p>
-            <w:r>
-              <w:t>12 total places minus 2 reserved =10 learner places.</w:t>
-            </w:r>
-          </w:p>
-        </w:tc>
-      </w:tr>
-      <w:tr>
-        <w:tc>
-          <w:tcPr>
-            <w:tcW w:type="dxa" w:w="5112"/>
-          </w:tcPr>
-          <w:p>
-            <w:r>
-              <w:t>3. Generate wording</w:t>
-            </w:r>
-          </w:p>
-        </w:tc>
-        <w:tc>
-          <w:tcPr>
-            <w:tcW w:type="dxa" w:w="5112"/>
-          </w:tcPr>
-          <w:p>
-            <w:r>
-              <w:t>Draft a friendly invitation using only those supported details.</w:t>
-            </w:r>
-          </w:p>
-        </w:tc>
-      </w:tr>
-      <w:tr>
-        <w:tc>
-          <w:tcPr>
-            <w:tcW w:type="dxa" w:w="5112"/>
-          </w:tcPr>
-          <w:p>
-            <w:r>
-              <w:t>4. Check claims</w:t>
-            </w:r>
-          </w:p>
-        </w:tc>
-        <w:tc>
-          <w:tcPr>
-            <w:tcW w:type="dxa" w:w="5112"/>
-          </w:tcPr>
-          <w:p>
-            <w:r>
-              <w:t>A sentence promising snacks has no supporting record.</w:t>
-            </w:r>
-          </w:p>
-        </w:tc>
-      </w:tr>
-    </w:tbl>
-    <w:p>
-      <w:r>
-        <w:t>Match each pictured step to the supplied facts. This is a worked teaching case, not an independent assessment.</w:t>
+        <w:t>Why this result follows</w:t>
       </w:r>
     </w:p>
     <w:p>
@@ -2722,7 +2914,7 @@
         <w:pStyle w:val="Heading3"/>
       </w:pPr>
       <w:r>
-        <w:t>Why this result follows</w:t>
+        <w:t>What this example does not establish</w:t>
       </w:r>
     </w:p>
     <w:p>
@@ -2730,73 +2922,421 @@
         <w:pStyle w:val="Heading3"/>
       </w:pPr>
       <w:r>
-        <w:t>Why the result follows</w:t>
+        <w:t>Change one thing in the pictured case</w:t>
+      </w:r>
+    </w:p>
+    <w:p>
+      <w:pPr>
+        <w:pStyle w:val="Heading3"/>
+      </w:pPr>
+      <w:r>
+        <w:t>Ask while showing the picture</w:t>
+      </w:r>
+    </w:p>
+    <w:p>
+      <w:pPr>
+        <w:pStyle w:val="Heading1"/>
+      </w:pPr>
+      <w:r>
+        <w:t>03. Guide the reasoning, then remove help</w:t>
+      </w:r>
+    </w:p>
+    <w:p>
+      <w:r>
+        <w:t>Collect a response from each learner before discussing the worked key.</w:t>
+      </w:r>
+    </w:p>
+    <w:p>
+      <w:pPr>
+        <w:pStyle w:val="Heading2"/>
+      </w:pPr>
+      <w:r>
+        <w:t>Prompt before revealing</w:t>
       </w:r>
     </w:p>
     <w:p>
       <w:pPr>
         <w:spacing w:line="336" w:lineRule="auto" w:after="180"/>
-        <w:shd w:fill="F1F6FC"/>
-      </w:pPr>
+      </w:pPr>
+      <w:r>
+        <w:rPr>
+          <w:b w:val="0"/>
+        </w:rPr>
+        <w:t>Completion task: A calculator correctly returns 24 for 6 × 4. A pupil reports this as the number of non-helper places available. Explain the problem and write the correct expression, result and meaning.</w:t>
+      </w:r>
+    </w:p>
+    <w:p>
+      <w:pPr>
+        <w:pStyle w:val="Heading2"/>
+      </w:pPr>
+      <w:r>
+        <w:t>Expected reasoning and fading help</w:t>
+      </w:r>
+    </w:p>
+    <w:p>
+      <w:pPr>
+        <w:spacing w:line="336" w:lineRule="auto" w:after="180"/>
+      </w:pPr>
+      <w:r>
+        <w:rPr>
+          <w:b w:val="0"/>
+        </w:rPr>
+        <w:t>Teacher check: 24 is total capacity before the three helper places are reserved. The requested remaining count is 6 × 4 − 3 = 21 non-helper places.</w:t>
+      </w:r>
+    </w:p>
+    <w:p>
+      <w:pPr>
+        <w:spacing w:line="336" w:lineRule="auto" w:after="180"/>
+      </w:pPr>
+      <w:r>
+        <w:rPr>
+          <w:b w:val="0"/>
+        </w:rPr>
+        <w:t>The calculator can execute the supplied expression correctly while that expression omits a required step.</w:t>
+      </w:r>
+    </w:p>
+    <w:p>
+      <w:pPr>
+        <w:spacing w:line="336" w:lineRule="auto" w:after="180"/>
+      </w:pPr>
+      <w:r>
+        <w:rPr>
+          <w:b w:val="0"/>
+        </w:rPr>
+        <w:t xml:space="preserve">Start by identifying the given </w:t>
+      </w:r>
       <w:r>
         <w:rPr>
           <w:b/>
         </w:rPr>
-        <w:t>Retrieval</w:t>
-      </w:r>
-      <w:r>
-        <w:rPr>
-          <w:b w:val="0"/>
-        </w:rPr>
-        <w:t xml:space="preserve"> copies relevant source information; </w:t>
+        <w:t>input</w:t>
+      </w:r>
+      <w:r>
+        <w:rPr>
+          <w:b w:val="0"/>
+        </w:rPr>
+        <w:t xml:space="preserve">s together. Leave the intermediate steps blank. If needed, model one step, then withdraw that help on the next step. Move to a full </w:t>
       </w:r>
       <w:r>
         <w:rPr>
           <w:b/>
         </w:rPr>
+        <w:t>trace</w:t>
+      </w:r>
+      <w:r>
+        <w:rPr>
+          <w:b w:val="0"/>
+        </w:rPr>
+        <w:t xml:space="preserve"> only when the partial </w:t>
+      </w:r>
+      <w:r>
+        <w:rPr>
+          <w:b/>
+        </w:rPr>
+        <w:t>trace</w:t>
+      </w:r>
+      <w:r>
+        <w:rPr>
+          <w:b w:val="0"/>
+        </w:rPr>
+        <w:t xml:space="preserve"> is understood.</w:t>
+      </w:r>
+    </w:p>
+    <w:p>
+      <w:pPr>
+        <w:spacing w:line="336" w:lineRule="auto" w:after="180"/>
+      </w:pPr>
+      <w:r>
+        <w:rPr>
+          <w:b w:val="0"/>
+        </w:rPr>
+        <w:t>For partners, alternate explainer and checker; collect a response from every learner before discussion.</w:t>
+      </w:r>
+    </w:p>
+    <w:p>
+      <w:pPr>
+        <w:pStyle w:val="Heading2"/>
+      </w:pPr>
+      <w:r>
+        <w:t>Check the misconception before discussion</w:t>
+      </w:r>
+    </w:p>
+    <w:p>
+      <w:pPr>
+        <w:spacing w:line="336" w:lineRule="auto" w:after="180"/>
+      </w:pPr>
+      <w:r>
+        <w:rPr>
+          <w:b w:val="0"/>
+        </w:rPr>
+        <w:t xml:space="preserve">Use the worked case for </w:t>
+      </w:r>
+      <w:r>
+        <w:rPr>
+          <w:b/>
+        </w:rPr>
+        <w:t>Generation</w:t>
+      </w:r>
+      <w:r>
+        <w:rPr>
+          <w:b w:val="0"/>
+        </w:rPr>
+        <w:t xml:space="preserve"> </w:t>
+      </w:r>
+      <w:r>
+        <w:rPr>
+          <w:b/>
+        </w:rPr>
+        <w:t>retrieval</w:t>
+      </w:r>
+      <w:r>
+        <w:rPr>
+          <w:b w:val="0"/>
+        </w:rPr>
+        <w:t xml:space="preserve"> and </w:t>
+      </w:r>
+      <w:r>
+        <w:rPr>
+          <w:b/>
+        </w:rPr>
         <w:t>calculation</w:t>
       </w:r>
       <w:r>
         <w:rPr>
           <w:b w:val="0"/>
         </w:rPr>
-        <w:t xml:space="preserve"> follows arithmetic; </w:t>
+        <w:t>. Proposed explanation: “Retrieving a record proves it is current”. Decide whether this explanation is supported.</w:t>
+      </w:r>
+    </w:p>
+    <w:p>
+      <w:pPr>
+        <w:spacing w:line="336" w:lineRule="auto" w:after="180"/>
+      </w:pPr>
+      <w:r>
+        <w:rPr>
+          <w:b w:val="0"/>
+        </w:rPr>
+        <w:t>Point to the step or supplied fact that decides; explain your repair if needed.</w:t>
+      </w:r>
+    </w:p>
+    <w:p>
+      <w:pPr>
+        <w:spacing w:line="336" w:lineRule="auto" w:after="180"/>
+      </w:pPr>
+      <w:r>
+        <w:rPr>
+          <w:b w:val="0"/>
+        </w:rPr>
+        <w:t>Expected correction: Check event and version; N1 is superseded by N2 in this example.</w:t>
+      </w:r>
+    </w:p>
+    <w:p>
+      <w:pPr>
+        <w:spacing w:line="336" w:lineRule="auto" w:after="180"/>
+      </w:pPr>
+      <w:r>
+        <w:rPr>
+          <w:b w:val="0"/>
+        </w:rPr>
+        <w:t>Collect explanations, not only yes/no votes. If a misunderstanding is common, re-model the relevant step for the class.</w:t>
+      </w:r>
+    </w:p>
+    <w:p>
+      <w:pPr>
+        <w:spacing w:line="336" w:lineRule="auto" w:after="180"/>
+      </w:pPr>
+      <w:r>
+        <w:rPr>
+          <w:b w:val="0"/>
+        </w:rPr>
+        <w:t>If it affects a few learners, give a short targeted group explanation while others solve a more demanding variation.</w:t>
+      </w:r>
+    </w:p>
+    <w:p>
+      <w:pPr>
+        <w:pStyle w:val="Heading2"/>
+      </w:pPr>
+      <w:r>
+        <w:t>Use the pictorial check</w:t>
+      </w:r>
+    </w:p>
+    <w:p>
+      <w:pPr>
+        <w:spacing w:line="336" w:lineRule="auto" w:after="180"/>
+      </w:pPr>
+      <w:r>
+        <w:rPr>
+          <w:b w:val="0"/>
+        </w:rPr>
+        <w:t>Label each arrow with its operation. Can the system add snacks because invitations often mention them?</w:t>
+      </w:r>
+    </w:p>
+    <w:p>
+      <w:pPr>
+        <w:spacing w:line="336" w:lineRule="auto" w:after="180"/>
+      </w:pPr>
+      <w:r>
+        <w:rPr>
+          <w:b w:val="0"/>
+        </w:rPr>
+        <w:t xml:space="preserve">The arrows are </w:t>
       </w:r>
       <w:r>
         <w:rPr>
           <w:b/>
         </w:rPr>
+        <w:t>retrieval</w:t>
+      </w:r>
+      <w:r>
+        <w:rPr>
+          <w:b w:val="0"/>
+        </w:rPr>
+        <w:t xml:space="preserve">, </w:t>
+      </w:r>
+      <w:r>
+        <w:rPr>
+          <w:b/>
+        </w:rPr>
+        <w:t>calculation</w:t>
+      </w:r>
+      <w:r>
+        <w:rPr>
+          <w:b w:val="0"/>
+        </w:rPr>
+        <w:t xml:space="preserve"> and </w:t>
+      </w:r>
+      <w:r>
+        <w:rPr>
+          <w:b/>
+        </w:rPr>
         <w:t>generation</w:t>
       </w:r>
       <w:r>
         <w:rPr>
           <w:b w:val="0"/>
         </w:rPr>
-        <w:t xml:space="preserve"> proposes wording. These jobs can cooperate, but one does not validate the others.</w:t>
+        <w:t xml:space="preserve">. No: snacks need confirmation; familiar wording is not </w:t>
+      </w:r>
+      <w:r>
+        <w:rPr>
+          <w:b/>
+        </w:rPr>
+        <w:t>evidence</w:t>
+      </w:r>
+      <w:r>
+        <w:rPr>
+          <w:b w:val="0"/>
+        </w:rPr>
+        <w:t>.</w:t>
       </w:r>
     </w:p>
     <w:p>
       <w:pPr>
         <w:spacing w:line="336" w:lineRule="auto" w:after="180"/>
-        <w:shd w:fill="F1F6FC"/>
-      </w:pPr>
-      <w:r>
-        <w:rPr>
-          <w:b w:val="0"/>
-        </w:rPr>
-        <w:t xml:space="preserve">A friendly </w:t>
+      </w:pPr>
+      <w:r>
+        <w:rPr>
+          <w:b w:val="0"/>
+        </w:rPr>
+        <w:t xml:space="preserve">Changed-case reasoning: Eight learner places remain. 3×4−4=8; this changes capacity for learners, not the </w:t>
       </w:r>
       <w:r>
         <w:rPr>
           <w:b/>
         </w:rPr>
-        <w:t>generate</w:t>
-      </w:r>
-      <w:r>
-        <w:rPr>
-          <w:b w:val="0"/>
-        </w:rPr>
-        <w:t>d sentence can still contain an invented detail. Keep the approved source beside the draft and check each factual claim separately.</w:t>
+        <w:t>retrieve</w:t>
+      </w:r>
+      <w:r>
+        <w:rPr>
+          <w:b w:val="0"/>
+        </w:rPr>
+        <w:t>d date or location.</w:t>
+      </w:r>
+    </w:p>
+    <w:p>
+      <w:pPr>
+        <w:spacing w:line="336" w:lineRule="auto" w:after="180"/>
+      </w:pPr>
+      <w:r>
+        <w:rPr>
+          <w:b w:val="0"/>
+        </w:rPr>
+        <w:t xml:space="preserve">Collect each learner’s explanation before discussion. Use the first missing connection between </w:t>
+      </w:r>
+      <w:r>
+        <w:rPr>
+          <w:b/>
+        </w:rPr>
+        <w:t>input</w:t>
+      </w:r>
+      <w:r>
+        <w:rPr>
+          <w:b w:val="0"/>
+        </w:rPr>
+        <w:t xml:space="preserve">, deciding step and result to choose support. This question is worked-case practice, not fresh mastery </w:t>
+      </w:r>
+      <w:r>
+        <w:rPr>
+          <w:b/>
+        </w:rPr>
+        <w:t>evidence</w:t>
+      </w:r>
+      <w:r>
+        <w:rPr>
+          <w:b w:val="0"/>
+        </w:rPr>
+        <w:t>.</w:t>
+      </w:r>
+    </w:p>
+    <w:p>
+      <w:pPr>
+        <w:pStyle w:val="Heading2"/>
+      </w:pPr>
+      <w:r>
+        <w:t>Keep each learner explaining</w:t>
+      </w:r>
+    </w:p>
+    <w:p>
+      <w:pPr>
+        <w:pStyle w:val="ListBullet"/>
+      </w:pPr>
+      <w:r>
+        <w:t>Ask: Which facts are given, and which would we have to assume? Learners mark relevant details before discussing answers.</w:t>
+      </w:r>
+    </w:p>
+    <w:p>
+      <w:pPr>
+        <w:pStyle w:val="ListBullet"/>
+      </w:pPr>
+      <w:r>
+        <w:t>Say: Predict first. Show the rule, information path or calculation that would produce the result. A correct guess is not yet an explanation.</w:t>
+      </w:r>
+    </w:p>
+    <w:p>
+      <w:pPr>
+        <w:pStyle w:val="ListBullet"/>
+      </w:pPr>
+      <w:r>
+        <w:t>In pairs, one learner solves while the other checks evidence; exchange roles. Remove the worked answer before independent assessment.</w:t>
+      </w:r>
+    </w:p>
+    <w:p>
+      <w:pPr>
+        <w:pStyle w:val="Heading2"/>
+      </w:pPr>
+      <w:r>
+        <w:t>Earlier wording, alternatives and picture transcripts · reference / check after trying</w:t>
+      </w:r>
+    </w:p>
+    <w:p>
+      <w:pPr>
+        <w:spacing w:line="336" w:lineRule="auto" w:after="180"/>
+      </w:pPr>
+      <w:r>
+        <w:rPr>
+          <w:b w:val="0"/>
+        </w:rPr>
+        <w:t>Demonstrate and guide practice</w:t>
       </w:r>
     </w:p>
     <w:p>
@@ -2804,7 +3344,111 @@
         <w:pStyle w:val="Heading3"/>
       </w:pPr>
       <w:r>
-        <w:t>What this example does not establish</w:t>
+        <w:t>Board sequence</w:t>
+      </w:r>
+    </w:p>
+    <w:p>
+      <w:pPr>
+        <w:spacing w:line="336" w:lineRule="auto" w:after="180"/>
+      </w:pPr>
+      <w:r>
+        <w:rPr>
+          <w:b w:val="0"/>
+        </w:rPr>
+        <w:t>Write the given facts: A learner needs a new poem, 18+7, and a passage from the class handbook.</w:t>
+      </w:r>
+    </w:p>
+    <w:p>
+      <w:pPr>
+        <w:spacing w:line="336" w:lineRule="auto" w:after="180"/>
+      </w:pPr>
+      <w:r>
+        <w:rPr>
+          <w:b w:val="0"/>
+        </w:rPr>
+        <w:t>Write the question to explain: Choose the operation for each.</w:t>
+      </w:r>
+    </w:p>
+    <w:p>
+      <w:pPr>
+        <w:spacing w:line="336" w:lineRule="auto" w:after="180"/>
+      </w:pPr>
+      <w:r>
+        <w:rPr>
+          <w:b w:val="0"/>
+        </w:rPr>
+        <w:t xml:space="preserve">Reveal after </w:t>
+      </w:r>
+      <w:r>
+        <w:rPr>
+          <w:b/>
+        </w:rPr>
+        <w:t>prediction</w:t>
+      </w:r>
+      <w:r>
+        <w:rPr>
+          <w:b w:val="0"/>
+        </w:rPr>
+        <w:t xml:space="preserve">s: </w:t>
+      </w:r>
+      <w:r>
+        <w:rPr>
+          <w:b/>
+        </w:rPr>
+        <w:t>Generate</w:t>
+      </w:r>
+      <w:r>
+        <w:rPr>
+          <w:b w:val="0"/>
+        </w:rPr>
+        <w:t xml:space="preserve"> the poem, </w:t>
+      </w:r>
+      <w:r>
+        <w:rPr>
+          <w:b/>
+        </w:rPr>
+        <w:t>calculate</w:t>
+      </w:r>
+      <w:r>
+        <w:rPr>
+          <w:b w:val="0"/>
+        </w:rPr>
+        <w:t xml:space="preserve"> 25, </w:t>
+      </w:r>
+      <w:r>
+        <w:rPr>
+          <w:b/>
+        </w:rPr>
+        <w:t>retrieve</w:t>
+      </w:r>
+      <w:r>
+        <w:rPr>
+          <w:b w:val="0"/>
+        </w:rPr>
+        <w:t xml:space="preserve"> the actual passage. Inventing a fluent passage is not </w:t>
+      </w:r>
+      <w:r>
+        <w:rPr>
+          <w:b/>
+        </w:rPr>
+        <w:t>retrieval</w:t>
+      </w:r>
+      <w:r>
+        <w:rPr>
+          <w:b w:val="0"/>
+        </w:rPr>
+        <w:t>.</w:t>
+      </w:r>
+    </w:p>
+    <w:p>
+      <w:pPr>
+        <w:spacing w:line="336" w:lineRule="auto" w:after="180"/>
+      </w:pPr>
+      <w:r>
+        <w:rPr>
+          <w:b w:val="0"/>
+        </w:rPr>
+        <w:t>Use the earlier changed question as optional later practice. Reserve Trace a new library workshop for the first independent attempt before hints or feedback.</w:t>
       </w:r>
     </w:p>
     <w:p>
@@ -2812,416 +3456,23 @@
         <w:pStyle w:val="Heading3"/>
       </w:pPr>
       <w:r>
-        <w:t>Keep the stated limit</w:t>
+        <w:t>Classroom dialogue</w:t>
       </w:r>
     </w:p>
     <w:p>
       <w:pPr>
         <w:spacing w:line="336" w:lineRule="auto" w:after="180"/>
-        <w:shd w:fill="FFF5E6"/>
-      </w:pPr>
-      <w:r>
-        <w:rPr>
-          <w:b w:val="0"/>
-        </w:rPr>
-        <w:t xml:space="preserve">The fictional source must itself be current and authoritative; </w:t>
+      </w:pPr>
+      <w:r>
+        <w:rPr>
+          <w:b w:val="0"/>
+        </w:rPr>
+        <w:t xml:space="preserve">Reveal reasoning one step at a time. Explain why a tempting alternative fails. Write units and denominators for arithmetic, </w:t>
       </w:r>
       <w:r>
         <w:rPr>
           <w:b/>
         </w:rPr>
-        <w:t>retrieval</w:t>
-      </w:r>
-      <w:r>
-        <w:rPr>
-          <w:b w:val="0"/>
-        </w:rPr>
-        <w:t xml:space="preserve"> alone does not ensure a record is correct.</w:t>
-      </w:r>
-    </w:p>
-    <w:p>
-      <w:pPr>
-        <w:pStyle w:val="Heading3"/>
-      </w:pPr>
-      <w:r>
-        <w:t>Change one thing in the pictured case</w:t>
-      </w:r>
-    </w:p>
-    <w:p>
-      <w:pPr>
-        <w:pStyle w:val="Heading3"/>
-      </w:pPr>
-      <w:r>
-        <w:t>Change one thing</w:t>
-      </w:r>
-    </w:p>
-    <w:p>
-      <w:pPr>
-        <w:spacing w:line="336" w:lineRule="auto" w:after="180"/>
-        <w:shd w:fill="F5F1FB"/>
-      </w:pPr>
-      <w:r>
-        <w:rPr>
-          <w:b w:val="0"/>
-        </w:rPr>
-        <w:t>Change: Reserve four places instead of two, keeping the room and day unchanged.</w:t>
-      </w:r>
-    </w:p>
-    <w:p>
-      <w:pPr>
-        <w:pStyle w:val="Heading3"/>
-      </w:pPr>
-      <w:r>
-        <w:t>Predicted result</w:t>
-      </w:r>
-    </w:p>
-    <w:p>
-      <w:pPr>
-        <w:spacing w:line="336" w:lineRule="auto" w:after="180"/>
-        <w:shd w:fill="F1F6FC"/>
-      </w:pPr>
-      <w:r>
-        <w:rPr>
-          <w:b/>
-        </w:rPr>
-        <w:t>Prediction</w:t>
-      </w:r>
-      <w:r>
-        <w:rPr>
-          <w:b w:val="0"/>
-        </w:rPr>
-        <w:t>: Eight learner places remain.</w:t>
-      </w:r>
-    </w:p>
-    <w:p>
-      <w:pPr>
-        <w:pStyle w:val="Heading3"/>
-      </w:pPr>
-      <w:r>
-        <w:t>Why the result follows</w:t>
-      </w:r>
-    </w:p>
-    <w:p>
-      <w:pPr>
-        <w:spacing w:line="336" w:lineRule="auto" w:after="180"/>
-        <w:shd w:fill="F1F6FC"/>
-      </w:pPr>
-      <w:r>
-        <w:rPr>
-          <w:b w:val="0"/>
-        </w:rPr>
-        <w:t xml:space="preserve">Reason: 3×4−4=8; this changes capacity for learners, not the </w:t>
-      </w:r>
-      <w:r>
-        <w:rPr>
-          <w:b/>
-        </w:rPr>
-        <w:t>retrieve</w:t>
-      </w:r>
-      <w:r>
-        <w:rPr>
-          <w:b w:val="0"/>
-        </w:rPr>
-        <w:t>d date or location.</w:t>
-      </w:r>
-    </w:p>
-    <w:p>
-      <w:pPr>
-        <w:pStyle w:val="Heading3"/>
-      </w:pPr>
-      <w:r>
-        <w:t>Ask while showing the picture</w:t>
-      </w:r>
-    </w:p>
-    <w:p>
-      <w:pPr>
-        <w:pStyle w:val="Heading3"/>
-      </w:pPr>
-      <w:r>
-        <w:t>Ask while showing the picture · 7</w:t>
-      </w:r>
-    </w:p>
-    <w:p>
-      <w:pPr>
-        <w:spacing w:line="336" w:lineRule="auto" w:after="180"/>
-      </w:pPr>
-      <w:r>
-        <w:rPr>
-          <w:b w:val="0"/>
-        </w:rPr>
-        <w:t xml:space="preserve">Cover the result. Ask learners to name the </w:t>
-      </w:r>
-      <w:r>
-        <w:rPr>
-          <w:b/>
-        </w:rPr>
-        <w:t>input</w:t>
-      </w:r>
-      <w:r>
-        <w:rPr>
-          <w:b w:val="0"/>
-        </w:rPr>
-        <w:t xml:space="preserve">s and predict the next step. Uncover one step, connect the icon to the actual procedure, and explain its </w:t>
-      </w:r>
-      <w:r>
-        <w:rPr>
-          <w:b/>
-        </w:rPr>
-        <w:t>evidence</w:t>
-      </w:r>
-      <w:r>
-        <w:rPr>
-          <w:b w:val="0"/>
-        </w:rPr>
-        <w:t>. Then change the supplied condition and compare.</w:t>
-      </w:r>
-    </w:p>
-    <w:p>
-      <w:pPr>
-        <w:spacing w:line="336" w:lineRule="auto" w:after="180"/>
-      </w:pPr>
-      <w:r>
-        <w:rPr>
-          <w:b w:val="0"/>
-        </w:rPr>
-        <w:t>The picture is a representation; it does not document execution of a real AI model.</w:t>
-      </w:r>
-    </w:p>
-    <w:p>
-      <w:pPr>
-        <w:pStyle w:val="Heading1"/>
-      </w:pPr>
-      <w:r>
-        <w:t>03. Demonstrate and guide practice</w:t>
-      </w:r>
-    </w:p>
-    <w:p>
-      <w:r>
-        <w:t>Demonstrate Generate, Retrieve, or Calculate?, reduce support deliberately and check individual reasoning before discussing answers.</w:t>
-      </w:r>
-    </w:p>
-    <w:p>
-      <w:pPr>
-        <w:pStyle w:val="Heading3"/>
-      </w:pPr>
-      <w:r>
-        <w:t>Board sequence</w:t>
-      </w:r>
-    </w:p>
-    <w:p>
-      <w:pPr>
-        <w:pStyle w:val="Heading3"/>
-      </w:pPr>
-      <w:r>
-        <w:t>1. Put the facts on the board</w:t>
-      </w:r>
-    </w:p>
-    <w:p>
-      <w:pPr>
-        <w:spacing w:line="336" w:lineRule="auto" w:after="180"/>
-        <w:shd w:fill="F4F9FC"/>
-      </w:pPr>
-      <w:r>
-        <w:rPr>
-          <w:b w:val="0"/>
-        </w:rPr>
-        <w:t>Write the given facts: A learner needs a new poem, 18+7, and a passage from the class handbook.</w:t>
-      </w:r>
-    </w:p>
-    <w:p>
-      <w:pPr>
-        <w:pStyle w:val="Heading3"/>
-      </w:pPr>
-      <w:r>
-        <w:t>2. State the decision to explain</w:t>
-      </w:r>
-    </w:p>
-    <w:p>
-      <w:pPr>
-        <w:spacing w:line="336" w:lineRule="auto" w:after="180"/>
-        <w:shd w:fill="F4F9FC"/>
-      </w:pPr>
-      <w:r>
-        <w:rPr>
-          <w:b w:val="0"/>
-        </w:rPr>
-        <w:t>Write the question to explain: Choose the operation for each.</w:t>
-      </w:r>
-    </w:p>
-    <w:p>
-      <w:pPr>
-        <w:pStyle w:val="Heading3"/>
-      </w:pPr>
-      <w:r>
-        <w:t>3. Reveal the worked reasoning</w:t>
-      </w:r>
-    </w:p>
-    <w:p>
-      <w:pPr>
-        <w:spacing w:line="336" w:lineRule="auto" w:after="180"/>
-        <w:shd w:fill="F1F6FC"/>
-      </w:pPr>
-      <w:r>
-        <w:rPr>
-          <w:b w:val="0"/>
-        </w:rPr>
-        <w:t xml:space="preserve">Reveal after </w:t>
-      </w:r>
-      <w:r>
-        <w:rPr>
-          <w:b/>
-        </w:rPr>
-        <w:t>prediction</w:t>
-      </w:r>
-      <w:r>
-        <w:rPr>
-          <w:b w:val="0"/>
-        </w:rPr>
-        <w:t xml:space="preserve">s: </w:t>
-      </w:r>
-      <w:r>
-        <w:rPr>
-          <w:b/>
-        </w:rPr>
-        <w:t>Generate</w:t>
-      </w:r>
-      <w:r>
-        <w:rPr>
-          <w:b w:val="0"/>
-        </w:rPr>
-        <w:t xml:space="preserve"> the poem, </w:t>
-      </w:r>
-      <w:r>
-        <w:rPr>
-          <w:b/>
-        </w:rPr>
-        <w:t>calculate</w:t>
-      </w:r>
-      <w:r>
-        <w:rPr>
-          <w:b w:val="0"/>
-        </w:rPr>
-        <w:t xml:space="preserve"> 25, </w:t>
-      </w:r>
-      <w:r>
-        <w:rPr>
-          <w:b/>
-        </w:rPr>
-        <w:t>retrieve</w:t>
-      </w:r>
-      <w:r>
-        <w:rPr>
-          <w:b w:val="0"/>
-        </w:rPr>
-        <w:t xml:space="preserve"> the actual passage. Inventing a fluent passage is not </w:t>
-      </w:r>
-      <w:r>
-        <w:rPr>
-          <w:b/>
-        </w:rPr>
-        <w:t>retrieval</w:t>
-      </w:r>
-      <w:r>
-        <w:rPr>
-          <w:b w:val="0"/>
-        </w:rPr>
-        <w:t>.</w:t>
-      </w:r>
-    </w:p>
-    <w:p>
-      <w:pPr>
-        <w:pStyle w:val="Heading3"/>
-      </w:pPr>
-      <w:r>
-        <w:t>Hold back the independent task</w:t>
-      </w:r>
-    </w:p>
-    <w:p>
-      <w:pPr>
-        <w:spacing w:line="336" w:lineRule="auto" w:after="180"/>
-        <w:shd w:fill="FFF5E6"/>
-      </w:pPr>
-      <w:r>
-        <w:rPr>
-          <w:b w:val="0"/>
-        </w:rPr>
-        <w:t>Keep for an independent attempt: Choose a method for each task: invent a dragon story; find the library's posted hours; compute 7 plus 5. Explain why the methods differ.</w:t>
-      </w:r>
-    </w:p>
-    <w:p>
-      <w:pPr>
-        <w:pStyle w:val="Heading3"/>
-      </w:pPr>
-      <w:r>
-        <w:t>Classroom dialogue</w:t>
-      </w:r>
-    </w:p>
-    <w:p>
-      <w:pPr>
-        <w:pStyle w:val="Heading3"/>
-      </w:pPr>
-      <w:r>
-        <w:t>Ask the class</w:t>
-      </w:r>
-    </w:p>
-    <w:p>
-      <w:pPr>
-        <w:spacing w:line="336" w:lineRule="auto" w:after="180"/>
-        <w:shd w:fill="F5F1FB"/>
-      </w:pPr>
-      <w:r>
-        <w:rPr>
-          <w:b w:val="0"/>
-        </w:rPr>
-        <w:t>Ask: Which facts are given, and which would we have to assume? Learners mark relevant details before discussing answers.</w:t>
-      </w:r>
-    </w:p>
-    <w:p>
-      <w:pPr>
-        <w:pStyle w:val="Heading3"/>
-      </w:pPr>
-      <w:r>
-        <w:t>Language to model</w:t>
-      </w:r>
-    </w:p>
-    <w:p>
-      <w:pPr>
-        <w:spacing w:line="336" w:lineRule="auto" w:after="180"/>
-        <w:shd w:fill="F1F6F8"/>
-      </w:pPr>
-      <w:r>
-        <w:rPr>
-          <w:b w:val="0"/>
-        </w:rPr>
-        <w:t xml:space="preserve">Say: Predict first. Show the rule, information path or </w:t>
-      </w:r>
-      <w:r>
-        <w:rPr>
-          <w:b/>
-        </w:rPr>
-        <w:t>calculation</w:t>
-      </w:r>
-      <w:r>
-        <w:rPr>
-          <w:b w:val="0"/>
-        </w:rPr>
-        <w:t xml:space="preserve"> that would produce the result. A correct guess is not yet an explanation.</w:t>
-      </w:r>
-    </w:p>
-    <w:p>
-      <w:pPr>
-        <w:spacing w:line="336" w:lineRule="auto" w:after="180"/>
-      </w:pPr>
-      <w:r>
-        <w:rPr>
-          <w:b w:val="0"/>
-        </w:rPr>
-        <w:t xml:space="preserve">Reveal reasoning one step at a time. Explain why a tempting alternative fails. Write units and denominators for arithmetic, </w:t>
-      </w:r>
-      <w:r>
-        <w:rPr>
-          <w:b/>
-        </w:rPr>
         <w:t>trace</w:t>
       </w:r>
       <w:r>
@@ -3229,29 +3480,6 @@
           <w:b w:val="0"/>
         </w:rPr>
         <w:t xml:space="preserve"> conditions for decisions, and identify supporting sources for claims.</w:t>
-      </w:r>
-    </w:p>
-    <w:p>
-      <w:pPr>
-        <w:spacing w:line="336" w:lineRule="auto" w:after="180"/>
-      </w:pPr>
-      <w:r>
-        <w:rPr>
-          <w:b w:val="0"/>
-        </w:rPr>
-        <w:t xml:space="preserve">In pairs, one learner solves while the other checks </w:t>
-      </w:r>
-      <w:r>
-        <w:rPr>
-          <w:b/>
-        </w:rPr>
-        <w:t>evidence</w:t>
-      </w:r>
-      <w:r>
-        <w:rPr>
-          <w:b w:val="0"/>
-        </w:rPr>
-        <w:t>; exchange roles. Remove the worked answer before independent assessment.</w:t>
       </w:r>
     </w:p>
     <w:p>
@@ -3528,596 +3756,103 @@
         <w:pStyle w:val="Heading3"/>
       </w:pPr>
       <w:r>
-        <w:t>Completion practice</w:t>
+        <w:t>Individual reasoning check</w:t>
+      </w:r>
+    </w:p>
+    <w:p>
+      <w:pPr>
+        <w:pStyle w:val="Heading3"/>
+      </w:pPr>
+      <w:r>
+        <w:t>Pictorial practice question</w:t>
+      </w:r>
+    </w:p>
+    <w:p>
+      <w:pPr>
+        <w:pStyle w:val="Heading3"/>
+      </w:pPr>
+      <w:r>
+        <w:t>Reasoned teacher answer</w:t>
+      </w:r>
+    </w:p>
+    <w:p>
+      <w:pPr>
+        <w:pStyle w:val="Heading1"/>
+      </w:pPr>
+      <w:r>
+        <w:t>04. Run the supplied investigation</w:t>
+      </w:r>
+    </w:p>
+    <w:p>
+      <w:r>
+        <w:t>Keep expected results, observed paper traces and remaining limits distinguishable.</w:t>
+      </w:r>
+    </w:p>
+    <w:p>
+      <w:pPr>
+        <w:pStyle w:val="Heading2"/>
+      </w:pPr>
+      <w:r>
+        <w:t>Supplied materials and answer guidance</w:t>
       </w:r>
     </w:p>
     <w:p>
       <w:pPr>
         <w:spacing w:line="336" w:lineRule="auto" w:after="180"/>
-        <w:shd w:fill="F5F1FB"/>
-      </w:pPr>
-      <w:r>
-        <w:rPr>
-          <w:b w:val="0"/>
-        </w:rPr>
-        <w:t>Completion task: A calculator correctly returns 24 for 6 × 4. A pupil reports this as the number of non-helper places available. Explain the problem and write the correct expression, result and meaning.</w:t>
-      </w:r>
-    </w:p>
-    <w:p>
-      <w:pPr>
-        <w:pStyle w:val="Heading3"/>
-      </w:pPr>
-      <w:r>
-        <w:t>Reasoning to listen for</w:t>
-      </w:r>
-    </w:p>
-    <w:p>
-      <w:pPr>
-        <w:spacing w:line="336" w:lineRule="auto" w:after="180"/>
-        <w:shd w:fill="F1F6FC"/>
-      </w:pPr>
-      <w:r>
-        <w:rPr>
-          <w:b w:val="0"/>
-        </w:rPr>
-        <w:t>Teacher check: 24 is total capacity before the three helper places are reserved. The requested remaining count is 6 × 4 − 3 = 21 non-helper places.</w:t>
-      </w:r>
-    </w:p>
-    <w:p>
-      <w:pPr>
-        <w:spacing w:line="336" w:lineRule="auto" w:after="180"/>
-        <w:shd w:fill="F1F6FC"/>
-      </w:pPr>
-      <w:r>
-        <w:rPr>
-          <w:b w:val="0"/>
-        </w:rPr>
-        <w:t>The calculator can execute the supplied expression correctly while that expression omits a required step.</w:t>
-      </w:r>
-    </w:p>
-    <w:p>
-      <w:pPr>
-        <w:spacing w:line="336" w:lineRule="auto" w:after="180"/>
-      </w:pPr>
-      <w:r>
-        <w:rPr>
-          <w:b w:val="0"/>
-        </w:rPr>
-        <w:t xml:space="preserve">Start by identifying the given </w:t>
-      </w:r>
-      <w:r>
-        <w:rPr>
-          <w:b/>
-        </w:rPr>
-        <w:t>input</w:t>
-      </w:r>
-      <w:r>
-        <w:rPr>
-          <w:b w:val="0"/>
-        </w:rPr>
-        <w:t xml:space="preserve">s together. Leave the intermediate steps blank. If needed, model one step, then withdraw that help on the next step. Move to a full </w:t>
-      </w:r>
-      <w:r>
-        <w:rPr>
-          <w:b/>
-        </w:rPr>
-        <w:t>trace</w:t>
-      </w:r>
-      <w:r>
-        <w:rPr>
-          <w:b w:val="0"/>
-        </w:rPr>
-        <w:t xml:space="preserve"> only when the partial </w:t>
-      </w:r>
-      <w:r>
-        <w:rPr>
-          <w:b/>
-        </w:rPr>
-        <w:t>trace</w:t>
-      </w:r>
-      <w:r>
-        <w:rPr>
-          <w:b w:val="0"/>
-        </w:rPr>
-        <w:t xml:space="preserve"> is understood.</w:t>
-      </w:r>
-    </w:p>
-    <w:p>
-      <w:pPr>
-        <w:spacing w:line="336" w:lineRule="auto" w:after="180"/>
-      </w:pPr>
-      <w:r>
-        <w:rPr>
-          <w:b w:val="0"/>
-        </w:rPr>
-        <w:t>For partners, alternate explainer and checker; collect a response from every learner before discussion.</w:t>
-      </w:r>
-    </w:p>
-    <w:p>
-      <w:pPr>
-        <w:pStyle w:val="Heading3"/>
-      </w:pPr>
-      <w:r>
-        <w:t>Individual reasoning check</w:t>
-      </w:r>
-    </w:p>
-    <w:p>
-      <w:pPr>
-        <w:spacing w:line="336" w:lineRule="auto" w:after="180"/>
-      </w:pPr>
-      <w:r>
-        <w:rPr>
-          <w:b w:val="0"/>
-        </w:rPr>
-        <w:t xml:space="preserve">Use the worked case for </w:t>
-      </w:r>
-      <w:r>
-        <w:rPr>
-          <w:b/>
-        </w:rPr>
-        <w:t>Generation</w:t>
-      </w:r>
-      <w:r>
-        <w:rPr>
-          <w:b w:val="0"/>
-        </w:rPr>
-        <w:t xml:space="preserve"> </w:t>
-      </w:r>
-      <w:r>
-        <w:rPr>
-          <w:b/>
-        </w:rPr>
-        <w:t>retrieval</w:t>
-      </w:r>
-      <w:r>
-        <w:rPr>
-          <w:b w:val="0"/>
-        </w:rPr>
-        <w:t xml:space="preserve"> and </w:t>
-      </w:r>
-      <w:r>
-        <w:rPr>
-          <w:b/>
-        </w:rPr>
-        <w:t>calculation</w:t>
-      </w:r>
-      <w:r>
-        <w:rPr>
-          <w:b w:val="0"/>
-        </w:rPr>
-        <w:t>. Proposed explanation: “Retrieving a record proves it is current”. Decide whether this explanation is supported.</w:t>
-      </w:r>
-    </w:p>
-    <w:p>
-      <w:pPr>
-        <w:spacing w:line="336" w:lineRule="auto" w:after="180"/>
-      </w:pPr>
-      <w:r>
-        <w:rPr>
-          <w:b w:val="0"/>
-        </w:rPr>
-        <w:t>Point to the step or supplied fact that decides; explain your repair if needed.</w:t>
-      </w:r>
-    </w:p>
-    <w:p>
-      <w:pPr>
-        <w:pStyle w:val="Heading3"/>
-      </w:pPr>
-      <w:r>
-        <w:t>Expected repair</w:t>
-      </w:r>
-    </w:p>
-    <w:p>
-      <w:pPr>
-        <w:spacing w:line="336" w:lineRule="auto" w:after="180"/>
-        <w:shd w:fill="F1F6FC"/>
-      </w:pPr>
-      <w:r>
-        <w:rPr>
-          <w:b w:val="0"/>
-        </w:rPr>
-        <w:t>Expected correction: Check event and version; N1 is superseded by N2 in this example.</w:t>
-      </w:r>
-    </w:p>
-    <w:p>
-      <w:pPr>
-        <w:spacing w:line="336" w:lineRule="auto" w:after="180"/>
-      </w:pPr>
-      <w:r>
-        <w:rPr>
-          <w:b w:val="0"/>
-        </w:rPr>
-        <w:t>Collect explanations, not only yes/no votes. If a misunderstanding is common, re-model the relevant step for the class.</w:t>
-      </w:r>
-    </w:p>
-    <w:p>
-      <w:pPr>
-        <w:spacing w:line="336" w:lineRule="auto" w:after="180"/>
-      </w:pPr>
-      <w:r>
-        <w:rPr>
-          <w:b w:val="0"/>
-        </w:rPr>
-        <w:t>If it affects a few learners, give a short targeted group explanation while others solve a more demanding variation.</w:t>
-      </w:r>
-    </w:p>
-    <w:p>
-      <w:pPr>
-        <w:pStyle w:val="Heading3"/>
-      </w:pPr>
-      <w:r>
-        <w:t>Pictorial practice question</w:t>
-      </w:r>
-    </w:p>
-    <w:p>
-      <w:pPr>
-        <w:spacing w:line="336" w:lineRule="auto" w:after="180"/>
-        <w:shd w:fill="F5F1FB"/>
-      </w:pPr>
-      <w:r>
-        <w:rPr>
-          <w:b w:val="0"/>
-        </w:rPr>
-        <w:t>Label each arrow with its operation. Can the system add snacks because invitations often mention them?</w:t>
-      </w:r>
-    </w:p>
-    <w:p>
-      <w:pPr>
-        <w:pStyle w:val="Heading3"/>
-      </w:pPr>
-      <w:r>
-        <w:t>Reasoned teacher answer</w:t>
-      </w:r>
-    </w:p>
-    <w:p>
-      <w:pPr>
-        <w:spacing w:line="336" w:lineRule="auto" w:after="180"/>
-      </w:pPr>
-      <w:r>
-        <w:rPr>
-          <w:b w:val="0"/>
-        </w:rPr>
-        <w:t xml:space="preserve">The arrows are </w:t>
-      </w:r>
-      <w:r>
-        <w:rPr>
-          <w:b/>
-        </w:rPr>
-        <w:t>retrieval</w:t>
-      </w:r>
-      <w:r>
-        <w:rPr>
-          <w:b w:val="0"/>
-        </w:rPr>
-        <w:t xml:space="preserve">, </w:t>
-      </w:r>
-      <w:r>
-        <w:rPr>
-          <w:b/>
-        </w:rPr>
-        <w:t>calculation</w:t>
-      </w:r>
-      <w:r>
-        <w:rPr>
-          <w:b w:val="0"/>
-        </w:rPr>
-        <w:t xml:space="preserve"> and </w:t>
-      </w:r>
-      <w:r>
-        <w:rPr>
-          <w:b/>
-        </w:rPr>
-        <w:t>generation</w:t>
-      </w:r>
-      <w:r>
-        <w:rPr>
-          <w:b w:val="0"/>
-        </w:rPr>
-        <w:t xml:space="preserve">. No: snacks need confirmation; familiar wording is not </w:t>
-      </w:r>
-      <w:r>
-        <w:rPr>
-          <w:b/>
-        </w:rPr>
-        <w:t>evidence</w:t>
-      </w:r>
-      <w:r>
-        <w:rPr>
-          <w:b w:val="0"/>
-        </w:rPr>
-        <w:t>.</w:t>
-      </w:r>
-    </w:p>
-    <w:p>
-      <w:pPr>
-        <w:spacing w:line="336" w:lineRule="auto" w:after="180"/>
-      </w:pPr>
-      <w:r>
-        <w:rPr>
-          <w:b w:val="0"/>
-        </w:rPr>
-        <w:t xml:space="preserve">Changed-case reasoning: Eight learner places remain. 3×4−4=8; this changes capacity for learners, not the </w:t>
-      </w:r>
-      <w:r>
-        <w:rPr>
-          <w:b/>
-        </w:rPr>
-        <w:t>retrieve</w:t>
-      </w:r>
-      <w:r>
-        <w:rPr>
-          <w:b w:val="0"/>
-        </w:rPr>
-        <w:t>d date or location.</w:t>
-      </w:r>
-    </w:p>
-    <w:p>
-      <w:pPr>
-        <w:spacing w:line="336" w:lineRule="auto" w:after="180"/>
-      </w:pPr>
-      <w:r>
-        <w:rPr>
-          <w:b w:val="0"/>
-        </w:rPr>
-        <w:t xml:space="preserve">Collect each learner’s explanation before discussion. Use the first missing connection between </w:t>
-      </w:r>
-      <w:r>
-        <w:rPr>
-          <w:b/>
-        </w:rPr>
-        <w:t>input</w:t>
-      </w:r>
-      <w:r>
-        <w:rPr>
-          <w:b w:val="0"/>
-        </w:rPr>
-        <w:t xml:space="preserve">, deciding step and result to choose support. This question is worked-case practice, not fresh mastery </w:t>
-      </w:r>
-      <w:r>
-        <w:rPr>
-          <w:b/>
-        </w:rPr>
-        <w:t>evidence</w:t>
-      </w:r>
-      <w:r>
-        <w:rPr>
-          <w:b w:val="0"/>
-        </w:rPr>
-        <w:t>.</w:t>
-      </w:r>
-    </w:p>
-    <w:p>
-      <w:pPr>
-        <w:pStyle w:val="Heading1"/>
-      </w:pPr>
-      <w:r>
-        <w:t>04. Run the weekly evidence lab</w:t>
-      </w:r>
-    </w:p>
-    <w:p>
-      <w:r>
-        <w:t>Run the Generate, Retrieve, or Calculate? investigation and use the first unsupported step to choose a teaching response.</w:t>
-      </w:r>
-    </w:p>
-    <w:p>
-      <w:pPr>
-        <w:spacing w:line="336" w:lineRule="auto" w:after="180"/>
-      </w:pPr>
-      <w:r>
-        <w:rPr>
-          <w:b w:val="0"/>
-        </w:rPr>
-        <w:t xml:space="preserve">Predict first, test honestly, and explain what the </w:t>
-      </w:r>
-      <w:r>
-        <w:rPr>
-          <w:b/>
-        </w:rPr>
-        <w:t>evidence</w:t>
-      </w:r>
-      <w:r>
-        <w:rPr>
-          <w:b w:val="0"/>
-        </w:rPr>
-        <w:t xml:space="preserve"> means.</w:t>
-      </w:r>
-    </w:p>
-    <w:p>
-      <w:pPr>
-        <w:pStyle w:val="Heading3"/>
-      </w:pPr>
-      <w:r>
-        <w:t>1. Predict</w:t>
-      </w:r>
-    </w:p>
-    <w:p>
-      <w:pPr>
-        <w:spacing w:line="336" w:lineRule="auto" w:after="180"/>
-        <w:shd w:fill="F4F9FC"/>
-      </w:pPr>
-      <w:r>
-        <w:rPr>
-          <w:b w:val="0"/>
-        </w:rPr>
-        <w:t xml:space="preserve">State your </w:t>
-      </w:r>
-      <w:r>
-        <w:rPr>
-          <w:b/>
-        </w:rPr>
-        <w:t>prediction</w:t>
-      </w:r>
-      <w:r>
-        <w:rPr>
-          <w:b w:val="0"/>
-        </w:rPr>
-        <w:t xml:space="preserve"> before the result is known.</w:t>
-      </w:r>
-    </w:p>
-    <w:p>
-      <w:pPr>
-        <w:pStyle w:val="Heading3"/>
-      </w:pPr>
-      <w:r>
-        <w:t>2. Investigate</w:t>
-      </w:r>
-    </w:p>
-    <w:p>
-      <w:pPr>
-        <w:spacing w:line="336" w:lineRule="auto" w:after="180"/>
-        <w:shd w:fill="F4F9FC"/>
-      </w:pPr>
-      <w:r>
-        <w:rPr>
-          <w:b w:val="0"/>
-        </w:rPr>
-        <w:t xml:space="preserve">Complete the task: Classify nine </w:t>
-      </w:r>
-      <w:r>
-        <w:rPr>
-          <w:b/>
-        </w:rPr>
-        <w:t>output</w:t>
-      </w:r>
-      <w:r>
-        <w:rPr>
-          <w:b w:val="0"/>
-        </w:rPr>
-        <w:t xml:space="preserve">s by </w:t>
-      </w:r>
-      <w:r>
-        <w:rPr>
-          <w:b/>
-        </w:rPr>
-        <w:t>mechanism</w:t>
-      </w:r>
-      <w:r>
-        <w:rPr>
-          <w:b w:val="0"/>
-        </w:rPr>
-        <w:t xml:space="preserve"> and verification need.</w:t>
-      </w:r>
-    </w:p>
-    <w:p>
-      <w:pPr>
-        <w:pStyle w:val="Heading3"/>
-      </w:pPr>
-      <w:r>
-        <w:t>3. Compare cases</w:t>
-      </w:r>
-    </w:p>
-    <w:p>
-      <w:pPr>
-        <w:spacing w:line="336" w:lineRule="auto" w:after="180"/>
-        <w:shd w:fill="F4F9FC"/>
-      </w:pPr>
-      <w:r>
-        <w:rPr>
-          <w:b w:val="0"/>
-        </w:rPr>
+      </w:pPr>
+      <w:r>
+        <w:rPr>
+          <w:b w:val="0"/>
+        </w:rPr>
+        <w:t>For the nine paper cards, 1–3 describe retrieval: check J or K and the relevant version. Cards 4–6 describe calculation: 4×5=20 places; 20−3=17 non-helper places; 18÷3=6 cards per table. Check inputs, expression, units and arithmetic. Cards 7–9 request generated suggestions or wording; inspect factual claims, constraints and suitability. An invitation may combine retrieved facts and generated wording; classify the described main operation without claiming the real implementation from output alone. A supplied paper description is not a tool execution log. Reserve Trace a new library workshop for the individual attempt.</w:t>
+      </w:r>
+    </w:p>
+    <w:p>
+      <w:pPr>
+        <w:pStyle w:val="Heading2"/>
+      </w:pPr>
+      <w:r>
+        <w:t>Run and record</w:t>
+      </w:r>
+    </w:p>
+    <w:p>
+      <w:pPr>
+        <w:pStyle w:val="ListNumber"/>
+      </w:pPr>
+      <w:r>
+        <w:t>Complete the task: Classify nine outputs by mechanism and verification need.</w:t>
+      </w:r>
+    </w:p>
+    <w:p>
+      <w:pPr>
+        <w:pStyle w:val="ListNumber"/>
+      </w:pPr>
+      <w:r>
         <w:t>Keep a normal case and an edge case clearly separated.</w:t>
       </w:r>
     </w:p>
     <w:p>
       <w:pPr>
-        <w:pStyle w:val="Heading3"/>
-      </w:pPr>
-      <w:r>
-        <w:t>4. Record honestly</w:t>
-      </w:r>
-    </w:p>
-    <w:p>
-      <w:pPr>
-        <w:spacing w:line="336" w:lineRule="auto" w:after="180"/>
-        <w:shd w:fill="F4F9FC"/>
-      </w:pPr>
-      <w:r>
-        <w:rPr>
-          <w:b w:val="0"/>
-        </w:rPr>
-        <w:t xml:space="preserve">Record what happened—even when it does not match your </w:t>
-      </w:r>
-      <w:r>
-        <w:rPr>
-          <w:b/>
-        </w:rPr>
-        <w:t>prediction</w:t>
-      </w:r>
-      <w:r>
-        <w:rPr>
-          <w:b w:val="0"/>
-        </w:rPr>
-        <w:t>.</w:t>
-      </w:r>
-    </w:p>
-    <w:p>
-      <w:pPr>
-        <w:pStyle w:val="Heading3"/>
-      </w:pPr>
-      <w:r>
-        <w:t>5. Explain and plan the next test</w:t>
-      </w:r>
-    </w:p>
-    <w:p>
-      <w:pPr>
-        <w:spacing w:line="336" w:lineRule="auto" w:after="180"/>
-        <w:shd w:fill="F4F9FC"/>
-      </w:pPr>
-      <w:r>
-        <w:rPr>
-          <w:b w:val="0"/>
-        </w:rPr>
+        <w:pStyle w:val="ListNumber"/>
+      </w:pPr>
+      <w:r>
+        <w:t>Record what happened—even when it does not match your prediction.</w:t>
+      </w:r>
+    </w:p>
+    <w:p>
+      <w:pPr>
+        <w:pStyle w:val="ListNumber"/>
+      </w:pPr>
+      <w:r>
         <w:t>Explain the result, one limitation, and the next useful test.</w:t>
       </w:r>
     </w:p>
     <w:p>
       <w:pPr>
-        <w:pStyle w:val="Heading3"/>
-      </w:pPr>
-      <w:r>
-        <w:t>Use a fresh case after support</w:t>
-      </w:r>
-    </w:p>
-    <w:p>
-      <w:pPr>
-        <w:spacing w:line="336" w:lineRule="auto" w:after="180"/>
-        <w:shd w:fill="FFF5E6"/>
-      </w:pPr>
-      <w:r>
-        <w:rPr>
-          <w:b w:val="0"/>
-        </w:rPr>
-        <w:t>INDEPENDENCE After support is removed, repeat the proof with a fresh case.</w:t>
-      </w:r>
-    </w:p>
-    <w:p>
-      <w:pPr>
-        <w:pStyle w:val="Heading3"/>
-      </w:pPr>
-      <w:r>
-        <w:t>Make the lab runnable</w:t>
-      </w:r>
-    </w:p>
-    <w:p>
-      <w:pPr>
-        <w:spacing w:line="336" w:lineRule="auto" w:after="180"/>
-      </w:pPr>
-      <w:r>
-        <w:rPr>
-          <w:b w:val="0"/>
-        </w:rPr>
-        <w:t>Use the concrete case as the shared normal case and the independent question as a second case. Each pair creates a boundary or missing-information case and predicts its result before testing.</w:t>
-      </w:r>
-    </w:p>
-    <w:p>
-      <w:pPr>
-        <w:spacing w:line="336" w:lineRule="auto" w:after="180"/>
-      </w:pPr>
-      <w:r>
-        <w:rPr>
-          <w:b w:val="0"/>
-        </w:rPr>
-        <w:t>Keep the expected result separate from an observed mistake.</w:t>
+        <w:pStyle w:val="Heading2"/>
+      </w:pPr>
+      <w:r>
+        <w:t>Keep an inspectable record</w:t>
       </w:r>
     </w:p>
     <w:tbl>
@@ -4268,30 +4003,21 @@
     </w:tbl>
     <w:p>
       <w:pPr>
-        <w:pStyle w:val="Heading3"/>
-      </w:pPr>
-      <w:r>
-        <w:t>Diagnose and reteach</w:t>
-      </w:r>
-    </w:p>
-    <w:p>
-      <w:pPr>
-        <w:pStyle w:val="Heading3"/>
-      </w:pPr>
-      <w:r>
-        <w:t>Find the unsupported claim</w:t>
+        <w:pStyle w:val="Heading2"/>
+      </w:pPr>
+      <w:r>
+        <w:t>Diagnose the first misunderstanding</w:t>
       </w:r>
     </w:p>
     <w:p>
       <w:pPr>
         <w:spacing w:line="336" w:lineRule="auto" w:after="180"/>
-        <w:shd w:fill="F5F1FB"/>
-      </w:pPr>
-      <w:r>
-        <w:rPr>
-          <w:b w:val="0"/>
-        </w:rPr>
-        <w:t>CLAIM TO REPAIR Generating plausible text is the same as retrieving a fact.</w:t>
+      </w:pPr>
+      <w:r>
+        <w:rPr>
+          <w:b w:val="0"/>
+        </w:rPr>
+        <w:t>Retrieving a record proves it is current: Check event and version; N1 is superseded by N2 in this example.</w:t>
       </w:r>
     </w:p>
     <w:p>
@@ -4302,100 +4028,35 @@
         <w:rPr>
           <w:b w:val="0"/>
         </w:rPr>
-        <w:t xml:space="preserve">For guessing, return to given facts and request a </w:t>
+        <w:t>A correct calculator result always answers the task: The expression must include the required reservation and correct units.</w:t>
+      </w:r>
+    </w:p>
+    <w:p>
+      <w:pPr>
+        <w:spacing w:line="336" w:lineRule="auto" w:after="180"/>
+      </w:pPr>
+      <w:r>
+        <w:rPr>
+          <w:b w:val="0"/>
+        </w:rPr>
+        <w:t xml:space="preserve">Fluent </w:t>
       </w:r>
       <w:r>
         <w:rPr>
           <w:b/>
         </w:rPr>
-        <w:t>trace</w:t>
-      </w:r>
-      <w:r>
-        <w:rPr>
-          <w:b w:val="0"/>
-        </w:rPr>
-        <w:t xml:space="preserve">. For vocabulary without application, use one example and one non-example. For arithmetic errors, check the setup before the </w:t>
+        <w:t>generate</w:t>
+      </w:r>
+      <w:r>
+        <w:rPr>
+          <w:b w:val="0"/>
+        </w:rPr>
+        <w:t xml:space="preserve">d details are verified facts: Free snacks and transport need </w:t>
       </w:r>
       <w:r>
         <w:rPr>
           <w:b/>
         </w:rPr>
-        <w:t>calculation</w:t>
-      </w:r>
-      <w:r>
-        <w:rPr>
-          <w:b w:val="0"/>
-        </w:rPr>
-        <w:t>.</w:t>
-      </w:r>
-    </w:p>
-    <w:p>
-      <w:pPr>
-        <w:spacing w:line="336" w:lineRule="auto" w:after="180"/>
-      </w:pPr>
-      <w:r>
-        <w:rPr>
-          <w:b w:val="0"/>
-        </w:rPr>
-        <w:t>Finish with a different uncoached case before recording mastery.</w:t>
-      </w:r>
-    </w:p>
-    <w:p>
-      <w:pPr>
-        <w:pStyle w:val="Heading3"/>
-      </w:pPr>
-      <w:r>
-        <w:t>Address these additional misconceptions</w:t>
-      </w:r>
-    </w:p>
-    <w:p>
-      <w:pPr>
-        <w:spacing w:line="336" w:lineRule="auto" w:after="180"/>
-      </w:pPr>
-      <w:r>
-        <w:rPr>
-          <w:b w:val="0"/>
-        </w:rPr>
-        <w:t>Retrieving a record proves it is current: Check event and version; N1 is superseded by N2 in this example.</w:t>
-      </w:r>
-    </w:p>
-    <w:p>
-      <w:pPr>
-        <w:spacing w:line="336" w:lineRule="auto" w:after="180"/>
-      </w:pPr>
-      <w:r>
-        <w:rPr>
-          <w:b w:val="0"/>
-        </w:rPr>
-        <w:t>A correct calculator result always answers the task: The expression must include the required reservation and correct units.</w:t>
-      </w:r>
-    </w:p>
-    <w:p>
-      <w:pPr>
-        <w:spacing w:line="336" w:lineRule="auto" w:after="180"/>
-      </w:pPr>
-      <w:r>
-        <w:rPr>
-          <w:b w:val="0"/>
-        </w:rPr>
-        <w:t xml:space="preserve">Fluent </w:t>
-      </w:r>
-      <w:r>
-        <w:rPr>
-          <w:b/>
-        </w:rPr>
-        <w:t>generate</w:t>
-      </w:r>
-      <w:r>
-        <w:rPr>
-          <w:b w:val="0"/>
-        </w:rPr>
-        <w:t xml:space="preserve">d details are verified facts: Free snacks and transport need </w:t>
-      </w:r>
-      <w:r>
-        <w:rPr>
-          <w:b/>
-        </w:rPr>
         <w:t>evidence</w:t>
       </w:r>
       <w:r>
@@ -4407,37 +4068,10 @@
     </w:p>
     <w:p>
       <w:pPr>
-        <w:spacing w:line="336" w:lineRule="auto" w:after="180"/>
-      </w:pPr>
-      <w:r>
-        <w:rPr>
-          <w:b w:val="0"/>
-        </w:rPr>
-        <w:t xml:space="preserve">The final sentence reveals the method: Matching </w:t>
-      </w:r>
-      <w:r>
-        <w:rPr>
-          <w:b/>
-        </w:rPr>
-        <w:t>output</w:t>
-      </w:r>
-      <w:r>
-        <w:rPr>
-          <w:b w:val="0"/>
-        </w:rPr>
-        <w:t xml:space="preserve">s do not establish matching operations; inspect records and </w:t>
-      </w:r>
-      <w:r>
-        <w:rPr>
-          <w:b/>
-        </w:rPr>
-        <w:t>trace</w:t>
-      </w:r>
-      <w:r>
-        <w:rPr>
-          <w:b w:val="0"/>
-        </w:rPr>
-        <w:t>s.</w:t>
+        <w:pStyle w:val="Heading2"/>
+      </w:pPr>
+      <w:r>
+        <w:t>Choose support from the response</w:t>
       </w:r>
     </w:p>
     <w:p>
@@ -4596,12 +4230,215 @@
     </w:tbl>
     <w:p>
       <w:pPr>
+        <w:pStyle w:val="Heading2"/>
+      </w:pPr>
+      <w:r>
+        <w:t>Earlier wording, alternatives and picture transcripts · reference / check after trying</w:t>
+      </w:r>
+    </w:p>
+    <w:p>
+      <w:pPr>
         <w:spacing w:line="336" w:lineRule="auto" w:after="180"/>
       </w:pPr>
       <w:r>
         <w:rPr>
           <w:b w:val="0"/>
         </w:rPr>
+        <w:t>Run the weekly evidence lab</w:t>
+      </w:r>
+    </w:p>
+    <w:p>
+      <w:pPr>
+        <w:spacing w:line="336" w:lineRule="auto" w:after="180"/>
+      </w:pPr>
+      <w:r>
+        <w:rPr>
+          <w:b w:val="0"/>
+        </w:rPr>
+        <w:t xml:space="preserve">Predict first, test honestly, and explain what the </w:t>
+      </w:r>
+      <w:r>
+        <w:rPr>
+          <w:b/>
+        </w:rPr>
+        <w:t>evidence</w:t>
+      </w:r>
+      <w:r>
+        <w:rPr>
+          <w:b w:val="0"/>
+        </w:rPr>
+        <w:t xml:space="preserve"> means.</w:t>
+      </w:r>
+    </w:p>
+    <w:p>
+      <w:pPr>
+        <w:spacing w:line="336" w:lineRule="auto" w:after="180"/>
+      </w:pPr>
+      <w:r>
+        <w:rPr>
+          <w:b w:val="0"/>
+        </w:rPr>
+        <w:t xml:space="preserve">State your </w:t>
+      </w:r>
+      <w:r>
+        <w:rPr>
+          <w:b/>
+        </w:rPr>
+        <w:t>prediction</w:t>
+      </w:r>
+      <w:r>
+        <w:rPr>
+          <w:b w:val="0"/>
+        </w:rPr>
+        <w:t xml:space="preserve"> before the result is known.</w:t>
+      </w:r>
+    </w:p>
+    <w:p>
+      <w:pPr>
+        <w:spacing w:line="336" w:lineRule="auto" w:after="180"/>
+      </w:pPr>
+      <w:r>
+        <w:rPr>
+          <w:b w:val="0"/>
+        </w:rPr>
+        <w:t>INDEPENDENCE After support is removed, repeat the proof with a fresh case.</w:t>
+      </w:r>
+    </w:p>
+    <w:p>
+      <w:pPr>
+        <w:pStyle w:val="Heading3"/>
+      </w:pPr>
+      <w:r>
+        <w:t>Make the lab runnable</w:t>
+      </w:r>
+    </w:p>
+    <w:p>
+      <w:pPr>
+        <w:spacing w:line="336" w:lineRule="auto" w:after="180"/>
+      </w:pPr>
+      <w:r>
+        <w:rPr>
+          <w:b w:val="0"/>
+        </w:rPr>
+        <w:t>Use the supplied investigation for shared practice. Keep predictions and observed paper-trace results separate. Reserve Trace a new library workshop for the individual first attempt before feedback; do not use the reserved case as a paired lab task.</w:t>
+      </w:r>
+    </w:p>
+    <w:p>
+      <w:pPr>
+        <w:pStyle w:val="Heading3"/>
+      </w:pPr>
+      <w:r>
+        <w:t>Diagnose and reteach</w:t>
+      </w:r>
+    </w:p>
+    <w:p>
+      <w:pPr>
+        <w:spacing w:line="336" w:lineRule="auto" w:after="180"/>
+      </w:pPr>
+      <w:r>
+        <w:rPr>
+          <w:b w:val="0"/>
+        </w:rPr>
+        <w:t>CLAIM TO REPAIR Generating plausible text is the same as retrieving a fact.</w:t>
+      </w:r>
+    </w:p>
+    <w:p>
+      <w:pPr>
+        <w:spacing w:line="336" w:lineRule="auto" w:after="180"/>
+      </w:pPr>
+      <w:r>
+        <w:rPr>
+          <w:b w:val="0"/>
+        </w:rPr>
+        <w:t xml:space="preserve">For guessing, return to given facts and request a </w:t>
+      </w:r>
+      <w:r>
+        <w:rPr>
+          <w:b/>
+        </w:rPr>
+        <w:t>trace</w:t>
+      </w:r>
+      <w:r>
+        <w:rPr>
+          <w:b w:val="0"/>
+        </w:rPr>
+        <w:t xml:space="preserve">. For vocabulary without application, use one example and one non-example. For arithmetic errors, check the setup before the </w:t>
+      </w:r>
+      <w:r>
+        <w:rPr>
+          <w:b/>
+        </w:rPr>
+        <w:t>calculation</w:t>
+      </w:r>
+      <w:r>
+        <w:rPr>
+          <w:b w:val="0"/>
+        </w:rPr>
+        <w:t>.</w:t>
+      </w:r>
+    </w:p>
+    <w:p>
+      <w:pPr>
+        <w:spacing w:line="336" w:lineRule="auto" w:after="180"/>
+      </w:pPr>
+      <w:r>
+        <w:rPr>
+          <w:b w:val="0"/>
+        </w:rPr>
+        <w:t>Finish with a different uncoached case before recording mastery.</w:t>
+      </w:r>
+    </w:p>
+    <w:p>
+      <w:pPr>
+        <w:pStyle w:val="Heading3"/>
+      </w:pPr>
+      <w:r>
+        <w:t>Address these additional misconceptions</w:t>
+      </w:r>
+    </w:p>
+    <w:p>
+      <w:pPr>
+        <w:spacing w:line="336" w:lineRule="auto" w:after="180"/>
+      </w:pPr>
+      <w:r>
+        <w:rPr>
+          <w:b w:val="0"/>
+        </w:rPr>
+        <w:t xml:space="preserve">The final sentence reveals the method: Matching </w:t>
+      </w:r>
+      <w:r>
+        <w:rPr>
+          <w:b/>
+        </w:rPr>
+        <w:t>output</w:t>
+      </w:r>
+      <w:r>
+        <w:rPr>
+          <w:b w:val="0"/>
+        </w:rPr>
+        <w:t xml:space="preserve">s do not establish matching operations; inspect records and </w:t>
+      </w:r>
+      <w:r>
+        <w:rPr>
+          <w:b/>
+        </w:rPr>
+        <w:t>trace</w:t>
+      </w:r>
+      <w:r>
+        <w:rPr>
+          <w:b w:val="0"/>
+        </w:rPr>
+        <w:t>s.</w:t>
+      </w:r>
+    </w:p>
+    <w:p>
+      <w:pPr>
+        <w:spacing w:line="336" w:lineRule="auto" w:after="180"/>
+      </w:pPr>
+      <w:r>
+        <w:rPr>
+          <w:b w:val="0"/>
+        </w:rPr>
         <w:t>Offer an oral explanation, drawing, enlarged visual or fewer examples when that removes a reading/writing barrier. Keep the same reasoning goal.</w:t>
       </w:r>
     </w:p>
@@ -4621,12 +4458,640 @@
         <w:pStyle w:val="Heading1"/>
       </w:pPr>
       <w:r>
-        <w:t>05. Assess and explain the answers</w:t>
-      </w:r>
-    </w:p>
-    <w:p>
-      <w:r>
-        <w:t>Use the Generate, Retrieve, or Calculate? questions, teacher keys and criteria after the relevant attempts. Previously discussed cases are practice; protect the separately selected independent task.</w:t>
+        <w:t>05. Assess the selected new case</w:t>
+      </w:r>
+    </w:p>
+    <w:p>
+      <w:r>
+        <w:t>Keep this key until after the first attempt; accept valid alternatives with defensible reasoning.</w:t>
+      </w:r>
+    </w:p>
+    <w:p>
+      <w:pPr>
+        <w:pStyle w:val="Heading2"/>
+      </w:pPr>
+      <w:r>
+        <w:t>Selected independent question and key</w:t>
+      </w:r>
+    </w:p>
+    <w:p>
+      <w:pPr>
+        <w:spacing w:line="336" w:lineRule="auto" w:after="180"/>
+      </w:pPr>
+      <w:r>
+        <w:rPr>
+          <w:b w:val="0"/>
+        </w:rPr>
+        <w:t>Selected case: Current fictional record B lists a library workshop on Friday in Room 5: five tables with six places each, with four places reserved for helpers. B replaces old record A, which lists Room 3.</w:t>
+      </w:r>
+    </w:p>
+    <w:p>
+      <w:pPr>
+        <w:spacing w:line="336" w:lineRule="auto" w:after="180"/>
+      </w:pPr>
+      <w:r>
+        <w:rPr>
+          <w:b w:val="0"/>
+        </w:rPr>
+        <w:t xml:space="preserve">A draft says “Thursday in Room 3, with 30 places remaining and a free bus home.” </w:t>
+      </w:r>
+      <w:r>
+        <w:rPr>
+          <w:b/>
+        </w:rPr>
+        <w:t>Retrieve</w:t>
+      </w:r>
+      <w:r>
+        <w:rPr>
+          <w:b w:val="0"/>
+        </w:rPr>
+        <w:t xml:space="preserve"> the current day and room, </w:t>
+      </w:r>
+      <w:r>
+        <w:rPr>
+          <w:b/>
+        </w:rPr>
+        <w:t>calculate</w:t>
+      </w:r>
+      <w:r>
+        <w:rPr>
+          <w:b w:val="0"/>
+        </w:rPr>
+        <w:t xml:space="preserve"> the non-helper places, write a corrected factual sentence and identify the detail that cannot be supported by B.</w:t>
+      </w:r>
+    </w:p>
+    <w:p>
+      <w:pPr>
+        <w:spacing w:line="336" w:lineRule="auto" w:after="180"/>
+      </w:pPr>
+      <w:r>
+        <w:rPr>
+          <w:b/>
+        </w:rPr>
+        <w:t>Retrieve</w:t>
+      </w:r>
+      <w:r>
+        <w:rPr>
+          <w:b w:val="0"/>
+        </w:rPr>
+        <w:t xml:space="preserve"> Friday and Room 5 from B. </w:t>
+      </w:r>
+      <w:r>
+        <w:rPr>
+          <w:b/>
+        </w:rPr>
+        <w:t>Calculate</w:t>
+      </w:r>
+      <w:r>
+        <w:rPr>
+          <w:b w:val="0"/>
+        </w:rPr>
+        <w:t xml:space="preserve"> 5 × 6 − 4 = 26 non-helper places. A suitable sentence is: The workshop is Friday in Room 5 with 26 places after the helper reservation, according to B and the capacity </w:t>
+      </w:r>
+      <w:r>
+        <w:rPr>
+          <w:b/>
+        </w:rPr>
+        <w:t>calculation</w:t>
+      </w:r>
+      <w:r>
+        <w:rPr>
+          <w:b w:val="0"/>
+        </w:rPr>
+        <w:t>.</w:t>
+      </w:r>
+    </w:p>
+    <w:p>
+      <w:pPr>
+        <w:spacing w:line="336" w:lineRule="auto" w:after="180"/>
+      </w:pPr>
+      <w:r>
+        <w:rPr>
+          <w:b w:val="0"/>
+        </w:rPr>
+        <w:t>The free bus is unsupported and must be removed or verified separately. The draft’s 30 is total capacity before reservation.</w:t>
+      </w:r>
+    </w:p>
+    <w:p>
+      <w:pPr>
+        <w:pStyle w:val="Heading2"/>
+      </w:pPr>
+      <w:r>
+        <w:t>Judge explanation, trace and limits</w:t>
+      </w:r>
+    </w:p>
+    <w:tbl>
+      <w:tblPr>
+        <w:tblStyle w:val="LightShading-Accent1"/>
+        <w:tblW w:type="auto" w:w="0"/>
+        <w:tblLook w:firstColumn="1" w:firstRow="1" w:lastColumn="0" w:lastRow="0" w:noHBand="0" w:noVBand="1" w:val="04A0"/>
+      </w:tblPr>
+      <w:tblGrid>
+        <w:gridCol w:w="5112"/>
+        <w:gridCol w:w="5112"/>
+      </w:tblGrid>
+      <w:tr>
+        <w:trPr>
+          <w:tblHeader/>
+        </w:trPr>
+        <w:tc>
+          <w:tcPr>
+            <w:tcW w:type="dxa" w:w="5112"/>
+          </w:tcPr>
+          <w:p>
+            <w:r>
+              <w:t>Dimension</w:t>
+            </w:r>
+          </w:p>
+        </w:tc>
+        <w:tc>
+          <w:tcPr>
+            <w:tcW w:type="dxa" w:w="5112"/>
+          </w:tcPr>
+          <w:p>
+            <w:r>
+              <w:t>Evidence required</w:t>
+            </w:r>
+          </w:p>
+        </w:tc>
+      </w:tr>
+      <w:tr>
+        <w:tc>
+          <w:tcPr>
+            <w:tcW w:type="dxa" w:w="5112"/>
+          </w:tcPr>
+          <w:p>
+            <w:r>
+              <w:t>Explanation</w:t>
+            </w:r>
+          </w:p>
+        </w:tc>
+        <w:tc>
+          <w:tcPr>
+            <w:tcW w:type="dxa" w:w="5112"/>
+          </w:tcPr>
+          <w:p>
+            <w:r>
+              <w:t>Names the applicable idea or procedure and ties it to the supplied facts.</w:t>
+            </w:r>
+          </w:p>
+        </w:tc>
+      </w:tr>
+      <w:tr>
+        <w:tc>
+          <w:tcPr>
+            <w:tcW w:type="dxa" w:w="5112"/>
+          </w:tcPr>
+          <w:p>
+            <w:r>
+              <w:t>Trace and result</w:t>
+            </w:r>
+          </w:p>
+        </w:tc>
+        <w:tc>
+          <w:tcPr>
+            <w:tcW w:type="dxa" w:w="5112"/>
+          </w:tcPr>
+          <w:p>
+            <w:r>
+              <w:t>Preserves the given inputs and shows the relevant intermediate steps; distinguishes a prediction from an observed execution.</w:t>
+            </w:r>
+          </w:p>
+        </w:tc>
+      </w:tr>
+      <w:tr>
+        <w:tc>
+          <w:tcPr>
+            <w:tcW w:type="dxa" w:w="5112"/>
+          </w:tcPr>
+          <w:p>
+            <w:r>
+              <w:t>Limits</w:t>
+            </w:r>
+          </w:p>
+        </w:tc>
+        <w:tc>
+          <w:tcPr>
+            <w:tcW w:type="dxa" w:w="5112"/>
+          </w:tcPr>
+          <w:p>
+            <w:r>
+              <w:t>States the assumptions, missing evidence or conditions under which the result would change.</w:t>
+            </w:r>
+          </w:p>
+        </w:tc>
+      </w:tr>
+    </w:tbl>
+    <w:p>
+      <w:pPr>
+        <w:spacing w:line="336" w:lineRule="auto" w:after="180"/>
+      </w:pPr>
+      <w:r>
+        <w:rPr>
+          <w:b w:val="0"/>
+        </w:rPr>
+        <w:t xml:space="preserve">Record each dimension as not yet, with support, or independent. Accept a valid alternative procedure with a defensible </w:t>
+      </w:r>
+      <w:r>
+        <w:rPr>
+          <w:b/>
+        </w:rPr>
+        <w:t>trace</w:t>
+      </w:r>
+      <w:r>
+        <w:rPr>
+          <w:b w:val="0"/>
+        </w:rPr>
+        <w:t>.</w:t>
+      </w:r>
+    </w:p>
+    <w:p>
+      <w:pPr>
+        <w:spacing w:line="336" w:lineRule="auto" w:after="180"/>
+      </w:pPr>
+      <w:r>
+        <w:rPr>
+          <w:b w:val="0"/>
+        </w:rPr>
+        <w:t xml:space="preserve">Do not penalise an honestly recorded model failure if the learner correctly explains its </w:t>
+      </w:r>
+      <w:r>
+        <w:rPr>
+          <w:b/>
+        </w:rPr>
+        <w:t>evidence</w:t>
+      </w:r>
+      <w:r>
+        <w:rPr>
+          <w:b w:val="0"/>
+        </w:rPr>
+        <w:t xml:space="preserve"> and limits.</w:t>
+      </w:r>
+    </w:p>
+    <w:p>
+      <w:pPr>
+        <w:pStyle w:val="Heading2"/>
+      </w:pPr>
+      <w:r>
+        <w:t>Give one usable repair action</w:t>
+      </w:r>
+    </w:p>
+    <w:p>
+      <w:pPr>
+        <w:spacing w:line="336" w:lineRule="auto" w:after="180"/>
+      </w:pPr>
+      <w:r>
+        <w:rPr>
+          <w:b w:val="0"/>
+        </w:rPr>
+        <w:t>Name the earliest unsupported step and give one action to repair it. Have the learner make that repair now and explain why. Then assess the relevant skill on a fresh, fully specified case.</w:t>
+      </w:r>
+    </w:p>
+    <w:p>
+      <w:pPr>
+        <w:spacing w:line="336" w:lineRule="auto" w:after="180"/>
+      </w:pPr>
+      <w:r>
+        <w:rPr>
+          <w:b w:val="0"/>
+        </w:rPr>
+        <w:t>Confirm it was not previously practised with feedback; solve and check the new case before assigning it. A follow-up design prompt is a starting brief, not automatically an equivalent test.</w:t>
+      </w:r>
+    </w:p>
+    <w:p>
+      <w:pPr>
+        <w:pStyle w:val="Heading2"/>
+      </w:pPr>
+      <w:r>
+        <w:t>W1 Name the operation and its evidence</w:t>
+      </w:r>
+    </w:p>
+    <w:p>
+      <w:pPr>
+        <w:spacing w:line="336" w:lineRule="auto" w:after="180"/>
+      </w:pPr>
+      <w:r>
+        <w:rPr>
+          <w:b w:val="0"/>
+        </w:rPr>
+        <w:t>For each task name the main operation and a suitable check: find the room listed in N2; work out six tables of four places minus three reserved places; suggest an inviting title for the event.</w:t>
+      </w:r>
+    </w:p>
+    <w:p>
+      <w:pPr>
+        <w:spacing w:line="336" w:lineRule="auto" w:after="180"/>
+      </w:pPr>
+      <w:r>
+        <w:rPr>
+          <w:b w:val="0"/>
+        </w:rPr>
+        <w:t>Can an application combine these operations?</w:t>
+      </w:r>
+    </w:p>
+    <w:p>
+      <w:pPr>
+        <w:spacing w:line="336" w:lineRule="auto" w:after="180"/>
+      </w:pPr>
+      <w:r>
+        <w:rPr>
+          <w:b w:val="0"/>
+        </w:rPr>
+        <w:t xml:space="preserve">Room: </w:t>
+      </w:r>
+      <w:r>
+        <w:rPr>
+          <w:b/>
+        </w:rPr>
+        <w:t>retrieval</w:t>
+      </w:r>
+      <w:r>
+        <w:rPr>
+          <w:b w:val="0"/>
+        </w:rPr>
+        <w:t xml:space="preserve">, checked against the right source N2 and event. Remaining places: </w:t>
+      </w:r>
+      <w:r>
+        <w:rPr>
+          <w:b/>
+        </w:rPr>
+        <w:t>calculation</w:t>
+      </w:r>
+      <w:r>
+        <w:rPr>
+          <w:b w:val="0"/>
+        </w:rPr>
+        <w:t xml:space="preserve">, checked as 6 × 4 − 3 = 21 with correct </w:t>
+      </w:r>
+      <w:r>
+        <w:rPr>
+          <w:b/>
+        </w:rPr>
+        <w:t>input</w:t>
+      </w:r>
+      <w:r>
+        <w:rPr>
+          <w:b w:val="0"/>
+        </w:rPr>
+        <w:t xml:space="preserve">s. Title: </w:t>
+      </w:r>
+      <w:r>
+        <w:rPr>
+          <w:b/>
+        </w:rPr>
+        <w:t>generation</w:t>
+      </w:r>
+      <w:r>
+        <w:rPr>
+          <w:b w:val="0"/>
+        </w:rPr>
+        <w:t>, checked for the requested style and unsupported factual details.</w:t>
+      </w:r>
+    </w:p>
+    <w:p>
+      <w:pPr>
+        <w:spacing w:line="336" w:lineRule="auto" w:after="180"/>
+      </w:pPr>
+      <w:r>
+        <w:rPr>
+          <w:b w:val="0"/>
+        </w:rPr>
+        <w:t>An application can combine them; the labels describe operations rather than exclusive types of application.</w:t>
+      </w:r>
+    </w:p>
+    <w:p>
+      <w:pPr>
+        <w:pStyle w:val="Heading2"/>
+      </w:pPr>
+      <w:r>
+        <w:t>W2 Separate a correct sum from a correct answer</w:t>
+      </w:r>
+    </w:p>
+    <w:p>
+      <w:pPr>
+        <w:spacing w:line="336" w:lineRule="auto" w:after="180"/>
+      </w:pPr>
+      <w:r>
+        <w:rPr>
+          <w:b w:val="0"/>
+        </w:rPr>
+        <w:t>A calculator correctly returns 24 for 6 × 4. A pupil reports this as the number of non-helper places available. Explain the problem and write the correct expression, result and meaning.</w:t>
+      </w:r>
+    </w:p>
+    <w:p>
+      <w:pPr>
+        <w:spacing w:line="336" w:lineRule="auto" w:after="180"/>
+      </w:pPr>
+      <w:r>
+        <w:rPr>
+          <w:b w:val="0"/>
+        </w:rPr>
+        <w:t>24 is total capacity before the three helper places are reserved. The requested remaining count is 6 × 4 − 3 = 21 non-helper places.</w:t>
+      </w:r>
+    </w:p>
+    <w:p>
+      <w:pPr>
+        <w:spacing w:line="336" w:lineRule="auto" w:after="180"/>
+      </w:pPr>
+      <w:r>
+        <w:rPr>
+          <w:b w:val="0"/>
+        </w:rPr>
+        <w:t>The calculator can execute the supplied expression correctly while that expression omits a required step.</w:t>
+      </w:r>
+    </w:p>
+    <w:p>
+      <w:pPr>
+        <w:pStyle w:val="Heading2"/>
+      </w:pPr>
+      <w:r>
+        <w:t>W3 Inspect a record and a draft</w:t>
+      </w:r>
+    </w:p>
+    <w:p>
+      <w:pPr>
+        <w:spacing w:line="336" w:lineRule="auto" w:after="180"/>
+      </w:pPr>
+      <w:r>
+        <w:rPr>
+          <w:b w:val="0"/>
+        </w:rPr>
+        <w:t>N1 lists Room 2. N2 explicitly replaces N1 for this event and lists Wednesday in Room 4. A draft says Thursday in Room 2 with free snacks. Identify the supported corrections and the unsupported detail.</w:t>
+      </w:r>
+    </w:p>
+    <w:p>
+      <w:pPr>
+        <w:spacing w:line="336" w:lineRule="auto" w:after="180"/>
+      </w:pPr>
+      <w:r>
+        <w:rPr>
+          <w:b w:val="0"/>
+        </w:rPr>
+        <w:t>Explain why finding N1 successfully would not settle the current-room question.</w:t>
+      </w:r>
+    </w:p>
+    <w:p>
+      <w:pPr>
+        <w:spacing w:line="336" w:lineRule="auto" w:after="180"/>
+      </w:pPr>
+      <w:r>
+        <w:rPr>
+          <w:b w:val="0"/>
+        </w:rPr>
+        <w:t>Use Wednesday and Room 4 from N2. Free snacks are unsupported and should be removed or verified with a suitable source.</w:t>
+      </w:r>
+    </w:p>
+    <w:p>
+      <w:pPr>
+        <w:spacing w:line="336" w:lineRule="auto" w:after="180"/>
+      </w:pPr>
+      <w:r>
+        <w:rPr>
+          <w:b w:val="0"/>
+        </w:rPr>
+        <w:t>N1 is an existing record but is superseded for this event, so retrieving it does not establish the current room.</w:t>
+      </w:r>
+    </w:p>
+    <w:p>
+      <w:pPr>
+        <w:pStyle w:val="Heading2"/>
+      </w:pPr>
+      <w:r>
+        <w:t>W5 Do not infer a method from its output</w:t>
+      </w:r>
+    </w:p>
+    <w:p>
+      <w:pPr>
+        <w:spacing w:line="336" w:lineRule="auto" w:after="180"/>
+      </w:pPr>
+      <w:r>
+        <w:rPr>
+          <w:b w:val="0"/>
+        </w:rPr>
+        <w:t xml:space="preserve">Two applications both display “26 places remain.” Only one provides record B and a </w:t>
+      </w:r>
+      <w:r>
+        <w:rPr>
+          <w:b/>
+        </w:rPr>
+        <w:t>trace</w:t>
+      </w:r>
+      <w:r>
+        <w:rPr>
+          <w:b w:val="0"/>
+        </w:rPr>
+        <w:t xml:space="preserve"> showing 5 × 6 − 4. What can and cannot be concluded from their matching sentences?</w:t>
+      </w:r>
+    </w:p>
+    <w:p>
+      <w:pPr>
+        <w:spacing w:line="336" w:lineRule="auto" w:after="180"/>
+      </w:pPr>
+      <w:r>
+        <w:rPr>
+          <w:b w:val="0"/>
+        </w:rPr>
+        <w:t>Describe how you would check the numerical claim without relying on either application’s assurance.</w:t>
+      </w:r>
+    </w:p>
+    <w:p>
+      <w:pPr>
+        <w:spacing w:line="336" w:lineRule="auto" w:after="180"/>
+      </w:pPr>
+      <w:r>
+        <w:rPr>
+          <w:b w:val="0"/>
+        </w:rPr>
+        <w:t xml:space="preserve">The visible numerical </w:t>
+      </w:r>
+      <w:r>
+        <w:rPr>
+          <w:b/>
+        </w:rPr>
+        <w:t>output</w:t>
+      </w:r>
+      <w:r>
+        <w:rPr>
+          <w:b w:val="0"/>
+        </w:rPr>
+        <w:t xml:space="preserve">s match, but that alone does not reveal the second application’s method or prove that either checked the right task. Inspect current B, confirm the </w:t>
+      </w:r>
+      <w:r>
+        <w:rPr>
+          <w:b/>
+        </w:rPr>
+        <w:t>input</w:t>
+      </w:r>
+      <w:r>
+        <w:rPr>
+          <w:b w:val="0"/>
+        </w:rPr>
+        <w:t xml:space="preserve">s and independently </w:t>
+      </w:r>
+      <w:r>
+        <w:rPr>
+          <w:b/>
+        </w:rPr>
+        <w:t>calculate</w:t>
+      </w:r>
+      <w:r>
+        <w:rPr>
+          <w:b w:val="0"/>
+        </w:rPr>
+        <w:t xml:space="preserve"> 5 × 6 − 4 = 26.</w:t>
+      </w:r>
+    </w:p>
+    <w:p>
+      <w:pPr>
+        <w:spacing w:line="336" w:lineRule="auto" w:after="180"/>
+      </w:pPr>
+      <w:r>
+        <w:rPr>
+          <w:b w:val="0"/>
+        </w:rPr>
+        <w:t xml:space="preserve">The first </w:t>
+      </w:r>
+      <w:r>
+        <w:rPr>
+          <w:b/>
+        </w:rPr>
+        <w:t>trace</w:t>
+      </w:r>
+      <w:r>
+        <w:rPr>
+          <w:b w:val="0"/>
+        </w:rPr>
+        <w:t xml:space="preserve"> supports inspection; a verbal assurance of checking is not equivalent to inspectable </w:t>
+      </w:r>
+      <w:r>
+        <w:rPr>
+          <w:b/>
+        </w:rPr>
+        <w:t>evidence</w:t>
+      </w:r>
+      <w:r>
+        <w:rPr>
+          <w:b w:val="0"/>
+        </w:rPr>
+        <w:t>.</w:t>
+      </w:r>
+    </w:p>
+    <w:p>
+      <w:pPr>
+        <w:pStyle w:val="Heading2"/>
+      </w:pPr>
+      <w:r>
+        <w:t>Earlier wording, alternatives and picture transcripts · reference / check after trying</w:t>
+      </w:r>
+    </w:p>
+    <w:p>
+      <w:pPr>
+        <w:spacing w:line="336" w:lineRule="auto" w:after="180"/>
+      </w:pPr>
+      <w:r>
+        <w:rPr>
+          <w:b w:val="0"/>
+        </w:rPr>
+        <w:t>Assess and explain the answers</w:t>
       </w:r>
     </w:p>
     <w:p>
@@ -4639,64 +5104,74 @@
     </w:p>
     <w:p>
       <w:pPr>
+        <w:spacing w:line="336" w:lineRule="auto" w:after="180"/>
+      </w:pPr>
+      <w:r>
+        <w:rPr>
+          <w:b/>
+        </w:rPr>
+        <w:t>Generate</w:t>
+      </w:r>
+      <w:r>
+        <w:rPr>
+          <w:b w:val="0"/>
+        </w:rPr>
+        <w:t xml:space="preserve"> the poem, </w:t>
+      </w:r>
+      <w:r>
+        <w:rPr>
+          <w:b/>
+        </w:rPr>
+        <w:t>calculate</w:t>
+      </w:r>
+      <w:r>
+        <w:rPr>
+          <w:b w:val="0"/>
+        </w:rPr>
+        <w:t xml:space="preserve"> 25, </w:t>
+      </w:r>
+      <w:r>
+        <w:rPr>
+          <w:b/>
+        </w:rPr>
+        <w:t>retrieve</w:t>
+      </w:r>
+      <w:r>
+        <w:rPr>
+          <w:b w:val="0"/>
+        </w:rPr>
+        <w:t xml:space="preserve"> the actual passage. Inventing a fluent passage is not </w:t>
+      </w:r>
+      <w:r>
+        <w:rPr>
+          <w:b/>
+        </w:rPr>
+        <w:t>retrieval</w:t>
+      </w:r>
+      <w:r>
+        <w:rPr>
+          <w:b w:val="0"/>
+        </w:rPr>
+        <w:t>.</w:t>
+      </w:r>
+    </w:p>
+    <w:p>
+      <w:pPr>
         <w:pStyle w:val="Heading3"/>
       </w:pPr>
       <w:r>
-        <w:t>Teacher key · Worked case answer</w:t>
+        <w:t>Additional transfer practice question</w:t>
       </w:r>
     </w:p>
     <w:p>
       <w:pPr>
         <w:spacing w:line="336" w:lineRule="auto" w:after="180"/>
-        <w:shd w:fill="F1F6FC"/>
-      </w:pPr>
-      <w:r>
-        <w:rPr>
-          <w:b/>
-        </w:rPr>
-        <w:t>Generate</w:t>
-      </w:r>
-      <w:r>
-        <w:rPr>
-          <w:b w:val="0"/>
-        </w:rPr>
-        <w:t xml:space="preserve"> the poem, </w:t>
-      </w:r>
-      <w:r>
-        <w:rPr>
-          <w:b/>
-        </w:rPr>
-        <w:t>calculate</w:t>
-      </w:r>
-      <w:r>
-        <w:rPr>
-          <w:b w:val="0"/>
-        </w:rPr>
-        <w:t xml:space="preserve"> 25, </w:t>
-      </w:r>
-      <w:r>
-        <w:rPr>
-          <w:b/>
-        </w:rPr>
-        <w:t>retrieve</w:t>
-      </w:r>
-      <w:r>
-        <w:rPr>
-          <w:b w:val="0"/>
-        </w:rPr>
-        <w:t xml:space="preserve"> the actual passage. Inventing a fluent passage is not </w:t>
-      </w:r>
-      <w:r>
-        <w:rPr>
-          <w:b/>
-        </w:rPr>
-        <w:t>retrieval</w:t>
-      </w:r>
-      <w:r>
-        <w:rPr>
-          <w:b w:val="0"/>
-        </w:rPr>
-        <w:t>.</w:t>
+      </w:pPr>
+      <w:r>
+        <w:rPr>
+          <w:b w:val="0"/>
+        </w:rPr>
+        <w:t>Choose a method for each task: invent a dragon story; find the library's posted hours; compute 7 plus 5. Explain why the methods differ.</w:t>
       </w:r>
     </w:p>
     <w:p>
@@ -4704,49 +5179,12 @@
         <w:pStyle w:val="Heading3"/>
       </w:pPr>
       <w:r>
-        <w:t>Independent question</w:t>
-      </w:r>
-    </w:p>
-    <w:p>
-      <w:pPr>
-        <w:pStyle w:val="Heading3"/>
-      </w:pPr>
-      <w:r>
-        <w:t>Independent question · withhold the key</w:t>
+        <w:t>Reasoned practice answer</w:t>
       </w:r>
     </w:p>
     <w:p>
       <w:pPr>
         <w:spacing w:line="336" w:lineRule="auto" w:after="180"/>
-        <w:shd w:fill="F5F1FB"/>
-      </w:pPr>
-      <w:r>
-        <w:rPr>
-          <w:b w:val="0"/>
-        </w:rPr>
-        <w:t>Choose a method for each task: invent a dragon story; find the library's posted hours; compute 7 plus 5. Explain why the methods differ.</w:t>
-      </w:r>
-    </w:p>
-    <w:p>
-      <w:pPr>
-        <w:pStyle w:val="Heading3"/>
-      </w:pPr>
-      <w:r>
-        <w:t>Expected independent answer</w:t>
-      </w:r>
-    </w:p>
-    <w:p>
-      <w:pPr>
-        <w:pStyle w:val="Heading3"/>
-      </w:pPr>
-      <w:r>
-        <w:t>Teacher key · Expected independent answer</w:t>
-      </w:r>
-    </w:p>
-    <w:p>
-      <w:pPr>
-        <w:spacing w:line="336" w:lineRule="auto" w:after="180"/>
-        <w:shd w:fill="F1F6FC"/>
       </w:pPr>
       <w:r>
         <w:rPr>
@@ -5094,40 +5532,280 @@
     </w:p>
     <w:p>
       <w:pPr>
+        <w:spacing w:line="336" w:lineRule="auto" w:after="180"/>
+      </w:pPr>
+      <w:r>
+        <w:rPr>
+          <w:b/>
+        </w:rPr>
+        <w:t>Generate</w:t>
+      </w:r>
+      <w:r>
+        <w:rPr>
+          <w:b w:val="0"/>
+        </w:rPr>
+        <w:t xml:space="preserve"> a motto and inspect suitability; </w:t>
+      </w:r>
+      <w:r>
+        <w:rPr>
+          <w:b/>
+        </w:rPr>
+        <w:t>retrieve</w:t>
+      </w:r>
+      <w:r>
+        <w:rPr>
+          <w:b w:val="0"/>
+        </w:rPr>
+        <w:t xml:space="preserve"> and cite the actual handbook passage for the meeting point; </w:t>
+      </w:r>
+      <w:r>
+        <w:rPr>
+          <w:b/>
+        </w:rPr>
+        <w:t>calculate</w:t>
+      </w:r>
+      <w:r>
+        <w:rPr>
+          <w:b w:val="0"/>
+        </w:rPr>
+        <w:t xml:space="preserve"> 84/7=12 stickers each and check 12×7=84. All need task-appropriate checks.</w:t>
+      </w:r>
+    </w:p>
+    <w:p>
+      <w:pPr>
+        <w:spacing w:line="336" w:lineRule="auto" w:after="180"/>
+      </w:pPr>
+      <w:r>
+        <w:rPr>
+          <w:b w:val="0"/>
+        </w:rPr>
+        <w:t>A fluent invented location cannot substitute for the handbook.</w:t>
+      </w:r>
+    </w:p>
+    <w:p>
+      <w:pPr>
         <w:pStyle w:val="Heading3"/>
       </w:pPr>
       <w:r>
-        <w:t>Teacher key · Original transfer answer</w:t>
+        <w:t>Explanations for the additional workbook examples</w:t>
+      </w:r>
+    </w:p>
+    <w:p>
+      <w:pPr>
+        <w:pStyle w:val="Heading3"/>
+      </w:pPr>
+      <w:r>
+        <w:t>W1 Name the operation and its evidence</w:t>
+      </w:r>
+    </w:p>
+    <w:p>
+      <w:pPr>
+        <w:pStyle w:val="Heading3"/>
+      </w:pPr>
+      <w:r>
+        <w:t>W2 Separate a correct sum from a correct answer</w:t>
+      </w:r>
+    </w:p>
+    <w:p>
+      <w:pPr>
+        <w:pStyle w:val="Heading3"/>
+      </w:pPr>
+      <w:r>
+        <w:t>W3 Inspect a record and a draft</w:t>
+      </w:r>
+    </w:p>
+    <w:p>
+      <w:pPr>
+        <w:pStyle w:val="Heading3"/>
+      </w:pPr>
+      <w:r>
+        <w:t>W4 Trace a new library workshop</w:t>
       </w:r>
     </w:p>
     <w:p>
       <w:pPr>
         <w:spacing w:line="336" w:lineRule="auto" w:after="180"/>
-        <w:shd w:fill="F1F6FC"/>
-      </w:pPr>
+      </w:pPr>
+      <w:r>
+        <w:rPr>
+          <w:b w:val="0"/>
+        </w:rPr>
+        <w:t>Current fictional record B lists a library workshop on Friday in Room 5: five tables with six places each, with four places reserved for helpers. B replaces old record A, which lists Room 3.</w:t>
+      </w:r>
+    </w:p>
+    <w:p>
+      <w:pPr>
+        <w:spacing w:line="336" w:lineRule="auto" w:after="180"/>
+      </w:pPr>
+      <w:r>
+        <w:rPr>
+          <w:b w:val="0"/>
+        </w:rPr>
+        <w:t xml:space="preserve">A draft says “Thursday in Room 3, with 30 places remaining and a free bus home.” </w:t>
+      </w:r>
       <w:r>
         <w:rPr>
           <w:b/>
         </w:rPr>
-        <w:t>Generate</w:t>
-      </w:r>
-      <w:r>
-        <w:rPr>
-          <w:b w:val="0"/>
-        </w:rPr>
-        <w:t xml:space="preserve"> a motto and inspect suitability; </w:t>
+        <w:t>Retrieve</w:t>
+      </w:r>
+      <w:r>
+        <w:rPr>
+          <w:b w:val="0"/>
+        </w:rPr>
+        <w:t xml:space="preserve"> the current day and room, </w:t>
       </w:r>
       <w:r>
         <w:rPr>
           <w:b/>
         </w:rPr>
+        <w:t>calculate</w:t>
+      </w:r>
+      <w:r>
+        <w:rPr>
+          <w:b w:val="0"/>
+        </w:rPr>
+        <w:t xml:space="preserve"> the non-helper places, write a corrected factual sentence and identify the detail that cannot be supported by B.</w:t>
+      </w:r>
+    </w:p>
+    <w:p>
+      <w:pPr>
+        <w:spacing w:line="336" w:lineRule="auto" w:after="180"/>
+      </w:pPr>
+      <w:r>
+        <w:rPr>
+          <w:b/>
+        </w:rPr>
+        <w:t>Retrieve</w:t>
+      </w:r>
+      <w:r>
+        <w:rPr>
+          <w:b w:val="0"/>
+        </w:rPr>
+        <w:t xml:space="preserve"> Friday and Room 5 from B. </w:t>
+      </w:r>
+      <w:r>
+        <w:rPr>
+          <w:b/>
+        </w:rPr>
+        <w:t>Calculate</w:t>
+      </w:r>
+      <w:r>
+        <w:rPr>
+          <w:b w:val="0"/>
+        </w:rPr>
+        <w:t xml:space="preserve"> 5 × 6 − 4 = 26 non-helper places. A suitable sentence is: The workshop is Friday in Room 5 with 26 places after the helper reservation, according to B and the capacity </w:t>
+      </w:r>
+      <w:r>
+        <w:rPr>
+          <w:b/>
+        </w:rPr>
+        <w:t>calculation</w:t>
+      </w:r>
+      <w:r>
+        <w:rPr>
+          <w:b w:val="0"/>
+        </w:rPr>
+        <w:t>.</w:t>
+      </w:r>
+    </w:p>
+    <w:p>
+      <w:pPr>
+        <w:spacing w:line="336" w:lineRule="auto" w:after="180"/>
+      </w:pPr>
+      <w:r>
+        <w:rPr>
+          <w:b w:val="0"/>
+        </w:rPr>
+        <w:t>The free bus is unsupported and must be removed or verified separately. The draft’s 30 is total capacity before reservation.</w:t>
+      </w:r>
+    </w:p>
+    <w:p>
+      <w:pPr>
+        <w:pStyle w:val="Heading3"/>
+      </w:pPr>
+      <w:r>
+        <w:t>W5 Do not infer a method from its output</w:t>
+      </w:r>
+    </w:p>
+    <w:p>
+      <w:pPr>
+        <w:pStyle w:val="Heading3"/>
+      </w:pPr>
+      <w:r>
+        <w:t>Assess independent transfer</w:t>
+      </w:r>
+    </w:p>
+    <w:p>
+      <w:pPr>
+        <w:pStyle w:val="Heading3"/>
+      </w:pPr>
+      <w:r>
+        <w:t>Selected case answer</w:t>
+      </w:r>
+    </w:p>
+    <w:p>
+      <w:pPr>
+        <w:pStyle w:val="Heading3"/>
+      </w:pPr>
+      <w:r>
+        <w:t>Feedback that the learner uses</w:t>
+      </w:r>
+    </w:p>
+    <w:p>
+      <w:pPr>
+        <w:pStyle w:val="Heading1"/>
+      </w:pPr>
+      <w:r>
+        <w:t>06. Connect, adapt and return</w:t>
+      </w:r>
+    </w:p>
+    <w:p>
+      <w:r>
+        <w:t>Retain the project evidence and revisit the reasoning on a changed case.</w:t>
+      </w:r>
+    </w:p>
+    <w:p>
+      <w:pPr>
+        <w:pStyle w:val="Heading2"/>
+      </w:pPr>
+      <w:r>
+        <w:t>Project evidence to keep</w:t>
+      </w:r>
+    </w:p>
+    <w:p>
+      <w:pPr>
+        <w:spacing w:line="336" w:lineRule="auto" w:after="180"/>
+      </w:pPr>
+      <w:r>
+        <w:rPr>
+          <w:b w:val="0"/>
+        </w:rPr>
+        <w:t xml:space="preserve">Label every sorter component as </w:t>
+      </w:r>
+      <w:r>
+        <w:rPr>
+          <w:b/>
+        </w:rPr>
+        <w:t>generate</w:t>
+      </w:r>
+      <w:r>
+        <w:rPr>
+          <w:b w:val="0"/>
+        </w:rPr>
+        <w:t xml:space="preserve">, </w:t>
+      </w:r>
+      <w:r>
+        <w:rPr>
+          <w:b/>
+        </w:rPr>
         <w:t>retrieve</w:t>
       </w:r>
       <w:r>
         <w:rPr>
           <w:b w:val="0"/>
         </w:rPr>
-        <w:t xml:space="preserve"> and cite the actual handbook passage for the meeting point; </w:t>
+        <w:t xml:space="preserve">, </w:t>
       </w:r>
       <w:r>
         <w:rPr>
@@ -5139,387 +5817,217 @@
         <w:rPr>
           <w:b w:val="0"/>
         </w:rPr>
-        <w:t xml:space="preserve"> 84/7=12 stickers each and check 12×7=84. All need task-appropriate checks.</w:t>
+        <w:t xml:space="preserve">, fixed rule, learned </w:t>
+      </w:r>
+      <w:r>
+        <w:rPr>
+          <w:b/>
+        </w:rPr>
+        <w:t>prediction</w:t>
+      </w:r>
+      <w:r>
+        <w:rPr>
+          <w:b w:val="0"/>
+        </w:rPr>
+        <w:t xml:space="preserve">, or </w:t>
+      </w:r>
+      <w:r>
+        <w:rPr>
+          <w:b/>
+        </w:rPr>
+        <w:t>human decision</w:t>
+      </w:r>
+      <w:r>
+        <w:rPr>
+          <w:b w:val="0"/>
+        </w:rPr>
+        <w:t>.</w:t>
       </w:r>
     </w:p>
     <w:p>
       <w:pPr>
         <w:spacing w:line="336" w:lineRule="auto" w:after="180"/>
-        <w:shd w:fill="F1F6FC"/>
-      </w:pPr>
-      <w:r>
-        <w:rPr>
-          <w:b w:val="0"/>
-        </w:rPr>
-        <w:t>A fluent invented location cannot substitute for the handbook.</w:t>
-      </w:r>
-    </w:p>
-    <w:p>
-      <w:pPr>
-        <w:pStyle w:val="Heading3"/>
-      </w:pPr>
-      <w:r>
-        <w:t>Explanations for the additional workbook examples</w:t>
-      </w:r>
-    </w:p>
-    <w:p>
-      <w:pPr>
-        <w:pStyle w:val="Heading3"/>
-      </w:pPr>
-      <w:r>
-        <w:t>W1 Name the operation and its evidence</w:t>
-      </w:r>
-    </w:p>
-    <w:p>
-      <w:pPr>
-        <w:pStyle w:val="Heading3"/>
-      </w:pPr>
-      <w:r>
-        <w:t>Workbook question · W1</w:t>
+      </w:pPr>
+      <w:r>
+        <w:rPr>
+          <w:b w:val="0"/>
+        </w:rPr>
+        <w:t xml:space="preserve">Keep the decision, </w:t>
+      </w:r>
+      <w:r>
+        <w:rPr>
+          <w:b/>
+        </w:rPr>
+        <w:t>input</w:t>
+      </w:r>
+      <w:r>
+        <w:rPr>
+          <w:b w:val="0"/>
+        </w:rPr>
+        <w:t xml:space="preserve">, result, explanation and remaining limitation in the project </w:t>
+      </w:r>
+      <w:r>
+        <w:rPr>
+          <w:b/>
+        </w:rPr>
+        <w:t>evidence</w:t>
+      </w:r>
+      <w:r>
+        <w:rPr>
+          <w:b w:val="0"/>
+        </w:rPr>
+        <w:t xml:space="preserve"> record. </w:t>
+      </w:r>
+      <w:r>
+        <w:rPr>
+          <w:b/>
+        </w:rPr>
+        <w:t>Retrieve</w:t>
+      </w:r>
+      <w:r>
+        <w:rPr>
+          <w:b w:val="0"/>
+        </w:rPr>
+        <w:t xml:space="preserve"> this record next week rather than restarting the project.</w:t>
       </w:r>
     </w:p>
     <w:p>
       <w:pPr>
         <w:spacing w:line="336" w:lineRule="auto" w:after="180"/>
-        <w:shd w:fill="F5F1FB"/>
-      </w:pPr>
-      <w:r>
-        <w:rPr>
-          <w:b w:val="0"/>
-        </w:rPr>
-        <w:t>For each task name the main operation and a suitable check: find the room listed in N2; work out six tables of four places minus three reserved places; suggest an inviting title for the event.</w:t>
+      </w:pPr>
+      <w:r>
+        <w:rPr>
+          <w:b w:val="0"/>
+        </w:rPr>
+        <w:t xml:space="preserve">Use the sorter’s approved catalogue for facts, explicit </w:t>
+      </w:r>
+      <w:r>
+        <w:rPr>
+          <w:b/>
+        </w:rPr>
+        <w:t>calculation</w:t>
+      </w:r>
+      <w:r>
+        <w:rPr>
+          <w:b w:val="0"/>
+        </w:rPr>
+        <w:t>s for scores and checked prose for explanations.</w:t>
+      </w:r>
+    </w:p>
+    <w:p>
+      <w:pPr>
+        <w:pStyle w:val="Heading2"/>
+      </w:pPr>
+      <w:r>
+        <w:t>Support while preserving the reasoning goal</w:t>
       </w:r>
     </w:p>
     <w:p>
       <w:pPr>
         <w:spacing w:line="336" w:lineRule="auto" w:after="180"/>
-        <w:shd w:fill="F5F1FB"/>
-      </w:pPr>
-      <w:r>
-        <w:rPr>
-          <w:b w:val="0"/>
-        </w:rPr>
-        <w:t>Can an application combine these operations?</w:t>
-      </w:r>
-    </w:p>
-    <w:p>
-      <w:pPr>
-        <w:pStyle w:val="Heading3"/>
-      </w:pPr>
-      <w:r>
-        <w:t>Teacher reasoning · W1</w:t>
+      </w:pPr>
+      <w:r>
+        <w:rPr>
+          <w:b w:val="0"/>
+        </w:rPr>
+        <w:t xml:space="preserve">Use physical cards, spoken explanations and a three-stage drawing. Read aloud without giving the answer. Stretch: compare two </w:t>
+      </w:r>
+      <w:r>
+        <w:rPr>
+          <w:b/>
+        </w:rPr>
+        <w:t>mechanism</w:t>
+      </w:r>
+      <w:r>
+        <w:rPr>
+          <w:b w:val="0"/>
+        </w:rPr>
+        <w:t xml:space="preserve">s with the same visible </w:t>
+      </w:r>
+      <w:r>
+        <w:rPr>
+          <w:b/>
+        </w:rPr>
+        <w:t>output</w:t>
+      </w:r>
+      <w:r>
+        <w:rPr>
+          <w:b w:val="0"/>
+        </w:rPr>
+        <w:t xml:space="preserve"> and explain what </w:t>
+      </w:r>
+      <w:r>
+        <w:rPr>
+          <w:b/>
+        </w:rPr>
+        <w:t>evidence</w:t>
+      </w:r>
+      <w:r>
+        <w:rPr>
+          <w:b w:val="0"/>
+        </w:rPr>
+        <w:t xml:space="preserve"> distinguishes them.</w:t>
       </w:r>
     </w:p>
     <w:p>
       <w:pPr>
         <w:spacing w:line="336" w:lineRule="auto" w:after="180"/>
-        <w:shd w:fill="F1F6FC"/>
-      </w:pPr>
-      <w:r>
-        <w:rPr>
-          <w:b w:val="0"/>
-        </w:rPr>
-        <w:t xml:space="preserve">Room: </w:t>
+      </w:pPr>
+      <w:r>
+        <w:rPr>
+          <w:b w:val="0"/>
+        </w:rPr>
+        <w:t>Use three coloured cards for recorded fact, derived quantity and suggested wording. Work with counters for total and reserved places.</w:t>
+      </w:r>
+    </w:p>
+    <w:p>
+      <w:pPr>
+        <w:spacing w:line="336" w:lineRule="auto" w:after="180"/>
+      </w:pPr>
+      <w:r>
+        <w:rPr>
+          <w:b w:val="0"/>
+        </w:rPr>
+        <w:t>Extension: explain which steps should be repeated if only the room changes versus if the number of tables changes.</w:t>
+      </w:r>
+    </w:p>
+    <w:p>
+      <w:pPr>
+        <w:spacing w:line="336" w:lineRule="auto" w:after="180"/>
+      </w:pPr>
+      <w:r>
+        <w:rPr>
+          <w:b w:val="0"/>
+        </w:rPr>
+        <w:t>W4 requires Friday, Room 5, record B, 5 × 6 − 4 = 26, a consistent corrected sentence and rejection of the unsupported free bus.</w:t>
+      </w:r>
+    </w:p>
+    <w:p>
+      <w:pPr>
+        <w:spacing w:line="336" w:lineRule="auto" w:after="180"/>
+      </w:pPr>
+      <w:r>
+        <w:rPr>
+          <w:b w:val="0"/>
+        </w:rPr>
+        <w:t>After support change B to reserve seven helper places: require 23 remaining with the same day and room, and continued rejection of the transport claim.</w:t>
+      </w:r>
+    </w:p>
+    <w:p>
+      <w:pPr>
+        <w:spacing w:line="336" w:lineRule="auto" w:after="180"/>
+      </w:pPr>
+      <w:r>
+        <w:rPr>
+          <w:b w:val="0"/>
+        </w:rPr>
+        <w:t xml:space="preserve">A numerical result without its source and expression is incomplete </w:t>
       </w:r>
       <w:r>
         <w:rPr>
           <w:b/>
         </w:rPr>
-        <w:t>retrieval</w:t>
-      </w:r>
-      <w:r>
-        <w:rPr>
-          <w:b w:val="0"/>
-        </w:rPr>
-        <w:t xml:space="preserve">, checked against the right source N2 and event. Remaining places: </w:t>
-      </w:r>
-      <w:r>
-        <w:rPr>
-          <w:b/>
-        </w:rPr>
-        <w:t>calculation</w:t>
-      </w:r>
-      <w:r>
-        <w:rPr>
-          <w:b w:val="0"/>
-        </w:rPr>
-        <w:t xml:space="preserve">, checked as 6 × 4 − 3 = 21 with correct </w:t>
-      </w:r>
-      <w:r>
-        <w:rPr>
-          <w:b/>
-        </w:rPr>
-        <w:t>input</w:t>
-      </w:r>
-      <w:r>
-        <w:rPr>
-          <w:b w:val="0"/>
-        </w:rPr>
-        <w:t xml:space="preserve">s. Title: </w:t>
-      </w:r>
-      <w:r>
-        <w:rPr>
-          <w:b/>
-        </w:rPr>
-        <w:t>generation</w:t>
-      </w:r>
-      <w:r>
-        <w:rPr>
-          <w:b w:val="0"/>
-        </w:rPr>
-        <w:t>, checked for the requested style and unsupported factual details.</w:t>
-      </w:r>
-    </w:p>
-    <w:p>
-      <w:pPr>
-        <w:spacing w:line="336" w:lineRule="auto" w:after="180"/>
-        <w:shd w:fill="F1F6FC"/>
-      </w:pPr>
-      <w:r>
-        <w:rPr>
-          <w:b w:val="0"/>
-        </w:rPr>
-        <w:t>An application can combine them; the labels describe operations rather than exclusive types of application.</w:t>
-      </w:r>
-    </w:p>
-    <w:p>
-      <w:pPr>
-        <w:pStyle w:val="Heading3"/>
-      </w:pPr>
-      <w:r>
-        <w:t>W2 Separate a correct sum from a correct answer</w:t>
-      </w:r>
-    </w:p>
-    <w:p>
-      <w:pPr>
-        <w:pStyle w:val="Heading3"/>
-      </w:pPr>
-      <w:r>
-        <w:t>Workbook question · W2</w:t>
-      </w:r>
-    </w:p>
-    <w:p>
-      <w:pPr>
-        <w:spacing w:line="336" w:lineRule="auto" w:after="180"/>
-        <w:shd w:fill="F5F1FB"/>
-      </w:pPr>
-      <w:r>
-        <w:rPr>
-          <w:b w:val="0"/>
-        </w:rPr>
-        <w:t>A calculator correctly returns 24 for 6 × 4. A pupil reports this as the number of non-helper places available. Explain the problem and write the correct expression, result and meaning.</w:t>
-      </w:r>
-    </w:p>
-    <w:p>
-      <w:pPr>
-        <w:pStyle w:val="Heading3"/>
-      </w:pPr>
-      <w:r>
-        <w:t>Teacher reasoning · W2</w:t>
-      </w:r>
-    </w:p>
-    <w:p>
-      <w:pPr>
-        <w:spacing w:line="336" w:lineRule="auto" w:after="180"/>
-        <w:shd w:fill="F1F6FC"/>
-      </w:pPr>
-      <w:r>
-        <w:rPr>
-          <w:b w:val="0"/>
-        </w:rPr>
-        <w:t>24 is total capacity before the three helper places are reserved. The requested remaining count is 6 × 4 − 3 = 21 non-helper places.</w:t>
-      </w:r>
-    </w:p>
-    <w:p>
-      <w:pPr>
-        <w:spacing w:line="336" w:lineRule="auto" w:after="180"/>
-        <w:shd w:fill="F1F6FC"/>
-      </w:pPr>
-      <w:r>
-        <w:rPr>
-          <w:b w:val="0"/>
-        </w:rPr>
-        <w:t>The calculator can execute the supplied expression correctly while that expression omits a required step.</w:t>
-      </w:r>
-    </w:p>
-    <w:p>
-      <w:pPr>
-        <w:pStyle w:val="Heading3"/>
-      </w:pPr>
-      <w:r>
-        <w:t>W3 Inspect a record and a draft</w:t>
-      </w:r>
-    </w:p>
-    <w:p>
-      <w:pPr>
-        <w:pStyle w:val="Heading3"/>
-      </w:pPr>
-      <w:r>
-        <w:t>Workbook question · W3</w:t>
-      </w:r>
-    </w:p>
-    <w:p>
-      <w:pPr>
-        <w:spacing w:line="336" w:lineRule="auto" w:after="180"/>
-        <w:shd w:fill="F5F1FB"/>
-      </w:pPr>
-      <w:r>
-        <w:rPr>
-          <w:b w:val="0"/>
-        </w:rPr>
-        <w:t>N1 lists Room 2. N2 explicitly replaces N1 for this event and lists Wednesday in Room 4. A draft says Thursday in Room 2 with free snacks. Identify the supported corrections and the unsupported detail.</w:t>
-      </w:r>
-    </w:p>
-    <w:p>
-      <w:pPr>
-        <w:spacing w:line="336" w:lineRule="auto" w:after="180"/>
-        <w:shd w:fill="F5F1FB"/>
-      </w:pPr>
-      <w:r>
-        <w:rPr>
-          <w:b w:val="0"/>
-        </w:rPr>
-        <w:t>Explain why finding N1 successfully would not settle the current-room question.</w:t>
-      </w:r>
-    </w:p>
-    <w:p>
-      <w:pPr>
-        <w:pStyle w:val="Heading3"/>
-      </w:pPr>
-      <w:r>
-        <w:t>Teacher reasoning · W3</w:t>
-      </w:r>
-    </w:p>
-    <w:p>
-      <w:pPr>
-        <w:spacing w:line="336" w:lineRule="auto" w:after="180"/>
-        <w:shd w:fill="F1F6FC"/>
-      </w:pPr>
-      <w:r>
-        <w:rPr>
-          <w:b w:val="0"/>
-        </w:rPr>
-        <w:t>Use Wednesday and Room 4 from N2. Free snacks are unsupported and should be removed or verified with a suitable source.</w:t>
-      </w:r>
-    </w:p>
-    <w:p>
-      <w:pPr>
-        <w:spacing w:line="336" w:lineRule="auto" w:after="180"/>
-        <w:shd w:fill="F1F6FC"/>
-      </w:pPr>
-      <w:r>
-        <w:rPr>
-          <w:b w:val="0"/>
-        </w:rPr>
-        <w:t>N1 is an existing record but is superseded for this event, so retrieving it does not establish the current room.</w:t>
-      </w:r>
-    </w:p>
-    <w:p>
-      <w:pPr>
-        <w:pStyle w:val="Heading3"/>
-      </w:pPr>
-      <w:r>
-        <w:t>W4 Trace a new library workshop</w:t>
-      </w:r>
-    </w:p>
-    <w:p>
-      <w:pPr>
-        <w:pStyle w:val="Heading3"/>
-      </w:pPr>
-      <w:r>
-        <w:t>Workbook question · W4</w:t>
-      </w:r>
-    </w:p>
-    <w:p>
-      <w:pPr>
-        <w:spacing w:line="336" w:lineRule="auto" w:after="180"/>
-        <w:shd w:fill="F5F1FB"/>
-      </w:pPr>
-      <w:r>
-        <w:rPr>
-          <w:b w:val="0"/>
-        </w:rPr>
-        <w:t>Current fictional record B lists a library workshop on Friday in Room 5: five tables with six places each, with four places reserved for helpers. B replaces old record A, which lists Room 3.</w:t>
-      </w:r>
-    </w:p>
-    <w:p>
-      <w:pPr>
-        <w:spacing w:line="336" w:lineRule="auto" w:after="180"/>
-        <w:shd w:fill="F5F1FB"/>
-      </w:pPr>
-      <w:r>
-        <w:rPr>
-          <w:b w:val="0"/>
-        </w:rPr>
-        <w:t xml:space="preserve">A draft says “Thursday in Room 3, with 30 places remaining and a free bus home.” </w:t>
-      </w:r>
-      <w:r>
-        <w:rPr>
-          <w:b/>
-        </w:rPr>
-        <w:t>Retrieve</w:t>
-      </w:r>
-      <w:r>
-        <w:rPr>
-          <w:b w:val="0"/>
-        </w:rPr>
-        <w:t xml:space="preserve"> the current day and room, </w:t>
-      </w:r>
-      <w:r>
-        <w:rPr>
-          <w:b/>
-        </w:rPr>
-        <w:t>calculate</w:t>
-      </w:r>
-      <w:r>
-        <w:rPr>
-          <w:b w:val="0"/>
-        </w:rPr>
-        <w:t xml:space="preserve"> the non-helper places, write a corrected factual sentence and identify the detail that cannot be supported by B.</w:t>
-      </w:r>
-    </w:p>
-    <w:p>
-      <w:pPr>
-        <w:pStyle w:val="Heading3"/>
-      </w:pPr>
-      <w:r>
-        <w:t>Teacher reasoning · W4</w:t>
-      </w:r>
-    </w:p>
-    <w:p>
-      <w:pPr>
-        <w:spacing w:line="336" w:lineRule="auto" w:after="180"/>
-        <w:shd w:fill="F1F6FC"/>
-      </w:pPr>
-      <w:r>
-        <w:rPr>
-          <w:b/>
-        </w:rPr>
-        <w:t>Retrieve</w:t>
-      </w:r>
-      <w:r>
-        <w:rPr>
-          <w:b w:val="0"/>
-        </w:rPr>
-        <w:t xml:space="preserve"> Friday and Room 5 from B. </w:t>
-      </w:r>
-      <w:r>
-        <w:rPr>
-          <w:b/>
-        </w:rPr>
-        <w:t>Calculate</w:t>
-      </w:r>
-      <w:r>
-        <w:rPr>
-          <w:b w:val="0"/>
-        </w:rPr>
-        <w:t xml:space="preserve"> 5 × 6 − 4 = 26 non-helper places. A suitable sentence is: The workshop is Friday in Room 5 with 26 places after the helper reservation, according to B and the capacity </w:t>
-      </w:r>
-      <w:r>
-        <w:rPr>
-          <w:b/>
-        </w:rPr>
-        <w:t>calculation</w:t>
+        <w:t>evidence</w:t>
       </w:r>
       <w:r>
         <w:rPr>
@@ -5530,866 +6038,10 @@
     </w:p>
     <w:p>
       <w:pPr>
-        <w:spacing w:line="336" w:lineRule="auto" w:after="180"/>
-        <w:shd w:fill="F1F6FC"/>
-      </w:pPr>
-      <w:r>
-        <w:rPr>
-          <w:b w:val="0"/>
-        </w:rPr>
-        <w:t>The free bus is unsupported and must be removed or verified separately. The draft’s 30 is total capacity before reservation.</w:t>
-      </w:r>
-    </w:p>
-    <w:p>
-      <w:pPr>
-        <w:pStyle w:val="Heading3"/>
-      </w:pPr>
-      <w:r>
-        <w:t>W5 Do not infer a method from its output</w:t>
-      </w:r>
-    </w:p>
-    <w:p>
-      <w:pPr>
-        <w:pStyle w:val="Heading3"/>
-      </w:pPr>
-      <w:r>
-        <w:t>Workbook question · W5</w:t>
-      </w:r>
-    </w:p>
-    <w:p>
-      <w:pPr>
-        <w:spacing w:line="336" w:lineRule="auto" w:after="180"/>
-        <w:shd w:fill="F5F1FB"/>
-      </w:pPr>
-      <w:r>
-        <w:rPr>
-          <w:b w:val="0"/>
-        </w:rPr>
-        <w:t xml:space="preserve">Two applications both display “26 places remain.” Only one provides record B and a </w:t>
-      </w:r>
-      <w:r>
-        <w:rPr>
-          <w:b/>
-        </w:rPr>
-        <w:t>trace</w:t>
-      </w:r>
-      <w:r>
-        <w:rPr>
-          <w:b w:val="0"/>
-        </w:rPr>
-        <w:t xml:space="preserve"> showing 5 × 6 − 4. What can and cannot be concluded from their matching sentences?</w:t>
-      </w:r>
-    </w:p>
-    <w:p>
-      <w:pPr>
-        <w:spacing w:line="336" w:lineRule="auto" w:after="180"/>
-        <w:shd w:fill="F5F1FB"/>
-      </w:pPr>
-      <w:r>
-        <w:rPr>
-          <w:b w:val="0"/>
-        </w:rPr>
-        <w:t>Describe how you would check the numerical claim without relying on either application’s assurance.</w:t>
-      </w:r>
-    </w:p>
-    <w:p>
-      <w:pPr>
-        <w:pStyle w:val="Heading3"/>
-      </w:pPr>
-      <w:r>
-        <w:t>Teacher reasoning · W5</w:t>
-      </w:r>
-    </w:p>
-    <w:p>
-      <w:pPr>
-        <w:spacing w:line="336" w:lineRule="auto" w:after="180"/>
-        <w:shd w:fill="F1F6FC"/>
-      </w:pPr>
-      <w:r>
-        <w:rPr>
-          <w:b w:val="0"/>
-        </w:rPr>
-        <w:t xml:space="preserve">The visible numerical </w:t>
-      </w:r>
-      <w:r>
-        <w:rPr>
-          <w:b/>
-        </w:rPr>
-        <w:t>output</w:t>
-      </w:r>
-      <w:r>
-        <w:rPr>
-          <w:b w:val="0"/>
-        </w:rPr>
-        <w:t xml:space="preserve">s match, but that alone does not reveal the second application’s method or prove that either checked the right task. Inspect current B, confirm the </w:t>
-      </w:r>
-      <w:r>
-        <w:rPr>
-          <w:b/>
-        </w:rPr>
-        <w:t>input</w:t>
-      </w:r>
-      <w:r>
-        <w:rPr>
-          <w:b w:val="0"/>
-        </w:rPr>
-        <w:t xml:space="preserve">s and independently </w:t>
-      </w:r>
-      <w:r>
-        <w:rPr>
-          <w:b/>
-        </w:rPr>
-        <w:t>calculate</w:t>
-      </w:r>
-      <w:r>
-        <w:rPr>
-          <w:b w:val="0"/>
-        </w:rPr>
-        <w:t xml:space="preserve"> 5 × 6 − 4 = 26.</w:t>
-      </w:r>
-    </w:p>
-    <w:p>
-      <w:pPr>
-        <w:spacing w:line="336" w:lineRule="auto" w:after="180"/>
-        <w:shd w:fill="F1F6FC"/>
-      </w:pPr>
-      <w:r>
-        <w:rPr>
-          <w:b w:val="0"/>
-        </w:rPr>
-        <w:t xml:space="preserve">The first </w:t>
-      </w:r>
-      <w:r>
-        <w:rPr>
-          <w:b/>
-        </w:rPr>
-        <w:t>trace</w:t>
-      </w:r>
-      <w:r>
-        <w:rPr>
-          <w:b w:val="0"/>
-        </w:rPr>
-        <w:t xml:space="preserve"> supports inspection; a verbal assurance of checking is not equivalent to inspectable </w:t>
-      </w:r>
-      <w:r>
-        <w:rPr>
-          <w:b/>
-        </w:rPr>
-        <w:t>evidence</w:t>
-      </w:r>
-      <w:r>
-        <w:rPr>
-          <w:b w:val="0"/>
-        </w:rPr>
-        <w:t>.</w:t>
-      </w:r>
-    </w:p>
-    <w:p>
-      <w:pPr>
-        <w:pStyle w:val="Heading3"/>
-      </w:pPr>
-      <w:r>
-        <w:t>Assess independent transfer</w:t>
-      </w:r>
-    </w:p>
-    <w:p>
-      <w:pPr>
-        <w:pStyle w:val="Heading3"/>
-      </w:pPr>
-      <w:r>
-        <w:t>Independent question · withhold the key</w:t>
-      </w:r>
-    </w:p>
-    <w:p>
-      <w:pPr>
-        <w:spacing w:line="336" w:lineRule="auto" w:after="180"/>
-        <w:shd w:fill="F5F1FB"/>
-      </w:pPr>
-      <w:r>
-        <w:rPr>
-          <w:b w:val="0"/>
-        </w:rPr>
-        <w:t>Selected case: Current fictional record B lists a library workshop on Friday in Room 5: five tables with six places each, with four places reserved for helpers. B replaces old record A, which lists Room 3.</w:t>
-      </w:r>
-    </w:p>
-    <w:p>
-      <w:pPr>
-        <w:spacing w:line="336" w:lineRule="auto" w:after="180"/>
-        <w:shd w:fill="F5F1FB"/>
-      </w:pPr>
-      <w:r>
-        <w:rPr>
-          <w:b w:val="0"/>
-        </w:rPr>
-        <w:t xml:space="preserve">A draft says “Thursday in Room 3, with 30 places remaining and a free bus home.” </w:t>
-      </w:r>
-      <w:r>
-        <w:rPr>
-          <w:b/>
-        </w:rPr>
-        <w:t>Retrieve</w:t>
-      </w:r>
-      <w:r>
-        <w:rPr>
-          <w:b w:val="0"/>
-        </w:rPr>
-        <w:t xml:space="preserve"> the current day and room, </w:t>
-      </w:r>
-      <w:r>
-        <w:rPr>
-          <w:b/>
-        </w:rPr>
-        <w:t>calculate</w:t>
-      </w:r>
-      <w:r>
-        <w:rPr>
-          <w:b w:val="0"/>
-        </w:rPr>
-        <w:t xml:space="preserve"> the non-helper places, write a corrected factual sentence and identify the detail that cannot be supported by B.</w:t>
-      </w:r>
-    </w:p>
-    <w:p>
-      <w:pPr>
-        <w:pStyle w:val="Heading3"/>
-      </w:pPr>
-      <w:r>
-        <w:t>Selected case answer</w:t>
-      </w:r>
-    </w:p>
-    <w:p>
-      <w:pPr>
-        <w:pStyle w:val="Heading3"/>
-      </w:pPr>
-      <w:r>
-        <w:t>Teacher key · Selected case answer</w:t>
-      </w:r>
-    </w:p>
-    <w:p>
-      <w:pPr>
-        <w:spacing w:line="336" w:lineRule="auto" w:after="180"/>
-        <w:shd w:fill="F1F6FC"/>
-      </w:pPr>
-      <w:r>
-        <w:rPr>
-          <w:b/>
-        </w:rPr>
-        <w:t>Retrieve</w:t>
-      </w:r>
-      <w:r>
-        <w:rPr>
-          <w:b w:val="0"/>
-        </w:rPr>
-        <w:t xml:space="preserve"> Friday and Room 5 from B. </w:t>
-      </w:r>
-      <w:r>
-        <w:rPr>
-          <w:b/>
-        </w:rPr>
-        <w:t>Calculate</w:t>
-      </w:r>
-      <w:r>
-        <w:rPr>
-          <w:b w:val="0"/>
-        </w:rPr>
-        <w:t xml:space="preserve"> 5 × 6 − 4 = 26 non-helper places. A suitable sentence is: The workshop is Friday in Room 5 with 26 places after the helper reservation, according to B and the capacity </w:t>
-      </w:r>
-      <w:r>
-        <w:rPr>
-          <w:b/>
-        </w:rPr>
-        <w:t>calculation</w:t>
-      </w:r>
-      <w:r>
-        <w:rPr>
-          <w:b w:val="0"/>
-        </w:rPr>
-        <w:t>.</w:t>
-      </w:r>
-    </w:p>
-    <w:p>
-      <w:pPr>
-        <w:spacing w:line="336" w:lineRule="auto" w:after="180"/>
-        <w:shd w:fill="F1F6FC"/>
-      </w:pPr>
-      <w:r>
-        <w:rPr>
-          <w:b w:val="0"/>
-        </w:rPr>
-        <w:t>The free bus is unsupported and must be removed or verified separately. The draft’s 30 is total capacity before reservation.</w:t>
-      </w:r>
-    </w:p>
-    <w:tbl>
-      <w:tblPr>
-        <w:tblStyle w:val="LightShading-Accent1"/>
-        <w:tblW w:type="auto" w:w="0"/>
-        <w:tblLook w:firstColumn="1" w:firstRow="1" w:lastColumn="0" w:lastRow="0" w:noHBand="0" w:noVBand="1" w:val="04A0"/>
-      </w:tblPr>
-      <w:tblGrid>
-        <w:gridCol w:w="5112"/>
-        <w:gridCol w:w="5112"/>
-      </w:tblGrid>
-      <w:tr>
-        <w:trPr>
-          <w:tblHeader/>
-        </w:trPr>
-        <w:tc>
-          <w:tcPr>
-            <w:tcW w:type="dxa" w:w="5112"/>
-          </w:tcPr>
-          <w:p>
-            <w:r>
-              <w:t>Dimension</w:t>
-            </w:r>
-          </w:p>
-        </w:tc>
-        <w:tc>
-          <w:tcPr>
-            <w:tcW w:type="dxa" w:w="5112"/>
-          </w:tcPr>
-          <w:p>
-            <w:r>
-              <w:t>Evidence required</w:t>
-            </w:r>
-          </w:p>
-        </w:tc>
-      </w:tr>
-      <w:tr>
-        <w:tc>
-          <w:tcPr>
-            <w:tcW w:type="dxa" w:w="5112"/>
-          </w:tcPr>
-          <w:p>
-            <w:r>
-              <w:t>Explanation</w:t>
-            </w:r>
-          </w:p>
-        </w:tc>
-        <w:tc>
-          <w:tcPr>
-            <w:tcW w:type="dxa" w:w="5112"/>
-          </w:tcPr>
-          <w:p>
-            <w:r>
-              <w:t>Names the applicable idea or procedure and ties it to the supplied facts.</w:t>
-            </w:r>
-          </w:p>
-        </w:tc>
-      </w:tr>
-      <w:tr>
-        <w:tc>
-          <w:tcPr>
-            <w:tcW w:type="dxa" w:w="5112"/>
-          </w:tcPr>
-          <w:p>
-            <w:r>
-              <w:t>Trace and result</w:t>
-            </w:r>
-          </w:p>
-        </w:tc>
-        <w:tc>
-          <w:tcPr>
-            <w:tcW w:type="dxa" w:w="5112"/>
-          </w:tcPr>
-          <w:p>
-            <w:r>
-              <w:t>Preserves the given inputs and shows the relevant intermediate steps; distinguishes a prediction from an observed execution.</w:t>
-            </w:r>
-          </w:p>
-        </w:tc>
-      </w:tr>
-      <w:tr>
-        <w:tc>
-          <w:tcPr>
-            <w:tcW w:type="dxa" w:w="5112"/>
-          </w:tcPr>
-          <w:p>
-            <w:r>
-              <w:t>Limits</w:t>
-            </w:r>
-          </w:p>
-        </w:tc>
-        <w:tc>
-          <w:tcPr>
-            <w:tcW w:type="dxa" w:w="5112"/>
-          </w:tcPr>
-          <w:p>
-            <w:r>
-              <w:t>States the assumptions, missing evidence or conditions under which the result would change.</w:t>
-            </w:r>
-          </w:p>
-        </w:tc>
-      </w:tr>
-    </w:tbl>
-    <w:p>
-      <w:pPr>
-        <w:pStyle w:val="Heading3"/>
-      </w:pPr>
-      <w:r>
-        <w:t>Teacher key · Selected case answer</w:t>
-      </w:r>
-    </w:p>
-    <w:p>
-      <w:pPr>
-        <w:spacing w:line="336" w:lineRule="auto" w:after="180"/>
-        <w:shd w:fill="F1F6FC"/>
-      </w:pPr>
-      <w:r>
-        <w:rPr>
-          <w:b w:val="0"/>
-        </w:rPr>
-        <w:t xml:space="preserve">Record each dimension as not yet, with support, or independent. Accept a valid alternative procedure with a defensible </w:t>
-      </w:r>
-      <w:r>
-        <w:rPr>
-          <w:b/>
-        </w:rPr>
-        <w:t>trace</w:t>
-      </w:r>
-      <w:r>
-        <w:rPr>
-          <w:b w:val="0"/>
-        </w:rPr>
-        <w:t>.</w:t>
-      </w:r>
-    </w:p>
-    <w:p>
-      <w:pPr>
-        <w:spacing w:line="336" w:lineRule="auto" w:after="180"/>
-        <w:shd w:fill="F1F6FC"/>
-      </w:pPr>
-      <w:r>
-        <w:rPr>
-          <w:b w:val="0"/>
-        </w:rPr>
-        <w:t xml:space="preserve">Do not penalise an honestly recorded model failure if the learner correctly explains its </w:t>
-      </w:r>
-      <w:r>
-        <w:rPr>
-          <w:b/>
-        </w:rPr>
-        <w:t>evidence</w:t>
-      </w:r>
-      <w:r>
-        <w:rPr>
-          <w:b w:val="0"/>
-        </w:rPr>
-        <w:t xml:space="preserve"> and limits.</w:t>
-      </w:r>
-    </w:p>
-    <w:p>
-      <w:pPr>
-        <w:pStyle w:val="Heading3"/>
-      </w:pPr>
-      <w:r>
-        <w:t>Feedback that the learner uses</w:t>
-      </w:r>
-    </w:p>
-    <w:p>
-      <w:pPr>
-        <w:spacing w:line="336" w:lineRule="auto" w:after="180"/>
-      </w:pPr>
-      <w:r>
-        <w:rPr>
-          <w:b w:val="0"/>
-        </w:rPr>
-        <w:t>Name the earliest unsupported step and give one action to repair it. Have the learner make that repair now and explain why. Then assess the relevant skill on a fresh, fully specified case.</w:t>
-      </w:r>
-    </w:p>
-    <w:p>
-      <w:pPr>
-        <w:spacing w:line="336" w:lineRule="auto" w:after="180"/>
-      </w:pPr>
-      <w:r>
-        <w:rPr>
-          <w:b w:val="0"/>
-        </w:rPr>
-        <w:t>Confirm it was not previously practised with feedback; solve and check the new case before assigning it. A follow-up design prompt is a starting brief, not automatically an equivalent test.</w:t>
-      </w:r>
-    </w:p>
-    <w:p>
-      <w:pPr>
-        <w:pStyle w:val="Heading1"/>
-      </w:pPr>
-      <w:r>
-        <w:t>06. Connect and extend learning</w:t>
-      </w:r>
-    </w:p>
-    <w:p>
-      <w:r>
-        <w:t>Connect Generate, Retrieve, or Calculate? to Helpful Classroom Sorter, adapt support and plan a later changed-case check.</w:t>
-      </w:r>
-    </w:p>
-    <w:p>
-      <w:pPr>
-        <w:pStyle w:val="Heading3"/>
-      </w:pPr>
-      <w:r>
-        <w:t>Helpful Classroom Sorter</w:t>
-      </w:r>
-    </w:p>
-    <w:p>
-      <w:pPr>
-        <w:spacing w:line="336" w:lineRule="auto" w:after="180"/>
-      </w:pPr>
-      <w:r>
-        <w:rPr>
-          <w:b w:val="0"/>
-        </w:rPr>
-        <w:t xml:space="preserve">Label every sorter component as </w:t>
-      </w:r>
-      <w:r>
-        <w:rPr>
-          <w:b/>
-        </w:rPr>
-        <w:t>generate</w:t>
-      </w:r>
-      <w:r>
-        <w:rPr>
-          <w:b w:val="0"/>
-        </w:rPr>
-        <w:t xml:space="preserve">, </w:t>
-      </w:r>
-      <w:r>
-        <w:rPr>
-          <w:b/>
-        </w:rPr>
-        <w:t>retrieve</w:t>
-      </w:r>
-      <w:r>
-        <w:rPr>
-          <w:b w:val="0"/>
-        </w:rPr>
-        <w:t xml:space="preserve">, </w:t>
-      </w:r>
-      <w:r>
-        <w:rPr>
-          <w:b/>
-        </w:rPr>
-        <w:t>calculate</w:t>
-      </w:r>
-      <w:r>
-        <w:rPr>
-          <w:b w:val="0"/>
-        </w:rPr>
-        <w:t xml:space="preserve">, fixed rule, learned </w:t>
-      </w:r>
-      <w:r>
-        <w:rPr>
-          <w:b/>
-        </w:rPr>
-        <w:t>prediction</w:t>
-      </w:r>
-      <w:r>
-        <w:rPr>
-          <w:b w:val="0"/>
-        </w:rPr>
-        <w:t xml:space="preserve">, or </w:t>
-      </w:r>
-      <w:r>
-        <w:rPr>
-          <w:b/>
-        </w:rPr>
-        <w:t>human decision</w:t>
-      </w:r>
-      <w:r>
-        <w:rPr>
-          <w:b w:val="0"/>
-        </w:rPr>
-        <w:t>.</w:t>
-      </w:r>
-    </w:p>
-    <w:p>
-      <w:pPr>
-        <w:spacing w:line="336" w:lineRule="auto" w:after="180"/>
-      </w:pPr>
-      <w:r>
-        <w:rPr>
-          <w:b w:val="0"/>
-        </w:rPr>
-        <w:t xml:space="preserve">Keep the decision, </w:t>
-      </w:r>
-      <w:r>
-        <w:rPr>
-          <w:b/>
-        </w:rPr>
-        <w:t>input</w:t>
-      </w:r>
-      <w:r>
-        <w:rPr>
-          <w:b w:val="0"/>
-        </w:rPr>
-        <w:t xml:space="preserve">, result, explanation and remaining limitation in the project </w:t>
-      </w:r>
-      <w:r>
-        <w:rPr>
-          <w:b/>
-        </w:rPr>
-        <w:t>evidence</w:t>
-      </w:r>
-      <w:r>
-        <w:rPr>
-          <w:b w:val="0"/>
-        </w:rPr>
-        <w:t xml:space="preserve"> record. </w:t>
-      </w:r>
-      <w:r>
-        <w:rPr>
-          <w:b/>
-        </w:rPr>
-        <w:t>Retrieve</w:t>
-      </w:r>
-      <w:r>
-        <w:rPr>
-          <w:b w:val="0"/>
-        </w:rPr>
-        <w:t xml:space="preserve"> this record next week rather than restarting the project.</w:t>
-      </w:r>
-    </w:p>
-    <w:p>
-      <w:pPr>
-        <w:pStyle w:val="Heading3"/>
-      </w:pPr>
-      <w:r>
-        <w:t>Support and stretch</w:t>
-      </w:r>
-    </w:p>
-    <w:p>
-      <w:pPr>
-        <w:spacing w:line="336" w:lineRule="auto" w:after="180"/>
-      </w:pPr>
-      <w:r>
-        <w:rPr>
-          <w:b w:val="0"/>
-        </w:rPr>
-        <w:t xml:space="preserve">Use physical cards, spoken explanations and a three-stage drawing. Read aloud without giving the answer. Stretch: compare two </w:t>
-      </w:r>
-      <w:r>
-        <w:rPr>
-          <w:b/>
-        </w:rPr>
-        <w:t>mechanism</w:t>
-      </w:r>
-      <w:r>
-        <w:rPr>
-          <w:b w:val="0"/>
-        </w:rPr>
-        <w:t xml:space="preserve">s with the same visible </w:t>
-      </w:r>
-      <w:r>
-        <w:rPr>
-          <w:b/>
-        </w:rPr>
-        <w:t>output</w:t>
-      </w:r>
-      <w:r>
-        <w:rPr>
-          <w:b w:val="0"/>
-        </w:rPr>
-        <w:t xml:space="preserve"> and explain what </w:t>
-      </w:r>
-      <w:r>
-        <w:rPr>
-          <w:b/>
-        </w:rPr>
-        <w:t>evidence</w:t>
-      </w:r>
-      <w:r>
-        <w:rPr>
-          <w:b w:val="0"/>
-        </w:rPr>
-        <w:t xml:space="preserve"> distinguishes them.</w:t>
-      </w:r>
-    </w:p>
-    <w:p>
-      <w:pPr>
-        <w:pStyle w:val="Heading3"/>
-      </w:pPr>
-      <w:r>
-        <w:t>Exit reflection</w:t>
-      </w:r>
-    </w:p>
-    <w:p>
-      <w:pPr>
-        <w:spacing w:line="336" w:lineRule="auto" w:after="180"/>
-      </w:pPr>
-      <w:r>
-        <w:rPr>
-          <w:b w:val="0"/>
-        </w:rPr>
-        <w:t xml:space="preserve">Ask for one decision the learner can now justify and one situation requiring more </w:t>
-      </w:r>
-      <w:r>
-        <w:rPr>
-          <w:b/>
-        </w:rPr>
-        <w:t>evidence</w:t>
-      </w:r>
-      <w:r>
-        <w:rPr>
-          <w:b w:val="0"/>
-        </w:rPr>
-        <w:t xml:space="preserve"> or human review. Confidence ratings are separate from correct independent performance.</w:t>
-      </w:r>
-    </w:p>
-    <w:p>
-      <w:pPr>
-        <w:pStyle w:val="Heading3"/>
-      </w:pPr>
-      <w:r>
-        <w:t>Bridge to the next week</w:t>
-      </w:r>
-    </w:p>
-    <w:p>
-      <w:pPr>
-        <w:spacing w:line="336" w:lineRule="auto" w:after="180"/>
-      </w:pPr>
-      <w:r>
-        <w:rPr>
-          <w:b w:val="0"/>
-        </w:rPr>
-        <w:t xml:space="preserve">Next: Week 26: Prompts Are Design Instructions. </w:t>
-      </w:r>
-      <w:r>
-        <w:rPr>
-          <w:b/>
-        </w:rPr>
-        <w:t>Retrieve</w:t>
-      </w:r>
-      <w:r>
-        <w:rPr>
-          <w:b w:val="0"/>
-        </w:rPr>
-        <w:t xml:space="preserve"> today’s </w:t>
-      </w:r>
-      <w:r>
-        <w:rPr>
-          <w:b/>
-        </w:rPr>
-        <w:t>evidence</w:t>
-      </w:r>
-      <w:r>
-        <w:rPr>
-          <w:b w:val="0"/>
-        </w:rPr>
-        <w:t xml:space="preserve"> and identify what carries forward and what is new.</w:t>
-      </w:r>
-    </w:p>
-    <w:p>
-      <w:pPr>
-        <w:pStyle w:val="Heading3"/>
-      </w:pPr>
-      <w:r>
-        <w:t>Support and fresh reassessment</w:t>
-      </w:r>
-    </w:p>
-    <w:p>
-      <w:pPr>
-        <w:spacing w:line="336" w:lineRule="auto" w:after="180"/>
-      </w:pPr>
-      <w:r>
-        <w:rPr>
-          <w:b w:val="0"/>
-        </w:rPr>
-        <w:t>Use three coloured cards for recorded fact, derived quantity and suggested wording. Work with counters for total and reserved places.</w:t>
-      </w:r>
-    </w:p>
-    <w:p>
-      <w:pPr>
-        <w:spacing w:line="336" w:lineRule="auto" w:after="180"/>
-      </w:pPr>
-      <w:r>
-        <w:rPr>
-          <w:b w:val="0"/>
-        </w:rPr>
-        <w:t>Extension: explain which steps should be repeated if only the room changes versus if the number of tables changes.</w:t>
-      </w:r>
-    </w:p>
-    <w:p>
-      <w:pPr>
-        <w:spacing w:line="336" w:lineRule="auto" w:after="180"/>
-      </w:pPr>
-      <w:r>
-        <w:rPr>
-          <w:b w:val="0"/>
-        </w:rPr>
-        <w:t>W4 requires Friday, Room 5, record B, 5 × 6 − 4 = 26, a consistent corrected sentence and rejection of the unsupported free bus.</w:t>
-      </w:r>
-    </w:p>
-    <w:p>
-      <w:pPr>
-        <w:spacing w:line="336" w:lineRule="auto" w:after="180"/>
-      </w:pPr>
-      <w:r>
-        <w:rPr>
-          <w:b w:val="0"/>
-        </w:rPr>
-        <w:t>After support change B to reserve seven helper places: require 23 remaining with the same day and room, and continued rejection of the transport claim.</w:t>
-      </w:r>
-    </w:p>
-    <w:p>
-      <w:pPr>
-        <w:spacing w:line="336" w:lineRule="auto" w:after="180"/>
-      </w:pPr>
-      <w:r>
-        <w:rPr>
-          <w:b w:val="0"/>
-        </w:rPr>
-        <w:t xml:space="preserve">A numerical result without its source and expression is incomplete </w:t>
-      </w:r>
-      <w:r>
-        <w:rPr>
-          <w:b/>
-        </w:rPr>
-        <w:t>evidence</w:t>
-      </w:r>
-      <w:r>
-        <w:rPr>
-          <w:b w:val="0"/>
-        </w:rPr>
-        <w:t>.</w:t>
-      </w:r>
-    </w:p>
-    <w:p>
-      <w:pPr>
-        <w:spacing w:line="336" w:lineRule="auto" w:after="180"/>
-      </w:pPr>
-      <w:r>
-        <w:rPr>
-          <w:b w:val="0"/>
-        </w:rPr>
-        <w:t xml:space="preserve">Week 26 turns a vague request into a clear prompt with supplied </w:t>
-      </w:r>
-      <w:r>
-        <w:rPr>
-          <w:b/>
-        </w:rPr>
-        <w:t>evidence</w:t>
-      </w:r>
-      <w:r>
-        <w:rPr>
-          <w:b w:val="0"/>
-        </w:rPr>
-        <w:t xml:space="preserve">, </w:t>
-      </w:r>
-      <w:r>
-        <w:rPr>
-          <w:b/>
-        </w:rPr>
-        <w:t>output</w:t>
-      </w:r>
-      <w:r>
-        <w:rPr>
-          <w:b w:val="0"/>
-        </w:rPr>
-        <w:t xml:space="preserve"> requirements and tests.</w:t>
-      </w:r>
-    </w:p>
-    <w:p>
-      <w:pPr>
-        <w:pStyle w:val="Heading3"/>
-      </w:pPr>
-      <w:r>
-        <w:t>Plan the delayed return</w:t>
+        <w:pStyle w:val="Heading2"/>
+      </w:pPr>
+      <w:r>
+        <w:t>Plan the delayed check</w:t>
       </w:r>
     </w:p>
     <w:p>
@@ -6606,60 +6258,212 @@
     </w:p>
     <w:p>
       <w:pPr>
+        <w:pStyle w:val="Heading2"/>
+      </w:pPr>
+      <w:r>
+        <w:t>Bridge to next week</w:t>
+      </w:r>
+    </w:p>
+    <w:p>
+      <w:pPr>
+        <w:spacing w:line="336" w:lineRule="auto" w:after="180"/>
+      </w:pPr>
+      <w:r>
+        <w:rPr>
+          <w:b w:val="0"/>
+        </w:rPr>
+        <w:t xml:space="preserve">Ask for one decision the learner can now justify and one situation requiring more </w:t>
+      </w:r>
+      <w:r>
+        <w:rPr>
+          <w:b/>
+        </w:rPr>
+        <w:t>evidence</w:t>
+      </w:r>
+      <w:r>
+        <w:rPr>
+          <w:b w:val="0"/>
+        </w:rPr>
+        <w:t xml:space="preserve"> or human review. Confidence ratings are separate from correct independent performance.</w:t>
+      </w:r>
+    </w:p>
+    <w:p>
+      <w:pPr>
+        <w:spacing w:line="336" w:lineRule="auto" w:after="180"/>
+      </w:pPr>
+      <w:r>
+        <w:rPr>
+          <w:b w:val="0"/>
+        </w:rPr>
+        <w:t xml:space="preserve">Next: Week 26: Prompts Are Design Instructions. </w:t>
+      </w:r>
+      <w:r>
+        <w:rPr>
+          <w:b/>
+        </w:rPr>
+        <w:t>Retrieve</w:t>
+      </w:r>
+      <w:r>
+        <w:rPr>
+          <w:b w:val="0"/>
+        </w:rPr>
+        <w:t xml:space="preserve"> today’s </w:t>
+      </w:r>
+      <w:r>
+        <w:rPr>
+          <w:b/>
+        </w:rPr>
+        <w:t>evidence</w:t>
+      </w:r>
+      <w:r>
+        <w:rPr>
+          <w:b w:val="0"/>
+        </w:rPr>
+        <w:t xml:space="preserve"> and identify what carries forward and what is new.</w:t>
+      </w:r>
+    </w:p>
+    <w:p>
+      <w:pPr>
+        <w:spacing w:line="336" w:lineRule="auto" w:after="180"/>
+      </w:pPr>
+      <w:r>
+        <w:rPr>
+          <w:b w:val="0"/>
+        </w:rPr>
+        <w:t xml:space="preserve">Week 26 turns a vague request into a clear prompt with supplied </w:t>
+      </w:r>
+      <w:r>
+        <w:rPr>
+          <w:b/>
+        </w:rPr>
+        <w:t>evidence</w:t>
+      </w:r>
+      <w:r>
+        <w:rPr>
+          <w:b w:val="0"/>
+        </w:rPr>
+        <w:t xml:space="preserve">, </w:t>
+      </w:r>
+      <w:r>
+        <w:rPr>
+          <w:b/>
+        </w:rPr>
+        <w:t>output</w:t>
+      </w:r>
+      <w:r>
+        <w:rPr>
+          <w:b w:val="0"/>
+        </w:rPr>
+        <w:t xml:space="preserve"> requirements and tests.</w:t>
+      </w:r>
+    </w:p>
+    <w:p>
+      <w:pPr>
+        <w:pStyle w:val="Heading2"/>
+      </w:pPr>
+      <w:r>
+        <w:t>Earlier wording, alternatives and picture transcripts · reference / check after trying</w:t>
+      </w:r>
+    </w:p>
+    <w:p>
+      <w:pPr>
+        <w:spacing w:line="336" w:lineRule="auto" w:after="180"/>
+      </w:pPr>
+      <w:r>
+        <w:rPr>
+          <w:b w:val="0"/>
+        </w:rPr>
+        <w:t>Connect and extend learning</w:t>
+      </w:r>
+    </w:p>
+    <w:p>
+      <w:pPr>
         <w:pStyle w:val="Heading3"/>
       </w:pPr>
       <w:r>
+        <w:t>Helpful Classroom Sorter</w:t>
+      </w:r>
+    </w:p>
+    <w:p>
+      <w:pPr>
+        <w:pStyle w:val="Heading3"/>
+      </w:pPr>
+      <w:r>
+        <w:t>Support and stretch</w:t>
+      </w:r>
+    </w:p>
+    <w:p>
+      <w:pPr>
+        <w:pStyle w:val="Heading3"/>
+      </w:pPr>
+      <w:r>
+        <w:t>Exit reflection</w:t>
+      </w:r>
+    </w:p>
+    <w:p>
+      <w:pPr>
+        <w:pStyle w:val="Heading3"/>
+      </w:pPr>
+      <w:r>
+        <w:t>Bridge to the next week</w:t>
+      </w:r>
+    </w:p>
+    <w:p>
+      <w:pPr>
+        <w:pStyle w:val="Heading3"/>
+      </w:pPr>
+      <w:r>
+        <w:t>Support and fresh reassessment</w:t>
+      </w:r>
+    </w:p>
+    <w:p>
+      <w:pPr>
+        <w:pStyle w:val="Heading3"/>
+      </w:pPr>
+      <w:r>
+        <w:t>Plan the delayed return</w:t>
+      </w:r>
+    </w:p>
+    <w:p>
+      <w:pPr>
+        <w:pStyle w:val="Heading3"/>
+      </w:pPr>
+      <w:r>
         <w:t>Project evidence from this case</w:t>
       </w:r>
     </w:p>
     <w:p>
       <w:pPr>
+        <w:pStyle w:val="Heading1"/>
+      </w:pPr>
+      <w:r>
+        <w:t>Reference bank and extra practice</w:t>
+      </w:r>
+    </w:p>
+    <w:p>
+      <w:pPr>
+        <w:pStyle w:val="Heading1"/>
+      </w:pPr>
+      <w:r>
+        <w:t>07. Reference: alternative planning checklist</w:t>
+      </w:r>
+    </w:p>
+    <w:p>
+      <w:r>
+        <w:t>Use as a reminder alongside the main route rather than teaching the cycle twice.</w:t>
+      </w:r>
+    </w:p>
+    <w:p>
+      <w:pPr>
+        <w:pStyle w:val="Heading2"/>
+      </w:pPr>
+      <w:r>
+        <w:t>Preparation and schedule</w:t>
+      </w:r>
+    </w:p>
+    <w:p>
+      <w:pPr>
         <w:spacing w:line="336" w:lineRule="auto" w:after="180"/>
-      </w:pPr>
-      <w:r>
-        <w:rPr>
-          <w:b w:val="0"/>
-        </w:rPr>
-        <w:t xml:space="preserve">Use the sorter’s approved catalogue for facts, explicit </w:t>
-      </w:r>
-      <w:r>
-        <w:rPr>
-          <w:b/>
-        </w:rPr>
-        <w:t>calculation</w:t>
-      </w:r>
-      <w:r>
-        <w:rPr>
-          <w:b w:val="0"/>
-        </w:rPr>
-        <w:t>s for scores and checked prose for explanations.</w:t>
-      </w:r>
-    </w:p>
-    <w:p>
-      <w:pPr>
-        <w:pStyle w:val="Heading1"/>
-      </w:pPr>
-      <w:r>
-        <w:t>07. Prepare, teach and assess</w:t>
-      </w:r>
-    </w:p>
-    <w:p>
-      <w:r>
-        <w:t>Use this preparation summary alongside the detailed Generate, Retrieve, or Calculate? lesson; it is a checklist rather than a replacement for the full sequence.</w:t>
-      </w:r>
-    </w:p>
-    <w:p>
-      <w:pPr>
-        <w:pStyle w:val="Heading3"/>
-      </w:pPr>
-      <w:r>
-        <w:t>Teaching target</w:t>
-      </w:r>
-    </w:p>
-    <w:p>
-      <w:pPr>
-        <w:spacing w:line="336" w:lineRule="auto" w:after="180"/>
-        <w:shd w:fill="EDF7F3"/>
       </w:pPr>
       <w:r>
         <w:rPr>
@@ -6848,6 +6652,14 @@
     </w:tbl>
     <w:p>
       <w:pPr>
+        <w:pStyle w:val="Heading2"/>
+      </w:pPr>
+      <w:r>
+        <w:t>Practice and assessment reminders</w:t>
+      </w:r>
+    </w:p>
+    <w:p>
+      <w:pPr>
         <w:spacing w:line="336" w:lineRule="auto" w:after="180"/>
       </w:pPr>
       <w:r>
@@ -6870,16 +6682,7 @@
     </w:p>
     <w:p>
       <w:pPr>
-        <w:pStyle w:val="Heading3"/>
-      </w:pPr>
-      <w:r>
-        <w:t>Supported practice answer</w:t>
-      </w:r>
-    </w:p>
-    <w:p>
-      <w:pPr>
         <w:spacing w:line="336" w:lineRule="auto" w:after="180"/>
-        <w:shd w:fill="F1F6FC"/>
       </w:pPr>
       <w:r>
         <w:rPr>
@@ -6891,7 +6694,6 @@
     <w:p>
       <w:pPr>
         <w:spacing w:line="336" w:lineRule="auto" w:after="180"/>
-        <w:shd w:fill="F1F6FC"/>
       </w:pPr>
       <w:r>
         <w:rPr>
@@ -6960,16 +6762,7 @@
     </w:p>
     <w:p>
       <w:pPr>
-        <w:pStyle w:val="Heading3"/>
-      </w:pPr>
-      <w:r>
-        <w:t>Repair the misconception</w:t>
-      </w:r>
-    </w:p>
-    <w:p>
-      <w:pPr>
         <w:spacing w:line="336" w:lineRule="auto" w:after="180"/>
-        <w:shd w:fill="FFF5E6"/>
       </w:pPr>
       <w:r>
         <w:rPr>
@@ -6980,16 +6773,7 @@
     </w:p>
     <w:p>
       <w:pPr>
-        <w:pStyle w:val="Heading3"/>
-      </w:pPr>
-      <w:r>
-        <w:t>Support without giving away the answer</w:t>
-      </w:r>
-    </w:p>
-    <w:p>
-      <w:pPr>
         <w:spacing w:line="336" w:lineRule="auto" w:after="180"/>
-        <w:shd w:fill="F1F6F8"/>
       </w:pPr>
       <w:r>
         <w:rPr>
@@ -7012,16 +6796,7 @@
     </w:p>
     <w:p>
       <w:pPr>
-        <w:pStyle w:val="Heading3"/>
-      </w:pPr>
-      <w:r>
-        <w:t>Extend the reasoning</w:t>
-      </w:r>
-    </w:p>
-    <w:p>
-      <w:pPr>
         <w:spacing w:line="336" w:lineRule="auto" w:after="180"/>
-        <w:shd w:fill="F5F1FB"/>
       </w:pPr>
       <w:r>
         <w:rPr>
@@ -7045,7 +6820,6 @@
     <w:p>
       <w:pPr>
         <w:spacing w:line="336" w:lineRule="auto" w:after="180"/>
-        <w:shd w:fill="F5F1FB"/>
       </w:pPr>
       <w:r>
         <w:rPr>
@@ -7068,16 +6842,7 @@
     </w:p>
     <w:p>
       <w:pPr>
-        <w:pStyle w:val="Heading3"/>
-      </w:pPr>
-      <w:r>
-        <w:t>Protect the independent attempt</w:t>
-      </w:r>
-    </w:p>
-    <w:p>
-      <w:pPr>
         <w:spacing w:line="336" w:lineRule="auto" w:after="180"/>
-        <w:shd w:fill="FFF5E6"/>
       </w:pPr>
       <w:r>
         <w:rPr>
@@ -7272,16 +7037,7 @@
     </w:tbl>
     <w:p>
       <w:pPr>
-        <w:pStyle w:val="Heading3"/>
-      </w:pPr>
-      <w:r>
-        <w:t>Project checkpoint</w:t>
-      </w:r>
-    </w:p>
-    <w:p>
-      <w:pPr>
         <w:spacing w:line="336" w:lineRule="auto" w:after="180"/>
-        <w:shd w:fill="EDF7F3"/>
       </w:pPr>
       <w:r>
         <w:rPr>
@@ -7330,12 +7086,20 @@
         <w:pStyle w:val="Heading1"/>
       </w:pPr>
       <w:r>
-        <w:t>08. Use feedback, labs and repair paths</w:t>
-      </w:r>
-    </w:p>
-    <w:p>
-      <w:r>
-        <w:t>Use feedback, earlier review and portfolios purposefully. Apply the coding routine only when this lesson has an executable lab.</w:t>
+        <w:t>08. Reference: feedback and records</w:t>
+      </w:r>
+    </w:p>
+    <w:p>
+      <w:r>
+        <w:t>Use digital tools where they help retain an explanation and its evidence.</w:t>
+      </w:r>
+    </w:p>
+    <w:p>
+      <w:pPr>
+        <w:pStyle w:val="Heading2"/>
+      </w:pPr>
+      <w:r>
+        <w:t>Keep practice and independent evidence separate</w:t>
       </w:r>
     </w:p>
     <w:p>
@@ -7374,10 +7138,64 @@
     </w:p>
     <w:p>
       <w:pPr>
-        <w:pStyle w:val="Heading3"/>
-      </w:pPr>
-      <w:r>
-        <w:t>For later coding lessons</w:t>
+        <w:pStyle w:val="Heading2"/>
+      </w:pPr>
+      <w:r>
+        <w:t>Repair and portfolio records</w:t>
+      </w:r>
+    </w:p>
+    <w:p>
+      <w:pPr>
+        <w:spacing w:line="336" w:lineRule="auto" w:after="180"/>
+      </w:pPr>
+      <w:r>
+        <w:rPr>
+          <w:b w:val="0"/>
+        </w:rPr>
+        <w:t>Use the earlier worked-explanation links to address a specific missing building block, then return to the current question. Adapt this suggestion after observing the learner; it is not an automatic diagnosis.</w:t>
+      </w:r>
+    </w:p>
+    <w:p>
+      <w:pPr>
+        <w:spacing w:line="336" w:lineRule="auto" w:after="180"/>
+      </w:pPr>
+      <w:r>
+        <w:rPr>
+          <w:b w:val="0"/>
+        </w:rPr>
+        <w:t xml:space="preserve">Collect the completed-work portfolio as </w:t>
+      </w:r>
+      <w:r>
+        <w:rPr>
+          <w:b/>
+        </w:rPr>
+        <w:t>evidence</w:t>
+      </w:r>
+      <w:r>
+        <w:rPr>
+          <w:b w:val="0"/>
+        </w:rPr>
+        <w:t xml:space="preserve">. Record support separately from correctness, and assess explanation, </w:t>
+      </w:r>
+      <w:r>
+        <w:rPr>
+          <w:b/>
+        </w:rPr>
+        <w:t>trace</w:t>
+      </w:r>
+      <w:r>
+        <w:rPr>
+          <w:b w:val="0"/>
+        </w:rPr>
+        <w:t>/test and limitations. Progress ticks and quiz selections alone do not establish mastery.</w:t>
+      </w:r>
+    </w:p>
+    <w:p>
+      <w:pPr>
+        <w:pStyle w:val="Heading2"/>
+      </w:pPr>
+      <w:r>
+        <w:t>Earlier wording, alternatives and picture transcripts · reference / check after trying</w:t>
       </w:r>
     </w:p>
     <w:p>
@@ -7388,7 +7206,6 @@
     <w:p>
       <w:pPr>
         <w:spacing w:line="336" w:lineRule="auto" w:after="180"/>
-        <w:shd w:fill="F1F6F8"/>
       </w:pPr>
       <w:r>
         <w:rPr>
@@ -7411,89 +7228,20 @@
     </w:p>
     <w:p>
       <w:pPr>
-        <w:spacing w:line="336" w:lineRule="auto" w:after="180"/>
-      </w:pPr>
-      <w:r>
-        <w:rPr>
-          <w:b w:val="0"/>
-        </w:rPr>
-        <w:t>Use the earlier worked-explanation links to address a specific missing building block, then return to the current question. Adapt this suggestion after observing the learner; it is not an automatic diagnosis.</w:t>
-      </w:r>
-    </w:p>
-    <w:p>
-      <w:pPr>
-        <w:spacing w:line="336" w:lineRule="auto" w:after="180"/>
-      </w:pPr>
-      <w:r>
-        <w:rPr>
-          <w:b w:val="0"/>
-        </w:rPr>
-        <w:t xml:space="preserve">Collect the completed-work portfolio as </w:t>
-      </w:r>
-      <w:r>
-        <w:rPr>
-          <w:b/>
-        </w:rPr>
-        <w:t>evidence</w:t>
-      </w:r>
-      <w:r>
-        <w:rPr>
-          <w:b w:val="0"/>
-        </w:rPr>
-        <w:t xml:space="preserve">. Record support separately from correctness, and assess explanation, </w:t>
-      </w:r>
-      <w:r>
-        <w:rPr>
-          <w:b/>
-        </w:rPr>
-        <w:t>trace</w:t>
-      </w:r>
-      <w:r>
-        <w:rPr>
-          <w:b w:val="0"/>
-        </w:rPr>
-        <w:t>/test and limitations. Progress ticks and quiz selections alone do not establish mastery.</w:t>
-      </w:r>
-    </w:p>
-    <w:p>
-      <w:pPr>
         <w:pStyle w:val="Heading1"/>
       </w:pPr>
       <w:r>
-        <w:t>09. Visual concept journey</w:t>
-      </w:r>
-    </w:p>
-    <w:p>
-      <w:r>
-        <w:t>Show one Generate, Retrieve, or Calculate? graphic at a time, request a prediction and discuss its trace before the independent assessment.</w:t>
-      </w:r>
-    </w:p>
-    <w:p>
-      <w:pPr>
-        <w:spacing w:line="336" w:lineRule="auto" w:after="180"/>
-      </w:pPr>
-      <w:r>
-        <w:rPr>
-          <w:b w:val="0"/>
-        </w:rPr>
-        <w:t xml:space="preserve">Use one picture at a time. Hide a worked result before asking for a </w:t>
-      </w:r>
-      <w:r>
-        <w:rPr>
-          <w:b/>
-        </w:rPr>
-        <w:t>prediction</w:t>
-      </w:r>
-      <w:r>
-        <w:rPr>
-          <w:b w:val="0"/>
-        </w:rPr>
-        <w:t>, then reveal it for feedback. These are supported teaching cases; retain the separate independent assessment for a fresh first attempt.</w:t>
-      </w:r>
-    </w:p>
-    <w:p>
-      <w:pPr>
-        <w:pStyle w:val="Heading3"/>
+        <w:t>09. Reference: teach with the six pictures</w:t>
+      </w:r>
+    </w:p>
+    <w:p>
+      <w:r>
+        <w:t>Choose the picture for the teaching move and connect it to the explanation.</w:t>
+      </w:r>
+    </w:p>
+    <w:p>
+      <w:pPr>
+        <w:pStyle w:val="Heading2"/>
       </w:pPr>
       <w:r>
         <w:t>01. Generate, Retrieve, or Calculate?: the case</w:t>
@@ -7504,7 +7252,7 @@
         <w:drawing>
           <wp:inline xmlns:a="http://schemas.openxmlformats.org/drawingml/2006/main" xmlns:pic="http://schemas.openxmlformats.org/drawingml/2006/picture">
             <wp:extent cx="5486400" cy="2834640"/>
-            <wp:docPr id="2" name="Picture 2" descr="A fictional craft invitation combines three different operations. Supplied facts: Approved record C: Tuesday, Hall 4, three tables with four learner places each. Two places are reserved for helpers; no snack information is supplied."/>
+            <wp:docPr id="4" name="Picture 4" descr="A fictional craft invitation combines three different operations. Supplied facts: Approved record C: Tuesday, Hall 4, three tables with four total places each. Two places are reserved for helpers; no snack information is supplied."/>
             <wp:cNvGraphicFramePr>
               <a:graphicFrameLocks noChangeAspect="1"/>
             </wp:cNvGraphicFramePr>
@@ -7513,245 +7261,6 @@
                 <pic:pic>
                   <pic:nvPicPr>
                     <pic:cNvPr id="0" name="academy-story-ai-1-25-01.png"/>
-                    <pic:cNvPicPr/>
-                  </pic:nvPicPr>
-                  <pic:blipFill>
-                    <a:blip r:embed="rId10"/>
-                    <a:stretch>
-                      <a:fillRect/>
-                    </a:stretch>
-                  </pic:blipFill>
-                  <pic:spPr>
-                    <a:xfrm>
-                      <a:off x="0" y="0"/>
-                      <a:ext cx="5486400" cy="2834640"/>
-                    </a:xfrm>
-                    <a:prstGeom prst="rect"/>
-                  </pic:spPr>
-                </pic:pic>
-              </a:graphicData>
-            </a:graphic>
-          </wp:inline>
-        </w:drawing>
-      </w:r>
-    </w:p>
-    <w:p>
-      <w:pPr>
-        <w:spacing w:line="336" w:lineRule="auto" w:after="180"/>
-      </w:pPr>
-      <w:r>
-        <w:rPr>
-          <w:b w:val="0"/>
-        </w:rPr>
-        <w:t>A fictional craft invitation combines three different operations. Supplied facts: Approved record C: Tuesday, Hall 4, three tables with four learner places each.</w:t>
-      </w:r>
-    </w:p>
-    <w:p>
-      <w:pPr>
-        <w:spacing w:line="336" w:lineRule="auto" w:after="180"/>
-      </w:pPr>
-      <w:r>
-        <w:rPr>
-          <w:b w:val="0"/>
-        </w:rPr>
-        <w:t>Two places are reserved for helpers; no snack information is supplied.</w:t>
-      </w:r>
-    </w:p>
-    <w:p>
-      <w:pPr>
-        <w:spacing w:line="336" w:lineRule="auto" w:after="180"/>
-        <w:shd w:fill="F5F1FB"/>
-      </w:pPr>
-      <w:r>
-        <w:rPr>
-          <w:b w:val="0"/>
-        </w:rPr>
-        <w:t>Point to the given fact that matters most. Explain why it matters.</w:t>
-      </w:r>
-    </w:p>
-    <w:p>
-      <w:pPr>
-        <w:pStyle w:val="Heading3"/>
-      </w:pPr>
-      <w:r>
-        <w:t>Discuss while showing the picture</w:t>
-      </w:r>
-    </w:p>
-    <w:p>
-      <w:pPr>
-        <w:spacing w:line="336" w:lineRule="auto" w:after="180"/>
-        <w:shd w:fill="F1F6F8"/>
-      </w:pPr>
-      <w:r>
-        <w:rPr>
-          <w:b w:val="0"/>
-        </w:rPr>
-        <w:t>Teacher prompt: Point to the given fact that matters most. Explain why it matters. Ask learners to describe one label or arrow in ordinary words. Use the adjacent transcript if the image is difficult to see.</w:t>
-      </w:r>
-    </w:p>
-    <w:p>
-      <w:pPr>
-        <w:pStyle w:val="Heading3"/>
-      </w:pPr>
-      <w:r>
-        <w:t>02. Follow the deciding steps</w:t>
-      </w:r>
-    </w:p>
-    <w:p>
-      <w:r>
-        <w:drawing>
-          <wp:inline xmlns:a="http://schemas.openxmlformats.org/drawingml/2006/main" xmlns:pic="http://schemas.openxmlformats.org/drawingml/2006/picture">
-            <wp:extent cx="5486400" cy="4005072"/>
-            <wp:docPr id="3" name="Picture 3" descr="Retrieve facts: Read Tuesday, Hall 4 and 3×4 places from approved C. → Calculate: 12 total places minus 2 reserved =10 learner places. → Generate wording: Draft a friendly invitation using only those supported details. → Check claims: A sentence promising snacks has no supporting record."/>
-            <wp:cNvGraphicFramePr>
-              <a:graphicFrameLocks noChangeAspect="1"/>
-            </wp:cNvGraphicFramePr>
-            <a:graphic>
-              <a:graphicData uri="http://schemas.openxmlformats.org/drawingml/2006/picture">
-                <pic:pic>
-                  <pic:nvPicPr>
-                    <pic:cNvPr id="0" name="academy-story-ai-1-25-02.png"/>
-                    <pic:cNvPicPr/>
-                  </pic:nvPicPr>
-                  <pic:blipFill>
-                    <a:blip r:embed="rId11"/>
-                    <a:stretch>
-                      <a:fillRect/>
-                    </a:stretch>
-                  </pic:blipFill>
-                  <pic:spPr>
-                    <a:xfrm>
-                      <a:off x="0" y="0"/>
-                      <a:ext cx="5486400" cy="4005072"/>
-                    </a:xfrm>
-                    <a:prstGeom prst="rect"/>
-                  </pic:spPr>
-                </pic:pic>
-              </a:graphicData>
-            </a:graphic>
-          </wp:inline>
-        </w:drawing>
-      </w:r>
-    </w:p>
-    <w:p>
-      <w:pPr>
-        <w:spacing w:line="336" w:lineRule="auto" w:after="180"/>
-      </w:pPr>
-      <w:r>
-        <w:rPr>
-          <w:b/>
-        </w:rPr>
-        <w:t>Retrieve</w:t>
-      </w:r>
-      <w:r>
-        <w:rPr>
-          <w:b w:val="0"/>
-        </w:rPr>
-        <w:t xml:space="preserve"> facts: Read Tuesday, Hall 4 and 3×4 places from approved C. → </w:t>
-      </w:r>
-      <w:r>
-        <w:rPr>
-          <w:b/>
-        </w:rPr>
-        <w:t>Calculate</w:t>
-      </w:r>
-      <w:r>
-        <w:rPr>
-          <w:b w:val="0"/>
-        </w:rPr>
-        <w:t xml:space="preserve">: 12 total places minus 2 reserved =10 learner places. → </w:t>
-      </w:r>
-      <w:r>
-        <w:rPr>
-          <w:b/>
-        </w:rPr>
-        <w:t>Generate</w:t>
-      </w:r>
-      <w:r>
-        <w:rPr>
-          <w:b w:val="0"/>
-        </w:rPr>
-        <w:t xml:space="preserve"> wording: Draft a friendly invitation using only those supported details. → Check claims: A sentence promising snacks has no supporting record.</w:t>
-      </w:r>
-    </w:p>
-    <w:p>
-      <w:pPr>
-        <w:spacing w:line="336" w:lineRule="auto" w:after="180"/>
-        <w:shd w:fill="F5F1FB"/>
-      </w:pPr>
-      <w:r>
-        <w:rPr>
-          <w:b w:val="0"/>
-        </w:rPr>
-        <w:t xml:space="preserve">Point to each numbered stage and explain which recorded </w:t>
-      </w:r>
-      <w:r>
-        <w:rPr>
-          <w:b/>
-        </w:rPr>
-        <w:t>input</w:t>
-      </w:r>
-      <w:r>
-        <w:rPr>
-          <w:b w:val="0"/>
-        </w:rPr>
-        <w:t xml:space="preserve"> it uses.</w:t>
-      </w:r>
-    </w:p>
-    <w:p>
-      <w:pPr>
-        <w:pStyle w:val="Heading3"/>
-      </w:pPr>
-      <w:r>
-        <w:t>Discuss while showing the picture</w:t>
-      </w:r>
-    </w:p>
-    <w:p>
-      <w:pPr>
-        <w:spacing w:line="336" w:lineRule="auto" w:after="180"/>
-        <w:shd w:fill="F1F6F8"/>
-      </w:pPr>
-      <w:r>
-        <w:rPr>
-          <w:b w:val="0"/>
-        </w:rPr>
-        <w:t xml:space="preserve">Teacher prompt: Point to each numbered stage and explain which recorded </w:t>
-      </w:r>
-      <w:r>
-        <w:rPr>
-          <w:b/>
-        </w:rPr>
-        <w:t>input</w:t>
-      </w:r>
-      <w:r>
-        <w:rPr>
-          <w:b w:val="0"/>
-        </w:rPr>
-        <w:t xml:space="preserve"> it uses. Ask learners to describe one label or arrow in ordinary words. Use the adjacent transcript if the image is difficult to see.</w:t>
-      </w:r>
-    </w:p>
-    <w:p>
-      <w:pPr>
-        <w:pStyle w:val="Heading3"/>
-      </w:pPr>
-      <w:r>
-        <w:t>03. One club task with three kinds of work</w:t>
-      </w:r>
-    </w:p>
-    <w:p>
-      <w:r>
-        <w:drawing>
-          <wp:inline xmlns:a="http://schemas.openxmlformats.org/drawingml/2006/main" xmlns:pic="http://schemas.openxmlformats.org/drawingml/2006/picture">
-            <wp:extent cx="5486400" cy="2834640"/>
-            <wp:docPr id="4" name="Picture 4" descr="One club task with three kinds of work. Retrieve N2 | Room 4 on Wednesday | Right event and version. Calculate | 6 × 4 − 3 = 21 | Inputs and operations. Generate wording | Try a making activity | Facts and constraints"/>
-            <wp:cNvGraphicFramePr>
-              <a:graphicFrameLocks noChangeAspect="1"/>
-            </wp:cNvGraphicFramePr>
-            <a:graphic>
-              <a:graphicData uri="http://schemas.openxmlformats.org/drawingml/2006/picture">
-                <pic:pic>
-                  <pic:nvPicPr>
-                    <pic:cNvPr id="0" name="academy-story-ai-1-25-03.png"/>
                     <pic:cNvPicPr/>
                   </pic:nvPicPr>
                   <pic:blipFill>
@@ -7782,6 +7291,225 @@
         <w:rPr>
           <w:b w:val="0"/>
         </w:rPr>
+        <w:t>A fictional craft invitation combines three different operations. Supplied facts: Approved record C: Tuesday, Hall 4, three tables with four total places each.</w:t>
+      </w:r>
+    </w:p>
+    <w:p>
+      <w:pPr>
+        <w:spacing w:line="336" w:lineRule="auto" w:after="180"/>
+      </w:pPr>
+      <w:r>
+        <w:rPr>
+          <w:b w:val="0"/>
+        </w:rPr>
+        <w:t>Two places are reserved for helpers; no snack information is supplied.</w:t>
+      </w:r>
+    </w:p>
+    <w:p>
+      <w:pPr>
+        <w:spacing w:line="336" w:lineRule="auto" w:after="180"/>
+      </w:pPr>
+      <w:r>
+        <w:rPr>
+          <w:b w:val="0"/>
+        </w:rPr>
+        <w:t>Point to the given fact that matters most. Explain why it matters.</w:t>
+      </w:r>
+    </w:p>
+    <w:p>
+      <w:pPr>
+        <w:spacing w:line="336" w:lineRule="auto" w:after="180"/>
+      </w:pPr>
+      <w:r>
+        <w:rPr>
+          <w:b w:val="0"/>
+        </w:rPr>
+        <w:t>Teacher prompt: Point to the given fact that matters most. Explain why it matters. Ask learners to describe one label or arrow in ordinary words. Use the adjacent transcript if the image is difficult to see.</w:t>
+      </w:r>
+    </w:p>
+    <w:p>
+      <w:pPr>
+        <w:pStyle w:val="Heading2"/>
+      </w:pPr>
+      <w:r>
+        <w:t>02. Follow the deciding steps</w:t>
+      </w:r>
+    </w:p>
+    <w:p>
+      <w:r>
+        <w:drawing>
+          <wp:inline xmlns:a="http://schemas.openxmlformats.org/drawingml/2006/main" xmlns:pic="http://schemas.openxmlformats.org/drawingml/2006/picture">
+            <wp:extent cx="5486400" cy="4005072"/>
+            <wp:docPr id="5" name="Picture 5" descr="Retrieve facts: Read Tuesday, Hall 4 and 3×4 places from approved C. → Calculate: 12 total places minus 2 reserved =10 learner places. → Generate wording: Draft a friendly invitation using only those supported details. → Check claims: A sentence promising snacks has no supporting record."/>
+            <wp:cNvGraphicFramePr>
+              <a:graphicFrameLocks noChangeAspect="1"/>
+            </wp:cNvGraphicFramePr>
+            <a:graphic>
+              <a:graphicData uri="http://schemas.openxmlformats.org/drawingml/2006/picture">
+                <pic:pic>
+                  <pic:nvPicPr>
+                    <pic:cNvPr id="0" name="academy-story-ai-1-25-02.png"/>
+                    <pic:cNvPicPr/>
+                  </pic:nvPicPr>
+                  <pic:blipFill>
+                    <a:blip r:embed="rId10"/>
+                    <a:stretch>
+                      <a:fillRect/>
+                    </a:stretch>
+                  </pic:blipFill>
+                  <pic:spPr>
+                    <a:xfrm>
+                      <a:off x="0" y="0"/>
+                      <a:ext cx="5486400" cy="4005072"/>
+                    </a:xfrm>
+                    <a:prstGeom prst="rect"/>
+                  </pic:spPr>
+                </pic:pic>
+              </a:graphicData>
+            </a:graphic>
+          </wp:inline>
+        </w:drawing>
+      </w:r>
+    </w:p>
+    <w:p>
+      <w:pPr>
+        <w:spacing w:line="336" w:lineRule="auto" w:after="180"/>
+      </w:pPr>
+      <w:r>
+        <w:rPr>
+          <w:b/>
+        </w:rPr>
+        <w:t>Retrieve</w:t>
+      </w:r>
+      <w:r>
+        <w:rPr>
+          <w:b w:val="0"/>
+        </w:rPr>
+        <w:t xml:space="preserve"> facts: Read Tuesday, Hall 4 and 3×4 places from approved C. → </w:t>
+      </w:r>
+      <w:r>
+        <w:rPr>
+          <w:b/>
+        </w:rPr>
+        <w:t>Calculate</w:t>
+      </w:r>
+      <w:r>
+        <w:rPr>
+          <w:b w:val="0"/>
+        </w:rPr>
+        <w:t xml:space="preserve">: 12 total places minus 2 reserved =10 learner places. → </w:t>
+      </w:r>
+      <w:r>
+        <w:rPr>
+          <w:b/>
+        </w:rPr>
+        <w:t>Generate</w:t>
+      </w:r>
+      <w:r>
+        <w:rPr>
+          <w:b w:val="0"/>
+        </w:rPr>
+        <w:t xml:space="preserve"> wording: Draft a friendly invitation using only those supported details. → Check claims: A sentence promising snacks has no supporting record.</w:t>
+      </w:r>
+    </w:p>
+    <w:p>
+      <w:pPr>
+        <w:spacing w:line="336" w:lineRule="auto" w:after="180"/>
+      </w:pPr>
+      <w:r>
+        <w:rPr>
+          <w:b w:val="0"/>
+        </w:rPr>
+        <w:t xml:space="preserve">Point to each numbered stage and explain which recorded </w:t>
+      </w:r>
+      <w:r>
+        <w:rPr>
+          <w:b/>
+        </w:rPr>
+        <w:t>input</w:t>
+      </w:r>
+      <w:r>
+        <w:rPr>
+          <w:b w:val="0"/>
+        </w:rPr>
+        <w:t xml:space="preserve"> it uses.</w:t>
+      </w:r>
+    </w:p>
+    <w:p>
+      <w:pPr>
+        <w:spacing w:line="336" w:lineRule="auto" w:after="180"/>
+      </w:pPr>
+      <w:r>
+        <w:rPr>
+          <w:b w:val="0"/>
+        </w:rPr>
+        <w:t xml:space="preserve">Teacher prompt: Point to each numbered stage and explain which recorded </w:t>
+      </w:r>
+      <w:r>
+        <w:rPr>
+          <w:b/>
+        </w:rPr>
+        <w:t>input</w:t>
+      </w:r>
+      <w:r>
+        <w:rPr>
+          <w:b w:val="0"/>
+        </w:rPr>
+        <w:t xml:space="preserve"> it uses. Ask learners to describe one label or arrow in ordinary words. Use the adjacent transcript if the image is difficult to see.</w:t>
+      </w:r>
+    </w:p>
+    <w:p>
+      <w:pPr>
+        <w:pStyle w:val="Heading2"/>
+      </w:pPr>
+      <w:r>
+        <w:t>03. One club task with three kinds of work</w:t>
+      </w:r>
+    </w:p>
+    <w:p>
+      <w:r>
+        <w:drawing>
+          <wp:inline xmlns:a="http://schemas.openxmlformats.org/drawingml/2006/main" xmlns:pic="http://schemas.openxmlformats.org/drawingml/2006/picture">
+            <wp:extent cx="5486400" cy="2834640"/>
+            <wp:docPr id="6" name="Picture 6" descr="One club task with three kinds of work. Retrieve N2 | Room 4 on Wednesday | Right event and version. Calculate | 6 × 4 − 3 = 21 | Inputs and operations. Generate wording | Try a making activity | Facts and constraints"/>
+            <wp:cNvGraphicFramePr>
+              <a:graphicFrameLocks noChangeAspect="1"/>
+            </wp:cNvGraphicFramePr>
+            <a:graphic>
+              <a:graphicData uri="http://schemas.openxmlformats.org/drawingml/2006/picture">
+                <pic:pic>
+                  <pic:nvPicPr>
+                    <pic:cNvPr id="0" name="academy-story-ai-1-25-03.png"/>
+                    <pic:cNvPicPr/>
+                  </pic:nvPicPr>
+                  <pic:blipFill>
+                    <a:blip r:embed="rId9"/>
+                    <a:stretch>
+                      <a:fillRect/>
+                    </a:stretch>
+                  </pic:blipFill>
+                  <pic:spPr>
+                    <a:xfrm>
+                      <a:off x="0" y="0"/>
+                      <a:ext cx="5486400" cy="2834640"/>
+                    </a:xfrm>
+                    <a:prstGeom prst="rect"/>
+                  </pic:spPr>
+                </pic:pic>
+              </a:graphicData>
+            </a:graphic>
+          </wp:inline>
+        </w:drawing>
+      </w:r>
+    </w:p>
+    <w:p>
+      <w:pPr>
+        <w:spacing w:line="336" w:lineRule="auto" w:after="180"/>
+      </w:pPr>
+      <w:r>
+        <w:rPr>
+          <w:b w:val="0"/>
+        </w:rPr>
         <w:t xml:space="preserve">One club task with three kinds of work. </w:t>
       </w:r>
       <w:r>
@@ -7836,7 +7564,6 @@
     <w:p>
       <w:pPr>
         <w:spacing w:line="336" w:lineRule="auto" w:after="180"/>
-        <w:shd w:fill="F5F1FB"/>
       </w:pPr>
       <w:r>
         <w:rPr>
@@ -7847,16 +7574,7 @@
     </w:p>
     <w:p>
       <w:pPr>
-        <w:pStyle w:val="Heading3"/>
-      </w:pPr>
-      <w:r>
-        <w:t>Discuss while showing the picture</w:t>
-      </w:r>
-    </w:p>
-    <w:p>
-      <w:pPr>
         <w:spacing w:line="336" w:lineRule="auto" w:after="180"/>
-        <w:shd w:fill="F1F6F8"/>
       </w:pPr>
       <w:r>
         <w:rPr>
@@ -7867,7 +7585,7 @@
     </w:p>
     <w:p>
       <w:pPr>
-        <w:pStyle w:val="Heading3"/>
+        <w:pStyle w:val="Heading2"/>
       </w:pPr>
       <w:r>
         <w:t>04. Change one thing. Trace what follows.</w:t>
@@ -7878,7 +7596,7 @@
         <w:drawing>
           <wp:inline xmlns:a="http://schemas.openxmlformats.org/drawingml/2006/main" xmlns:pic="http://schemas.openxmlformats.org/drawingml/2006/picture">
             <wp:extent cx="5486400" cy="3026664"/>
-            <wp:docPr id="5" name="Picture 5" descr="Original case: A sentence promising snacks has no supporting record. Changed condition: Reserve four places instead of two, keeping the room and day unchanged. Expected result: Eight learner places remain. Reason: 3×4−4=8; this changes capacity for learners, not the retrieved date or location."/>
+            <wp:docPr id="7" name="Picture 7" descr="Original case: A sentence promising snacks has no supporting record. Changed condition: Reserve four places instead of two, keeping the room and day unchanged. Expected result: Eight learner places remain. Reason: 3×4−4=8; this changes capacity for learners, not the retrieved date or location."/>
             <wp:cNvGraphicFramePr>
               <a:graphicFrameLocks noChangeAspect="1"/>
             </wp:cNvGraphicFramePr>
@@ -7946,7 +7664,6 @@
     <w:p>
       <w:pPr>
         <w:spacing w:line="336" w:lineRule="auto" w:after="180"/>
-        <w:shd w:fill="F5F1FB"/>
       </w:pPr>
       <w:r>
         <w:rPr>
@@ -7957,16 +7674,7 @@
     </w:p>
     <w:p>
       <w:pPr>
-        <w:pStyle w:val="Heading3"/>
-      </w:pPr>
-      <w:r>
-        <w:t>Discuss while showing the picture</w:t>
-      </w:r>
-    </w:p>
-    <w:p>
-      <w:pPr>
         <w:spacing w:line="336" w:lineRule="auto" w:after="180"/>
-        <w:shd w:fill="F1F6F8"/>
       </w:pPr>
       <w:r>
         <w:rPr>
@@ -7978,7 +7686,6 @@
     <w:p>
       <w:pPr>
         <w:spacing w:line="336" w:lineRule="auto" w:after="180"/>
-        <w:shd w:fill="F1F6F8"/>
       </w:pPr>
       <w:r>
         <w:rPr>
@@ -8001,7 +7708,7 @@
     </w:p>
     <w:p>
       <w:pPr>
-        <w:pStyle w:val="Heading3"/>
+        <w:pStyle w:val="Heading2"/>
       </w:pPr>
       <w:r>
         <w:t>05. Connect the explanation to its limit</w:t>
@@ -8012,7 +7719,7 @@
         <w:drawing>
           <wp:inline xmlns:a="http://schemas.openxmlformats.org/drawingml/2006/main" xmlns:pic="http://schemas.openxmlformats.org/drawingml/2006/picture">
             <wp:extent cx="5486400" cy="2834640"/>
-            <wp:docPr id="6" name="Picture 6" descr="Retrieval copies relevant source information; calculation follows arithmetic; generation proposes wording. These jobs can cooperate, but one does not validate the others. A friendly generated sentence can still contain an invented detail. Keep the approved source beside the draft and check each factual claim separately. Limit: The fictional source must itself be current and authoritative; retrieval alone does not ensure a record is correct."/>
+            <wp:docPr id="8" name="Picture 8" descr="Retrieval copies relevant source information; calculation follows arithmetic; generation proposes wording. These jobs can cooperate, but one does not validate the others. A friendly generated sentence can still contain an invented detail. Keep the approved source beside the draft and check each factual claim separately. Limit: The fictional source must itself be current and authoritative; retrieval alone does not ensure a record is correct."/>
             <wp:cNvGraphicFramePr>
               <a:graphicFrameLocks noChangeAspect="1"/>
             </wp:cNvGraphicFramePr>
@@ -8133,7 +7840,6 @@
     <w:p>
       <w:pPr>
         <w:spacing w:line="336" w:lineRule="auto" w:after="180"/>
-        <w:shd w:fill="F5F1FB"/>
       </w:pPr>
       <w:r>
         <w:rPr>
@@ -8144,16 +7850,7 @@
     </w:p>
     <w:p>
       <w:pPr>
-        <w:pStyle w:val="Heading3"/>
-      </w:pPr>
-      <w:r>
-        <w:t>Discuss while showing the picture</w:t>
-      </w:r>
-    </w:p>
-    <w:p>
-      <w:pPr>
         <w:spacing w:line="336" w:lineRule="auto" w:after="180"/>
-        <w:shd w:fill="F1F6F8"/>
       </w:pPr>
       <w:r>
         <w:rPr>
@@ -8165,7 +7862,6 @@
     <w:p>
       <w:pPr>
         <w:spacing w:line="336" w:lineRule="auto" w:after="180"/>
-        <w:shd w:fill="F1F6F8"/>
       </w:pPr>
       <w:r>
         <w:rPr>
@@ -8188,7 +7884,7 @@
     </w:p>
     <w:p>
       <w:pPr>
-        <w:pStyle w:val="Heading3"/>
+        <w:pStyle w:val="Heading2"/>
       </w:pPr>
       <w:r>
         <w:t>06. Make the idea visible in your project</w:t>
@@ -8199,7 +7895,7 @@
         <w:drawing>
           <wp:inline xmlns:a="http://schemas.openxmlformats.org/drawingml/2006/main" xmlns:pic="http://schemas.openxmlformats.org/drawingml/2006/picture">
             <wp:extent cx="5486400" cy="3529584"/>
-            <wp:docPr id="7" name="Picture 7" descr="Use the sorter’s approved catalogue for facts, explicit calculations for scores and checked prose for explanations. Draw your input, deciding step, result and limit. Supported question: Label each arrow with its operation. Can the system add snacks because invitations often mention them?"/>
+            <wp:docPr id="9" name="Picture 9" descr="Use the sorter’s approved catalogue for facts, explicit calculations for scores and checked prose for explanations. Draw your input, deciding step, result and limit. Supported question: Label each arrow with its operation. Can the system add snacks because invitations often mention them?"/>
             <wp:cNvGraphicFramePr>
               <a:graphicFrameLocks noChangeAspect="1"/>
             </wp:cNvGraphicFramePr>
@@ -8279,7 +7975,6 @@
     <w:p>
       <w:pPr>
         <w:spacing w:line="336" w:lineRule="auto" w:after="180"/>
-        <w:shd w:fill="F5F1FB"/>
       </w:pPr>
       <w:r>
         <w:rPr>
@@ -8314,106 +8009,175 @@
     </w:p>
     <w:p>
       <w:pPr>
+        <w:spacing w:line="336" w:lineRule="auto" w:after="180"/>
+      </w:pPr>
+      <w:r>
+        <w:rPr>
+          <w:b w:val="0"/>
+        </w:rPr>
+        <w:t xml:space="preserve">Teacher prompt: Draw your project </w:t>
+      </w:r>
+      <w:r>
+        <w:rPr>
+          <w:b/>
+        </w:rPr>
+        <w:t>trace</w:t>
+      </w:r>
+      <w:r>
+        <w:rPr>
+          <w:b w:val="0"/>
+        </w:rPr>
+        <w:t xml:space="preserve"> and justify the deciding step using </w:t>
+      </w:r>
+      <w:r>
+        <w:rPr>
+          <w:b/>
+        </w:rPr>
+        <w:t>evidence</w:t>
+      </w:r>
+      <w:r>
+        <w:rPr>
+          <w:b w:val="0"/>
+        </w:rPr>
+        <w:t>. Ask learners to describe one label or arrow in ordinary words. Use the adjacent transcript if the image is difficult to see.</w:t>
+      </w:r>
+    </w:p>
+    <w:p>
+      <w:pPr>
+        <w:spacing w:line="336" w:lineRule="auto" w:after="180"/>
+      </w:pPr>
+      <w:r>
+        <w:rPr>
+          <w:b w:val="0"/>
+        </w:rPr>
+        <w:t xml:space="preserve">Supported practice key: The arrows are </w:t>
+      </w:r>
+      <w:r>
+        <w:rPr>
+          <w:b/>
+        </w:rPr>
+        <w:t>retrieval</w:t>
+      </w:r>
+      <w:r>
+        <w:rPr>
+          <w:b w:val="0"/>
+        </w:rPr>
+        <w:t xml:space="preserve">, </w:t>
+      </w:r>
+      <w:r>
+        <w:rPr>
+          <w:b/>
+        </w:rPr>
+        <w:t>calculation</w:t>
+      </w:r>
+      <w:r>
+        <w:rPr>
+          <w:b w:val="0"/>
+        </w:rPr>
+        <w:t xml:space="preserve"> and </w:t>
+      </w:r>
+      <w:r>
+        <w:rPr>
+          <w:b/>
+        </w:rPr>
+        <w:t>generation</w:t>
+      </w:r>
+      <w:r>
+        <w:rPr>
+          <w:b w:val="0"/>
+        </w:rPr>
+        <w:t xml:space="preserve">. No: snacks need confirmation; familiar wording is not </w:t>
+      </w:r>
+      <w:r>
+        <w:rPr>
+          <w:b/>
+        </w:rPr>
+        <w:t>evidence</w:t>
+      </w:r>
+      <w:r>
+        <w:rPr>
+          <w:b w:val="0"/>
+        </w:rPr>
+        <w:t>.</w:t>
+      </w:r>
+    </w:p>
+    <w:p>
+      <w:pPr>
+        <w:pStyle w:val="Heading2"/>
+      </w:pPr>
+      <w:r>
+        <w:t>Earlier wording, alternatives and picture transcripts · reference / check after trying</w:t>
+      </w:r>
+    </w:p>
+    <w:p>
+      <w:pPr>
+        <w:spacing w:line="336" w:lineRule="auto" w:after="180"/>
+      </w:pPr>
+      <w:r>
+        <w:rPr>
+          <w:b w:val="0"/>
+        </w:rPr>
+        <w:t xml:space="preserve">Use one picture at a time. Hide a worked result before asking for a </w:t>
+      </w:r>
+      <w:r>
+        <w:rPr>
+          <w:b/>
+        </w:rPr>
+        <w:t>prediction</w:t>
+      </w:r>
+      <w:r>
+        <w:rPr>
+          <w:b w:val="0"/>
+        </w:rPr>
+        <w:t>, then reveal it for feedback. These are supported teaching cases; retain the separate independent assessment for a fresh first attempt.</w:t>
+      </w:r>
+    </w:p>
+    <w:p>
+      <w:pPr>
         <w:pStyle w:val="Heading3"/>
       </w:pPr>
       <w:r>
-        <w:t>Discuss while showing the picture</w:t>
-      </w:r>
-    </w:p>
-    <w:p>
-      <w:pPr>
-        <w:spacing w:line="336" w:lineRule="auto" w:after="180"/>
-        <w:shd w:fill="F1F6F8"/>
-      </w:pPr>
-      <w:r>
-        <w:rPr>
-          <w:b w:val="0"/>
-        </w:rPr>
-        <w:t xml:space="preserve">Teacher prompt: Draw your project </w:t>
-      </w:r>
-      <w:r>
-        <w:rPr>
-          <w:b/>
-        </w:rPr>
-        <w:t>trace</w:t>
-      </w:r>
-      <w:r>
-        <w:rPr>
-          <w:b w:val="0"/>
-        </w:rPr>
-        <w:t xml:space="preserve"> and justify the deciding step using </w:t>
-      </w:r>
-      <w:r>
-        <w:rPr>
-          <w:b/>
-        </w:rPr>
-        <w:t>evidence</w:t>
-      </w:r>
-      <w:r>
-        <w:rPr>
-          <w:b w:val="0"/>
-        </w:rPr>
-        <w:t>. Ask learners to describe one label or arrow in ordinary words. Use the adjacent transcript if the image is difficult to see.</w:t>
-      </w:r>
-    </w:p>
-    <w:p>
-      <w:pPr>
-        <w:spacing w:line="336" w:lineRule="auto" w:after="180"/>
-        <w:shd w:fill="F1F6F8"/>
-      </w:pPr>
-      <w:r>
-        <w:rPr>
-          <w:b w:val="0"/>
-        </w:rPr>
-        <w:t xml:space="preserve">Supported practice key: The arrows are </w:t>
-      </w:r>
-      <w:r>
-        <w:rPr>
-          <w:b/>
-        </w:rPr>
-        <w:t>retrieval</w:t>
-      </w:r>
-      <w:r>
-        <w:rPr>
-          <w:b w:val="0"/>
-        </w:rPr>
-        <w:t xml:space="preserve">, </w:t>
-      </w:r>
-      <w:r>
-        <w:rPr>
-          <w:b/>
-        </w:rPr>
-        <w:t>calculation</w:t>
-      </w:r>
-      <w:r>
-        <w:rPr>
-          <w:b w:val="0"/>
-        </w:rPr>
-        <w:t xml:space="preserve"> and </w:t>
-      </w:r>
-      <w:r>
-        <w:rPr>
-          <w:b/>
-        </w:rPr>
-        <w:t>generation</w:t>
-      </w:r>
-      <w:r>
-        <w:rPr>
-          <w:b w:val="0"/>
-        </w:rPr>
-        <w:t xml:space="preserve">. No: snacks need confirmation; familiar wording is not </w:t>
-      </w:r>
-      <w:r>
-        <w:rPr>
-          <w:b/>
-        </w:rPr>
-        <w:t>evidence</w:t>
-      </w:r>
-      <w:r>
-        <w:rPr>
-          <w:b w:val="0"/>
-        </w:rPr>
-        <w:t>.</w:t>
+        <w:t>01. Generate, Retrieve, or Calculate?: the case</w:t>
+      </w:r>
+    </w:p>
+    <w:p>
+      <w:pPr>
+        <w:pStyle w:val="Heading3"/>
+      </w:pPr>
+      <w:r>
+        <w:t>02. Follow the deciding steps</w:t>
+      </w:r>
+    </w:p>
+    <w:p>
+      <w:pPr>
+        <w:pStyle w:val="Heading3"/>
+      </w:pPr>
+      <w:r>
+        <w:t>03. One club task with three kinds of work</w:t>
+      </w:r>
+    </w:p>
+    <w:p>
+      <w:pPr>
+        <w:pStyle w:val="Heading3"/>
+      </w:pPr>
+      <w:r>
+        <w:t>04. Change one thing. Trace what follows.</w:t>
+      </w:r>
+    </w:p>
+    <w:p>
+      <w:pPr>
+        <w:pStyle w:val="Heading3"/>
+      </w:pPr>
+      <w:r>
+        <w:t>05. Connect the explanation to its limit</w:t>
+      </w:r>
+    </w:p>
+    <w:p>
+      <w:pPr>
+        <w:pStyle w:val="Heading3"/>
+      </w:pPr>
+      <w:r>
+        <w:t>06. Make the idea visible in your project</w:t>
       </w:r>
     </w:p>
     <w:sectPr>
